--- a/筆記.docx
+++ b/筆記.docx
@@ -35,43 +35,7 @@
           <w:kern w:val="0"/>
           <w:szCs w:val="24"/>
         </w:rPr>
-        <w:t>在國防部與</w:t>
-      </w:r>
-      <w:proofErr w:type="gramStart"/>
-      <w:r>
-        <w:rPr>
-          <w:rFonts w:ascii="Arial" w:eastAsia="新細明體" w:hAnsi="Arial" w:cs="Arial"/>
-          <w:kern w:val="0"/>
-          <w:szCs w:val="24"/>
-        </w:rPr>
-        <w:t>審計部的軍</w:t>
-      </w:r>
-      <w:proofErr w:type="gramEnd"/>
-      <w:r>
-        <w:rPr>
-          <w:rFonts w:ascii="Arial" w:eastAsia="新細明體" w:hAnsi="Arial" w:cs="Arial"/>
-          <w:kern w:val="0"/>
-          <w:szCs w:val="24"/>
-        </w:rPr>
-        <w:t>購帳</w:t>
-      </w:r>
-      <w:proofErr w:type="gramStart"/>
-      <w:r>
-        <w:rPr>
-          <w:rFonts w:ascii="Arial" w:eastAsia="新細明體" w:hAnsi="Arial" w:cs="Arial"/>
-          <w:kern w:val="0"/>
-          <w:szCs w:val="24"/>
-        </w:rPr>
-        <w:t>務</w:t>
-      </w:r>
-      <w:proofErr w:type="gramEnd"/>
-      <w:r>
-        <w:rPr>
-          <w:rFonts w:ascii="Arial" w:eastAsia="新細明體" w:hAnsi="Arial" w:cs="Arial"/>
-          <w:kern w:val="0"/>
-          <w:szCs w:val="24"/>
-        </w:rPr>
-        <w:t>審核中，該數據通常與以下幾項指標搭配運用，以全面掌控軍購案的財務進度與預算執行狀況：</w:t>
+        <w:t>在國防部與審計部的軍購帳務審核中，該數據通常與以下幾項指標搭配運用，以全面掌控軍購案的財務進度與預算執行狀況：</w:t>
       </w:r>
       <w:r>
         <w:rPr>
@@ -123,20 +87,8 @@
           <w:kern w:val="0"/>
           <w:szCs w:val="24"/>
         </w:rPr>
-        <w:t>累計</w:t>
-      </w:r>
-      <w:proofErr w:type="gramStart"/>
-      <w:r>
-        <w:rPr>
-          <w:rFonts w:ascii="Arial" w:eastAsia="新細明體" w:hAnsi="Arial" w:cs="Arial"/>
-          <w:b/>
-          <w:bCs/>
-          <w:kern w:val="0"/>
-          <w:szCs w:val="24"/>
-        </w:rPr>
-        <w:t>交運值</w:t>
-      </w:r>
-      <w:proofErr w:type="gramEnd"/>
+        <w:t>累計交運值</w:t>
+      </w:r>
       <w:r>
         <w:rPr>
           <w:rFonts w:ascii="Arial" w:eastAsia="新細明體" w:hAnsi="Arial" w:cs="Arial"/>
@@ -255,20 +207,8 @@
           <w:kern w:val="0"/>
           <w:szCs w:val="24"/>
         </w:rPr>
-        <w:t>已下</w:t>
-      </w:r>
-      <w:proofErr w:type="gramStart"/>
-      <w:r>
-        <w:rPr>
-          <w:rFonts w:ascii="Arial" w:eastAsia="新細明體" w:hAnsi="Arial" w:cs="Arial"/>
-          <w:b/>
-          <w:bCs/>
-          <w:kern w:val="0"/>
-          <w:szCs w:val="24"/>
-        </w:rPr>
-        <w:t>訂未交運值</w:t>
-      </w:r>
-      <w:proofErr w:type="gramEnd"/>
+        <w:t>已下訂未交運值</w:t>
+      </w:r>
       <w:r>
         <w:rPr>
           <w:rFonts w:ascii="Arial" w:eastAsia="新細明體" w:hAnsi="Arial" w:cs="Arial"/>
@@ -344,25 +284,7 @@
           <w:kern w:val="0"/>
           <w:szCs w:val="24"/>
         </w:rPr>
-        <w:t>因為軍購作業期程長、金額龐大，通常會發生「我方已匯款，但美方尚未交貨」的時間差。為了讓決算數字合理，國軍會將這些已結匯、已列入預算支出卻「尚未驗收結清」的金額，以「在途物資」科目列帳。這筆款項在未交運前，會存放在美方帳戶中，</w:t>
-      </w:r>
-      <w:proofErr w:type="gramStart"/>
-      <w:r>
-        <w:rPr>
-          <w:rFonts w:ascii="Arial" w:eastAsia="新細明體" w:hAnsi="Arial" w:cs="Arial"/>
-          <w:kern w:val="0"/>
-          <w:szCs w:val="24"/>
-        </w:rPr>
-        <w:t>待軍品交運且國軍</w:t>
-      </w:r>
-      <w:proofErr w:type="gramEnd"/>
-      <w:r>
-        <w:rPr>
-          <w:rFonts w:ascii="Arial" w:eastAsia="新細明體" w:hAnsi="Arial" w:cs="Arial"/>
-          <w:kern w:val="0"/>
-          <w:szCs w:val="24"/>
-        </w:rPr>
-        <w:t>驗收補證後，才會完成沖銷。</w:t>
+        <w:t>因為軍購作業期程長、金額龐大，通常會發生「我方已匯款，但美方尚未交貨」的時間差。為了讓決算數字合理，國軍會將這些已結匯、已列入預算支出卻「尚未驗收結清」的金額，以「在途物資」科目列帳。這筆款項在未交運前，會存放在美方帳戶中，待軍品交運且國軍驗收補證後，才會完成沖銷。</w:t>
       </w:r>
       <w:r>
         <w:rPr>
@@ -499,12 +421,782 @@
         <w:t>]</w:t>
       </w:r>
     </w:p>
-    <w:p>
-      <w:pPr>
-        <w:rPr>
-          <w:rFonts w:hint="eastAsia"/>
-        </w:rPr>
-      </w:pPr>
+    <w:p/>
+    <w:p>
+      <w:pPr>
+        <w:rPr>
+          <w:rFonts w:hint="eastAsia"/>
+        </w:rPr>
+      </w:pPr>
+    </w:p>
+    <w:p>
+      <w:r>
+        <w:rPr>
+          <w:rFonts w:hint="eastAsia"/>
+        </w:rPr>
+        <w:t>為了保留之前已完成的實驗版本「</w:t>
+      </w:r>
+      <w:r>
+        <w:rPr>
+          <w:rFonts w:hint="eastAsia"/>
+        </w:rPr>
+        <w:t>國軍軍購案分析系統</w:t>
+      </w:r>
+      <w:r>
+        <w:rPr>
+          <w:rFonts w:hint="eastAsia"/>
+        </w:rPr>
+        <w:t>.html</w:t>
+      </w:r>
+      <w:r>
+        <w:rPr>
+          <w:rFonts w:hint="eastAsia"/>
+        </w:rPr>
+        <w:t>」，以下接續工作的成品，幫我存成新的</w:t>
+      </w:r>
+      <w:r>
+        <w:rPr>
+          <w:rFonts w:hint="eastAsia"/>
+        </w:rPr>
+        <w:t>html</w:t>
+      </w:r>
+      <w:r>
+        <w:rPr>
+          <w:rFonts w:hint="eastAsia"/>
+        </w:rPr>
+        <w:t>檔案</w:t>
+      </w:r>
+      <w:r>
+        <w:rPr>
+          <w:rFonts w:hint="eastAsia"/>
+        </w:rPr>
+        <w:t>「</w:t>
+      </w:r>
+      <w:r>
+        <w:rPr>
+          <w:rFonts w:hint="eastAsia"/>
+        </w:rPr>
+        <w:t>國軍軍購案分析系統</w:t>
+      </w:r>
+      <w:r>
+        <w:rPr>
+          <w:rFonts w:hint="eastAsia"/>
+        </w:rPr>
+        <w:t>v</w:t>
+      </w:r>
+      <w:r>
+        <w:t>1150710</w:t>
+      </w:r>
+      <w:r>
+        <w:rPr>
+          <w:rFonts w:hint="eastAsia"/>
+        </w:rPr>
+        <w:t>.html</w:t>
+      </w:r>
+      <w:r>
+        <w:rPr>
+          <w:rFonts w:hint="eastAsia"/>
+        </w:rPr>
+        <w:t>」</w:t>
+      </w:r>
+      <w:r>
+        <w:rPr>
+          <w:rFonts w:hint="eastAsia"/>
+        </w:rPr>
+        <w:t>：</w:t>
+      </w:r>
+    </w:p>
+    <w:p>
+      <w:r>
+        <w:rPr>
+          <w:rFonts w:hint="eastAsia"/>
+        </w:rPr>
+        <w:t>現在開始著手進行「</w:t>
+      </w:r>
+      <w:r>
+        <w:rPr>
+          <w:rFonts w:hint="eastAsia"/>
+        </w:rPr>
+        <w:t>控制點清單</w:t>
+      </w:r>
+      <w:r>
+        <w:rPr>
+          <w:rFonts w:hint="eastAsia"/>
+        </w:rPr>
+        <w:t>.docx</w:t>
+      </w:r>
+      <w:r>
+        <w:rPr>
+          <w:rFonts w:hint="eastAsia"/>
+        </w:rPr>
+        <w:t>」的分析功能建立。</w:t>
+      </w:r>
+    </w:p>
+    <w:p>
+      <w:r>
+        <w:rPr>
+          <w:rFonts w:hint="eastAsia"/>
+        </w:rPr>
+        <w:t>之前實驗版本中的</w:t>
+      </w:r>
+      <w:r>
+        <w:rPr>
+          <w:rFonts w:hint="eastAsia"/>
+        </w:rPr>
+        <w:t>2</w:t>
+      </w:r>
+      <w:r>
+        <w:rPr>
+          <w:rFonts w:hint="eastAsia"/>
+        </w:rPr>
+        <w:t>個分析項目可以捨棄了，以現在</w:t>
+      </w:r>
+      <w:r>
+        <w:rPr>
+          <w:rFonts w:hint="eastAsia"/>
+        </w:rPr>
+        <w:t>「</w:t>
+      </w:r>
+      <w:r>
+        <w:rPr>
+          <w:rFonts w:hint="eastAsia"/>
+        </w:rPr>
+        <w:t>控制點清單</w:t>
+      </w:r>
+      <w:r>
+        <w:rPr>
+          <w:rFonts w:hint="eastAsia"/>
+        </w:rPr>
+        <w:t>.docx</w:t>
+      </w:r>
+      <w:r>
+        <w:rPr>
+          <w:rFonts w:hint="eastAsia"/>
+        </w:rPr>
+        <w:t>」</w:t>
+      </w:r>
+      <w:r>
+        <w:rPr>
+          <w:rFonts w:hint="eastAsia"/>
+        </w:rPr>
+        <w:t>的分析項目為主，重新建置。</w:t>
+      </w:r>
+    </w:p>
+    <w:p>
+      <w:r>
+        <w:rPr>
+          <w:rFonts w:hint="eastAsia"/>
+        </w:rPr>
+        <w:t>另外，考量現在分析項目的數量增加了很多，且又分為「軍投」與「作維」</w:t>
+      </w:r>
+      <w:r>
+        <w:rPr>
+          <w:rFonts w:hint="eastAsia"/>
+        </w:rPr>
+        <w:t>2</w:t>
+      </w:r>
+      <w:r>
+        <w:rPr>
+          <w:rFonts w:hint="eastAsia"/>
+        </w:rPr>
+        <w:t>大類</w:t>
+      </w:r>
+      <w:r>
+        <w:rPr>
+          <w:rFonts w:hint="eastAsia"/>
+        </w:rPr>
+        <w:t>，所以在「分析結果」的部分，以</w:t>
+      </w:r>
+      <w:r>
+        <w:rPr>
+          <w:rFonts w:hint="eastAsia"/>
+        </w:rPr>
+        <w:t>「分析總表」</w:t>
+      </w:r>
+      <w:r>
+        <w:rPr>
+          <w:rFonts w:hint="eastAsia"/>
+        </w:rPr>
+        <w:t>呈現，表格設計如我上傳的圖片。</w:t>
+      </w:r>
+    </w:p>
+    <w:p>
+      <w:r>
+        <w:rPr>
+          <w:rFonts w:hint="eastAsia"/>
+        </w:rPr>
+        <w:t>在「陸軍、海軍、空軍、其他」這</w:t>
+      </w:r>
+      <w:r>
+        <w:rPr>
+          <w:rFonts w:hint="eastAsia"/>
+        </w:rPr>
+        <w:t>4</w:t>
+      </w:r>
+      <w:r>
+        <w:rPr>
+          <w:rFonts w:hint="eastAsia"/>
+        </w:rPr>
+        <w:t>個欄位，填入該分析項目的分析結果屬於各軍種的案件數量。</w:t>
+      </w:r>
+    </w:p>
+    <w:p>
+      <w:r>
+        <w:rPr>
+          <w:rFonts w:hint="eastAsia"/>
+        </w:rPr>
+        <w:t>在詳細情形欄位，設計一個「明細表」按鈕，點按鈕可以跳轉到另一個頁面，顯示僅包含該分析項目的分析結果的工作表</w:t>
+      </w:r>
+      <w:r>
+        <w:rPr>
+          <w:rFonts w:hint="eastAsia"/>
+        </w:rPr>
+        <w:t>。換言之，每個分析項目都需要有它的跳轉頁面。</w:t>
+      </w:r>
+    </w:p>
+    <w:p/>
+    <w:p>
+      <w:r>
+        <w:rPr>
+          <w:rFonts w:hint="eastAsia"/>
+        </w:rPr>
+        <w:t>以下稱跳轉前的頁面叫做「主頁面」，跳轉後各分析項目的頁面叫做「詳細頁面」。</w:t>
+      </w:r>
+    </w:p>
+    <w:p>
+      <w:r>
+        <w:rPr>
+          <w:rFonts w:hint="eastAsia"/>
+        </w:rPr>
+        <w:t>在詳細頁面需要有「上一頁」按鈕，可以讓使用者返回主頁面，且按下明細表</w:t>
+      </w:r>
+      <w:r>
+        <w:rPr>
+          <w:rFonts w:hint="eastAsia"/>
+        </w:rPr>
+        <w:lastRenderedPageBreak/>
+        <w:t>按鈕前往詳細頁面，再按上一頁</w:t>
+      </w:r>
+      <w:r>
+        <w:rPr>
+          <w:rFonts w:hint="eastAsia"/>
+        </w:rPr>
+        <w:t>回到主頁面時，原本的分析結果不能消失，使用者無需重新上傳檔案執行分析，也可以繼續看到分析總表的內容</w:t>
+      </w:r>
+      <w:r>
+        <w:rPr>
+          <w:rFonts w:hint="eastAsia"/>
+        </w:rPr>
+        <w:t>，且也可以繼續前往其他詳細頁面看到其他分析項目的分析結果。</w:t>
+      </w:r>
+    </w:p>
+    <w:p/>
+    <w:p>
+      <w:r>
+        <w:rPr>
+          <w:rFonts w:hint="eastAsia"/>
+        </w:rPr>
+        <w:t>在檔案下載功能的部分：</w:t>
+      </w:r>
+    </w:p>
+    <w:p>
+      <w:r>
+        <w:rPr>
+          <w:rFonts w:hint="eastAsia"/>
+        </w:rPr>
+        <w:t>主頁面要有</w:t>
+      </w:r>
+      <w:r>
+        <w:rPr>
+          <w:rFonts w:hint="eastAsia"/>
+        </w:rPr>
+        <w:t>2</w:t>
+      </w:r>
+      <w:r>
+        <w:rPr>
+          <w:rFonts w:hint="eastAsia"/>
+        </w:rPr>
+        <w:t>個按鈕分別可以下載以下</w:t>
+      </w:r>
+      <w:r>
+        <w:rPr>
+          <w:rFonts w:hint="eastAsia"/>
+        </w:rPr>
+        <w:t>2</w:t>
+      </w:r>
+      <w:r>
+        <w:rPr>
+          <w:rFonts w:hint="eastAsia"/>
+        </w:rPr>
+        <w:t>個檔案，檔案格式皆為</w:t>
+      </w:r>
+      <w:r>
+        <w:rPr>
+          <w:rFonts w:hint="eastAsia"/>
+        </w:rPr>
+        <w:t>.xlsx</w:t>
+      </w:r>
+      <w:r>
+        <w:rPr>
+          <w:rFonts w:hint="eastAsia"/>
+        </w:rPr>
+        <w:t>：</w:t>
+      </w:r>
+    </w:p>
+    <w:p>
+      <w:r>
+        <w:rPr>
+          <w:rFonts w:hint="eastAsia"/>
+        </w:rPr>
+        <w:t>1.</w:t>
+      </w:r>
+      <w:r>
+        <w:rPr>
+          <w:rFonts w:hint="eastAsia"/>
+        </w:rPr>
+        <w:t>分析總表</w:t>
+      </w:r>
+      <w:r>
+        <w:rPr>
+          <w:rFonts w:hint="eastAsia"/>
+        </w:rPr>
+        <w:t>（</w:t>
+      </w:r>
+      <w:r>
+        <w:rPr>
+          <w:rFonts w:hint="eastAsia"/>
+        </w:rPr>
+        <w:t>預設檔名為「</w:t>
+      </w:r>
+      <w:r>
+        <w:t>”</w:t>
+      </w:r>
+      <w:r>
+        <w:rPr>
+          <w:rFonts w:hint="eastAsia"/>
+        </w:rPr>
+        <w:t>今天日期</w:t>
+      </w:r>
+      <w:r>
+        <w:t>”</w:t>
+      </w:r>
+      <w:r>
+        <w:rPr>
+          <w:rFonts w:hint="eastAsia"/>
+        </w:rPr>
+        <w:t>軍購案分析</w:t>
+      </w:r>
+      <w:r>
+        <w:rPr>
+          <w:rFonts w:hint="eastAsia"/>
+        </w:rPr>
+        <w:t>總表</w:t>
+      </w:r>
+      <w:r>
+        <w:rPr>
+          <w:rFonts w:hint="eastAsia"/>
+        </w:rPr>
+        <w:t>」</w:t>
+      </w:r>
+      <w:r>
+        <w:rPr>
+          <w:rFonts w:hint="eastAsia"/>
+        </w:rPr>
+        <w:t>）</w:t>
+      </w:r>
+    </w:p>
+    <w:p>
+      <w:r>
+        <w:rPr>
+          <w:rFonts w:hint="eastAsia"/>
+        </w:rPr>
+        <w:t>2.</w:t>
+      </w:r>
+      <w:r>
+        <w:rPr>
+          <w:rFonts w:hint="eastAsia"/>
+        </w:rPr>
+        <w:t>全部分析結果明細表（</w:t>
+      </w:r>
+      <w:r>
+        <w:rPr>
+          <w:rFonts w:hint="eastAsia"/>
+        </w:rPr>
+        <w:t>預設檔名為「</w:t>
+      </w:r>
+      <w:r>
+        <w:t>”</w:t>
+      </w:r>
+      <w:r>
+        <w:rPr>
+          <w:rFonts w:hint="eastAsia"/>
+        </w:rPr>
+        <w:t>今天日期</w:t>
+      </w:r>
+      <w:r>
+        <w:t>”</w:t>
+      </w:r>
+      <w:r>
+        <w:rPr>
+          <w:rFonts w:hint="eastAsia"/>
+        </w:rPr>
+        <w:t>全部分析結果明細表</w:t>
+      </w:r>
+      <w:r>
+        <w:rPr>
+          <w:rFonts w:hint="eastAsia"/>
+        </w:rPr>
+        <w:t>」</w:t>
+      </w:r>
+      <w:r>
+        <w:rPr>
+          <w:rFonts w:hint="eastAsia"/>
+        </w:rPr>
+        <w:t>，</w:t>
+      </w:r>
+      <w:r>
+        <w:rPr>
+          <w:rFonts w:hint="eastAsia"/>
+        </w:rPr>
+        <w:t>欄位可參考</w:t>
+      </w:r>
+      <w:r>
+        <w:rPr>
+          <w:rFonts w:hint="eastAsia"/>
+        </w:rPr>
+        <w:t>實驗版本「</w:t>
+      </w:r>
+      <w:r>
+        <w:rPr>
+          <w:rFonts w:hint="eastAsia"/>
+        </w:rPr>
+        <w:t>國軍軍購案分析系統</w:t>
+      </w:r>
+      <w:r>
+        <w:rPr>
+          <w:rFonts w:hint="eastAsia"/>
+        </w:rPr>
+        <w:t>.html</w:t>
+      </w:r>
+      <w:r>
+        <w:rPr>
+          <w:rFonts w:hint="eastAsia"/>
+        </w:rPr>
+        <w:t>」</w:t>
+      </w:r>
+      <w:r>
+        <w:rPr>
+          <w:rFonts w:hint="eastAsia"/>
+        </w:rPr>
+        <w:t>的分析結果）</w:t>
+      </w:r>
+    </w:p>
+    <w:p>
+      <w:r>
+        <w:rPr>
+          <w:rFonts w:hint="eastAsia"/>
+        </w:rPr>
+        <w:t>每個</w:t>
+      </w:r>
+      <w:r>
+        <w:rPr>
+          <w:rFonts w:hint="eastAsia"/>
+        </w:rPr>
+        <w:t>詳細頁面要有按鈕</w:t>
+      </w:r>
+      <w:r>
+        <w:rPr>
+          <w:rFonts w:hint="eastAsia"/>
+        </w:rPr>
+        <w:t>，</w:t>
+      </w:r>
+      <w:r>
+        <w:rPr>
+          <w:rFonts w:hint="eastAsia"/>
+        </w:rPr>
+        <w:t>可以下載</w:t>
+      </w:r>
+      <w:r>
+        <w:rPr>
+          <w:rFonts w:hint="eastAsia"/>
+        </w:rPr>
+        <w:t>僅包含該分析項目的分析結果</w:t>
+      </w:r>
+      <w:r>
+        <w:rPr>
+          <w:rFonts w:hint="eastAsia"/>
+        </w:rPr>
+        <w:t>工作表，檔案格式為</w:t>
+      </w:r>
+      <w:r>
+        <w:rPr>
+          <w:rFonts w:hint="eastAsia"/>
+        </w:rPr>
+        <w:t>.xlsx</w:t>
+      </w:r>
+      <w:r>
+        <w:rPr>
+          <w:rFonts w:hint="eastAsia"/>
+        </w:rPr>
+        <w:t>（</w:t>
+      </w:r>
+      <w:r>
+        <w:rPr>
+          <w:rFonts w:hint="eastAsia"/>
+        </w:rPr>
+        <w:t>預設檔名為「</w:t>
+      </w:r>
+      <w:r>
+        <w:t>”</w:t>
+      </w:r>
+      <w:r>
+        <w:rPr>
+          <w:rFonts w:hint="eastAsia"/>
+        </w:rPr>
+        <w:t>今天日期</w:t>
+      </w:r>
+      <w:r>
+        <w:t>””</w:t>
+      </w:r>
+      <w:r>
+        <w:rPr>
+          <w:rFonts w:hint="eastAsia"/>
+        </w:rPr>
+        <w:t>【軍投或作維】</w:t>
+      </w:r>
+      <w:r>
+        <w:t>””</w:t>
+      </w:r>
+      <w:r>
+        <w:rPr>
+          <w:rFonts w:hint="eastAsia"/>
+        </w:rPr>
+        <w:t>分析項目編號</w:t>
+      </w:r>
+      <w:r>
+        <w:t>””</w:t>
+      </w:r>
+      <w:r>
+        <w:rPr>
+          <w:rFonts w:hint="eastAsia"/>
+        </w:rPr>
+        <w:t>分析控制點名稱</w:t>
+      </w:r>
+      <w:r>
+        <w:t>”</w:t>
+      </w:r>
+      <w:r>
+        <w:rPr>
+          <w:rFonts w:hint="eastAsia"/>
+        </w:rPr>
+        <w:t>」</w:t>
+      </w:r>
+      <w:r>
+        <w:rPr>
+          <w:rFonts w:hint="eastAsia"/>
+        </w:rPr>
+        <w:t>，例如：</w:t>
+      </w:r>
+      <w:r>
+        <w:rPr>
+          <w:rFonts w:hint="eastAsia"/>
+        </w:rPr>
+        <w:t>20260710</w:t>
+      </w:r>
+      <w:r>
+        <w:rPr>
+          <w:rFonts w:hint="eastAsia"/>
+        </w:rPr>
+        <w:t>軍投</w:t>
+      </w:r>
+      <w:r>
+        <w:rPr>
+          <w:rFonts w:hint="eastAsia"/>
+        </w:rPr>
+        <w:t>1-1</w:t>
+      </w:r>
+      <w:r>
+        <w:rPr>
+          <w:rFonts w:hint="eastAsia"/>
+        </w:rPr>
+        <w:t>交運值為</w:t>
+      </w:r>
+      <w:r>
+        <w:rPr>
+          <w:rFonts w:hint="eastAsia"/>
+        </w:rPr>
+        <w:t>0</w:t>
+      </w:r>
+      <w:r>
+        <w:rPr>
+          <w:rFonts w:hint="eastAsia"/>
+        </w:rPr>
+        <w:t>）</w:t>
+      </w:r>
+      <w:r>
+        <w:rPr>
+          <w:rFonts w:hint="eastAsia"/>
+        </w:rPr>
+        <w:t>。</w:t>
+      </w:r>
+    </w:p>
+    <w:p/>
+    <w:p>
+      <w:pPr>
+        <w:rPr>
+          <w:rFonts w:hint="eastAsia"/>
+        </w:rPr>
+      </w:pPr>
+      <w:r>
+        <w:rPr>
+          <w:rFonts w:hint="eastAsia"/>
+        </w:rPr>
+        <w:t>以上</w:t>
+      </w:r>
+      <w:r>
+        <w:rPr>
+          <w:rFonts w:hint="eastAsia"/>
+        </w:rPr>
+        <w:t>我的規劃可能有些不完善的地方，為了確保設計的品質，先針對以下</w:t>
+      </w:r>
+      <w:r>
+        <w:rPr>
+          <w:rFonts w:hint="eastAsia"/>
+        </w:rPr>
+        <w:t>6</w:t>
+      </w:r>
+      <w:r>
+        <w:rPr>
+          <w:rFonts w:hint="eastAsia"/>
+        </w:rPr>
+        <w:t>個面向對我提問，</w:t>
+      </w:r>
+      <w:r>
+        <w:rPr>
+          <w:rFonts w:hint="eastAsia"/>
+        </w:rPr>
+        <w:t>或提出其他問題，</w:t>
+      </w:r>
+      <w:r>
+        <w:rPr>
+          <w:rFonts w:hint="eastAsia"/>
+        </w:rPr>
+        <w:t>直到你完全確認我的需求：</w:t>
+      </w:r>
+    </w:p>
+    <w:p>
+      <w:pPr>
+        <w:rPr>
+          <w:rFonts w:hint="eastAsia"/>
+        </w:rPr>
+      </w:pPr>
+      <w:r>
+        <w:rPr>
+          <w:rFonts w:hint="eastAsia"/>
+        </w:rPr>
+        <w:t>1.</w:t>
+      </w:r>
+      <w:r>
+        <w:rPr>
+          <w:rFonts w:hint="eastAsia"/>
+        </w:rPr>
+        <w:t>目標</w:t>
+      </w:r>
+    </w:p>
+    <w:p>
+      <w:pPr>
+        <w:rPr>
+          <w:rFonts w:hint="eastAsia"/>
+        </w:rPr>
+      </w:pPr>
+      <w:r>
+        <w:rPr>
+          <w:rFonts w:hint="eastAsia"/>
+        </w:rPr>
+        <w:t>2.</w:t>
+      </w:r>
+      <w:r>
+        <w:rPr>
+          <w:rFonts w:hint="eastAsia"/>
+        </w:rPr>
+        <w:t>功能模組</w:t>
+      </w:r>
+    </w:p>
+    <w:p>
+      <w:pPr>
+        <w:rPr>
+          <w:rFonts w:hint="eastAsia"/>
+        </w:rPr>
+      </w:pPr>
+      <w:r>
+        <w:rPr>
+          <w:rFonts w:hint="eastAsia"/>
+        </w:rPr>
+        <w:t>3.</w:t>
+      </w:r>
+      <w:r>
+        <w:rPr>
+          <w:rFonts w:hint="eastAsia"/>
+        </w:rPr>
+        <w:t>工具限制</w:t>
+      </w:r>
+    </w:p>
+    <w:p>
+      <w:pPr>
+        <w:rPr>
+          <w:rFonts w:hint="eastAsia"/>
+        </w:rPr>
+      </w:pPr>
+      <w:r>
+        <w:rPr>
+          <w:rFonts w:hint="eastAsia"/>
+        </w:rPr>
+        <w:t>4.</w:t>
+      </w:r>
+      <w:r>
+        <w:rPr>
+          <w:rFonts w:hint="eastAsia"/>
+        </w:rPr>
+        <w:t>資料來源與去向</w:t>
+      </w:r>
+    </w:p>
+    <w:p>
+      <w:pPr>
+        <w:rPr>
+          <w:rFonts w:hint="eastAsia"/>
+        </w:rPr>
+      </w:pPr>
+      <w:r>
+        <w:rPr>
+          <w:rFonts w:hint="eastAsia"/>
+        </w:rPr>
+        <w:t>5.</w:t>
+      </w:r>
+      <w:r>
+        <w:rPr>
+          <w:rFonts w:hint="eastAsia"/>
+        </w:rPr>
+        <w:t>外部依賴</w:t>
+      </w:r>
+    </w:p>
+    <w:p>
+      <w:pPr>
+        <w:rPr>
+          <w:rFonts w:hint="eastAsia"/>
+        </w:rPr>
+      </w:pPr>
+      <w:r>
+        <w:rPr>
+          <w:rFonts w:hint="eastAsia"/>
+        </w:rPr>
+        <w:t>6.</w:t>
+      </w:r>
+      <w:r>
+        <w:rPr>
+          <w:rFonts w:hint="eastAsia"/>
+        </w:rPr>
+        <w:t>驗收標準</w:t>
+      </w:r>
     </w:p>
     <w:sectPr>
       <w:pgSz w:w="11906" w:h="16838"/>

--- a/筆記.docx
+++ b/筆記.docx
@@ -35,7 +35,43 @@
           <w:kern w:val="0"/>
           <w:szCs w:val="24"/>
         </w:rPr>
-        <w:t>在國防部與審計部的軍購帳務審核中，該數據通常與以下幾項指標搭配運用，以全面掌控軍購案的財務進度與預算執行狀況：</w:t>
+        <w:t>在國防部與</w:t>
+      </w:r>
+      <w:proofErr w:type="gramStart"/>
+      <w:r>
+        <w:rPr>
+          <w:rFonts w:ascii="Arial" w:eastAsia="新細明體" w:hAnsi="Arial" w:cs="Arial"/>
+          <w:kern w:val="0"/>
+          <w:szCs w:val="24"/>
+        </w:rPr>
+        <w:t>審計部的軍</w:t>
+      </w:r>
+      <w:proofErr w:type="gramEnd"/>
+      <w:r>
+        <w:rPr>
+          <w:rFonts w:ascii="Arial" w:eastAsia="新細明體" w:hAnsi="Arial" w:cs="Arial"/>
+          <w:kern w:val="0"/>
+          <w:szCs w:val="24"/>
+        </w:rPr>
+        <w:t>購帳</w:t>
+      </w:r>
+      <w:proofErr w:type="gramStart"/>
+      <w:r>
+        <w:rPr>
+          <w:rFonts w:ascii="Arial" w:eastAsia="新細明體" w:hAnsi="Arial" w:cs="Arial"/>
+          <w:kern w:val="0"/>
+          <w:szCs w:val="24"/>
+        </w:rPr>
+        <w:t>務</w:t>
+      </w:r>
+      <w:proofErr w:type="gramEnd"/>
+      <w:r>
+        <w:rPr>
+          <w:rFonts w:ascii="Arial" w:eastAsia="新細明體" w:hAnsi="Arial" w:cs="Arial"/>
+          <w:kern w:val="0"/>
+          <w:szCs w:val="24"/>
+        </w:rPr>
+        <w:t>審核中，該數據通常與以下幾項指標搭配運用，以全面掌控軍購案的財務進度與預算執行狀況：</w:t>
       </w:r>
       <w:r>
         <w:rPr>
@@ -87,8 +123,20 @@
           <w:kern w:val="0"/>
           <w:szCs w:val="24"/>
         </w:rPr>
-        <w:t>累計交運值</w:t>
-      </w:r>
+        <w:t>累計</w:t>
+      </w:r>
+      <w:proofErr w:type="gramStart"/>
+      <w:r>
+        <w:rPr>
+          <w:rFonts w:ascii="Arial" w:eastAsia="新細明體" w:hAnsi="Arial" w:cs="Arial"/>
+          <w:b/>
+          <w:bCs/>
+          <w:kern w:val="0"/>
+          <w:szCs w:val="24"/>
+        </w:rPr>
+        <w:t>交運值</w:t>
+      </w:r>
+      <w:proofErr w:type="gramEnd"/>
       <w:r>
         <w:rPr>
           <w:rFonts w:ascii="Arial" w:eastAsia="新細明體" w:hAnsi="Arial" w:cs="Arial"/>
@@ -207,8 +255,20 @@
           <w:kern w:val="0"/>
           <w:szCs w:val="24"/>
         </w:rPr>
-        <w:t>已下訂未交運值</w:t>
-      </w:r>
+        <w:t>已下</w:t>
+      </w:r>
+      <w:proofErr w:type="gramStart"/>
+      <w:r>
+        <w:rPr>
+          <w:rFonts w:ascii="Arial" w:eastAsia="新細明體" w:hAnsi="Arial" w:cs="Arial"/>
+          <w:b/>
+          <w:bCs/>
+          <w:kern w:val="0"/>
+          <w:szCs w:val="24"/>
+        </w:rPr>
+        <w:t>訂未交運值</w:t>
+      </w:r>
+      <w:proofErr w:type="gramEnd"/>
       <w:r>
         <w:rPr>
           <w:rFonts w:ascii="Arial" w:eastAsia="新細明體" w:hAnsi="Arial" w:cs="Arial"/>
@@ -284,7 +344,25 @@
           <w:kern w:val="0"/>
           <w:szCs w:val="24"/>
         </w:rPr>
-        <w:t>因為軍購作業期程長、金額龐大，通常會發生「我方已匯款，但美方尚未交貨」的時間差。為了讓決算數字合理，國軍會將這些已結匯、已列入預算支出卻「尚未驗收結清」的金額，以「在途物資」科目列帳。這筆款項在未交運前，會存放在美方帳戶中，待軍品交運且國軍驗收補證後，才會完成沖銷。</w:t>
+        <w:t>因為軍購作業期程長、金額龐大，通常會發生「我方已匯款，但美方尚未交貨」的時間差。為了讓決算數字合理，國軍會將這些已結匯、已列入預算支出卻「尚未驗收結清」的金額，以「在途物資」科目列帳。這筆款項在未交運前，會存放在美方帳戶中，</w:t>
+      </w:r>
+      <w:proofErr w:type="gramStart"/>
+      <w:r>
+        <w:rPr>
+          <w:rFonts w:ascii="Arial" w:eastAsia="新細明體" w:hAnsi="Arial" w:cs="Arial"/>
+          <w:kern w:val="0"/>
+          <w:szCs w:val="24"/>
+        </w:rPr>
+        <w:t>待軍品交運且國軍</w:t>
+      </w:r>
+      <w:proofErr w:type="gramEnd"/>
+      <w:r>
+        <w:rPr>
+          <w:rFonts w:ascii="Arial" w:eastAsia="新細明體" w:hAnsi="Arial" w:cs="Arial"/>
+          <w:kern w:val="0"/>
+          <w:szCs w:val="24"/>
+        </w:rPr>
+        <w:t>驗收補證後，才會完成沖銷。</w:t>
       </w:r>
       <w:r>
         <w:rPr>
@@ -428,6 +506,24 @@
           <w:rFonts w:hint="eastAsia"/>
         </w:rPr>
       </w:pPr>
+      <w:r>
+        <w:rPr>
+          <w:rFonts w:hint="eastAsia"/>
+        </w:rPr>
+        <w:t>我已經加入「</w:t>
+      </w:r>
+      <w:r>
+        <w:rPr>
+          <w:rFonts w:hint="eastAsia"/>
+        </w:rPr>
+        <w:t>待平衡支付值</w:t>
+      </w:r>
+      <w:r>
+        <w:rPr>
+          <w:rFonts w:hint="eastAsia"/>
+        </w:rPr>
+        <w:t>」欄位了</w:t>
+      </w:r>
     </w:p>
     <w:p>
       <w:r>
@@ -440,7 +536,21 @@
         <w:rPr>
           <w:rFonts w:hint="eastAsia"/>
         </w:rPr>
-        <w:t>國軍軍購案分析系統</w:t>
+        <w:t>國軍</w:t>
+      </w:r>
+      <w:proofErr w:type="gramStart"/>
+      <w:r>
+        <w:rPr>
+          <w:rFonts w:hint="eastAsia"/>
+        </w:rPr>
+        <w:t>軍</w:t>
+      </w:r>
+      <w:proofErr w:type="gramEnd"/>
+      <w:r>
+        <w:rPr>
+          <w:rFonts w:hint="eastAsia"/>
+        </w:rPr>
+        <w:t>購案分析系統</w:t>
       </w:r>
       <w:r>
         <w:rPr>
@@ -476,7 +586,21 @@
         <w:rPr>
           <w:rFonts w:hint="eastAsia"/>
         </w:rPr>
-        <w:t>國軍軍購案分析系統</w:t>
+        <w:t>國軍</w:t>
+      </w:r>
+      <w:proofErr w:type="gramStart"/>
+      <w:r>
+        <w:rPr>
+          <w:rFonts w:hint="eastAsia"/>
+        </w:rPr>
+        <w:t>軍</w:t>
+      </w:r>
+      <w:proofErr w:type="gramEnd"/>
+      <w:r>
+        <w:rPr>
+          <w:rFonts w:hint="eastAsia"/>
+        </w:rPr>
+        <w:t>購案分析系統</w:t>
       </w:r>
       <w:r>
         <w:rPr>
@@ -587,7 +711,21 @@
         <w:rPr>
           <w:rFonts w:hint="eastAsia"/>
         </w:rPr>
-        <w:t>另外，考量現在分析項目的數量增加了很多，且又分為「軍投」與「作維」</w:t>
+        <w:t>另外，考量現在分析項目的數量增加了很多，且又分為「軍投」與「</w:t>
+      </w:r>
+      <w:proofErr w:type="gramStart"/>
+      <w:r>
+        <w:rPr>
+          <w:rFonts w:hint="eastAsia"/>
+        </w:rPr>
+        <w:t>作維</w:t>
+      </w:r>
+      <w:proofErr w:type="gramEnd"/>
+      <w:r>
+        <w:rPr>
+          <w:rFonts w:hint="eastAsia"/>
+        </w:rPr>
+        <w:t>」</w:t>
       </w:r>
       <w:r>
         <w:rPr>
@@ -645,13 +783,55 @@
         <w:rPr>
           <w:rFonts w:hint="eastAsia"/>
         </w:rPr>
-        <w:t>在詳細情形欄位，設計一個「明細表」按鈕，點按鈕可以跳轉到另一個頁面，顯示僅包含該分析項目的分析結果的工作表</w:t>
-      </w:r>
-      <w:r>
-        <w:rPr>
-          <w:rFonts w:hint="eastAsia"/>
-        </w:rPr>
-        <w:t>。換言之，每個分析項目都需要有它的跳轉頁面。</w:t>
+        <w:t>在詳細情形欄位，設計一個「明細表」按鈕，點按鈕</w:t>
+      </w:r>
+      <w:proofErr w:type="gramStart"/>
+      <w:r>
+        <w:rPr>
+          <w:rFonts w:hint="eastAsia"/>
+        </w:rPr>
+        <w:t>可以跳轉到</w:t>
+      </w:r>
+      <w:proofErr w:type="gramEnd"/>
+      <w:r>
+        <w:rPr>
+          <w:rFonts w:hint="eastAsia"/>
+        </w:rPr>
+        <w:t>另一個頁面，顯示僅包含該分析項目的分析結果的工作表</w:t>
+      </w:r>
+      <w:r>
+        <w:rPr>
+          <w:rFonts w:hint="eastAsia"/>
+        </w:rPr>
+        <w:t>。換言之，每</w:t>
+      </w:r>
+      <w:proofErr w:type="gramStart"/>
+      <w:r>
+        <w:rPr>
+          <w:rFonts w:hint="eastAsia"/>
+        </w:rPr>
+        <w:t>個</w:t>
+      </w:r>
+      <w:proofErr w:type="gramEnd"/>
+      <w:r>
+        <w:rPr>
+          <w:rFonts w:hint="eastAsia"/>
+        </w:rPr>
+        <w:t>分析項目都需要有它的</w:t>
+      </w:r>
+      <w:proofErr w:type="gramStart"/>
+      <w:r>
+        <w:rPr>
+          <w:rFonts w:hint="eastAsia"/>
+        </w:rPr>
+        <w:t>跳轉頁</w:t>
+      </w:r>
+      <w:proofErr w:type="gramEnd"/>
+      <w:r>
+        <w:rPr>
+          <w:rFonts w:hint="eastAsia"/>
+        </w:rPr>
+        <w:t>面。</w:t>
       </w:r>
     </w:p>
     <w:p/>
@@ -660,7 +840,35 @@
         <w:rPr>
           <w:rFonts w:hint="eastAsia"/>
         </w:rPr>
-        <w:t>以下稱跳轉前的頁面叫做「主頁面」，跳轉後各分析項目的頁面叫做「詳細頁面」。</w:t>
+        <w:t>以下</w:t>
+      </w:r>
+      <w:proofErr w:type="gramStart"/>
+      <w:r>
+        <w:rPr>
+          <w:rFonts w:hint="eastAsia"/>
+        </w:rPr>
+        <w:t>稱跳轉前</w:t>
+      </w:r>
+      <w:proofErr w:type="gramEnd"/>
+      <w:r>
+        <w:rPr>
+          <w:rFonts w:hint="eastAsia"/>
+        </w:rPr>
+        <w:t>的頁面叫做「主頁面」，</w:t>
+      </w:r>
+      <w:proofErr w:type="gramStart"/>
+      <w:r>
+        <w:rPr>
+          <w:rFonts w:hint="eastAsia"/>
+        </w:rPr>
+        <w:t>跳轉後</w:t>
+      </w:r>
+      <w:proofErr w:type="gramEnd"/>
+      <w:r>
+        <w:rPr>
+          <w:rFonts w:hint="eastAsia"/>
+        </w:rPr>
+        <w:t>各分析項目的頁面叫做「詳細頁面」。</w:t>
       </w:r>
     </w:p>
     <w:p>
@@ -816,8 +1024,16 @@
         <w:rPr>
           <w:rFonts w:hint="eastAsia"/>
         </w:rPr>
-        <w:t>全部分析結果明細表（</w:t>
-      </w:r>
+        <w:t>全部分析結果明細表</w:t>
+      </w:r>
+      <w:proofErr w:type="gramStart"/>
+      <w:r>
+        <w:rPr>
+          <w:rFonts w:hint="eastAsia"/>
+        </w:rPr>
+        <w:t>（</w:t>
+      </w:r>
+      <w:proofErr w:type="gramEnd"/>
       <w:r>
         <w:rPr>
           <w:rFonts w:hint="eastAsia"/>
@@ -870,7 +1086,21 @@
         <w:rPr>
           <w:rFonts w:hint="eastAsia"/>
         </w:rPr>
-        <w:t>國軍軍購案分析系統</w:t>
+        <w:t>國軍</w:t>
+      </w:r>
+      <w:proofErr w:type="gramStart"/>
+      <w:r>
+        <w:rPr>
+          <w:rFonts w:hint="eastAsia"/>
+        </w:rPr>
+        <w:t>軍</w:t>
+      </w:r>
+      <w:proofErr w:type="gramEnd"/>
+      <w:r>
+        <w:rPr>
+          <w:rFonts w:hint="eastAsia"/>
+        </w:rPr>
+        <w:t>購案分析系統</w:t>
       </w:r>
       <w:r>
         <w:rPr>
@@ -888,16 +1118,32 @@
         <w:rPr>
           <w:rFonts w:hint="eastAsia"/>
         </w:rPr>
-        <w:t>的分析結果）</w:t>
-      </w:r>
-    </w:p>
-    <w:p>
-      <w:r>
-        <w:rPr>
-          <w:rFonts w:hint="eastAsia"/>
-        </w:rPr>
-        <w:t>每個</w:t>
-      </w:r>
+        <w:t>的分析結果</w:t>
+      </w:r>
+      <w:proofErr w:type="gramStart"/>
+      <w:r>
+        <w:rPr>
+          <w:rFonts w:hint="eastAsia"/>
+        </w:rPr>
+        <w:t>）</w:t>
+      </w:r>
+      <w:proofErr w:type="gramEnd"/>
+    </w:p>
+    <w:p>
+      <w:r>
+        <w:rPr>
+          <w:rFonts w:hint="eastAsia"/>
+        </w:rPr>
+        <w:t>每</w:t>
+      </w:r>
+      <w:proofErr w:type="gramStart"/>
+      <w:r>
+        <w:rPr>
+          <w:rFonts w:hint="eastAsia"/>
+        </w:rPr>
+        <w:t>個</w:t>
+      </w:r>
+      <w:proofErr w:type="gramEnd"/>
       <w:r>
         <w:rPr>
           <w:rFonts w:hint="eastAsia"/>
@@ -934,12 +1180,14 @@
         </w:rPr>
         <w:t>.xlsx</w:t>
       </w:r>
+      <w:proofErr w:type="gramStart"/>
       <w:r>
         <w:rPr>
           <w:rFonts w:hint="eastAsia"/>
         </w:rPr>
         <w:t>（</w:t>
       </w:r>
+      <w:proofErr w:type="gramEnd"/>
       <w:r>
         <w:rPr>
           <w:rFonts w:hint="eastAsia"/>
@@ -956,8 +1204,13 @@
         <w:t>今天日期</w:t>
       </w:r>
       <w:r>
-        <w:t>””</w:t>
-      </w:r>
+        <w:t>”</w:t>
+      </w:r>
+      <w:proofErr w:type="gramStart"/>
+      <w:r>
+        <w:t>”</w:t>
+      </w:r>
+      <w:proofErr w:type="gramEnd"/>
       <w:r>
         <w:rPr>
           <w:rFonts w:hint="eastAsia"/>
@@ -965,8 +1218,13 @@
         <w:t>【軍投或作維】</w:t>
       </w:r>
       <w:r>
-        <w:t>””</w:t>
-      </w:r>
+        <w:t>”</w:t>
+      </w:r>
+      <w:proofErr w:type="gramStart"/>
+      <w:r>
+        <w:t>”</w:t>
+      </w:r>
+      <w:proofErr w:type="gramEnd"/>
       <w:r>
         <w:rPr>
           <w:rFonts w:hint="eastAsia"/>
@@ -974,8 +1232,13 @@
         <w:t>分析項目編號</w:t>
       </w:r>
       <w:r>
-        <w:t>””</w:t>
-      </w:r>
+        <w:t>”</w:t>
+      </w:r>
+      <w:proofErr w:type="gramStart"/>
+      <w:r>
+        <w:t>”</w:t>
+      </w:r>
+      <w:proofErr w:type="gramEnd"/>
       <w:r>
         <w:rPr>
           <w:rFonts w:hint="eastAsia"/>
@@ -1015,24 +1278,28 @@
         </w:rPr>
         <w:t>1-1</w:t>
       </w:r>
+      <w:proofErr w:type="gramStart"/>
       <w:r>
         <w:rPr>
           <w:rFonts w:hint="eastAsia"/>
         </w:rPr>
         <w:t>交運值為</w:t>
       </w:r>
+      <w:proofErr w:type="gramEnd"/>
       <w:r>
         <w:rPr>
           <w:rFonts w:hint="eastAsia"/>
         </w:rPr>
         <w:t>0</w:t>
       </w:r>
+      <w:proofErr w:type="gramStart"/>
       <w:r>
         <w:rPr>
           <w:rFonts w:hint="eastAsia"/>
         </w:rPr>
         <w:t>）</w:t>
       </w:r>
+      <w:proofErr w:type="gramEnd"/>
       <w:r>
         <w:rPr>
           <w:rFonts w:hint="eastAsia"/>
@@ -1180,6 +1447,340 @@
       </w:r>
     </w:p>
     <w:p>
+      <w:r>
+        <w:rPr>
+          <w:rFonts w:hint="eastAsia"/>
+        </w:rPr>
+        <w:t>6.</w:t>
+      </w:r>
+      <w:r>
+        <w:rPr>
+          <w:rFonts w:hint="eastAsia"/>
+        </w:rPr>
+        <w:t>驗收標準</w:t>
+      </w:r>
+    </w:p>
+    <w:p/>
+    <w:p/>
+    <w:p>
+      <w:proofErr w:type="gramStart"/>
+      <w:r>
+        <w:rPr>
+          <w:rFonts w:hint="eastAsia"/>
+        </w:rPr>
+        <w:t>加表名</w:t>
+      </w:r>
+      <w:proofErr w:type="gramEnd"/>
+    </w:p>
+    <w:p>
+      <w:r>
+        <w:rPr>
+          <w:rFonts w:hint="eastAsia"/>
+        </w:rPr>
+        <w:t>最一開始欄位確認功能，你會因為錯而無法分析嗎？</w:t>
+      </w:r>
+    </w:p>
+    <w:p/>
+    <w:p>
+      <w:r>
+        <w:rPr>
+          <w:rFonts w:hint="eastAsia"/>
+        </w:rPr>
+        <w:t>在</w:t>
+      </w:r>
+      <w:r>
+        <w:rPr>
+          <w:rFonts w:hint="eastAsia"/>
+        </w:rPr>
+        <w:t>詳細頁面</w:t>
+      </w:r>
+      <w:r>
+        <w:rPr>
+          <w:rFonts w:hint="eastAsia"/>
+        </w:rPr>
+        <w:t>「</w:t>
+      </w:r>
+      <w:r>
+        <w:rPr>
+          <w:rFonts w:hint="eastAsia"/>
+        </w:rPr>
+        <w:t>下載僅包含該分析項目的分析結果工作表</w:t>
+      </w:r>
+      <w:r>
+        <w:rPr>
+          <w:rFonts w:hint="eastAsia"/>
+        </w:rPr>
+        <w:t>」的部分，為了讓使用者在列印時，紙本上可以顯示該分析項目的名稱，在產出每</w:t>
+      </w:r>
+      <w:proofErr w:type="gramStart"/>
+      <w:r>
+        <w:rPr>
+          <w:rFonts w:hint="eastAsia"/>
+        </w:rPr>
+        <w:t>個</w:t>
+      </w:r>
+      <w:proofErr w:type="gramEnd"/>
+      <w:r>
+        <w:rPr>
+          <w:rFonts w:hint="eastAsia"/>
+        </w:rPr>
+        <w:t>分析項目的</w:t>
+      </w:r>
+      <w:r>
+        <w:rPr>
+          <w:rFonts w:hint="eastAsia"/>
+        </w:rPr>
+        <w:t>分析結果工作表</w:t>
+      </w:r>
+      <w:r>
+        <w:rPr>
+          <w:rFonts w:hint="eastAsia"/>
+        </w:rPr>
+        <w:t>時，在</w:t>
+      </w:r>
+      <w:r>
+        <w:rPr>
+          <w:rFonts w:hint="eastAsia"/>
+        </w:rPr>
+        <w:t>.</w:t>
+      </w:r>
+      <w:proofErr w:type="spellStart"/>
+      <w:r>
+        <w:rPr>
+          <w:rFonts w:hint="eastAsia"/>
+        </w:rPr>
+        <w:t>xslx</w:t>
+      </w:r>
+      <w:proofErr w:type="spellEnd"/>
+      <w:r>
+        <w:rPr>
+          <w:rFonts w:hint="eastAsia"/>
+        </w:rPr>
+        <w:t>檔案第一列加上標題「控制點</w:t>
+      </w:r>
+      <w:proofErr w:type="gramStart"/>
+      <w:r>
+        <w:t>”</w:t>
+      </w:r>
+      <w:proofErr w:type="gramEnd"/>
+      <w:r>
+        <w:rPr>
+          <w:rFonts w:hint="eastAsia"/>
+        </w:rPr>
+        <w:t>編號</w:t>
+      </w:r>
+      <w:proofErr w:type="gramStart"/>
+      <w:r>
+        <w:t>”</w:t>
+      </w:r>
+      <w:proofErr w:type="gramEnd"/>
+      <w:r>
+        <w:rPr>
+          <w:rFonts w:hint="eastAsia"/>
+        </w:rPr>
+        <w:t>：</w:t>
+      </w:r>
+      <w:r>
+        <w:t>”</w:t>
+      </w:r>
+      <w:r>
+        <w:rPr>
+          <w:rFonts w:hint="eastAsia"/>
+        </w:rPr>
+        <w:t>控制點名稱</w:t>
+      </w:r>
+      <w:proofErr w:type="gramStart"/>
+      <w:r>
+        <w:t>”</w:t>
+      </w:r>
+      <w:proofErr w:type="gramEnd"/>
+      <w:r>
+        <w:rPr>
+          <w:rFonts w:hint="eastAsia"/>
+        </w:rPr>
+        <w:t>」，例如「控制點</w:t>
+      </w:r>
+      <w:r>
+        <w:rPr>
+          <w:rFonts w:hint="eastAsia"/>
+        </w:rPr>
+        <w:t>1-1</w:t>
+      </w:r>
+      <w:r>
+        <w:rPr>
+          <w:rFonts w:hint="eastAsia"/>
+        </w:rPr>
+        <w:t>：</w:t>
+      </w:r>
+      <w:proofErr w:type="gramStart"/>
+      <w:r>
+        <w:rPr>
+          <w:rFonts w:hint="eastAsia"/>
+        </w:rPr>
+        <w:t>交運值為</w:t>
+      </w:r>
+      <w:proofErr w:type="gramEnd"/>
+      <w:r>
+        <w:rPr>
+          <w:rFonts w:hint="eastAsia"/>
+        </w:rPr>
+        <w:t>0</w:t>
+      </w:r>
+      <w:r>
+        <w:rPr>
+          <w:rFonts w:hint="eastAsia"/>
+        </w:rPr>
+        <w:t>」，之後下一列再開始</w:t>
+      </w:r>
+      <w:r>
+        <w:rPr>
+          <w:rFonts w:hint="eastAsia"/>
+        </w:rPr>
+        <w:t>分析結果工作表</w:t>
+      </w:r>
+      <w:r>
+        <w:rPr>
+          <w:rFonts w:hint="eastAsia"/>
+        </w:rPr>
+        <w:t>的內容。</w:t>
+      </w:r>
+    </w:p>
+    <w:p/>
+    <w:p>
+      <w:r>
+        <w:rPr>
+          <w:rFonts w:hint="eastAsia"/>
+        </w:rPr>
+        <w:t>我發現，現在的版本當中，是按照欄位的位置進行讀取資料並分析的，例如已經預設檔案的</w:t>
+      </w:r>
+      <w:r>
+        <w:rPr>
+          <w:rFonts w:hint="eastAsia"/>
+        </w:rPr>
+        <w:t>H</w:t>
+      </w:r>
+      <w:r>
+        <w:rPr>
+          <w:rFonts w:hint="eastAsia"/>
+        </w:rPr>
+        <w:t>欄為「發價值」，而在上傳資料後「</w:t>
+      </w:r>
+      <w:r>
+        <w:rPr>
+          <w:rFonts w:hint="eastAsia"/>
+        </w:rPr>
+        <w:t>預覽完整資料</w:t>
+      </w:r>
+      <w:r>
+        <w:rPr>
+          <w:rFonts w:hint="eastAsia"/>
+        </w:rPr>
+        <w:t>」的顯示畫面，已經預設把表頭（第一列）</w:t>
+      </w:r>
+      <w:proofErr w:type="gramStart"/>
+      <w:r>
+        <w:rPr>
+          <w:rFonts w:hint="eastAsia"/>
+        </w:rPr>
+        <w:t>刪</w:t>
+      </w:r>
+      <w:proofErr w:type="gramEnd"/>
+      <w:r>
+        <w:rPr>
+          <w:rFonts w:hint="eastAsia"/>
+        </w:rPr>
+        <w:t>掉進行顯示。</w:t>
+      </w:r>
+    </w:p>
+    <w:p>
+      <w:r>
+        <w:rPr>
+          <w:rFonts w:hint="eastAsia"/>
+        </w:rPr>
+        <w:t>但是我擔心，未來如果國防部提供的資料有進行欄位上的調換（例如他將「發價值」和「累積結匯值」欄位對調），我如果沒有特別打開原始檔案</w:t>
+      </w:r>
+      <w:r>
+        <w:rPr>
+          <w:rFonts w:hint="eastAsia"/>
+        </w:rPr>
+        <w:t>確認</w:t>
+      </w:r>
+      <w:r>
+        <w:rPr>
+          <w:rFonts w:hint="eastAsia"/>
+        </w:rPr>
+        <w:t>，</w:t>
+      </w:r>
+      <w:r>
+        <w:rPr>
+          <w:rFonts w:hint="eastAsia"/>
+        </w:rPr>
+        <w:t>就</w:t>
+      </w:r>
+      <w:r>
+        <w:rPr>
+          <w:rFonts w:hint="eastAsia"/>
+        </w:rPr>
+        <w:t>直接上傳</w:t>
+      </w:r>
+      <w:r>
+        <w:rPr>
+          <w:rFonts w:hint="eastAsia"/>
+        </w:rPr>
+        <w:t>進行分析，在</w:t>
+      </w:r>
+      <w:r>
+        <w:rPr>
+          <w:rFonts w:hint="eastAsia"/>
+        </w:rPr>
+        <w:t>「</w:t>
+      </w:r>
+      <w:r>
+        <w:rPr>
+          <w:rFonts w:hint="eastAsia"/>
+        </w:rPr>
+        <w:t>預覽完整資料</w:t>
+      </w:r>
+      <w:r>
+        <w:rPr>
+          <w:rFonts w:hint="eastAsia"/>
+        </w:rPr>
+        <w:t>」的顯示畫面</w:t>
+      </w:r>
+      <w:r>
+        <w:rPr>
+          <w:rFonts w:hint="eastAsia"/>
+        </w:rPr>
+        <w:t>就會因為</w:t>
+      </w:r>
+      <w:r>
+        <w:rPr>
+          <w:rFonts w:hint="eastAsia"/>
+        </w:rPr>
+        <w:t>預設把表頭（第一列）</w:t>
+      </w:r>
+      <w:proofErr w:type="gramStart"/>
+      <w:r>
+        <w:rPr>
+          <w:rFonts w:hint="eastAsia"/>
+        </w:rPr>
+        <w:t>刪</w:t>
+      </w:r>
+      <w:proofErr w:type="gramEnd"/>
+      <w:r>
+        <w:rPr>
+          <w:rFonts w:hint="eastAsia"/>
+        </w:rPr>
+        <w:t>掉進行顯示</w:t>
+      </w:r>
+      <w:r>
+        <w:rPr>
+          <w:rFonts w:hint="eastAsia"/>
+        </w:rPr>
+        <w:t>而無法發現。</w:t>
+      </w:r>
+    </w:p>
+    <w:p>
       <w:pPr>
         <w:rPr>
           <w:rFonts w:hint="eastAsia"/>
@@ -1189,13 +1790,80 @@
         <w:rPr>
           <w:rFonts w:hint="eastAsia"/>
         </w:rPr>
-        <w:t>6.</w:t>
-      </w:r>
-      <w:r>
-        <w:rPr>
-          <w:rFonts w:hint="eastAsia"/>
-        </w:rPr>
-        <w:t>驗收標準</w:t>
+        <w:lastRenderedPageBreak/>
+        <w:t>我想要在</w:t>
+      </w:r>
+      <w:r>
+        <w:rPr>
+          <w:rFonts w:hint="eastAsia"/>
+        </w:rPr>
+        <w:t>「</w:t>
+      </w:r>
+      <w:r>
+        <w:rPr>
+          <w:rFonts w:hint="eastAsia"/>
+        </w:rPr>
+        <w:t>預覽完整資料</w:t>
+      </w:r>
+      <w:r>
+        <w:rPr>
+          <w:rFonts w:hint="eastAsia"/>
+        </w:rPr>
+        <w:t>」的顯示畫面</w:t>
+      </w:r>
+      <w:r>
+        <w:rPr>
+          <w:rFonts w:hint="eastAsia"/>
+        </w:rPr>
+        <w:t>，系統先顯示預設的欄位，然後再接著顯示所上傳的檔案內容（包括表頭欄位），並且加上「請先確認欄位是否正確在接續分析」的警語，這樣使用者就可以先確認欄位是否正確，避免上述</w:t>
+      </w:r>
+      <w:proofErr w:type="gramStart"/>
+      <w:r>
+        <w:t>”</w:t>
+      </w:r>
+      <w:proofErr w:type="gramEnd"/>
+      <w:r>
+        <w:rPr>
+          <w:rFonts w:hint="eastAsia"/>
+        </w:rPr>
+        <w:t>在「</w:t>
+      </w:r>
+      <w:r>
+        <w:rPr>
+          <w:rFonts w:hint="eastAsia"/>
+        </w:rPr>
+        <w:t>預覽完整資料</w:t>
+      </w:r>
+      <w:r>
+        <w:rPr>
+          <w:rFonts w:hint="eastAsia"/>
+        </w:rPr>
+        <w:t>」的顯示畫面就會因為預設把表頭（第一列）</w:t>
+      </w:r>
+      <w:proofErr w:type="gramStart"/>
+      <w:r>
+        <w:rPr>
+          <w:rFonts w:hint="eastAsia"/>
+        </w:rPr>
+        <w:t>刪</w:t>
+      </w:r>
+      <w:proofErr w:type="gramEnd"/>
+      <w:r>
+        <w:rPr>
+          <w:rFonts w:hint="eastAsia"/>
+        </w:rPr>
+        <w:t>掉進行顯示而無法發現</w:t>
+      </w:r>
+      <w:proofErr w:type="gramStart"/>
+      <w:r>
+        <w:t>”</w:t>
+      </w:r>
+      <w:proofErr w:type="gramEnd"/>
+      <w:r>
+        <w:rPr>
+          <w:rFonts w:hint="eastAsia"/>
+        </w:rPr>
+        <w:t>的情況發生，而以錯誤的資料進行分析。</w:t>
       </w:r>
     </w:p>
     <w:sectPr>

--- a/筆記.docx
+++ b/筆記.docx
@@ -749,7 +749,20 @@
         <w:rPr>
           <w:rFonts w:hint="eastAsia"/>
         </w:rPr>
-        <w:t>「分析總表」</w:t>
+        <w:t>「</w:t>
+      </w:r>
+      <w:r>
+        <w:rPr>
+          <w:rFonts w:hint="eastAsia"/>
+          <w:color w:val="FF0000"/>
+        </w:rPr>
+        <w:t>分析總表</w:t>
+      </w:r>
+      <w:r>
+        <w:rPr>
+          <w:rFonts w:hint="eastAsia"/>
+        </w:rPr>
+        <w:t>」</w:t>
       </w:r>
       <w:r>
         <w:rPr>
@@ -961,6 +974,7 @@
       <w:r>
         <w:rPr>
           <w:rFonts w:hint="eastAsia"/>
+          <w:color w:val="FF0000"/>
         </w:rPr>
         <w:t>分析總表</w:t>
       </w:r>
@@ -1781,11 +1795,6 @@
       </w:r>
     </w:p>
     <w:p>
-      <w:pPr>
-        <w:rPr>
-          <w:rFonts w:hint="eastAsia"/>
-        </w:rPr>
-      </w:pPr>
       <w:r>
         <w:rPr>
           <w:rFonts w:hint="eastAsia"/>
@@ -1864,6 +1873,1373 @@
           <w:rFonts w:hint="eastAsia"/>
         </w:rPr>
         <w:t>的情況發生，而以錯誤的資料進行分析。</w:t>
+      </w:r>
+    </w:p>
+    <w:p/>
+    <w:p/>
+    <w:p>
+      <w:pPr>
+        <w:rPr>
+          <w:rFonts w:hint="eastAsia"/>
+        </w:rPr>
+      </w:pPr>
+      <w:r>
+        <w:rPr>
+          <w:rFonts w:hint="eastAsia"/>
+        </w:rPr>
+        <w:t>============================</w:t>
+      </w:r>
+    </w:p>
+    <w:p>
+      <w:pPr>
+        <w:rPr>
+          <w:rFonts w:hint="eastAsia"/>
+        </w:rPr>
+      </w:pPr>
+      <w:r>
+        <w:t>我現在手邊有</w:t>
+      </w:r>
+      <w:r>
+        <w:t>2</w:t>
+      </w:r>
+      <w:r>
+        <w:t>份國軍單位對於所屬對美軍購案件執行現況的管制會議的會議資料</w:t>
+      </w:r>
+      <w:r>
+        <w:rPr>
+          <w:rFonts w:hint="eastAsia"/>
+        </w:rPr>
+        <w:t>。</w:t>
+      </w:r>
+    </w:p>
+    <w:p>
+      <w:r>
+        <w:rPr>
+          <w:rFonts w:hint="eastAsia"/>
+        </w:rPr>
+        <w:t>國軍單位針對自身所負責的軍購案，若執行現況有符合特定的態樣（</w:t>
+      </w:r>
+      <w:r>
+        <w:rPr>
+          <w:rFonts w:hint="eastAsia"/>
+        </w:rPr>
+        <w:t>下稱檢討態樣，</w:t>
+      </w:r>
+      <w:r>
+        <w:rPr>
+          <w:rFonts w:hint="eastAsia"/>
+        </w:rPr>
+        <w:t>例如「</w:t>
+      </w:r>
+      <w:r>
+        <w:rPr>
+          <w:rFonts w:hint="eastAsia"/>
+        </w:rPr>
+        <w:t>交運率未達</w:t>
+      </w:r>
+      <w:r>
+        <w:rPr>
+          <w:rFonts w:hint="eastAsia"/>
+        </w:rPr>
+        <w:t>50%</w:t>
+      </w:r>
+      <w:r>
+        <w:rPr>
+          <w:rFonts w:hint="eastAsia"/>
+        </w:rPr>
+        <w:t>，</w:t>
+      </w:r>
+      <w:r>
+        <w:rPr>
+          <w:rFonts w:hint="eastAsia"/>
+        </w:rPr>
+        <w:t>且結匯率達</w:t>
+      </w:r>
+      <w:r>
+        <w:rPr>
+          <w:rFonts w:hint="eastAsia"/>
+        </w:rPr>
+        <w:t>90%</w:t>
+      </w:r>
+      <w:r>
+        <w:rPr>
+          <w:rFonts w:hint="eastAsia"/>
+        </w:rPr>
+        <w:t>」等等），則會納入會議中進行討論，而在會議資料當中，也會記載此軍購案發生該</w:t>
+      </w:r>
+      <w:proofErr w:type="gramStart"/>
+      <w:r>
+        <w:rPr>
+          <w:rFonts w:hint="eastAsia"/>
+        </w:rPr>
+        <w:t>特定態</w:t>
+      </w:r>
+      <w:proofErr w:type="gramEnd"/>
+      <w:r>
+        <w:rPr>
+          <w:rFonts w:hint="eastAsia"/>
+        </w:rPr>
+        <w:t>樣的說明或辦理情形</w:t>
+      </w:r>
+      <w:r>
+        <w:rPr>
+          <w:rFonts w:hint="eastAsia"/>
+        </w:rPr>
+        <w:t>。</w:t>
+      </w:r>
+    </w:p>
+    <w:p>
+      <w:r>
+        <w:rPr>
+          <w:rFonts w:hint="eastAsia"/>
+        </w:rPr>
+        <w:t>幫我將「陸軍司令部」那一份資料所列的檢討態樣、</w:t>
+      </w:r>
+      <w:r>
+        <w:rPr>
+          <w:rFonts w:hint="eastAsia"/>
+        </w:rPr>
+        <w:t>說明或辦理情形</w:t>
+      </w:r>
+      <w:r>
+        <w:rPr>
+          <w:rFonts w:hint="eastAsia"/>
+        </w:rPr>
+        <w:t>，整理成工作表，欄位如下：</w:t>
+      </w:r>
+    </w:p>
+    <w:p>
+      <w:r>
+        <w:rPr>
+          <w:rFonts w:hint="eastAsia"/>
+        </w:rPr>
+        <w:t>1.</w:t>
+      </w:r>
+      <w:r>
+        <w:rPr>
+          <w:rFonts w:hint="eastAsia"/>
+        </w:rPr>
+        <w:t>檢討態樣：按會議資料內的檢討態樣標題表達。</w:t>
+      </w:r>
+    </w:p>
+    <w:p>
+      <w:r>
+        <w:rPr>
+          <w:rFonts w:hint="eastAsia"/>
+        </w:rPr>
+        <w:t>2.</w:t>
+      </w:r>
+      <w:r>
+        <w:rPr>
+          <w:rFonts w:hint="eastAsia"/>
+        </w:rPr>
+        <w:t>案號：如果會議資料中有</w:t>
+      </w:r>
+      <w:proofErr w:type="gramStart"/>
+      <w:r>
+        <w:t>”</w:t>
+      </w:r>
+      <w:proofErr w:type="gramEnd"/>
+      <w:r>
+        <w:rPr>
+          <w:rFonts w:hint="eastAsia"/>
+        </w:rPr>
+        <w:t>-</w:t>
+      </w:r>
+      <w:proofErr w:type="gramStart"/>
+      <w:r>
+        <w:t>”</w:t>
+      </w:r>
+      <w:proofErr w:type="gramEnd"/>
+      <w:r>
+        <w:rPr>
+          <w:rFonts w:hint="eastAsia"/>
+        </w:rPr>
+        <w:t>符號，則刪除，例如會議資料記載「</w:t>
+      </w:r>
+      <w:r>
+        <w:t>TW-B-BZR</w:t>
+      </w:r>
+      <w:r>
+        <w:rPr>
+          <w:rFonts w:hint="eastAsia"/>
+        </w:rPr>
+        <w:t>」，在工作表則寫</w:t>
+      </w:r>
+      <w:r>
+        <w:rPr>
+          <w:rFonts w:hint="eastAsia"/>
+        </w:rPr>
+        <w:t>「</w:t>
+      </w:r>
+      <w:r>
+        <w:t>TWBBZR</w:t>
+      </w:r>
+      <w:r>
+        <w:rPr>
+          <w:rFonts w:hint="eastAsia"/>
+        </w:rPr>
+        <w:t>」</w:t>
+      </w:r>
+      <w:r>
+        <w:rPr>
+          <w:rFonts w:hint="eastAsia"/>
+        </w:rPr>
+        <w:t>。</w:t>
+      </w:r>
+    </w:p>
+    <w:p>
+      <w:r>
+        <w:rPr>
+          <w:rFonts w:hint="eastAsia"/>
+        </w:rPr>
+        <w:t>3.</w:t>
+      </w:r>
+      <w:proofErr w:type="gramStart"/>
+      <w:r>
+        <w:rPr>
+          <w:rFonts w:hint="eastAsia"/>
+        </w:rPr>
+        <w:t>案名</w:t>
+      </w:r>
+      <w:proofErr w:type="gramEnd"/>
+      <w:r>
+        <w:rPr>
+          <w:rFonts w:hint="eastAsia"/>
+        </w:rPr>
+        <w:t>：</w:t>
+      </w:r>
+      <w:r>
+        <w:rPr>
+          <w:rFonts w:hint="eastAsia"/>
+        </w:rPr>
+        <w:t>按會議資料內</w:t>
+      </w:r>
+      <w:proofErr w:type="gramStart"/>
+      <w:r>
+        <w:rPr>
+          <w:rFonts w:hint="eastAsia"/>
+        </w:rPr>
+        <w:t>的</w:t>
+      </w:r>
+      <w:r>
+        <w:rPr>
+          <w:rFonts w:hint="eastAsia"/>
+        </w:rPr>
+        <w:t>案名表達</w:t>
+      </w:r>
+      <w:proofErr w:type="gramEnd"/>
+      <w:r>
+        <w:rPr>
+          <w:rFonts w:hint="eastAsia"/>
+        </w:rPr>
+        <w:t>，但如果會議資料中，</w:t>
+      </w:r>
+      <w:proofErr w:type="gramStart"/>
+      <w:r>
+        <w:rPr>
+          <w:rFonts w:hint="eastAsia"/>
+        </w:rPr>
+        <w:t>案名有</w:t>
+      </w:r>
+      <w:proofErr w:type="gramEnd"/>
+      <w:r>
+        <w:rPr>
+          <w:rFonts w:hint="eastAsia"/>
+        </w:rPr>
+        <w:t>換行的情形，則在整理後的工作表則不得換行。</w:t>
+      </w:r>
+    </w:p>
+    <w:p>
+      <w:pPr>
+        <w:rPr>
+          <w:rFonts w:hint="eastAsia"/>
+        </w:rPr>
+      </w:pPr>
+      <w:r>
+        <w:rPr>
+          <w:rFonts w:hint="eastAsia"/>
+        </w:rPr>
+        <w:t>4.</w:t>
+      </w:r>
+      <w:r>
+        <w:rPr>
+          <w:rFonts w:hint="eastAsia"/>
+        </w:rPr>
+        <w:t>說明或辦理情形</w:t>
+      </w:r>
+      <w:r>
+        <w:rPr>
+          <w:rFonts w:hint="eastAsia"/>
+        </w:rPr>
+        <w:t>：按會議資料中的</w:t>
+      </w:r>
+      <w:r>
+        <w:rPr>
+          <w:rFonts w:hint="eastAsia"/>
+        </w:rPr>
+        <w:t>說明或辦理情形</w:t>
+      </w:r>
+      <w:r>
+        <w:rPr>
+          <w:rFonts w:hint="eastAsia"/>
+        </w:rPr>
+        <w:t>表達。</w:t>
+      </w:r>
+    </w:p>
+    <w:p/>
+    <w:p>
+      <w:r>
+        <w:rPr>
+          <w:rFonts w:hint="eastAsia"/>
+        </w:rPr>
+        <w:t>最後將整理完的工作表，存成</w:t>
+      </w:r>
+      <w:r>
+        <w:rPr>
+          <w:rFonts w:hint="eastAsia"/>
+        </w:rPr>
+        <w:t>.</w:t>
+      </w:r>
+      <w:proofErr w:type="spellStart"/>
+      <w:r>
+        <w:rPr>
+          <w:rFonts w:hint="eastAsia"/>
+        </w:rPr>
+        <w:t>xslx</w:t>
+      </w:r>
+      <w:proofErr w:type="spellEnd"/>
+      <w:r>
+        <w:rPr>
+          <w:rFonts w:hint="eastAsia"/>
+        </w:rPr>
+        <w:t>檔案，檔案名稱為「</w:t>
+      </w:r>
+      <w:proofErr w:type="gramStart"/>
+      <w:r>
+        <w:t>”</w:t>
+      </w:r>
+      <w:proofErr w:type="gramEnd"/>
+      <w:r>
+        <w:rPr>
+          <w:rFonts w:hint="eastAsia"/>
+        </w:rPr>
+        <w:t>今天日期</w:t>
+      </w:r>
+      <w:proofErr w:type="gramStart"/>
+      <w:r>
+        <w:t>”</w:t>
+      </w:r>
+      <w:proofErr w:type="gramEnd"/>
+      <w:r>
+        <w:rPr>
+          <w:rFonts w:hint="eastAsia"/>
+        </w:rPr>
+        <w:t>軍購案管制會議紀錄整理結果」。</w:t>
+      </w:r>
+    </w:p>
+    <w:p>
+      <w:r>
+        <w:rPr>
+          <w:rFonts w:hint="eastAsia"/>
+        </w:rPr>
+        <w:t>如果有其他不確定的地方，先向我提問，</w:t>
+      </w:r>
+      <w:r>
+        <w:rPr>
+          <w:rFonts w:hint="eastAsia"/>
+        </w:rPr>
+        <w:t>直到你完全確認我的需求</w:t>
+      </w:r>
+      <w:r>
+        <w:rPr>
+          <w:rFonts w:hint="eastAsia"/>
+        </w:rPr>
+        <w:t>再開始動手。</w:t>
+      </w:r>
+    </w:p>
+    <w:p/>
+    <w:p>
+      <w:r>
+        <w:rPr>
+          <w:rFonts w:hint="eastAsia"/>
+        </w:rPr>
+        <w:t>考量國軍單位</w:t>
+      </w:r>
+      <w:r>
+        <w:rPr>
+          <w:rFonts w:hint="eastAsia"/>
+        </w:rPr>
+        <w:t>會定期提供這種會議資料，為了後續的分析，我都會需要像這樣將會議資料的檢討態樣整理成工作表，幫我</w:t>
+      </w:r>
+      <w:r>
+        <w:rPr>
+          <w:rFonts w:hint="eastAsia"/>
+        </w:rPr>
+        <w:t>把</w:t>
+      </w:r>
+      <w:r>
+        <w:rPr>
+          <w:rFonts w:hint="eastAsia"/>
+        </w:rPr>
+        <w:t>剛剛將會議資料整理成工作表的過程，寫成一個</w:t>
+      </w:r>
+      <w:r>
+        <w:rPr>
+          <w:rFonts w:hint="eastAsia"/>
+        </w:rPr>
+        <w:t>skill</w:t>
+      </w:r>
+      <w:r>
+        <w:rPr>
+          <w:rFonts w:hint="eastAsia"/>
+        </w:rPr>
+        <w:t>，讓我後續可以直接上傳文件進行整理。</w:t>
+      </w:r>
+    </w:p>
+    <w:p>
+      <w:pPr>
+        <w:rPr>
+          <w:rFonts w:hint="eastAsia"/>
+        </w:rPr>
+      </w:pPr>
+      <w:r>
+        <w:rPr>
+          <w:rFonts w:hint="eastAsia"/>
+        </w:rPr>
+        <w:t>由於不同國軍單位所產製的會議資料，雖然檢討的態樣理論上都相同，但會議資料格式上可能有些許差異，因此再</w:t>
+      </w:r>
+      <w:r>
+        <w:rPr>
+          <w:rFonts w:hint="eastAsia"/>
+        </w:rPr>
+        <w:t>skill</w:t>
+      </w:r>
+      <w:r>
+        <w:rPr>
+          <w:rFonts w:hint="eastAsia"/>
+        </w:rPr>
+        <w:t>當中，需要保留檢測到不確定該如何整理的內容時就向使用者提問再進行整理工作的功能。</w:t>
+      </w:r>
+    </w:p>
+    <w:p>
+      <w:r>
+        <w:rPr>
+          <w:rFonts w:hint="eastAsia"/>
+        </w:rPr>
+        <w:t>創立</w:t>
+      </w:r>
+      <w:r>
+        <w:rPr>
+          <w:rFonts w:hint="eastAsia"/>
+        </w:rPr>
+        <w:t>skill</w:t>
+      </w:r>
+      <w:r>
+        <w:rPr>
+          <w:rFonts w:hint="eastAsia"/>
+        </w:rPr>
+        <w:t>時，</w:t>
+      </w:r>
+      <w:r>
+        <w:rPr>
+          <w:rFonts w:hint="eastAsia"/>
+        </w:rPr>
+        <w:t>如果有其他不確定的地方，先向我提問，直到你完全確認我的需求再開始動手。</w:t>
+      </w:r>
+    </w:p>
+    <w:p/>
+    <w:p>
+      <w:pPr>
+        <w:rPr>
+          <w:rFonts w:hint="eastAsia"/>
+        </w:rPr>
+      </w:pPr>
+      <w:r>
+        <w:rPr>
+          <w:rFonts w:hint="eastAsia"/>
+        </w:rPr>
+        <w:t>=================================</w:t>
+      </w:r>
+    </w:p>
+    <w:p>
+      <w:pPr>
+        <w:rPr>
+          <w:rFonts w:hint="eastAsia"/>
+        </w:rPr>
+      </w:pPr>
+      <w:r>
+        <w:rPr>
+          <w:rFonts w:hint="eastAsia"/>
+        </w:rPr>
+        <w:lastRenderedPageBreak/>
+        <w:t>國防部的國軍單位，會定期</w:t>
+      </w:r>
+      <w:r>
+        <w:rPr>
+          <w:rFonts w:hint="eastAsia"/>
+        </w:rPr>
+        <w:t>針對自身所負責的軍購案，若執行現況有符合特定的態樣（下稱檢討態樣，例如「</w:t>
+      </w:r>
+      <w:r>
+        <w:rPr>
+          <w:rFonts w:hint="eastAsia"/>
+        </w:rPr>
+        <w:t>交運率未達</w:t>
+      </w:r>
+      <w:r>
+        <w:rPr>
+          <w:rFonts w:hint="eastAsia"/>
+        </w:rPr>
+        <w:t>50%</w:t>
+      </w:r>
+      <w:r>
+        <w:rPr>
+          <w:rFonts w:hint="eastAsia"/>
+        </w:rPr>
+        <w:t>，</w:t>
+      </w:r>
+      <w:r>
+        <w:rPr>
+          <w:rFonts w:hint="eastAsia"/>
+        </w:rPr>
+        <w:t>且結匯率達</w:t>
+      </w:r>
+      <w:r>
+        <w:rPr>
+          <w:rFonts w:hint="eastAsia"/>
+        </w:rPr>
+        <w:t>90%</w:t>
+      </w:r>
+      <w:r>
+        <w:rPr>
+          <w:rFonts w:hint="eastAsia"/>
+        </w:rPr>
+        <w:t>」等等），則會納入會議中進行討論</w:t>
+      </w:r>
+      <w:r>
+        <w:rPr>
+          <w:rFonts w:hint="eastAsia"/>
+        </w:rPr>
+        <w:t>，並做成會議資料，而這份會議資料也會定期提供給我。</w:t>
+      </w:r>
+    </w:p>
+    <w:p>
+      <w:r>
+        <w:rPr>
+          <w:rFonts w:hint="eastAsia"/>
+        </w:rPr>
+        <w:t>我會將這份會議資料整理成一份</w:t>
+      </w:r>
+      <w:r>
+        <w:rPr>
+          <w:rFonts w:hint="eastAsia"/>
+        </w:rPr>
+        <w:t>e</w:t>
+      </w:r>
+      <w:r>
+        <w:t>xcel</w:t>
+      </w:r>
+      <w:r>
+        <w:rPr>
+          <w:rFonts w:hint="eastAsia"/>
+        </w:rPr>
+        <w:t>檔案，欄位如下：</w:t>
+      </w:r>
+    </w:p>
+    <w:p>
+      <w:r>
+        <w:rPr>
+          <w:rFonts w:hint="eastAsia"/>
+        </w:rPr>
+        <w:t>1.</w:t>
+      </w:r>
+      <w:r>
+        <w:rPr>
+          <w:rFonts w:hint="eastAsia"/>
+        </w:rPr>
+        <w:t>檢討態樣</w:t>
+      </w:r>
+    </w:p>
+    <w:p>
+      <w:r>
+        <w:rPr>
+          <w:rFonts w:hint="eastAsia"/>
+        </w:rPr>
+        <w:t>2.</w:t>
+      </w:r>
+      <w:r>
+        <w:rPr>
+          <w:rFonts w:hint="eastAsia"/>
+        </w:rPr>
+        <w:t>案號</w:t>
+      </w:r>
+    </w:p>
+    <w:p>
+      <w:r>
+        <w:rPr>
+          <w:rFonts w:hint="eastAsia"/>
+        </w:rPr>
+        <w:t>3.</w:t>
+      </w:r>
+      <w:r>
+        <w:rPr>
+          <w:rFonts w:hint="eastAsia"/>
+        </w:rPr>
+        <w:t>案名</w:t>
+      </w:r>
+    </w:p>
+    <w:p>
+      <w:r>
+        <w:rPr>
+          <w:rFonts w:hint="eastAsia"/>
+        </w:rPr>
+        <w:t>4.</w:t>
+      </w:r>
+      <w:r>
+        <w:rPr>
+          <w:rFonts w:hint="eastAsia"/>
+        </w:rPr>
+        <w:t>說明或辦理情形</w:t>
+      </w:r>
+    </w:p>
+    <w:p/>
+    <w:p>
+      <w:r>
+        <w:rPr>
+          <w:rFonts w:hint="eastAsia"/>
+        </w:rPr>
+        <w:t>另外，由於國防部不只一個單位會召開這種會議，所以我定期會收到的會議資料也不止一份，做成的整理</w:t>
+      </w:r>
+      <w:r>
+        <w:rPr>
+          <w:rFonts w:hint="eastAsia"/>
+        </w:rPr>
+        <w:t>excel</w:t>
+      </w:r>
+      <w:r>
+        <w:rPr>
+          <w:rFonts w:hint="eastAsia"/>
+        </w:rPr>
+        <w:t>檔案也不只一個</w:t>
+      </w:r>
+      <w:r>
+        <w:rPr>
+          <w:rFonts w:hint="eastAsia"/>
+        </w:rPr>
+        <w:t>。</w:t>
+      </w:r>
+    </w:p>
+    <w:p/>
+    <w:p>
+      <w:r>
+        <w:rPr>
+          <w:rFonts w:hint="eastAsia"/>
+        </w:rPr>
+        <w:t>我想要新增以下功能</w:t>
+      </w:r>
+      <w:r>
+        <w:rPr>
+          <w:rFonts w:hint="eastAsia"/>
+        </w:rPr>
+        <w:t>，之前的設計我先稱為第一階段，現在新增的功能我稱為第二階段</w:t>
+      </w:r>
+      <w:r>
+        <w:rPr>
+          <w:rFonts w:hint="eastAsia"/>
+        </w:rPr>
+        <w:t>（而如果使用者沒有要進行第二階段，則</w:t>
+      </w:r>
+      <w:r>
+        <w:rPr>
+          <w:rFonts w:hint="eastAsia"/>
+        </w:rPr>
+        <w:t>停留在第一階段就好</w:t>
+      </w:r>
+      <w:r>
+        <w:rPr>
+          <w:rFonts w:hint="eastAsia"/>
+        </w:rPr>
+        <w:t>）</w:t>
+      </w:r>
+      <w:r>
+        <w:rPr>
+          <w:rFonts w:hint="eastAsia"/>
+        </w:rPr>
+        <w:t>：</w:t>
+      </w:r>
+    </w:p>
+    <w:p>
+      <w:r>
+        <w:rPr>
+          <w:rFonts w:hint="eastAsia"/>
+        </w:rPr>
+        <w:t>在現在版本中，</w:t>
+      </w:r>
+      <w:r>
+        <w:rPr>
+          <w:rFonts w:hint="eastAsia"/>
+        </w:rPr>
+        <w:t>第一階段</w:t>
+      </w:r>
+      <w:r>
+        <w:rPr>
+          <w:rFonts w:hint="eastAsia"/>
+        </w:rPr>
+        <w:t>分析結束後，提供一個地方上傳我整理的會議資料</w:t>
+      </w:r>
+      <w:r>
+        <w:rPr>
+          <w:rFonts w:hint="eastAsia"/>
+        </w:rPr>
+        <w:t>excel</w:t>
+      </w:r>
+      <w:r>
+        <w:rPr>
+          <w:rFonts w:hint="eastAsia"/>
+        </w:rPr>
+        <w:t>檔案</w:t>
+      </w:r>
+      <w:r>
+        <w:rPr>
+          <w:rFonts w:hint="eastAsia"/>
+        </w:rPr>
+        <w:t>（檔案可以只上傳一個，也可以上傳多個）</w:t>
+      </w:r>
+      <w:r>
+        <w:rPr>
+          <w:rFonts w:hint="eastAsia"/>
+        </w:rPr>
+        <w:t>，上傳之後，一樣先提供預覽功能，使用者確認之後再開始以下分析：</w:t>
+      </w:r>
+    </w:p>
+    <w:p>
+      <w:r>
+        <w:rPr>
+          <w:rFonts w:hint="eastAsia"/>
+        </w:rPr>
+        <w:t>在第一階段的各分析項目中篩選出來的案件，以「案號」欄位為</w:t>
+      </w:r>
+      <w:proofErr w:type="gramStart"/>
+      <w:r>
+        <w:rPr>
+          <w:rFonts w:hint="eastAsia"/>
+        </w:rPr>
+        <w:t>準</w:t>
+      </w:r>
+      <w:proofErr w:type="gramEnd"/>
+      <w:r>
+        <w:rPr>
+          <w:rFonts w:hint="eastAsia"/>
+        </w:rPr>
+        <w:t>，核對是否出現在我上傳的</w:t>
+      </w:r>
+      <w:r>
+        <w:rPr>
+          <w:rFonts w:hint="eastAsia"/>
+        </w:rPr>
+        <w:t>會議資料</w:t>
+      </w:r>
+      <w:r>
+        <w:rPr>
+          <w:rFonts w:hint="eastAsia"/>
+        </w:rPr>
+        <w:t>整理</w:t>
+      </w:r>
+      <w:r>
+        <w:rPr>
+          <w:rFonts w:hint="eastAsia"/>
+        </w:rPr>
+        <w:t>excel</w:t>
+      </w:r>
+      <w:r>
+        <w:rPr>
+          <w:rFonts w:hint="eastAsia"/>
+        </w:rPr>
+        <w:t>檔</w:t>
+      </w:r>
+      <w:r>
+        <w:rPr>
+          <w:rFonts w:hint="eastAsia"/>
+        </w:rPr>
+        <w:t>，無論這個案件在我整理的</w:t>
+      </w:r>
+      <w:r>
+        <w:rPr>
+          <w:rFonts w:hint="eastAsia"/>
+        </w:rPr>
+        <w:t>excel</w:t>
+      </w:r>
+      <w:r>
+        <w:rPr>
+          <w:rFonts w:hint="eastAsia"/>
+        </w:rPr>
+        <w:t>檔中，他的檢討態樣欄位顯示什麼，都算有出現。</w:t>
+      </w:r>
+    </w:p>
+    <w:p>
+      <w:pPr>
+        <w:rPr>
+          <w:rFonts w:hint="eastAsia"/>
+        </w:rPr>
+      </w:pPr>
+      <w:r>
+        <w:rPr>
+          <w:rFonts w:hint="eastAsia"/>
+        </w:rPr>
+        <w:t>如果使用者上傳多個整理檔案，則都要進行核對。</w:t>
+      </w:r>
+    </w:p>
+    <w:p/>
+    <w:p>
+      <w:r>
+        <w:rPr>
+          <w:rFonts w:hint="eastAsia"/>
+        </w:rPr>
+        <w:t>為了表示這個第二階段的分析結果，我決定修改第一階段</w:t>
+      </w:r>
+      <w:r>
+        <w:rPr>
+          <w:rFonts w:hint="eastAsia"/>
+        </w:rPr>
+        <w:t>「</w:t>
+      </w:r>
+      <w:r>
+        <w:rPr>
+          <w:rFonts w:hint="eastAsia"/>
+          <w:color w:val="FF0000"/>
+        </w:rPr>
+        <w:t>分析總表</w:t>
+      </w:r>
+      <w:r>
+        <w:rPr>
+          <w:rFonts w:hint="eastAsia"/>
+        </w:rPr>
+        <w:t>」</w:t>
+      </w:r>
+      <w:r>
+        <w:rPr>
+          <w:rFonts w:hint="eastAsia"/>
+        </w:rPr>
+        <w:t>的欄位，在</w:t>
+      </w:r>
+      <w:r>
+        <w:rPr>
+          <w:rFonts w:hint="eastAsia"/>
+        </w:rPr>
+        <w:t>「</w:t>
+      </w:r>
+      <w:r>
+        <w:rPr>
+          <w:rFonts w:hint="eastAsia"/>
+        </w:rPr>
+        <w:t>其他</w:t>
+      </w:r>
+      <w:r>
+        <w:rPr>
+          <w:rFonts w:hint="eastAsia"/>
+        </w:rPr>
+        <w:t>」</w:t>
+      </w:r>
+      <w:r>
+        <w:rPr>
+          <w:rFonts w:hint="eastAsia"/>
+        </w:rPr>
+        <w:t>和</w:t>
+      </w:r>
+      <w:r>
+        <w:rPr>
+          <w:rFonts w:hint="eastAsia"/>
+        </w:rPr>
+        <w:t>「</w:t>
+      </w:r>
+      <w:r>
+        <w:rPr>
+          <w:rFonts w:hint="eastAsia"/>
+        </w:rPr>
+        <w:t>詳細情形</w:t>
+      </w:r>
+      <w:r>
+        <w:rPr>
+          <w:rFonts w:hint="eastAsia"/>
+        </w:rPr>
+        <w:t>」</w:t>
+      </w:r>
+      <w:proofErr w:type="gramStart"/>
+      <w:r>
+        <w:rPr>
+          <w:rFonts w:hint="eastAsia"/>
+        </w:rPr>
+        <w:t>中間，</w:t>
+      </w:r>
+      <w:proofErr w:type="gramEnd"/>
+      <w:r>
+        <w:rPr>
+          <w:rFonts w:hint="eastAsia"/>
+        </w:rPr>
+        <w:t>新增「</w:t>
+      </w:r>
+      <w:r>
+        <w:rPr>
+          <w:rFonts w:hint="eastAsia"/>
+        </w:rPr>
+        <w:t>第二階段：核對會議紀錄</w:t>
+      </w:r>
+      <w:r>
+        <w:rPr>
+          <w:rFonts w:hint="eastAsia"/>
+        </w:rPr>
+        <w:t>」，如圖</w:t>
+      </w:r>
+      <w:r>
+        <w:rPr>
+          <w:rFonts w:hint="eastAsia"/>
+        </w:rPr>
+        <w:t>，該欄位預設空白</w:t>
+      </w:r>
+      <w:r>
+        <w:rPr>
+          <w:rFonts w:hint="eastAsia"/>
+        </w:rPr>
+        <w:t>。</w:t>
+      </w:r>
+    </w:p>
+    <w:p>
+      <w:r>
+        <w:rPr>
+          <w:rFonts w:hint="eastAsia"/>
+        </w:rPr>
+        <w:t>如果分析後，確實有</w:t>
+      </w:r>
+      <w:r>
+        <w:rPr>
+          <w:rFonts w:hint="eastAsia"/>
+        </w:rPr>
+        <w:t>第一階段分析結果的案件出現在所上傳的整理資料當中，則在</w:t>
+      </w:r>
+      <w:r>
+        <w:rPr>
+          <w:rFonts w:hint="eastAsia"/>
+        </w:rPr>
+        <w:t>「</w:t>
+      </w:r>
+      <w:r>
+        <w:rPr>
+          <w:rFonts w:hint="eastAsia"/>
+        </w:rPr>
+        <w:t>第二階段：核對會議紀錄</w:t>
+      </w:r>
+      <w:r>
+        <w:rPr>
+          <w:rFonts w:hint="eastAsia"/>
+        </w:rPr>
+        <w:t>」欄位顯示「有出現」。</w:t>
+      </w:r>
+    </w:p>
+    <w:p>
+      <w:r>
+        <w:rPr>
+          <w:rFonts w:hint="eastAsia"/>
+        </w:rPr>
+        <w:t>此時，使用者可以點</w:t>
+      </w:r>
+      <w:r>
+        <w:rPr>
+          <w:rFonts w:hint="eastAsia"/>
+        </w:rPr>
+        <w:t>「明細表」按鈕</w:t>
+      </w:r>
+      <w:r>
+        <w:rPr>
+          <w:rFonts w:hint="eastAsia"/>
+        </w:rPr>
+        <w:t>，</w:t>
+      </w:r>
+      <w:proofErr w:type="gramStart"/>
+      <w:r>
+        <w:rPr>
+          <w:rFonts w:hint="eastAsia"/>
+        </w:rPr>
+        <w:t>跳轉頁</w:t>
+      </w:r>
+      <w:proofErr w:type="gramEnd"/>
+      <w:r>
+        <w:rPr>
+          <w:rFonts w:hint="eastAsia"/>
+        </w:rPr>
+        <w:t>面，</w:t>
+      </w:r>
+      <w:proofErr w:type="gramStart"/>
+      <w:r>
+        <w:rPr>
+          <w:rFonts w:hint="eastAsia"/>
+        </w:rPr>
+        <w:t>而跳轉後</w:t>
+      </w:r>
+      <w:proofErr w:type="gramEnd"/>
+      <w:r>
+        <w:rPr>
+          <w:rFonts w:hint="eastAsia"/>
+        </w:rPr>
+        <w:t>顯示的明細表，需新增以下欄位於最後</w:t>
+      </w:r>
+      <w:r>
+        <w:rPr>
+          <w:rFonts w:hint="eastAsia"/>
+        </w:rPr>
+        <w:t>2</w:t>
+      </w:r>
+      <w:r>
+        <w:rPr>
+          <w:rFonts w:hint="eastAsia"/>
+        </w:rPr>
+        <w:t>欄，並依照第二階段分析核對結果填入：</w:t>
+      </w:r>
+    </w:p>
+    <w:p>
+      <w:r>
+        <w:rPr>
+          <w:rFonts w:hint="eastAsia"/>
+        </w:rPr>
+        <w:t>1.</w:t>
+      </w:r>
+      <w:r>
+        <w:rPr>
+          <w:rFonts w:hint="eastAsia"/>
+        </w:rPr>
+        <w:t>檢討態樣</w:t>
+      </w:r>
+    </w:p>
+    <w:p>
+      <w:r>
+        <w:rPr>
+          <w:rFonts w:hint="eastAsia"/>
+        </w:rPr>
+        <w:t>2.</w:t>
+      </w:r>
+      <w:r>
+        <w:rPr>
+          <w:rFonts w:hint="eastAsia"/>
+        </w:rPr>
+        <w:t>說明或辦理情形</w:t>
+      </w:r>
+    </w:p>
+    <w:p/>
+    <w:p>
+      <w:r>
+        <w:rPr>
+          <w:rFonts w:hint="eastAsia"/>
+        </w:rPr>
+        <w:t>考量同樣的案件，可能會有</w:t>
+      </w:r>
+      <w:r>
+        <w:rPr>
+          <w:rFonts w:hint="eastAsia"/>
+        </w:rPr>
+        <w:t>1</w:t>
+      </w:r>
+      <w:r>
+        <w:rPr>
+          <w:rFonts w:hint="eastAsia"/>
+        </w:rPr>
+        <w:t>個以上不同的檢討態樣，若有這種情形，則</w:t>
+      </w:r>
+      <w:r>
+        <w:rPr>
+          <w:rFonts w:hint="eastAsia"/>
+        </w:rPr>
+        <w:t>所有檢討態樣</w:t>
+      </w:r>
+      <w:r>
+        <w:rPr>
+          <w:rFonts w:hint="eastAsia"/>
+        </w:rPr>
+        <w:t>都要</w:t>
+      </w:r>
+      <w:r>
+        <w:rPr>
+          <w:rFonts w:hint="eastAsia"/>
+        </w:rPr>
+        <w:t>填入，</w:t>
+      </w:r>
+      <w:r>
+        <w:rPr>
+          <w:rFonts w:hint="eastAsia"/>
+        </w:rPr>
+        <w:t>說明或辦理情形</w:t>
+      </w:r>
+      <w:r>
+        <w:rPr>
+          <w:rFonts w:hint="eastAsia"/>
+        </w:rPr>
+        <w:t>也一樣。</w:t>
+      </w:r>
+    </w:p>
+    <w:p/>
+    <w:p>
+      <w:r>
+        <w:rPr>
+          <w:rFonts w:hint="eastAsia"/>
+        </w:rPr>
+        <w:t>另外，所有提供檔案下載的功能所下載的檔案，在第二階段執行後，也都要新增這</w:t>
+      </w:r>
+      <w:r>
+        <w:rPr>
+          <w:rFonts w:hint="eastAsia"/>
+        </w:rPr>
+        <w:t>2</w:t>
+      </w:r>
+      <w:r>
+        <w:rPr>
+          <w:rFonts w:hint="eastAsia"/>
+        </w:rPr>
+        <w:t>個欄位</w:t>
+      </w:r>
+      <w:r>
+        <w:rPr>
+          <w:rFonts w:hint="eastAsia"/>
+        </w:rPr>
+        <w:t>，並依照第二階段分析核對結果填入：</w:t>
+      </w:r>
+    </w:p>
+    <w:p>
+      <w:r>
+        <w:rPr>
+          <w:rFonts w:hint="eastAsia"/>
+        </w:rPr>
+        <w:lastRenderedPageBreak/>
+        <w:t>1.</w:t>
+      </w:r>
+      <w:r>
+        <w:rPr>
+          <w:rFonts w:hint="eastAsia"/>
+        </w:rPr>
+        <w:t>檢討態樣</w:t>
+      </w:r>
+    </w:p>
+    <w:p>
+      <w:r>
+        <w:rPr>
+          <w:rFonts w:hint="eastAsia"/>
+        </w:rPr>
+        <w:t>2.</w:t>
+      </w:r>
+      <w:r>
+        <w:rPr>
+          <w:rFonts w:hint="eastAsia"/>
+        </w:rPr>
+        <w:t>說明或辦理情形</w:t>
+      </w:r>
+    </w:p>
+    <w:p/>
+    <w:p>
+      <w:pPr>
+        <w:rPr>
+          <w:rFonts w:hint="eastAsia"/>
+        </w:rPr>
+      </w:pPr>
+      <w:r>
+        <w:rPr>
+          <w:rFonts w:hint="eastAsia"/>
+        </w:rPr>
+        <w:t>以上我的規劃可能有些不完善的地方，為了確保設計的品質，先針對以下</w:t>
+      </w:r>
+      <w:r>
+        <w:rPr>
+          <w:rFonts w:hint="eastAsia"/>
+        </w:rPr>
+        <w:t>6</w:t>
+      </w:r>
+      <w:r>
+        <w:rPr>
+          <w:rFonts w:hint="eastAsia"/>
+        </w:rPr>
+        <w:t>個面向對我提問，或提出其他問題，直到你完全確認我的需求：</w:t>
+      </w:r>
+    </w:p>
+    <w:p>
+      <w:pPr>
+        <w:rPr>
+          <w:rFonts w:hint="eastAsia"/>
+        </w:rPr>
+      </w:pPr>
+      <w:r>
+        <w:rPr>
+          <w:rFonts w:hint="eastAsia"/>
+        </w:rPr>
+        <w:t>1.</w:t>
+      </w:r>
+      <w:r>
+        <w:rPr>
+          <w:rFonts w:hint="eastAsia"/>
+        </w:rPr>
+        <w:t>目標</w:t>
+      </w:r>
+    </w:p>
+    <w:p>
+      <w:pPr>
+        <w:rPr>
+          <w:rFonts w:hint="eastAsia"/>
+        </w:rPr>
+      </w:pPr>
+      <w:r>
+        <w:rPr>
+          <w:rFonts w:hint="eastAsia"/>
+        </w:rPr>
+        <w:t>2.</w:t>
+      </w:r>
+      <w:r>
+        <w:rPr>
+          <w:rFonts w:hint="eastAsia"/>
+        </w:rPr>
+        <w:t>功能模組</w:t>
+      </w:r>
+    </w:p>
+    <w:p>
+      <w:pPr>
+        <w:rPr>
+          <w:rFonts w:hint="eastAsia"/>
+        </w:rPr>
+      </w:pPr>
+      <w:r>
+        <w:rPr>
+          <w:rFonts w:hint="eastAsia"/>
+        </w:rPr>
+        <w:t>3.</w:t>
+      </w:r>
+      <w:r>
+        <w:rPr>
+          <w:rFonts w:hint="eastAsia"/>
+        </w:rPr>
+        <w:t>工具限制</w:t>
+      </w:r>
+    </w:p>
+    <w:p>
+      <w:pPr>
+        <w:rPr>
+          <w:rFonts w:hint="eastAsia"/>
+        </w:rPr>
+      </w:pPr>
+      <w:r>
+        <w:rPr>
+          <w:rFonts w:hint="eastAsia"/>
+        </w:rPr>
+        <w:t>4.</w:t>
+      </w:r>
+      <w:r>
+        <w:rPr>
+          <w:rFonts w:hint="eastAsia"/>
+        </w:rPr>
+        <w:t>資料來源與去向</w:t>
+      </w:r>
+    </w:p>
+    <w:p>
+      <w:pPr>
+        <w:rPr>
+          <w:rFonts w:hint="eastAsia"/>
+        </w:rPr>
+      </w:pPr>
+      <w:r>
+        <w:rPr>
+          <w:rFonts w:hint="eastAsia"/>
+        </w:rPr>
+        <w:t>5.</w:t>
+      </w:r>
+      <w:r>
+        <w:rPr>
+          <w:rFonts w:hint="eastAsia"/>
+        </w:rPr>
+        <w:t>外部依賴</w:t>
+      </w:r>
+    </w:p>
+    <w:p>
+      <w:r>
+        <w:rPr>
+          <w:rFonts w:hint="eastAsia"/>
+        </w:rPr>
+        <w:t>6.</w:t>
+      </w:r>
+      <w:r>
+        <w:rPr>
+          <w:rFonts w:hint="eastAsia"/>
+        </w:rPr>
+        <w:t>驗收標準</w:t>
+      </w:r>
+    </w:p>
+    <w:p/>
+    <w:p>
+      <w:pPr>
+        <w:rPr>
+          <w:rFonts w:hint="eastAsia"/>
+        </w:rPr>
+      </w:pPr>
+      <w:r>
+        <w:rPr>
+          <w:rFonts w:hint="eastAsia"/>
+        </w:rPr>
+        <w:t>為了避免損壞之前的版本，這次的更動</w:t>
+      </w:r>
+      <w:r>
+        <w:rPr>
+          <w:rFonts w:hint="eastAsia"/>
+        </w:rPr>
+        <w:t>幫我存成新的</w:t>
+      </w:r>
+      <w:r>
+        <w:rPr>
+          <w:rFonts w:hint="eastAsia"/>
+        </w:rPr>
+        <w:t>html</w:t>
+      </w:r>
+      <w:r>
+        <w:rPr>
+          <w:rFonts w:hint="eastAsia"/>
+        </w:rPr>
+        <w:t>檔案「</w:t>
+      </w:r>
+      <w:r>
+        <w:rPr>
+          <w:rFonts w:hint="eastAsia"/>
+        </w:rPr>
+        <w:t>國軍</w:t>
+      </w:r>
+      <w:proofErr w:type="gramStart"/>
+      <w:r>
+        <w:rPr>
+          <w:rFonts w:hint="eastAsia"/>
+        </w:rPr>
+        <w:t>軍</w:t>
+      </w:r>
+      <w:proofErr w:type="gramEnd"/>
+      <w:r>
+        <w:rPr>
+          <w:rFonts w:hint="eastAsia"/>
+        </w:rPr>
+        <w:t>購案分析系統</w:t>
+      </w:r>
+      <w:r>
+        <w:rPr>
+          <w:rFonts w:hint="eastAsia"/>
+        </w:rPr>
+        <w:t>v</w:t>
+      </w:r>
+      <w:r>
+        <w:t>1150710</w:t>
+      </w:r>
+      <w:r>
+        <w:t>v2</w:t>
+      </w:r>
+      <w:r>
+        <w:rPr>
+          <w:rFonts w:hint="eastAsia"/>
+        </w:rPr>
+        <w:t>.html</w:t>
+      </w:r>
+      <w:r>
+        <w:rPr>
+          <w:rFonts w:hint="eastAsia"/>
+        </w:rPr>
+        <w:t>」</w:t>
       </w:r>
     </w:p>
     <w:sectPr>
@@ -2501,6 +3877,77 @@
       <w:bCs/>
     </w:rPr>
   </w:style>
+  <w:style w:type="paragraph" w:styleId="Web">
+    <w:name w:val="Normal (Web)"/>
+    <w:basedOn w:val="a"/>
+    <w:uiPriority w:val="99"/>
+    <w:unhideWhenUsed/>
+    <w:rsid w:val="00E50981"/>
+    <w:pPr>
+      <w:widowControl/>
+      <w:spacing w:before="100" w:beforeAutospacing="1" w:after="100" w:afterAutospacing="1"/>
+    </w:pPr>
+    <w:rPr>
+      <w:rFonts w:ascii="新細明體" w:eastAsia="新細明體" w:hAnsi="新細明體" w:cs="新細明體"/>
+      <w:kern w:val="0"/>
+      <w:szCs w:val="24"/>
+    </w:rPr>
+  </w:style>
+  <w:style w:type="character" w:styleId="a5">
+    <w:name w:val="annotation reference"/>
+    <w:basedOn w:val="a0"/>
+    <w:uiPriority w:val="99"/>
+    <w:semiHidden/>
+    <w:unhideWhenUsed/>
+    <w:rsid w:val="002B7344"/>
+    <w:rPr>
+      <w:sz w:val="18"/>
+      <w:szCs w:val="18"/>
+    </w:rPr>
+  </w:style>
+  <w:style w:type="paragraph" w:styleId="a6">
+    <w:name w:val="annotation text"/>
+    <w:basedOn w:val="a"/>
+    <w:link w:val="a7"/>
+    <w:uiPriority w:val="99"/>
+    <w:semiHidden/>
+    <w:unhideWhenUsed/>
+    <w:rsid w:val="002B7344"/>
+  </w:style>
+  <w:style w:type="character" w:customStyle="1" w:styleId="a7">
+    <w:name w:val="註解文字 字元"/>
+    <w:basedOn w:val="a0"/>
+    <w:link w:val="a6"/>
+    <w:uiPriority w:val="99"/>
+    <w:semiHidden/>
+    <w:rsid w:val="002B7344"/>
+  </w:style>
+  <w:style w:type="paragraph" w:styleId="a8">
+    <w:name w:val="annotation subject"/>
+    <w:basedOn w:val="a6"/>
+    <w:next w:val="a6"/>
+    <w:link w:val="a9"/>
+    <w:uiPriority w:val="99"/>
+    <w:semiHidden/>
+    <w:unhideWhenUsed/>
+    <w:rsid w:val="002B7344"/>
+    <w:rPr>
+      <w:b/>
+      <w:bCs/>
+    </w:rPr>
+  </w:style>
+  <w:style w:type="character" w:customStyle="1" w:styleId="a9">
+    <w:name w:val="註解主旨 字元"/>
+    <w:basedOn w:val="a7"/>
+    <w:link w:val="a8"/>
+    <w:uiPriority w:val="99"/>
+    <w:semiHidden/>
+    <w:rsid w:val="002B7344"/>
+    <w:rPr>
+      <w:b/>
+      <w:bCs/>
+    </w:rPr>
+  </w:style>
 </w:styles>
 </file>
 

--- a/筆記.docx
+++ b/筆記.docx
@@ -35,53 +35,17 @@
           <w:kern w:val="0"/>
           <w:szCs w:val="24"/>
         </w:rPr>
-        <w:t>在國防部與</w:t>
-      </w:r>
-      <w:proofErr w:type="gramStart"/>
+        <w:t>在國防部與審計部的軍購帳務審核中，該數據通常與以下幾項指標搭配運用，以全面掌控軍購案的財務進度與預算執行狀況：</w:t>
+      </w:r>
       <w:r>
         <w:rPr>
           <w:rFonts w:ascii="Arial" w:eastAsia="新細明體" w:hAnsi="Arial" w:cs="Arial"/>
           <w:kern w:val="0"/>
           <w:szCs w:val="24"/>
         </w:rPr>
-        <w:t>審計部的軍</w:t>
-      </w:r>
-      <w:proofErr w:type="gramEnd"/>
-      <w:r>
-        <w:rPr>
-          <w:rFonts w:ascii="Arial" w:eastAsia="新細明體" w:hAnsi="Arial" w:cs="Arial"/>
-          <w:kern w:val="0"/>
-          <w:szCs w:val="24"/>
-        </w:rPr>
-        <w:t>購帳</w:t>
-      </w:r>
-      <w:proofErr w:type="gramStart"/>
-      <w:r>
-        <w:rPr>
-          <w:rFonts w:ascii="Arial" w:eastAsia="新細明體" w:hAnsi="Arial" w:cs="Arial"/>
-          <w:kern w:val="0"/>
-          <w:szCs w:val="24"/>
-        </w:rPr>
-        <w:t>務</w:t>
-      </w:r>
-      <w:proofErr w:type="gramEnd"/>
-      <w:r>
-        <w:rPr>
-          <w:rFonts w:ascii="Arial" w:eastAsia="新細明體" w:hAnsi="Arial" w:cs="Arial"/>
-          <w:kern w:val="0"/>
-          <w:szCs w:val="24"/>
-        </w:rPr>
-        <w:t>審核中，該數據通常與以下幾項指標搭配運用，以全面掌控軍購案的財務進度與預算執行狀況：</w:t>
-      </w:r>
-      <w:r>
-        <w:rPr>
-          <w:rFonts w:ascii="Arial" w:eastAsia="新細明體" w:hAnsi="Arial" w:cs="Arial"/>
-          <w:kern w:val="0"/>
-          <w:szCs w:val="24"/>
-        </w:rPr>
         <w:t xml:space="preserve"> [</w:t>
       </w:r>
-      <w:hyperlink r:id="rId5" w:history="1">
+      <w:hyperlink r:id="rId7" w:history="1">
         <w:r>
           <w:rPr>
             <w:rFonts w:ascii="Arial" w:eastAsia="新細明體" w:hAnsi="Arial" w:cs="Arial"/>
@@ -123,20 +87,8 @@
           <w:kern w:val="0"/>
           <w:szCs w:val="24"/>
         </w:rPr>
-        <w:t>累計</w:t>
-      </w:r>
-      <w:proofErr w:type="gramStart"/>
-      <w:r>
-        <w:rPr>
-          <w:rFonts w:ascii="Arial" w:eastAsia="新細明體" w:hAnsi="Arial" w:cs="Arial"/>
-          <w:b/>
-          <w:bCs/>
-          <w:kern w:val="0"/>
-          <w:szCs w:val="24"/>
-        </w:rPr>
-        <w:t>交運值</w:t>
-      </w:r>
-      <w:proofErr w:type="gramEnd"/>
+        <w:t>累計交運值</w:t>
+      </w:r>
       <w:r>
         <w:rPr>
           <w:rFonts w:ascii="Arial" w:eastAsia="新細明體" w:hAnsi="Arial" w:cs="Arial"/>
@@ -255,9 +207,8 @@
           <w:kern w:val="0"/>
           <w:szCs w:val="24"/>
         </w:rPr>
-        <w:t>已下</w:t>
-      </w:r>
-      <w:proofErr w:type="gramStart"/>
+        <w:t>已下訂未交運值</w:t>
+      </w:r>
       <w:r>
         <w:rPr>
           <w:rFonts w:ascii="Arial" w:eastAsia="新細明體" w:hAnsi="Arial" w:cs="Arial"/>
@@ -266,9 +217,8 @@
           <w:kern w:val="0"/>
           <w:szCs w:val="24"/>
         </w:rPr>
-        <w:t>訂未交運值</w:t>
-      </w:r>
-      <w:proofErr w:type="gramEnd"/>
+        <w:t xml:space="preserve"> (Unshipped Requisition Value)</w:t>
+      </w:r>
       <w:r>
         <w:rPr>
           <w:rFonts w:ascii="Arial" w:eastAsia="新細明體" w:hAnsi="Arial" w:cs="Arial"/>
@@ -277,7 +227,28 @@
           <w:kern w:val="0"/>
           <w:szCs w:val="24"/>
         </w:rPr>
-        <w:t xml:space="preserve"> (Unshipped Requisition Value)</w:t>
+        <w:t>：</w:t>
+      </w:r>
+    </w:p>
+    <w:p/>
+    <w:p>
+      <w:pPr>
+        <w:widowControl/>
+        <w:rPr>
+          <w:rFonts w:ascii="Arial" w:eastAsia="新細明體" w:hAnsi="Arial" w:cs="Arial"/>
+          <w:kern w:val="0"/>
+          <w:szCs w:val="24"/>
+        </w:rPr>
+      </w:pPr>
+      <w:r>
+        <w:rPr>
+          <w:rFonts w:ascii="Segoe UI Emoji" w:eastAsia="新細明體" w:hAnsi="Segoe UI Emoji" w:cs="Segoe UI Emoji"/>
+          <w:b/>
+          <w:bCs/>
+          <w:kern w:val="0"/>
+          <w:szCs w:val="24"/>
+        </w:rPr>
+        <w:t>📝</w:t>
       </w:r>
       <w:r>
         <w:rPr>
@@ -287,28 +258,7 @@
           <w:kern w:val="0"/>
           <w:szCs w:val="24"/>
         </w:rPr>
-        <w:t>：</w:t>
-      </w:r>
-    </w:p>
-    <w:p/>
-    <w:p>
-      <w:pPr>
-        <w:widowControl/>
-        <w:rPr>
-          <w:rFonts w:ascii="Arial" w:eastAsia="新細明體" w:hAnsi="Arial" w:cs="Arial"/>
-          <w:kern w:val="0"/>
-          <w:szCs w:val="24"/>
-        </w:rPr>
-      </w:pPr>
-      <w:r>
-        <w:rPr>
-          <w:rFonts w:ascii="Segoe UI Emoji" w:eastAsia="新細明體" w:hAnsi="Segoe UI Emoji" w:cs="Segoe UI Emoji"/>
-          <w:b/>
-          <w:bCs/>
-          <w:kern w:val="0"/>
-          <w:szCs w:val="24"/>
-        </w:rPr>
-        <w:t>📝</w:t>
+        <w:t xml:space="preserve"> </w:t>
       </w:r>
       <w:r>
         <w:rPr>
@@ -318,16 +268,6 @@
           <w:kern w:val="0"/>
           <w:szCs w:val="24"/>
         </w:rPr>
-        <w:t xml:space="preserve"> </w:t>
-      </w:r>
-      <w:r>
-        <w:rPr>
-          <w:rFonts w:ascii="Arial" w:eastAsia="新細明體" w:hAnsi="Arial" w:cs="Arial"/>
-          <w:b/>
-          <w:bCs/>
-          <w:kern w:val="0"/>
-          <w:szCs w:val="24"/>
-        </w:rPr>
         <w:t>財務管理與「在途物資」機制</w:t>
       </w:r>
       <w:r>
@@ -344,91 +284,7 @@
           <w:kern w:val="0"/>
           <w:szCs w:val="24"/>
         </w:rPr>
-        <w:t>因為軍購作業期程長、金額龐大，通常會發生「我方已匯款，但美方尚未交貨」的時間差。為了讓決算數字合理，國軍會將這些已結匯、已列入預算支出卻「尚未驗收結清」的金額，以「在途物資」科目列帳。這筆款項在未交運前，會存放在美方帳戶中，</w:t>
-      </w:r>
-      <w:proofErr w:type="gramStart"/>
-      <w:r>
-        <w:rPr>
-          <w:rFonts w:ascii="Arial" w:eastAsia="新細明體" w:hAnsi="Arial" w:cs="Arial"/>
-          <w:kern w:val="0"/>
-          <w:szCs w:val="24"/>
-        </w:rPr>
-        <w:t>待軍品交運且國軍</w:t>
-      </w:r>
-      <w:proofErr w:type="gramEnd"/>
-      <w:r>
-        <w:rPr>
-          <w:rFonts w:ascii="Arial" w:eastAsia="新細明體" w:hAnsi="Arial" w:cs="Arial"/>
-          <w:kern w:val="0"/>
-          <w:szCs w:val="24"/>
-        </w:rPr>
-        <w:t>驗收補證後，才會完成沖銷。</w:t>
-      </w:r>
-      <w:r>
-        <w:rPr>
-          <w:rFonts w:ascii="Arial" w:eastAsia="新細明體" w:hAnsi="Arial" w:cs="Arial"/>
-          <w:kern w:val="0"/>
-          <w:szCs w:val="24"/>
-        </w:rPr>
-        <w:t xml:space="preserve"> [</w:t>
-      </w:r>
-      <w:hyperlink r:id="rId6" w:history="1">
-        <w:r>
-          <w:rPr>
-            <w:rFonts w:ascii="Arial" w:eastAsia="新細明體" w:hAnsi="Arial" w:cs="Arial"/>
-            <w:color w:val="0000FF"/>
-            <w:kern w:val="0"/>
-            <w:szCs w:val="24"/>
-            <w:u w:val="single"/>
-          </w:rPr>
-          <w:t>1</w:t>
-        </w:r>
-      </w:hyperlink>
-      <w:r>
-        <w:rPr>
-          <w:rFonts w:ascii="Arial" w:eastAsia="新細明體" w:hAnsi="Arial" w:cs="Arial"/>
-          <w:kern w:val="0"/>
-          <w:szCs w:val="24"/>
-        </w:rPr>
-        <w:t xml:space="preserve">, </w:t>
-      </w:r>
-      <w:hyperlink r:id="rId7" w:history="1">
-        <w:r>
-          <w:rPr>
-            <w:rFonts w:ascii="Arial" w:eastAsia="新細明體" w:hAnsi="Arial" w:cs="Arial"/>
-            <w:color w:val="0000FF"/>
-            <w:kern w:val="0"/>
-            <w:szCs w:val="24"/>
-            <w:u w:val="single"/>
-          </w:rPr>
-          <w:t>2</w:t>
-        </w:r>
-      </w:hyperlink>
-      <w:r>
-        <w:rPr>
-          <w:rFonts w:ascii="Arial" w:eastAsia="新細明體" w:hAnsi="Arial" w:cs="Arial"/>
-          <w:kern w:val="0"/>
-          <w:szCs w:val="24"/>
-        </w:rPr>
-        <w:t>]</w:t>
-      </w:r>
-    </w:p>
-    <w:p>
-      <w:pPr>
-        <w:widowControl/>
-        <w:rPr>
-          <w:rFonts w:ascii="Arial" w:eastAsia="新細明體" w:hAnsi="Arial" w:cs="Arial"/>
-          <w:kern w:val="0"/>
-          <w:szCs w:val="24"/>
-        </w:rPr>
-      </w:pPr>
-      <w:r>
-        <w:rPr>
-          <w:rFonts w:ascii="Arial" w:eastAsia="新細明體" w:hAnsi="Arial" w:cs="Arial"/>
-          <w:kern w:val="0"/>
-          <w:szCs w:val="24"/>
-        </w:rPr>
-        <w:t>近年來，因全球供應鏈產能波動及美國武器出口法規調整，軍購案面臨延宕情形。國軍為避免大筆資金長期滯留美國帳戶產生閒置（即結匯數大於累計交運值），已積極要求美方軍售專案經理評估後續實際財務需求值，以機動調降發價書額度、避免過早撥付未必要之款項，確保國庫資金的高效運用。</w:t>
+        <w:t>因為軍購作業期程長、金額龐大，通常會發生「我方已匯款，但美方尚未交貨」的時間差。為了讓決算數字合理，國軍會將這些已結匯、已列入預算支出卻「尚未驗收結清」的金額，以「在途物資」科目列帳。這筆款項在未交運前，會存放在美方帳戶中，待軍品交運且國軍驗收補證後，才會完成沖銷。</w:t>
       </w:r>
       <w:r>
         <w:rPr>
@@ -476,9 +332,75 @@
           <w:kern w:val="0"/>
           <w:szCs w:val="24"/>
         </w:rPr>
+        <w:t>]</w:t>
+      </w:r>
+    </w:p>
+    <w:p>
+      <w:pPr>
+        <w:widowControl/>
+        <w:rPr>
+          <w:rFonts w:ascii="Arial" w:eastAsia="新細明體" w:hAnsi="Arial" w:cs="Arial"/>
+          <w:kern w:val="0"/>
+          <w:szCs w:val="24"/>
+        </w:rPr>
+      </w:pPr>
+      <w:r>
+        <w:rPr>
+          <w:rFonts w:ascii="Arial" w:eastAsia="新細明體" w:hAnsi="Arial" w:cs="Arial"/>
+          <w:kern w:val="0"/>
+          <w:szCs w:val="24"/>
+        </w:rPr>
+        <w:t>近年來，因全球供應鏈產能波動及美國武器出口法規調整，軍購案面臨延宕情形。國軍為避免大筆資金長期滯留美國帳戶產生閒置（即結匯數大於累計交運值），已積極要求美方軍售專案經理評估後續實際財務需求值，以機動調降發價書額度、避免過早撥付未必要之款項，確保國庫資金的高效運用。</w:t>
+      </w:r>
+      <w:r>
+        <w:rPr>
+          <w:rFonts w:ascii="Arial" w:eastAsia="新細明體" w:hAnsi="Arial" w:cs="Arial"/>
+          <w:kern w:val="0"/>
+          <w:szCs w:val="24"/>
+        </w:rPr>
+        <w:t xml:space="preserve"> [</w:t>
+      </w:r>
+      <w:hyperlink r:id="rId10" w:history="1">
+        <w:r>
+          <w:rPr>
+            <w:rFonts w:ascii="Arial" w:eastAsia="新細明體" w:hAnsi="Arial" w:cs="Arial"/>
+            <w:color w:val="0000FF"/>
+            <w:kern w:val="0"/>
+            <w:szCs w:val="24"/>
+            <w:u w:val="single"/>
+          </w:rPr>
+          <w:t>1</w:t>
+        </w:r>
+      </w:hyperlink>
+      <w:r>
+        <w:rPr>
+          <w:rFonts w:ascii="Arial" w:eastAsia="新細明體" w:hAnsi="Arial" w:cs="Arial"/>
+          <w:kern w:val="0"/>
+          <w:szCs w:val="24"/>
+        </w:rPr>
         <w:t xml:space="preserve">, </w:t>
       </w:r>
-      <w:hyperlink r:id="rId10" w:history="1">
+      <w:hyperlink r:id="rId11" w:history="1">
+        <w:r>
+          <w:rPr>
+            <w:rFonts w:ascii="Arial" w:eastAsia="新細明體" w:hAnsi="Arial" w:cs="Arial"/>
+            <w:color w:val="0000FF"/>
+            <w:kern w:val="0"/>
+            <w:szCs w:val="24"/>
+            <w:u w:val="single"/>
+          </w:rPr>
+          <w:t>2</w:t>
+        </w:r>
+      </w:hyperlink>
+      <w:r>
+        <w:rPr>
+          <w:rFonts w:ascii="Arial" w:eastAsia="新細明體" w:hAnsi="Arial" w:cs="Arial"/>
+          <w:kern w:val="0"/>
+          <w:szCs w:val="24"/>
+        </w:rPr>
+        <w:t xml:space="preserve">, </w:t>
+      </w:r>
+      <w:hyperlink r:id="rId12" w:history="1">
         <w:r>
           <w:rPr>
             <w:rFonts w:ascii="Arial" w:eastAsia="新細明體" w:hAnsi="Arial" w:cs="Arial"/>
@@ -501,11 +423,6 @@
     </w:p>
     <w:p/>
     <w:p>
-      <w:pPr>
-        <w:rPr>
-          <w:rFonts w:hint="eastAsia"/>
-        </w:rPr>
-      </w:pPr>
       <w:r>
         <w:rPr>
           <w:rFonts w:hint="eastAsia"/>
@@ -536,21 +453,7 @@
         <w:rPr>
           <w:rFonts w:hint="eastAsia"/>
         </w:rPr>
-        <w:t>國軍</w:t>
-      </w:r>
-      <w:proofErr w:type="gramStart"/>
-      <w:r>
-        <w:rPr>
-          <w:rFonts w:hint="eastAsia"/>
-        </w:rPr>
-        <w:t>軍</w:t>
-      </w:r>
-      <w:proofErr w:type="gramEnd"/>
-      <w:r>
-        <w:rPr>
-          <w:rFonts w:hint="eastAsia"/>
-        </w:rPr>
-        <w:t>購案分析系統</w:t>
+        <w:t>國軍軍購案分析系統</w:t>
       </w:r>
       <w:r>
         <w:rPr>
@@ -574,7 +477,124 @@
         <w:rPr>
           <w:rFonts w:hint="eastAsia"/>
         </w:rPr>
-        <w:t>檔案</w:t>
+        <w:t>檔案「</w:t>
+      </w:r>
+      <w:r>
+        <w:rPr>
+          <w:rFonts w:hint="eastAsia"/>
+        </w:rPr>
+        <w:t>國軍軍購案分析系統</w:t>
+      </w:r>
+      <w:r>
+        <w:rPr>
+          <w:rFonts w:hint="eastAsia"/>
+        </w:rPr>
+        <w:t>v</w:t>
+      </w:r>
+      <w:r>
+        <w:t>1150710</w:t>
+      </w:r>
+      <w:r>
+        <w:rPr>
+          <w:rFonts w:hint="eastAsia"/>
+        </w:rPr>
+        <w:t>.html</w:t>
+      </w:r>
+      <w:r>
+        <w:rPr>
+          <w:rFonts w:hint="eastAsia"/>
+        </w:rPr>
+        <w:t>」：</w:t>
+      </w:r>
+    </w:p>
+    <w:p>
+      <w:r>
+        <w:rPr>
+          <w:rFonts w:hint="eastAsia"/>
+        </w:rPr>
+        <w:t>現在開始著手進行「</w:t>
+      </w:r>
+      <w:r>
+        <w:rPr>
+          <w:rFonts w:hint="eastAsia"/>
+        </w:rPr>
+        <w:t>控制點清單</w:t>
+      </w:r>
+      <w:r>
+        <w:rPr>
+          <w:rFonts w:hint="eastAsia"/>
+        </w:rPr>
+        <w:t>.docx</w:t>
+      </w:r>
+      <w:r>
+        <w:rPr>
+          <w:rFonts w:hint="eastAsia"/>
+        </w:rPr>
+        <w:t>」的分析功能建立。</w:t>
+      </w:r>
+    </w:p>
+    <w:p>
+      <w:r>
+        <w:rPr>
+          <w:rFonts w:hint="eastAsia"/>
+        </w:rPr>
+        <w:t>之前實驗版本中的</w:t>
+      </w:r>
+      <w:r>
+        <w:rPr>
+          <w:rFonts w:hint="eastAsia"/>
+        </w:rPr>
+        <w:t>2</w:t>
+      </w:r>
+      <w:r>
+        <w:rPr>
+          <w:rFonts w:hint="eastAsia"/>
+        </w:rPr>
+        <w:t>個分析項目可以捨棄了，以現在「</w:t>
+      </w:r>
+      <w:r>
+        <w:rPr>
+          <w:rFonts w:hint="eastAsia"/>
+        </w:rPr>
+        <w:t>控制點清單</w:t>
+      </w:r>
+      <w:r>
+        <w:rPr>
+          <w:rFonts w:hint="eastAsia"/>
+        </w:rPr>
+        <w:t>.docx</w:t>
+      </w:r>
+      <w:r>
+        <w:rPr>
+          <w:rFonts w:hint="eastAsia"/>
+        </w:rPr>
+        <w:t>」的分析項目為主，重新建置。</w:t>
+      </w:r>
+    </w:p>
+    <w:p>
+      <w:r>
+        <w:rPr>
+          <w:rFonts w:hint="eastAsia"/>
+        </w:rPr>
+        <w:t>另外，考量現在分析項目的數量增加了很多，且又分為「軍投」與「作維」</w:t>
+      </w:r>
+      <w:r>
+        <w:rPr>
+          <w:rFonts w:hint="eastAsia"/>
+        </w:rPr>
+        <w:t>2</w:t>
+      </w:r>
+      <w:r>
+        <w:rPr>
+          <w:rFonts w:hint="eastAsia"/>
+        </w:rPr>
+        <w:t>大類</w:t>
+      </w:r>
+      <w:r>
+        <w:rPr>
+          <w:rFonts w:hint="eastAsia"/>
+        </w:rPr>
+        <w:t>，所以在「分析結果」的部分，以</w:t>
       </w:r>
       <w:r>
         <w:rPr>
@@ -585,37 +605,9 @@
       <w:r>
         <w:rPr>
           <w:rFonts w:hint="eastAsia"/>
-        </w:rPr>
-        <w:t>國軍</w:t>
-      </w:r>
-      <w:proofErr w:type="gramStart"/>
-      <w:r>
-        <w:rPr>
-          <w:rFonts w:hint="eastAsia"/>
-        </w:rPr>
-        <w:t>軍</w:t>
-      </w:r>
-      <w:proofErr w:type="gramEnd"/>
-      <w:r>
-        <w:rPr>
-          <w:rFonts w:hint="eastAsia"/>
-        </w:rPr>
-        <w:t>購案分析系統</w:t>
-      </w:r>
-      <w:r>
-        <w:rPr>
-          <w:rFonts w:hint="eastAsia"/>
-        </w:rPr>
-        <w:t>v</w:t>
-      </w:r>
-      <w:r>
-        <w:t>1150710</w:t>
-      </w:r>
-      <w:r>
-        <w:rPr>
-          <w:rFonts w:hint="eastAsia"/>
-        </w:rPr>
-        <w:t>.html</w:t>
+          <w:color w:val="FF0000"/>
+        </w:rPr>
+        <w:t>分析總表</w:t>
       </w:r>
       <w:r>
         <w:rPr>
@@ -627,147 +619,6 @@
         <w:rPr>
           <w:rFonts w:hint="eastAsia"/>
         </w:rPr>
-        <w:t>：</w:t>
-      </w:r>
-    </w:p>
-    <w:p>
-      <w:r>
-        <w:rPr>
-          <w:rFonts w:hint="eastAsia"/>
-        </w:rPr>
-        <w:t>現在開始著手進行「</w:t>
-      </w:r>
-      <w:r>
-        <w:rPr>
-          <w:rFonts w:hint="eastAsia"/>
-        </w:rPr>
-        <w:t>控制點清單</w:t>
-      </w:r>
-      <w:r>
-        <w:rPr>
-          <w:rFonts w:hint="eastAsia"/>
-        </w:rPr>
-        <w:t>.docx</w:t>
-      </w:r>
-      <w:r>
-        <w:rPr>
-          <w:rFonts w:hint="eastAsia"/>
-        </w:rPr>
-        <w:t>」的分析功能建立。</w:t>
-      </w:r>
-    </w:p>
-    <w:p>
-      <w:r>
-        <w:rPr>
-          <w:rFonts w:hint="eastAsia"/>
-        </w:rPr>
-        <w:t>之前實驗版本中的</w:t>
-      </w:r>
-      <w:r>
-        <w:rPr>
-          <w:rFonts w:hint="eastAsia"/>
-        </w:rPr>
-        <w:t>2</w:t>
-      </w:r>
-      <w:r>
-        <w:rPr>
-          <w:rFonts w:hint="eastAsia"/>
-        </w:rPr>
-        <w:t>個分析項目可以捨棄了，以現在</w:t>
-      </w:r>
-      <w:r>
-        <w:rPr>
-          <w:rFonts w:hint="eastAsia"/>
-        </w:rPr>
-        <w:t>「</w:t>
-      </w:r>
-      <w:r>
-        <w:rPr>
-          <w:rFonts w:hint="eastAsia"/>
-        </w:rPr>
-        <w:t>控制點清單</w:t>
-      </w:r>
-      <w:r>
-        <w:rPr>
-          <w:rFonts w:hint="eastAsia"/>
-        </w:rPr>
-        <w:t>.docx</w:t>
-      </w:r>
-      <w:r>
-        <w:rPr>
-          <w:rFonts w:hint="eastAsia"/>
-        </w:rPr>
-        <w:t>」</w:t>
-      </w:r>
-      <w:r>
-        <w:rPr>
-          <w:rFonts w:hint="eastAsia"/>
-        </w:rPr>
-        <w:t>的分析項目為主，重新建置。</w:t>
-      </w:r>
-    </w:p>
-    <w:p>
-      <w:r>
-        <w:rPr>
-          <w:rFonts w:hint="eastAsia"/>
-        </w:rPr>
-        <w:t>另外，考量現在分析項目的數量增加了很多，且又分為「軍投」與「</w:t>
-      </w:r>
-      <w:proofErr w:type="gramStart"/>
-      <w:r>
-        <w:rPr>
-          <w:rFonts w:hint="eastAsia"/>
-        </w:rPr>
-        <w:t>作維</w:t>
-      </w:r>
-      <w:proofErr w:type="gramEnd"/>
-      <w:r>
-        <w:rPr>
-          <w:rFonts w:hint="eastAsia"/>
-        </w:rPr>
-        <w:t>」</w:t>
-      </w:r>
-      <w:r>
-        <w:rPr>
-          <w:rFonts w:hint="eastAsia"/>
-        </w:rPr>
-        <w:t>2</w:t>
-      </w:r>
-      <w:r>
-        <w:rPr>
-          <w:rFonts w:hint="eastAsia"/>
-        </w:rPr>
-        <w:t>大類</w:t>
-      </w:r>
-      <w:r>
-        <w:rPr>
-          <w:rFonts w:hint="eastAsia"/>
-        </w:rPr>
-        <w:t>，所以在「分析結果」的部分，以</w:t>
-      </w:r>
-      <w:r>
-        <w:rPr>
-          <w:rFonts w:hint="eastAsia"/>
-        </w:rPr>
-        <w:t>「</w:t>
-      </w:r>
-      <w:r>
-        <w:rPr>
-          <w:rFonts w:hint="eastAsia"/>
-          <w:color w:val="FF0000"/>
-        </w:rPr>
-        <w:t>分析總表</w:t>
-      </w:r>
-      <w:r>
-        <w:rPr>
-          <w:rFonts w:hint="eastAsia"/>
-        </w:rPr>
-        <w:t>」</w:t>
-      </w:r>
-      <w:r>
-        <w:rPr>
-          <w:rFonts w:hint="eastAsia"/>
-        </w:rPr>
         <w:t>呈現，表格設計如我上傳的圖片。</w:t>
       </w:r>
     </w:p>
@@ -796,55 +647,13 @@
         <w:rPr>
           <w:rFonts w:hint="eastAsia"/>
         </w:rPr>
-        <w:t>在詳細情形欄位，設計一個「明細表」按鈕，點按鈕</w:t>
-      </w:r>
-      <w:proofErr w:type="gramStart"/>
-      <w:r>
-        <w:rPr>
-          <w:rFonts w:hint="eastAsia"/>
-        </w:rPr>
-        <w:t>可以跳轉到</w:t>
-      </w:r>
-      <w:proofErr w:type="gramEnd"/>
-      <w:r>
-        <w:rPr>
-          <w:rFonts w:hint="eastAsia"/>
-        </w:rPr>
-        <w:t>另一個頁面，顯示僅包含該分析項目的分析結果的工作表</w:t>
-      </w:r>
-      <w:r>
-        <w:rPr>
-          <w:rFonts w:hint="eastAsia"/>
-        </w:rPr>
-        <w:t>。換言之，每</w:t>
-      </w:r>
-      <w:proofErr w:type="gramStart"/>
-      <w:r>
-        <w:rPr>
-          <w:rFonts w:hint="eastAsia"/>
-        </w:rPr>
-        <w:t>個</w:t>
-      </w:r>
-      <w:proofErr w:type="gramEnd"/>
-      <w:r>
-        <w:rPr>
-          <w:rFonts w:hint="eastAsia"/>
-        </w:rPr>
-        <w:t>分析項目都需要有它的</w:t>
-      </w:r>
-      <w:proofErr w:type="gramStart"/>
-      <w:r>
-        <w:rPr>
-          <w:rFonts w:hint="eastAsia"/>
-        </w:rPr>
-        <w:t>跳轉頁</w:t>
-      </w:r>
-      <w:proofErr w:type="gramEnd"/>
-      <w:r>
-        <w:rPr>
-          <w:rFonts w:hint="eastAsia"/>
-        </w:rPr>
-        <w:t>面。</w:t>
+        <w:t>在詳細情形欄位，設計一個「明細表」按鈕，點按鈕可以跳轉到另一個頁面，顯示僅包含該分析項目的分析結果的工作表</w:t>
+      </w:r>
+      <w:r>
+        <w:rPr>
+          <w:rFonts w:hint="eastAsia"/>
+        </w:rPr>
+        <w:t>。換言之，每個分析項目都需要有它的跳轉頁面。</w:t>
       </w:r>
     </w:p>
     <w:p/>
@@ -853,35 +662,7 @@
         <w:rPr>
           <w:rFonts w:hint="eastAsia"/>
         </w:rPr>
-        <w:t>以下</w:t>
-      </w:r>
-      <w:proofErr w:type="gramStart"/>
-      <w:r>
-        <w:rPr>
-          <w:rFonts w:hint="eastAsia"/>
-        </w:rPr>
-        <w:t>稱跳轉前</w:t>
-      </w:r>
-      <w:proofErr w:type="gramEnd"/>
-      <w:r>
-        <w:rPr>
-          <w:rFonts w:hint="eastAsia"/>
-        </w:rPr>
-        <w:t>的頁面叫做「主頁面」，</w:t>
-      </w:r>
-      <w:proofErr w:type="gramStart"/>
-      <w:r>
-        <w:rPr>
-          <w:rFonts w:hint="eastAsia"/>
-        </w:rPr>
-        <w:t>跳轉後</w:t>
-      </w:r>
-      <w:proofErr w:type="gramEnd"/>
-      <w:r>
-        <w:rPr>
-          <w:rFonts w:hint="eastAsia"/>
-        </w:rPr>
-        <w:t>各分析項目的頁面叫做「詳細頁面」。</w:t>
+        <w:t>以下稱跳轉前的頁面叫做「主頁面」，跳轉後各分析項目的頁面叫做「詳細頁面」。</w:t>
       </w:r>
     </w:p>
     <w:p>
@@ -1038,16 +819,112 @@
         <w:rPr>
           <w:rFonts w:hint="eastAsia"/>
         </w:rPr>
+        <w:t>全部分析結果明細表（</w:t>
+      </w:r>
+      <w:r>
+        <w:rPr>
+          <w:rFonts w:hint="eastAsia"/>
+        </w:rPr>
+        <w:t>預設檔名為「</w:t>
+      </w:r>
+      <w:r>
+        <w:t>”</w:t>
+      </w:r>
+      <w:r>
+        <w:rPr>
+          <w:rFonts w:hint="eastAsia"/>
+        </w:rPr>
+        <w:t>今天日期</w:t>
+      </w:r>
+      <w:r>
+        <w:t>”</w:t>
+      </w:r>
+      <w:r>
+        <w:rPr>
+          <w:rFonts w:hint="eastAsia"/>
+        </w:rPr>
         <w:t>全部分析結果明細表</w:t>
       </w:r>
-      <w:proofErr w:type="gramStart"/>
+      <w:r>
+        <w:rPr>
+          <w:rFonts w:hint="eastAsia"/>
+        </w:rPr>
+        <w:t>」</w:t>
+      </w:r>
+      <w:r>
+        <w:rPr>
+          <w:rFonts w:hint="eastAsia"/>
+        </w:rPr>
+        <w:t>，</w:t>
+      </w:r>
+      <w:r>
+        <w:rPr>
+          <w:rFonts w:hint="eastAsia"/>
+        </w:rPr>
+        <w:t>欄位可參考實驗版本「</w:t>
+      </w:r>
+      <w:r>
+        <w:rPr>
+          <w:rFonts w:hint="eastAsia"/>
+        </w:rPr>
+        <w:t>國軍軍購案分析系統</w:t>
+      </w:r>
+      <w:r>
+        <w:rPr>
+          <w:rFonts w:hint="eastAsia"/>
+        </w:rPr>
+        <w:t>.html</w:t>
+      </w:r>
+      <w:r>
+        <w:rPr>
+          <w:rFonts w:hint="eastAsia"/>
+        </w:rPr>
+        <w:t>」的分析結果）</w:t>
+      </w:r>
+    </w:p>
+    <w:p>
+      <w:r>
+        <w:rPr>
+          <w:rFonts w:hint="eastAsia"/>
+        </w:rPr>
+        <w:t>每個</w:t>
+      </w:r>
+      <w:r>
+        <w:rPr>
+          <w:rFonts w:hint="eastAsia"/>
+        </w:rPr>
+        <w:t>詳細頁面要有按鈕</w:t>
+      </w:r>
+      <w:r>
+        <w:rPr>
+          <w:rFonts w:hint="eastAsia"/>
+        </w:rPr>
+        <w:t>，</w:t>
+      </w:r>
+      <w:r>
+        <w:rPr>
+          <w:rFonts w:hint="eastAsia"/>
+        </w:rPr>
+        <w:t>可以下載</w:t>
+      </w:r>
+      <w:r>
+        <w:rPr>
+          <w:rFonts w:hint="eastAsia"/>
+        </w:rPr>
+        <w:t>僅包含該分析項目的分析結果工作表，檔案格式為</w:t>
+      </w:r>
+      <w:r>
+        <w:rPr>
+          <w:rFonts w:hint="eastAsia"/>
+        </w:rPr>
+        <w:t>.xlsx</w:t>
+      </w:r>
       <w:r>
         <w:rPr>
           <w:rFonts w:hint="eastAsia"/>
         </w:rPr>
         <w:t>（</w:t>
       </w:r>
-      <w:proofErr w:type="gramEnd"/>
       <w:r>
         <w:rPr>
           <w:rFonts w:hint="eastAsia"/>
@@ -1064,256 +941,83 @@
         <w:t>今天日期</w:t>
       </w:r>
       <w:r>
+        <w:t>””</w:t>
+      </w:r>
+      <w:r>
+        <w:rPr>
+          <w:rFonts w:hint="eastAsia"/>
+        </w:rPr>
+        <w:t>【軍投或作維】</w:t>
+      </w:r>
+      <w:r>
+        <w:t>””</w:t>
+      </w:r>
+      <w:r>
+        <w:rPr>
+          <w:rFonts w:hint="eastAsia"/>
+        </w:rPr>
+        <w:t>分析項目編號</w:t>
+      </w:r>
+      <w:r>
+        <w:t>””</w:t>
+      </w:r>
+      <w:r>
+        <w:rPr>
+          <w:rFonts w:hint="eastAsia"/>
+        </w:rPr>
+        <w:t>分析控制點名稱</w:t>
+      </w:r>
+      <w:r>
         <w:t>”</w:t>
       </w:r>
       <w:r>
         <w:rPr>
           <w:rFonts w:hint="eastAsia"/>
         </w:rPr>
-        <w:t>全部分析結果明細表</w:t>
-      </w:r>
-      <w:r>
-        <w:rPr>
-          <w:rFonts w:hint="eastAsia"/>
-        </w:rPr>
         <w:t>」</w:t>
       </w:r>
       <w:r>
         <w:rPr>
           <w:rFonts w:hint="eastAsia"/>
         </w:rPr>
-        <w:t>，</w:t>
-      </w:r>
-      <w:r>
-        <w:rPr>
-          <w:rFonts w:hint="eastAsia"/>
-        </w:rPr>
-        <w:t>欄位可參考</w:t>
-      </w:r>
-      <w:r>
-        <w:rPr>
-          <w:rFonts w:hint="eastAsia"/>
-        </w:rPr>
-        <w:t>實驗版本「</w:t>
-      </w:r>
-      <w:r>
-        <w:rPr>
-          <w:rFonts w:hint="eastAsia"/>
-        </w:rPr>
-        <w:t>國軍</w:t>
-      </w:r>
-      <w:proofErr w:type="gramStart"/>
-      <w:r>
-        <w:rPr>
-          <w:rFonts w:hint="eastAsia"/>
-        </w:rPr>
-        <w:t>軍</w:t>
-      </w:r>
-      <w:proofErr w:type="gramEnd"/>
-      <w:r>
-        <w:rPr>
-          <w:rFonts w:hint="eastAsia"/>
-        </w:rPr>
-        <w:t>購案分析系統</w:t>
-      </w:r>
-      <w:r>
-        <w:rPr>
-          <w:rFonts w:hint="eastAsia"/>
-        </w:rPr>
-        <w:t>.html</w:t>
-      </w:r>
-      <w:r>
-        <w:rPr>
-          <w:rFonts w:hint="eastAsia"/>
-        </w:rPr>
-        <w:t>」</w:t>
-      </w:r>
-      <w:r>
-        <w:rPr>
-          <w:rFonts w:hint="eastAsia"/>
-        </w:rPr>
-        <w:t>的分析結果</w:t>
-      </w:r>
-      <w:proofErr w:type="gramStart"/>
+        <w:t>，例如：</w:t>
+      </w:r>
+      <w:r>
+        <w:rPr>
+          <w:rFonts w:hint="eastAsia"/>
+        </w:rPr>
+        <w:t>20260710</w:t>
+      </w:r>
+      <w:r>
+        <w:rPr>
+          <w:rFonts w:hint="eastAsia"/>
+        </w:rPr>
+        <w:t>軍投</w:t>
+      </w:r>
+      <w:r>
+        <w:rPr>
+          <w:rFonts w:hint="eastAsia"/>
+        </w:rPr>
+        <w:t>1-1</w:t>
+      </w:r>
+      <w:r>
+        <w:rPr>
+          <w:rFonts w:hint="eastAsia"/>
+        </w:rPr>
+        <w:t>交運值為</w:t>
+      </w:r>
+      <w:r>
+        <w:rPr>
+          <w:rFonts w:hint="eastAsia"/>
+        </w:rPr>
+        <w:t>0</w:t>
+      </w:r>
       <w:r>
         <w:rPr>
           <w:rFonts w:hint="eastAsia"/>
         </w:rPr>
         <w:t>）</w:t>
       </w:r>
-      <w:proofErr w:type="gramEnd"/>
-    </w:p>
-    <w:p>
-      <w:r>
-        <w:rPr>
-          <w:rFonts w:hint="eastAsia"/>
-        </w:rPr>
-        <w:t>每</w:t>
-      </w:r>
-      <w:proofErr w:type="gramStart"/>
-      <w:r>
-        <w:rPr>
-          <w:rFonts w:hint="eastAsia"/>
-        </w:rPr>
-        <w:t>個</w:t>
-      </w:r>
-      <w:proofErr w:type="gramEnd"/>
-      <w:r>
-        <w:rPr>
-          <w:rFonts w:hint="eastAsia"/>
-        </w:rPr>
-        <w:t>詳細頁面要有按鈕</w:t>
-      </w:r>
-      <w:r>
-        <w:rPr>
-          <w:rFonts w:hint="eastAsia"/>
-        </w:rPr>
-        <w:t>，</w:t>
-      </w:r>
-      <w:r>
-        <w:rPr>
-          <w:rFonts w:hint="eastAsia"/>
-        </w:rPr>
-        <w:t>可以下載</w:t>
-      </w:r>
-      <w:r>
-        <w:rPr>
-          <w:rFonts w:hint="eastAsia"/>
-        </w:rPr>
-        <w:t>僅包含該分析項目的分析結果</w:t>
-      </w:r>
-      <w:r>
-        <w:rPr>
-          <w:rFonts w:hint="eastAsia"/>
-        </w:rPr>
-        <w:t>工作表，檔案格式為</w:t>
-      </w:r>
-      <w:r>
-        <w:rPr>
-          <w:rFonts w:hint="eastAsia"/>
-        </w:rPr>
-        <w:t>.xlsx</w:t>
-      </w:r>
-      <w:proofErr w:type="gramStart"/>
-      <w:r>
-        <w:rPr>
-          <w:rFonts w:hint="eastAsia"/>
-        </w:rPr>
-        <w:t>（</w:t>
-      </w:r>
-      <w:proofErr w:type="gramEnd"/>
-      <w:r>
-        <w:rPr>
-          <w:rFonts w:hint="eastAsia"/>
-        </w:rPr>
-        <w:t>預設檔名為「</w:t>
-      </w:r>
-      <w:r>
-        <w:t>”</w:t>
-      </w:r>
-      <w:r>
-        <w:rPr>
-          <w:rFonts w:hint="eastAsia"/>
-        </w:rPr>
-        <w:t>今天日期</w:t>
-      </w:r>
-      <w:r>
-        <w:t>”</w:t>
-      </w:r>
-      <w:proofErr w:type="gramStart"/>
-      <w:r>
-        <w:t>”</w:t>
-      </w:r>
-      <w:proofErr w:type="gramEnd"/>
-      <w:r>
-        <w:rPr>
-          <w:rFonts w:hint="eastAsia"/>
-        </w:rPr>
-        <w:t>【軍投或作維】</w:t>
-      </w:r>
-      <w:r>
-        <w:t>”</w:t>
-      </w:r>
-      <w:proofErr w:type="gramStart"/>
-      <w:r>
-        <w:t>”</w:t>
-      </w:r>
-      <w:proofErr w:type="gramEnd"/>
-      <w:r>
-        <w:rPr>
-          <w:rFonts w:hint="eastAsia"/>
-        </w:rPr>
-        <w:t>分析項目編號</w:t>
-      </w:r>
-      <w:r>
-        <w:t>”</w:t>
-      </w:r>
-      <w:proofErr w:type="gramStart"/>
-      <w:r>
-        <w:t>”</w:t>
-      </w:r>
-      <w:proofErr w:type="gramEnd"/>
-      <w:r>
-        <w:rPr>
-          <w:rFonts w:hint="eastAsia"/>
-        </w:rPr>
-        <w:t>分析控制點名稱</w:t>
-      </w:r>
-      <w:r>
-        <w:t>”</w:t>
-      </w:r>
-      <w:r>
-        <w:rPr>
-          <w:rFonts w:hint="eastAsia"/>
-        </w:rPr>
-        <w:t>」</w:t>
-      </w:r>
-      <w:r>
-        <w:rPr>
-          <w:rFonts w:hint="eastAsia"/>
-        </w:rPr>
-        <w:t>，例如：</w:t>
-      </w:r>
-      <w:r>
-        <w:rPr>
-          <w:rFonts w:hint="eastAsia"/>
-        </w:rPr>
-        <w:t>20260710</w:t>
-      </w:r>
-      <w:r>
-        <w:rPr>
-          <w:rFonts w:hint="eastAsia"/>
-        </w:rPr>
-        <w:t>軍投</w:t>
-      </w:r>
-      <w:r>
-        <w:rPr>
-          <w:rFonts w:hint="eastAsia"/>
-        </w:rPr>
-        <w:t>1-1</w:t>
-      </w:r>
-      <w:proofErr w:type="gramStart"/>
-      <w:r>
-        <w:rPr>
-          <w:rFonts w:hint="eastAsia"/>
-        </w:rPr>
-        <w:t>交運值為</w:t>
-      </w:r>
-      <w:proofErr w:type="gramEnd"/>
-      <w:r>
-        <w:rPr>
-          <w:rFonts w:hint="eastAsia"/>
-        </w:rPr>
-        <w:t>0</w:t>
-      </w:r>
-      <w:proofErr w:type="gramStart"/>
-      <w:r>
-        <w:rPr>
-          <w:rFonts w:hint="eastAsia"/>
-        </w:rPr>
-        <w:t>）</w:t>
-      </w:r>
-      <w:proofErr w:type="gramEnd"/>
       <w:r>
         <w:rPr>
           <w:rFonts w:hint="eastAsia"/>
@@ -1323,22 +1027,11 @@
     </w:p>
     <w:p/>
     <w:p>
-      <w:pPr>
-        <w:rPr>
-          <w:rFonts w:hint="eastAsia"/>
-        </w:rPr>
-      </w:pPr>
-      <w:r>
-        <w:rPr>
-          <w:rFonts w:hint="eastAsia"/>
-        </w:rPr>
-        <w:t>以上</w:t>
-      </w:r>
-      <w:r>
-        <w:rPr>
-          <w:rFonts w:hint="eastAsia"/>
-        </w:rPr>
-        <w:t>我的規劃可能有些不完善的地方，為了確保設計的品質，先針對以下</w:t>
+      <w:r>
+        <w:rPr>
+          <w:rFonts w:hint="eastAsia"/>
+        </w:rPr>
+        <w:t>以上我的規劃可能有些不完善的地方，為了確保設計的品質，先針對以下</w:t>
       </w:r>
       <w:r>
         <w:rPr>
@@ -1350,27 +1043,10 @@
         <w:rPr>
           <w:rFonts w:hint="eastAsia"/>
         </w:rPr>
-        <w:t>個面向對我提問，</w:t>
-      </w:r>
-      <w:r>
-        <w:rPr>
-          <w:rFonts w:hint="eastAsia"/>
-        </w:rPr>
-        <w:t>或提出其他問題，</w:t>
-      </w:r>
-      <w:r>
-        <w:rPr>
-          <w:rFonts w:hint="eastAsia"/>
-        </w:rPr>
-        <w:t>直到你完全確認我的需求：</w:t>
-      </w:r>
-    </w:p>
-    <w:p>
-      <w:pPr>
-        <w:rPr>
-          <w:rFonts w:hint="eastAsia"/>
-        </w:rPr>
-      </w:pPr>
+        <w:t>個面向對我提問，或提出其他問題，直到你完全確認我的需求：</w:t>
+      </w:r>
+    </w:p>
+    <w:p>
       <w:r>
         <w:rPr>
           <w:rFonts w:hint="eastAsia"/>
@@ -1385,11 +1061,6 @@
       </w:r>
     </w:p>
     <w:p>
-      <w:pPr>
-        <w:rPr>
-          <w:rFonts w:hint="eastAsia"/>
-        </w:rPr>
-      </w:pPr>
       <w:r>
         <w:rPr>
           <w:rFonts w:hint="eastAsia"/>
@@ -1404,11 +1075,6 @@
       </w:r>
     </w:p>
     <w:p>
-      <w:pPr>
-        <w:rPr>
-          <w:rFonts w:hint="eastAsia"/>
-        </w:rPr>
-      </w:pPr>
       <w:r>
         <w:rPr>
           <w:rFonts w:hint="eastAsia"/>
@@ -1423,11 +1089,6 @@
       </w:r>
     </w:p>
     <w:p>
-      <w:pPr>
-        <w:rPr>
-          <w:rFonts w:hint="eastAsia"/>
-        </w:rPr>
-      </w:pPr>
       <w:r>
         <w:rPr>
           <w:rFonts w:hint="eastAsia"/>
@@ -1442,11 +1103,6 @@
       </w:r>
     </w:p>
     <w:p>
-      <w:pPr>
-        <w:rPr>
-          <w:rFonts w:hint="eastAsia"/>
-        </w:rPr>
-      </w:pPr>
       <w:r>
         <w:rPr>
           <w:rFonts w:hint="eastAsia"/>
@@ -1477,14 +1133,12 @@
     <w:p/>
     <w:p/>
     <w:p>
-      <w:proofErr w:type="gramStart"/>
       <w:r>
         <w:rPr>
           <w:rFonts w:hint="eastAsia"/>
         </w:rPr>
         <w:t>加表名</w:t>
       </w:r>
-      <w:proofErr w:type="gramEnd"/>
     </w:p>
     <w:p>
       <w:r>
@@ -1500,57 +1154,7 @@
         <w:rPr>
           <w:rFonts w:hint="eastAsia"/>
         </w:rPr>
-        <w:t>在</w:t>
-      </w:r>
-      <w:r>
-        <w:rPr>
-          <w:rFonts w:hint="eastAsia"/>
-        </w:rPr>
-        <w:t>詳細頁面</w:t>
-      </w:r>
-      <w:r>
-        <w:rPr>
-          <w:rFonts w:hint="eastAsia"/>
-        </w:rPr>
-        <w:t>「</w:t>
-      </w:r>
-      <w:r>
-        <w:rPr>
-          <w:rFonts w:hint="eastAsia"/>
-        </w:rPr>
-        <w:t>下載僅包含該分析項目的分析結果工作表</w:t>
-      </w:r>
-      <w:r>
-        <w:rPr>
-          <w:rFonts w:hint="eastAsia"/>
-        </w:rPr>
-        <w:t>」的部分，為了讓使用者在列印時，紙本上可以顯示該分析項目的名稱，在產出每</w:t>
-      </w:r>
-      <w:proofErr w:type="gramStart"/>
-      <w:r>
-        <w:rPr>
-          <w:rFonts w:hint="eastAsia"/>
-        </w:rPr>
-        <w:t>個</w:t>
-      </w:r>
-      <w:proofErr w:type="gramEnd"/>
-      <w:r>
-        <w:rPr>
-          <w:rFonts w:hint="eastAsia"/>
-        </w:rPr>
-        <w:t>分析項目的</w:t>
-      </w:r>
-      <w:r>
-        <w:rPr>
-          <w:rFonts w:hint="eastAsia"/>
-        </w:rPr>
-        <w:t>分析結果工作表</w:t>
-      </w:r>
-      <w:r>
-        <w:rPr>
-          <w:rFonts w:hint="eastAsia"/>
-        </w:rPr>
-        <w:t>時，在</w:t>
+        <w:t>在詳細頁面「下載僅包含該分析項目的分析結果工作表」的部分，為了讓使用者在列印時，紙本上可以顯示該分析項目的名稱，在產出每個分析項目的分析結果工作表時，在</w:t>
       </w:r>
       <w:r>
         <w:rPr>
@@ -1572,22 +1176,18 @@
         </w:rPr>
         <w:t>檔案第一列加上標題「控制點</w:t>
       </w:r>
-      <w:proofErr w:type="gramStart"/>
       <w:r>
         <w:t>”</w:t>
       </w:r>
-      <w:proofErr w:type="gramEnd"/>
       <w:r>
         <w:rPr>
           <w:rFonts w:hint="eastAsia"/>
         </w:rPr>
         <w:t>編號</w:t>
       </w:r>
-      <w:proofErr w:type="gramStart"/>
       <w:r>
         <w:t>”</w:t>
       </w:r>
-      <w:proofErr w:type="gramEnd"/>
       <w:r>
         <w:rPr>
           <w:rFonts w:hint="eastAsia"/>
@@ -1603,11 +1203,9 @@
         </w:rPr>
         <w:t>控制點名稱</w:t>
       </w:r>
-      <w:proofErr w:type="gramStart"/>
       <w:r>
         <w:t>”</w:t>
       </w:r>
-      <w:proofErr w:type="gramEnd"/>
       <w:r>
         <w:rPr>
           <w:rFonts w:hint="eastAsia"/>
@@ -1626,14 +1224,12 @@
         </w:rPr>
         <w:t>：</w:t>
       </w:r>
-      <w:proofErr w:type="gramStart"/>
       <w:r>
         <w:rPr>
           <w:rFonts w:hint="eastAsia"/>
         </w:rPr>
         <w:t>交運值為</w:t>
       </w:r>
-      <w:proofErr w:type="gramEnd"/>
       <w:r>
         <w:rPr>
           <w:rFonts w:hint="eastAsia"/>
@@ -1644,19 +1240,7 @@
         <w:rPr>
           <w:rFonts w:hint="eastAsia"/>
         </w:rPr>
-        <w:t>」，之後下一列再開始</w:t>
-      </w:r>
-      <w:r>
-        <w:rPr>
-          <w:rFonts w:hint="eastAsia"/>
-        </w:rPr>
-        <w:t>分析結果工作表</w:t>
-      </w:r>
-      <w:r>
-        <w:rPr>
-          <w:rFonts w:hint="eastAsia"/>
-        </w:rPr>
-        <w:t>的內容。</w:t>
+        <w:t>」，之後下一列再開始分析結果工作表的內容。</w:t>
       </w:r>
     </w:p>
     <w:p/>
@@ -1689,21 +1273,7 @@
         <w:rPr>
           <w:rFonts w:hint="eastAsia"/>
         </w:rPr>
-        <w:t>」的顯示畫面，已經預設把表頭（第一列）</w:t>
-      </w:r>
-      <w:proofErr w:type="gramStart"/>
-      <w:r>
-        <w:rPr>
-          <w:rFonts w:hint="eastAsia"/>
-        </w:rPr>
-        <w:t>刪</w:t>
-      </w:r>
-      <w:proofErr w:type="gramEnd"/>
-      <w:r>
-        <w:rPr>
-          <w:rFonts w:hint="eastAsia"/>
-        </w:rPr>
-        <w:t>掉進行顯示。</w:t>
+        <w:t>」的顯示畫面，已經預設把表頭（第一列）刪掉進行顯示。</w:t>
       </w:r>
     </w:p>
     <w:p>
@@ -1741,13 +1311,7 @@
         <w:rPr>
           <w:rFonts w:hint="eastAsia"/>
         </w:rPr>
-        <w:t>進行分析，在</w:t>
-      </w:r>
-      <w:r>
-        <w:rPr>
-          <w:rFonts w:hint="eastAsia"/>
-        </w:rPr>
-        <w:t>「</w:t>
+        <w:t>進行分析，在「</w:t>
       </w:r>
       <w:r>
         <w:rPr>
@@ -1759,39 +1323,7 @@
         <w:rPr>
           <w:rFonts w:hint="eastAsia"/>
         </w:rPr>
-        <w:t>」的顯示畫面</w:t>
-      </w:r>
-      <w:r>
-        <w:rPr>
-          <w:rFonts w:hint="eastAsia"/>
-        </w:rPr>
-        <w:t>就會因為</w:t>
-      </w:r>
-      <w:r>
-        <w:rPr>
-          <w:rFonts w:hint="eastAsia"/>
-        </w:rPr>
-        <w:t>預設把表頭（第一列）</w:t>
-      </w:r>
-      <w:proofErr w:type="gramStart"/>
-      <w:r>
-        <w:rPr>
-          <w:rFonts w:hint="eastAsia"/>
-        </w:rPr>
-        <w:t>刪</w:t>
-      </w:r>
-      <w:proofErr w:type="gramEnd"/>
-      <w:r>
-        <w:rPr>
-          <w:rFonts w:hint="eastAsia"/>
-        </w:rPr>
-        <w:t>掉進行顯示</w:t>
-      </w:r>
-      <w:r>
-        <w:rPr>
-          <w:rFonts w:hint="eastAsia"/>
-        </w:rPr>
-        <w:t>而無法發現。</w:t>
+        <w:t>」的顯示畫面就會因為預設把表頭（第一列）刪掉進行顯示而無法發現。</w:t>
       </w:r>
     </w:p>
     <w:p>
@@ -1800,13 +1332,7 @@
           <w:rFonts w:hint="eastAsia"/>
         </w:rPr>
         <w:lastRenderedPageBreak/>
-        <w:t>我想要在</w:t>
-      </w:r>
-      <w:r>
-        <w:rPr>
-          <w:rFonts w:hint="eastAsia"/>
-        </w:rPr>
-        <w:t>「</w:t>
+        <w:t>我想要在「</w:t>
       </w:r>
       <w:r>
         <w:rPr>
@@ -1818,19 +1344,11 @@
         <w:rPr>
           <w:rFonts w:hint="eastAsia"/>
         </w:rPr>
-        <w:t>」的顯示畫面</w:t>
-      </w:r>
-      <w:r>
-        <w:rPr>
-          <w:rFonts w:hint="eastAsia"/>
-        </w:rPr>
-        <w:t>，系統先顯示預設的欄位，然後再接著顯示所上傳的檔案內容（包括表頭欄位），並且加上「請先確認欄位是否正確在接續分析」的警語，這樣使用者就可以先確認欄位是否正確，避免上述</w:t>
-      </w:r>
-      <w:proofErr w:type="gramStart"/>
+        <w:t>」的顯示畫面，系統先顯示預設的欄位，然後再接著顯示所上傳的檔案內容（包括表頭欄位），並且加上「請先確認欄位是否正確在接續分析」的警語，這樣使用者就可以先確認欄位是否正確，避免上述</w:t>
+      </w:r>
       <w:r>
         <w:t>”</w:t>
       </w:r>
-      <w:proofErr w:type="gramEnd"/>
       <w:r>
         <w:rPr>
           <w:rFonts w:hint="eastAsia"/>
@@ -1847,27 +1365,11 @@
         <w:rPr>
           <w:rFonts w:hint="eastAsia"/>
         </w:rPr>
-        <w:t>」的顯示畫面就會因為預設把表頭（第一列）</w:t>
-      </w:r>
-      <w:proofErr w:type="gramStart"/>
-      <w:r>
-        <w:rPr>
-          <w:rFonts w:hint="eastAsia"/>
-        </w:rPr>
-        <w:t>刪</w:t>
-      </w:r>
-      <w:proofErr w:type="gramEnd"/>
-      <w:r>
-        <w:rPr>
-          <w:rFonts w:hint="eastAsia"/>
-        </w:rPr>
-        <w:t>掉進行顯示而無法發現</w:t>
-      </w:r>
-      <w:proofErr w:type="gramStart"/>
+        <w:t>」的顯示畫面就會因為預設把表頭（第一列）刪掉進行顯示而無法發現</w:t>
+      </w:r>
       <w:r>
         <w:t>”</w:t>
       </w:r>
-      <w:proofErr w:type="gramEnd"/>
       <w:r>
         <w:rPr>
           <w:rFonts w:hint="eastAsia"/>
@@ -1878,11 +1380,6 @@
     <w:p/>
     <w:p/>
     <w:p>
-      <w:pPr>
-        <w:rPr>
-          <w:rFonts w:hint="eastAsia"/>
-        </w:rPr>
-      </w:pPr>
       <w:r>
         <w:rPr>
           <w:rFonts w:hint="eastAsia"/>
@@ -1891,11 +1388,6 @@
       </w:r>
     </w:p>
     <w:p>
-      <w:pPr>
-        <w:rPr>
-          <w:rFonts w:hint="eastAsia"/>
-        </w:rPr>
-      </w:pPr>
       <w:r>
         <w:t>我現在手邊有</w:t>
       </w:r>
@@ -1965,21 +1457,7 @@
         <w:rPr>
           <w:rFonts w:hint="eastAsia"/>
         </w:rPr>
-        <w:t>」等等），則會納入會議中進行討論，而在會議資料當中，也會記載此軍購案發生該</w:t>
-      </w:r>
-      <w:proofErr w:type="gramStart"/>
-      <w:r>
-        <w:rPr>
-          <w:rFonts w:hint="eastAsia"/>
-        </w:rPr>
-        <w:t>特定態</w:t>
-      </w:r>
-      <w:proofErr w:type="gramEnd"/>
-      <w:r>
-        <w:rPr>
-          <w:rFonts w:hint="eastAsia"/>
-        </w:rPr>
-        <w:t>樣的說明或辦理情形</w:t>
+        <w:t>」等等），則會納入會議中進行討論，而在會議資料當中，也會記載此軍購案發生該特定態樣的說明或辦理情形</w:t>
       </w:r>
       <w:r>
         <w:rPr>
@@ -1993,7 +1471,366 @@
         <w:rPr>
           <w:rFonts w:hint="eastAsia"/>
         </w:rPr>
-        <w:t>幫我將「陸軍司令部」那一份資料所列的檢討態樣、</w:t>
+        <w:t>幫我將「陸軍司令部」那一份資料所列的檢討態樣、說明或辦理情形，整理成工作表，欄位如下：</w:t>
+      </w:r>
+    </w:p>
+    <w:p>
+      <w:r>
+        <w:rPr>
+          <w:rFonts w:hint="eastAsia"/>
+        </w:rPr>
+        <w:t>1.</w:t>
+      </w:r>
+      <w:r>
+        <w:rPr>
+          <w:rFonts w:hint="eastAsia"/>
+        </w:rPr>
+        <w:t>檢討態樣：按會議資料內的檢討態樣標題表達。</w:t>
+      </w:r>
+    </w:p>
+    <w:p>
+      <w:r>
+        <w:rPr>
+          <w:rFonts w:hint="eastAsia"/>
+        </w:rPr>
+        <w:t>2.</w:t>
+      </w:r>
+      <w:r>
+        <w:rPr>
+          <w:rFonts w:hint="eastAsia"/>
+        </w:rPr>
+        <w:t>案號：如果會議資料中有</w:t>
+      </w:r>
+      <w:r>
+        <w:t>”</w:t>
+      </w:r>
+      <w:r>
+        <w:rPr>
+          <w:rFonts w:hint="eastAsia"/>
+        </w:rPr>
+        <w:t>-</w:t>
+      </w:r>
+      <w:r>
+        <w:t>”</w:t>
+      </w:r>
+      <w:r>
+        <w:rPr>
+          <w:rFonts w:hint="eastAsia"/>
+        </w:rPr>
+        <w:t>符號，則刪除，例如會議資料記載「</w:t>
+      </w:r>
+      <w:r>
+        <w:t>TW-B-BZR</w:t>
+      </w:r>
+      <w:r>
+        <w:rPr>
+          <w:rFonts w:hint="eastAsia"/>
+        </w:rPr>
+        <w:t>」，在工作表則寫「</w:t>
+      </w:r>
+      <w:r>
+        <w:t>TWBBZR</w:t>
+      </w:r>
+      <w:r>
+        <w:rPr>
+          <w:rFonts w:hint="eastAsia"/>
+        </w:rPr>
+        <w:t>」。</w:t>
+      </w:r>
+    </w:p>
+    <w:p>
+      <w:r>
+        <w:rPr>
+          <w:rFonts w:hint="eastAsia"/>
+        </w:rPr>
+        <w:t>3.</w:t>
+      </w:r>
+      <w:r>
+        <w:rPr>
+          <w:rFonts w:hint="eastAsia"/>
+        </w:rPr>
+        <w:t>案名：按會議資料內的案名表達</w:t>
+      </w:r>
+      <w:r>
+        <w:rPr>
+          <w:rFonts w:hint="eastAsia"/>
+        </w:rPr>
+        <w:t>，但如果會議資料中，案名有換行的情形，則在整理後的工作表則不得換行。</w:t>
+      </w:r>
+    </w:p>
+    <w:p>
+      <w:r>
+        <w:rPr>
+          <w:rFonts w:hint="eastAsia"/>
+        </w:rPr>
+        <w:t>4.</w:t>
+      </w:r>
+      <w:r>
+        <w:rPr>
+          <w:rFonts w:hint="eastAsia"/>
+        </w:rPr>
+        <w:t>說明或辦理情形：按會議資料中的說明或辦理情形表達。</w:t>
+      </w:r>
+    </w:p>
+    <w:p/>
+    <w:p>
+      <w:r>
+        <w:rPr>
+          <w:rFonts w:hint="eastAsia"/>
+        </w:rPr>
+        <w:t>最後將整理完的工作表，存成</w:t>
+      </w:r>
+      <w:r>
+        <w:rPr>
+          <w:rFonts w:hint="eastAsia"/>
+        </w:rPr>
+        <w:t>.</w:t>
+      </w:r>
+      <w:proofErr w:type="spellStart"/>
+      <w:r>
+        <w:rPr>
+          <w:rFonts w:hint="eastAsia"/>
+        </w:rPr>
+        <w:t>xslx</w:t>
+      </w:r>
+      <w:proofErr w:type="spellEnd"/>
+      <w:r>
+        <w:rPr>
+          <w:rFonts w:hint="eastAsia"/>
+        </w:rPr>
+        <w:t>檔案，檔案名稱為「</w:t>
+      </w:r>
+      <w:r>
+        <w:t>”</w:t>
+      </w:r>
+      <w:r>
+        <w:rPr>
+          <w:rFonts w:hint="eastAsia"/>
+        </w:rPr>
+        <w:t>今天日期</w:t>
+      </w:r>
+      <w:r>
+        <w:t>”</w:t>
+      </w:r>
+      <w:r>
+        <w:rPr>
+          <w:rFonts w:hint="eastAsia"/>
+        </w:rPr>
+        <w:t>軍購案管制會議紀錄整理結果」。</w:t>
+      </w:r>
+    </w:p>
+    <w:p>
+      <w:r>
+        <w:rPr>
+          <w:rFonts w:hint="eastAsia"/>
+        </w:rPr>
+        <w:t>如果有其他不確定的地方，先向我提問，直到你完全確認我的需求再開始動手。</w:t>
+      </w:r>
+    </w:p>
+    <w:p/>
+    <w:p>
+      <w:r>
+        <w:rPr>
+          <w:rFonts w:hint="eastAsia"/>
+        </w:rPr>
+        <w:t>考量國軍單位</w:t>
+      </w:r>
+      <w:r>
+        <w:rPr>
+          <w:rFonts w:hint="eastAsia"/>
+        </w:rPr>
+        <w:t>會定期提供這種會議資料，為了後續的分析，我都會需要像這樣將會議資料的檢討態樣整理成工作表，幫我</w:t>
+      </w:r>
+      <w:r>
+        <w:rPr>
+          <w:rFonts w:hint="eastAsia"/>
+        </w:rPr>
+        <w:t>把</w:t>
+      </w:r>
+      <w:r>
+        <w:rPr>
+          <w:rFonts w:hint="eastAsia"/>
+        </w:rPr>
+        <w:t>剛剛將會議資料整理成工作表的過程，寫成一個</w:t>
+      </w:r>
+      <w:r>
+        <w:rPr>
+          <w:rFonts w:hint="eastAsia"/>
+        </w:rPr>
+        <w:t>skill</w:t>
+      </w:r>
+      <w:r>
+        <w:rPr>
+          <w:rFonts w:hint="eastAsia"/>
+        </w:rPr>
+        <w:t>，讓我後續可以直接上傳文件進行整理。</w:t>
+      </w:r>
+    </w:p>
+    <w:p>
+      <w:r>
+        <w:rPr>
+          <w:rFonts w:hint="eastAsia"/>
+        </w:rPr>
+        <w:t>由於不同國軍單位所產製的會議資料，雖然檢討的態樣理論上都相同，但會議資料格式上可能有些許差異，因此再</w:t>
+      </w:r>
+      <w:r>
+        <w:rPr>
+          <w:rFonts w:hint="eastAsia"/>
+        </w:rPr>
+        <w:t>skill</w:t>
+      </w:r>
+      <w:r>
+        <w:rPr>
+          <w:rFonts w:hint="eastAsia"/>
+        </w:rPr>
+        <w:t>當中，需要保留檢測到不確定該如何整理的內容時就向使用者提問再進行整理工作的功能。</w:t>
+      </w:r>
+    </w:p>
+    <w:p>
+      <w:r>
+        <w:rPr>
+          <w:rFonts w:hint="eastAsia"/>
+        </w:rPr>
+        <w:t>創立</w:t>
+      </w:r>
+      <w:r>
+        <w:rPr>
+          <w:rFonts w:hint="eastAsia"/>
+        </w:rPr>
+        <w:t>skill</w:t>
+      </w:r>
+      <w:r>
+        <w:rPr>
+          <w:rFonts w:hint="eastAsia"/>
+        </w:rPr>
+        <w:t>時，如果有其他不確定的地方，先向我提問，直到你完全確認我的需求再開始動手。</w:t>
+      </w:r>
+    </w:p>
+    <w:p/>
+    <w:p>
+      <w:r>
+        <w:rPr>
+          <w:rFonts w:hint="eastAsia"/>
+        </w:rPr>
+        <w:t>=================================</w:t>
+      </w:r>
+    </w:p>
+    <w:p>
+      <w:r>
+        <w:rPr>
+          <w:rFonts w:hint="eastAsia"/>
+        </w:rPr>
+        <w:lastRenderedPageBreak/>
+        <w:t>國防部的國軍單位，會定期針對自身所負責的軍購案，若執行現況有符合特定的態樣（下稱檢討態樣，例如「</w:t>
+      </w:r>
+      <w:r>
+        <w:rPr>
+          <w:rFonts w:hint="eastAsia"/>
+        </w:rPr>
+        <w:t>交運率未達</w:t>
+      </w:r>
+      <w:r>
+        <w:rPr>
+          <w:rFonts w:hint="eastAsia"/>
+        </w:rPr>
+        <w:t>50%</w:t>
+      </w:r>
+      <w:r>
+        <w:rPr>
+          <w:rFonts w:hint="eastAsia"/>
+        </w:rPr>
+        <w:t>，</w:t>
+      </w:r>
+      <w:r>
+        <w:rPr>
+          <w:rFonts w:hint="eastAsia"/>
+        </w:rPr>
+        <w:t>且結匯率達</w:t>
+      </w:r>
+      <w:r>
+        <w:rPr>
+          <w:rFonts w:hint="eastAsia"/>
+        </w:rPr>
+        <w:t>90%</w:t>
+      </w:r>
+      <w:r>
+        <w:rPr>
+          <w:rFonts w:hint="eastAsia"/>
+        </w:rPr>
+        <w:t>」等等），則會納入會議中進行討論，並做成會議資料，而這份會議資料也會定期提供給我。</w:t>
+      </w:r>
+    </w:p>
+    <w:p>
+      <w:r>
+        <w:rPr>
+          <w:rFonts w:hint="eastAsia"/>
+        </w:rPr>
+        <w:t>我會將這份會議資料整理成一份</w:t>
+      </w:r>
+      <w:r>
+        <w:rPr>
+          <w:rFonts w:hint="eastAsia"/>
+        </w:rPr>
+        <w:t>e</w:t>
+      </w:r>
+      <w:r>
+        <w:t>xcel</w:t>
+      </w:r>
+      <w:r>
+        <w:rPr>
+          <w:rFonts w:hint="eastAsia"/>
+        </w:rPr>
+        <w:t>檔案，欄位如下：</w:t>
+      </w:r>
+    </w:p>
+    <w:p>
+      <w:r>
+        <w:rPr>
+          <w:rFonts w:hint="eastAsia"/>
+        </w:rPr>
+        <w:t>1.</w:t>
+      </w:r>
+      <w:r>
+        <w:rPr>
+          <w:rFonts w:hint="eastAsia"/>
+        </w:rPr>
+        <w:t>檢討態樣</w:t>
+      </w:r>
+    </w:p>
+    <w:p>
+      <w:r>
+        <w:rPr>
+          <w:rFonts w:hint="eastAsia"/>
+        </w:rPr>
+        <w:t>2.</w:t>
+      </w:r>
+      <w:r>
+        <w:rPr>
+          <w:rFonts w:hint="eastAsia"/>
+        </w:rPr>
+        <w:t>案號</w:t>
+      </w:r>
+    </w:p>
+    <w:p>
+      <w:r>
+        <w:rPr>
+          <w:rFonts w:hint="eastAsia"/>
+        </w:rPr>
+        <w:t>3.</w:t>
+      </w:r>
+      <w:r>
+        <w:rPr>
+          <w:rFonts w:hint="eastAsia"/>
+        </w:rPr>
+        <w:t>案名</w:t>
+      </w:r>
+    </w:p>
+    <w:p>
+      <w:r>
+        <w:rPr>
+          <w:rFonts w:hint="eastAsia"/>
+        </w:rPr>
+        <w:t>4.</w:t>
       </w:r>
       <w:r>
         <w:rPr>
@@ -2001,11 +1838,301 @@
         </w:rPr>
         <w:t>說明或辦理情形</w:t>
       </w:r>
-      <w:r>
-        <w:rPr>
-          <w:rFonts w:hint="eastAsia"/>
-        </w:rPr>
-        <w:t>，整理成工作表，欄位如下：</w:t>
+    </w:p>
+    <w:p/>
+    <w:p>
+      <w:r>
+        <w:rPr>
+          <w:rFonts w:hint="eastAsia"/>
+        </w:rPr>
+        <w:t>另外，由於國防部不只一個單位會召開這種會議，所以我定期會收到的會議資料也不止一份，做成的整理</w:t>
+      </w:r>
+      <w:r>
+        <w:rPr>
+          <w:rFonts w:hint="eastAsia"/>
+        </w:rPr>
+        <w:t>excel</w:t>
+      </w:r>
+      <w:r>
+        <w:rPr>
+          <w:rFonts w:hint="eastAsia"/>
+        </w:rPr>
+        <w:t>檔案也不只一個</w:t>
+      </w:r>
+      <w:r>
+        <w:rPr>
+          <w:rFonts w:hint="eastAsia"/>
+        </w:rPr>
+        <w:t>。</w:t>
+      </w:r>
+    </w:p>
+    <w:p/>
+    <w:p>
+      <w:r>
+        <w:rPr>
+          <w:rFonts w:hint="eastAsia"/>
+        </w:rPr>
+        <w:t>我想要新增以下功能</w:t>
+      </w:r>
+      <w:r>
+        <w:rPr>
+          <w:rFonts w:hint="eastAsia"/>
+        </w:rPr>
+        <w:t>，之前的設計我先稱為第一階段，現在新增的功能我稱為第二階段</w:t>
+      </w:r>
+      <w:r>
+        <w:rPr>
+          <w:rFonts w:hint="eastAsia"/>
+        </w:rPr>
+        <w:t>（而如果使用者沒有要進行第二階段，則</w:t>
+      </w:r>
+      <w:r>
+        <w:rPr>
+          <w:rFonts w:hint="eastAsia"/>
+        </w:rPr>
+        <w:t>停留在第一階段就好</w:t>
+      </w:r>
+      <w:r>
+        <w:rPr>
+          <w:rFonts w:hint="eastAsia"/>
+        </w:rPr>
+        <w:t>）</w:t>
+      </w:r>
+      <w:r>
+        <w:rPr>
+          <w:rFonts w:hint="eastAsia"/>
+        </w:rPr>
+        <w:t>：</w:t>
+      </w:r>
+    </w:p>
+    <w:p>
+      <w:r>
+        <w:rPr>
+          <w:rFonts w:hint="eastAsia"/>
+        </w:rPr>
+        <w:t>在現在版本中，</w:t>
+      </w:r>
+      <w:r>
+        <w:rPr>
+          <w:rFonts w:hint="eastAsia"/>
+        </w:rPr>
+        <w:t>第一階段</w:t>
+      </w:r>
+      <w:r>
+        <w:rPr>
+          <w:rFonts w:hint="eastAsia"/>
+        </w:rPr>
+        <w:t>分析結束後，提供一個地方上傳我整理的會議資料</w:t>
+      </w:r>
+      <w:r>
+        <w:rPr>
+          <w:rFonts w:hint="eastAsia"/>
+        </w:rPr>
+        <w:t>excel</w:t>
+      </w:r>
+      <w:r>
+        <w:rPr>
+          <w:rFonts w:hint="eastAsia"/>
+        </w:rPr>
+        <w:t>檔案</w:t>
+      </w:r>
+      <w:r>
+        <w:rPr>
+          <w:rFonts w:hint="eastAsia"/>
+        </w:rPr>
+        <w:t>（檔案可以只上傳一個，也可以上傳多個）</w:t>
+      </w:r>
+      <w:r>
+        <w:rPr>
+          <w:rFonts w:hint="eastAsia"/>
+        </w:rPr>
+        <w:t>，上傳之後，一樣先提供預覽功能，使用者確認之後再開始以下分析：</w:t>
+      </w:r>
+    </w:p>
+    <w:p>
+      <w:r>
+        <w:rPr>
+          <w:rFonts w:hint="eastAsia"/>
+        </w:rPr>
+        <w:t>在第一階段的各分析項目中篩選出來的案件，以「案號」欄位為準，核對是否出現在我上傳的會議資料整理</w:t>
+      </w:r>
+      <w:r>
+        <w:rPr>
+          <w:rFonts w:hint="eastAsia"/>
+        </w:rPr>
+        <w:t>excel</w:t>
+      </w:r>
+      <w:r>
+        <w:rPr>
+          <w:rFonts w:hint="eastAsia"/>
+        </w:rPr>
+        <w:t>檔，無論這個案件在我整理的</w:t>
+      </w:r>
+      <w:r>
+        <w:rPr>
+          <w:rFonts w:hint="eastAsia"/>
+        </w:rPr>
+        <w:t>excel</w:t>
+      </w:r>
+      <w:r>
+        <w:rPr>
+          <w:rFonts w:hint="eastAsia"/>
+        </w:rPr>
+        <w:t>檔中，他的檢討態樣欄位顯示什麼，都算有出現。</w:t>
+      </w:r>
+    </w:p>
+    <w:p>
+      <w:r>
+        <w:rPr>
+          <w:rFonts w:hint="eastAsia"/>
+        </w:rPr>
+        <w:t>如果使用者上傳多個整理檔案，則都要進行核對。</w:t>
+      </w:r>
+    </w:p>
+    <w:p/>
+    <w:p>
+      <w:r>
+        <w:rPr>
+          <w:rFonts w:hint="eastAsia"/>
+        </w:rPr>
+        <w:t>為了表示這個第二階段的分析結果，我決定修改第一階段「</w:t>
+      </w:r>
+      <w:r>
+        <w:rPr>
+          <w:rFonts w:hint="eastAsia"/>
+          <w:color w:val="FF0000"/>
+        </w:rPr>
+        <w:t>分析總表</w:t>
+      </w:r>
+      <w:r>
+        <w:rPr>
+          <w:rFonts w:hint="eastAsia"/>
+        </w:rPr>
+        <w:t>」的欄位，在</w:t>
+      </w:r>
+      <w:r>
+        <w:rPr>
+          <w:rFonts w:hint="eastAsia"/>
+        </w:rPr>
+        <w:t>「</w:t>
+      </w:r>
+      <w:r>
+        <w:rPr>
+          <w:rFonts w:hint="eastAsia"/>
+        </w:rPr>
+        <w:t>其他</w:t>
+      </w:r>
+      <w:r>
+        <w:rPr>
+          <w:rFonts w:hint="eastAsia"/>
+        </w:rPr>
+        <w:t>」</w:t>
+      </w:r>
+      <w:r>
+        <w:rPr>
+          <w:rFonts w:hint="eastAsia"/>
+        </w:rPr>
+        <w:t>和</w:t>
+      </w:r>
+      <w:r>
+        <w:rPr>
+          <w:rFonts w:hint="eastAsia"/>
+        </w:rPr>
+        <w:t>「</w:t>
+      </w:r>
+      <w:r>
+        <w:rPr>
+          <w:rFonts w:hint="eastAsia"/>
+        </w:rPr>
+        <w:t>詳細情形</w:t>
+      </w:r>
+      <w:r>
+        <w:rPr>
+          <w:rFonts w:hint="eastAsia"/>
+        </w:rPr>
+        <w:t>」</w:t>
+      </w:r>
+      <w:r>
+        <w:rPr>
+          <w:rFonts w:hint="eastAsia"/>
+        </w:rPr>
+        <w:t>中間，新增「</w:t>
+      </w:r>
+      <w:r>
+        <w:rPr>
+          <w:rFonts w:hint="eastAsia"/>
+        </w:rPr>
+        <w:t>第二階段：核對會議紀錄</w:t>
+      </w:r>
+      <w:r>
+        <w:rPr>
+          <w:rFonts w:hint="eastAsia"/>
+        </w:rPr>
+        <w:t>」，如圖</w:t>
+      </w:r>
+      <w:r>
+        <w:rPr>
+          <w:rFonts w:hint="eastAsia"/>
+        </w:rPr>
+        <w:t>，該欄位預設空白</w:t>
+      </w:r>
+      <w:r>
+        <w:rPr>
+          <w:rFonts w:hint="eastAsia"/>
+        </w:rPr>
+        <w:t>。</w:t>
+      </w:r>
+    </w:p>
+    <w:p>
+      <w:r>
+        <w:rPr>
+          <w:rFonts w:hint="eastAsia"/>
+        </w:rPr>
+        <w:t>如果分析後，確實有</w:t>
+      </w:r>
+      <w:r>
+        <w:rPr>
+          <w:rFonts w:hint="eastAsia"/>
+        </w:rPr>
+        <w:t>第一階段分析結果的案件出現在所上傳的整理資料當中，則在</w:t>
+      </w:r>
+      <w:r>
+        <w:rPr>
+          <w:rFonts w:hint="eastAsia"/>
+        </w:rPr>
+        <w:t>「</w:t>
+      </w:r>
+      <w:r>
+        <w:rPr>
+          <w:rFonts w:hint="eastAsia"/>
+        </w:rPr>
+        <w:t>第二階段：核對會議紀錄</w:t>
+      </w:r>
+      <w:r>
+        <w:rPr>
+          <w:rFonts w:hint="eastAsia"/>
+        </w:rPr>
+        <w:t>」欄位顯示「有出現」。</w:t>
+      </w:r>
+    </w:p>
+    <w:p>
+      <w:r>
+        <w:rPr>
+          <w:rFonts w:hint="eastAsia"/>
+        </w:rPr>
+        <w:t>此時，使用者可以點「明細表」按鈕，跳轉頁面，而跳轉後顯示的明細表，需新增以下欄位於最後</w:t>
+      </w:r>
+      <w:r>
+        <w:rPr>
+          <w:rFonts w:hint="eastAsia"/>
+        </w:rPr>
+        <w:t>2</w:t>
+      </w:r>
+      <w:r>
+        <w:rPr>
+          <w:rFonts w:hint="eastAsia"/>
+        </w:rPr>
+        <w:t>欄，並依照第二階段分析核對結果填入：</w:t>
       </w:r>
     </w:p>
     <w:p>
@@ -2019,7 +2146,7 @@
         <w:rPr>
           <w:rFonts w:hint="eastAsia"/>
         </w:rPr>
-        <w:t>檢討態樣：按會議資料內的檢討態樣標題表達。</w:t>
+        <w:t>檢討態樣</w:t>
       </w:r>
     </w:p>
     <w:p>
@@ -2033,159 +2160,8 @@
         <w:rPr>
           <w:rFonts w:hint="eastAsia"/>
         </w:rPr>
-        <w:t>案號：如果會議資料中有</w:t>
-      </w:r>
-      <w:proofErr w:type="gramStart"/>
-      <w:r>
-        <w:t>”</w:t>
-      </w:r>
-      <w:proofErr w:type="gramEnd"/>
-      <w:r>
-        <w:rPr>
-          <w:rFonts w:hint="eastAsia"/>
-        </w:rPr>
-        <w:t>-</w:t>
-      </w:r>
-      <w:proofErr w:type="gramStart"/>
-      <w:r>
-        <w:t>”</w:t>
-      </w:r>
-      <w:proofErr w:type="gramEnd"/>
-      <w:r>
-        <w:rPr>
-          <w:rFonts w:hint="eastAsia"/>
-        </w:rPr>
-        <w:t>符號，則刪除，例如會議資料記載「</w:t>
-      </w:r>
-      <w:r>
-        <w:t>TW-B-BZR</w:t>
-      </w:r>
-      <w:r>
-        <w:rPr>
-          <w:rFonts w:hint="eastAsia"/>
-        </w:rPr>
-        <w:t>」，在工作表則寫</w:t>
-      </w:r>
-      <w:r>
-        <w:rPr>
-          <w:rFonts w:hint="eastAsia"/>
-        </w:rPr>
-        <w:t>「</w:t>
-      </w:r>
-      <w:r>
-        <w:t>TWBBZR</w:t>
-      </w:r>
-      <w:r>
-        <w:rPr>
-          <w:rFonts w:hint="eastAsia"/>
-        </w:rPr>
-        <w:t>」</w:t>
-      </w:r>
-      <w:r>
-        <w:rPr>
-          <w:rFonts w:hint="eastAsia"/>
-        </w:rPr>
-        <w:t>。</w:t>
-      </w:r>
-    </w:p>
-    <w:p>
-      <w:r>
-        <w:rPr>
-          <w:rFonts w:hint="eastAsia"/>
-        </w:rPr>
-        <w:t>3.</w:t>
-      </w:r>
-      <w:proofErr w:type="gramStart"/>
-      <w:r>
-        <w:rPr>
-          <w:rFonts w:hint="eastAsia"/>
-        </w:rPr>
-        <w:t>案名</w:t>
-      </w:r>
-      <w:proofErr w:type="gramEnd"/>
-      <w:r>
-        <w:rPr>
-          <w:rFonts w:hint="eastAsia"/>
-        </w:rPr>
-        <w:t>：</w:t>
-      </w:r>
-      <w:r>
-        <w:rPr>
-          <w:rFonts w:hint="eastAsia"/>
-        </w:rPr>
-        <w:t>按會議資料內</w:t>
-      </w:r>
-      <w:proofErr w:type="gramStart"/>
-      <w:r>
-        <w:rPr>
-          <w:rFonts w:hint="eastAsia"/>
-        </w:rPr>
-        <w:t>的</w:t>
-      </w:r>
-      <w:r>
-        <w:rPr>
-          <w:rFonts w:hint="eastAsia"/>
-        </w:rPr>
-        <w:t>案名表達</w:t>
-      </w:r>
-      <w:proofErr w:type="gramEnd"/>
-      <w:r>
-        <w:rPr>
-          <w:rFonts w:hint="eastAsia"/>
-        </w:rPr>
-        <w:t>，但如果會議資料中，</w:t>
-      </w:r>
-      <w:proofErr w:type="gramStart"/>
-      <w:r>
-        <w:rPr>
-          <w:rFonts w:hint="eastAsia"/>
-        </w:rPr>
-        <w:t>案名有</w:t>
-      </w:r>
-      <w:proofErr w:type="gramEnd"/>
-      <w:r>
-        <w:rPr>
-          <w:rFonts w:hint="eastAsia"/>
-        </w:rPr>
-        <w:t>換行的情形，則在整理後的工作表則不得換行。</w:t>
-      </w:r>
-    </w:p>
-    <w:p>
-      <w:pPr>
-        <w:rPr>
-          <w:rFonts w:hint="eastAsia"/>
-        </w:rPr>
-      </w:pPr>
-      <w:r>
-        <w:rPr>
-          <w:rFonts w:hint="eastAsia"/>
-        </w:rPr>
-        <w:t>4.</w:t>
-      </w:r>
-      <w:r>
-        <w:rPr>
-          <w:rFonts w:hint="eastAsia"/>
-        </w:rPr>
         <w:t>說明或辦理情形</w:t>
       </w:r>
-      <w:r>
-        <w:rPr>
-          <w:rFonts w:hint="eastAsia"/>
-        </w:rPr>
-        <w:t>：按會議資料中的</w:t>
-      </w:r>
-      <w:r>
-        <w:rPr>
-          <w:rFonts w:hint="eastAsia"/>
-        </w:rPr>
-        <w:t>說明或辦理情形</w:t>
-      </w:r>
-      <w:r>
-        <w:rPr>
-          <w:rFonts w:hint="eastAsia"/>
-        </w:rPr>
-        <w:t>表達。</w:t>
-      </w:r>
     </w:p>
     <w:p/>
     <w:p>
@@ -2193,69 +2169,37 @@
         <w:rPr>
           <w:rFonts w:hint="eastAsia"/>
         </w:rPr>
-        <w:t>最後將整理完的工作表，存成</w:t>
-      </w:r>
-      <w:r>
-        <w:rPr>
-          <w:rFonts w:hint="eastAsia"/>
-        </w:rPr>
-        <w:t>.</w:t>
-      </w:r>
-      <w:proofErr w:type="spellStart"/>
-      <w:r>
-        <w:rPr>
-          <w:rFonts w:hint="eastAsia"/>
-        </w:rPr>
-        <w:t>xslx</w:t>
-      </w:r>
-      <w:proofErr w:type="spellEnd"/>
-      <w:r>
-        <w:rPr>
-          <w:rFonts w:hint="eastAsia"/>
-        </w:rPr>
-        <w:t>檔案，檔案名稱為「</w:t>
-      </w:r>
-      <w:proofErr w:type="gramStart"/>
-      <w:r>
-        <w:t>”</w:t>
-      </w:r>
-      <w:proofErr w:type="gramEnd"/>
-      <w:r>
-        <w:rPr>
-          <w:rFonts w:hint="eastAsia"/>
-        </w:rPr>
-        <w:t>今天日期</w:t>
-      </w:r>
-      <w:proofErr w:type="gramStart"/>
-      <w:r>
-        <w:t>”</w:t>
-      </w:r>
-      <w:proofErr w:type="gramEnd"/>
-      <w:r>
-        <w:rPr>
-          <w:rFonts w:hint="eastAsia"/>
-        </w:rPr>
-        <w:t>軍購案管制會議紀錄整理結果」。</w:t>
-      </w:r>
-    </w:p>
-    <w:p>
-      <w:r>
-        <w:rPr>
-          <w:rFonts w:hint="eastAsia"/>
-        </w:rPr>
-        <w:t>如果有其他不確定的地方，先向我提問，</w:t>
-      </w:r>
-      <w:r>
-        <w:rPr>
-          <w:rFonts w:hint="eastAsia"/>
-        </w:rPr>
-        <w:t>直到你完全確認我的需求</w:t>
-      </w:r>
-      <w:r>
-        <w:rPr>
-          <w:rFonts w:hint="eastAsia"/>
-        </w:rPr>
-        <w:t>再開始動手。</w:t>
+        <w:t>考量同樣的案件，可能會有</w:t>
+      </w:r>
+      <w:r>
+        <w:rPr>
+          <w:rFonts w:hint="eastAsia"/>
+        </w:rPr>
+        <w:t>1</w:t>
+      </w:r>
+      <w:r>
+        <w:rPr>
+          <w:rFonts w:hint="eastAsia"/>
+        </w:rPr>
+        <w:t>個以上不同的檢討態樣，若有這種情形，則</w:t>
+      </w:r>
+      <w:r>
+        <w:rPr>
+          <w:rFonts w:hint="eastAsia"/>
+        </w:rPr>
+        <w:t>所有檢討態樣</w:t>
+      </w:r>
+      <w:r>
+        <w:rPr>
+          <w:rFonts w:hint="eastAsia"/>
+        </w:rPr>
+        <w:t>都要</w:t>
+      </w:r>
+      <w:r>
+        <w:rPr>
+          <w:rFonts w:hint="eastAsia"/>
+        </w:rPr>
+        <w:t>填入，說明或辦理情形也一樣。</w:t>
       </w:r>
     </w:p>
     <w:p/>
@@ -2264,624 +2208,7 @@
         <w:rPr>
           <w:rFonts w:hint="eastAsia"/>
         </w:rPr>
-        <w:t>考量國軍單位</w:t>
-      </w:r>
-      <w:r>
-        <w:rPr>
-          <w:rFonts w:hint="eastAsia"/>
-        </w:rPr>
-        <w:t>會定期提供這種會議資料，為了後續的分析，我都會需要像這樣將會議資料的檢討態樣整理成工作表，幫我</w:t>
-      </w:r>
-      <w:r>
-        <w:rPr>
-          <w:rFonts w:hint="eastAsia"/>
-        </w:rPr>
-        <w:t>把</w:t>
-      </w:r>
-      <w:r>
-        <w:rPr>
-          <w:rFonts w:hint="eastAsia"/>
-        </w:rPr>
-        <w:t>剛剛將會議資料整理成工作表的過程，寫成一個</w:t>
-      </w:r>
-      <w:r>
-        <w:rPr>
-          <w:rFonts w:hint="eastAsia"/>
-        </w:rPr>
-        <w:t>skill</w:t>
-      </w:r>
-      <w:r>
-        <w:rPr>
-          <w:rFonts w:hint="eastAsia"/>
-        </w:rPr>
-        <w:t>，讓我後續可以直接上傳文件進行整理。</w:t>
-      </w:r>
-    </w:p>
-    <w:p>
-      <w:pPr>
-        <w:rPr>
-          <w:rFonts w:hint="eastAsia"/>
-        </w:rPr>
-      </w:pPr>
-      <w:r>
-        <w:rPr>
-          <w:rFonts w:hint="eastAsia"/>
-        </w:rPr>
-        <w:t>由於不同國軍單位所產製的會議資料，雖然檢討的態樣理論上都相同，但會議資料格式上可能有些許差異，因此再</w:t>
-      </w:r>
-      <w:r>
-        <w:rPr>
-          <w:rFonts w:hint="eastAsia"/>
-        </w:rPr>
-        <w:t>skill</w:t>
-      </w:r>
-      <w:r>
-        <w:rPr>
-          <w:rFonts w:hint="eastAsia"/>
-        </w:rPr>
-        <w:t>當中，需要保留檢測到不確定該如何整理的內容時就向使用者提問再進行整理工作的功能。</w:t>
-      </w:r>
-    </w:p>
-    <w:p>
-      <w:r>
-        <w:rPr>
-          <w:rFonts w:hint="eastAsia"/>
-        </w:rPr>
-        <w:t>創立</w:t>
-      </w:r>
-      <w:r>
-        <w:rPr>
-          <w:rFonts w:hint="eastAsia"/>
-        </w:rPr>
-        <w:t>skill</w:t>
-      </w:r>
-      <w:r>
-        <w:rPr>
-          <w:rFonts w:hint="eastAsia"/>
-        </w:rPr>
-        <w:t>時，</w:t>
-      </w:r>
-      <w:r>
-        <w:rPr>
-          <w:rFonts w:hint="eastAsia"/>
-        </w:rPr>
-        <w:t>如果有其他不確定的地方，先向我提問，直到你完全確認我的需求再開始動手。</w:t>
-      </w:r>
-    </w:p>
-    <w:p/>
-    <w:p>
-      <w:pPr>
-        <w:rPr>
-          <w:rFonts w:hint="eastAsia"/>
-        </w:rPr>
-      </w:pPr>
-      <w:r>
-        <w:rPr>
-          <w:rFonts w:hint="eastAsia"/>
-        </w:rPr>
-        <w:t>=================================</w:t>
-      </w:r>
-    </w:p>
-    <w:p>
-      <w:pPr>
-        <w:rPr>
-          <w:rFonts w:hint="eastAsia"/>
-        </w:rPr>
-      </w:pPr>
-      <w:r>
-        <w:rPr>
-          <w:rFonts w:hint="eastAsia"/>
-        </w:rPr>
-        <w:lastRenderedPageBreak/>
-        <w:t>國防部的國軍單位，會定期</w:t>
-      </w:r>
-      <w:r>
-        <w:rPr>
-          <w:rFonts w:hint="eastAsia"/>
-        </w:rPr>
-        <w:t>針對自身所負責的軍購案，若執行現況有符合特定的態樣（下稱檢討態樣，例如「</w:t>
-      </w:r>
-      <w:r>
-        <w:rPr>
-          <w:rFonts w:hint="eastAsia"/>
-        </w:rPr>
-        <w:t>交運率未達</w:t>
-      </w:r>
-      <w:r>
-        <w:rPr>
-          <w:rFonts w:hint="eastAsia"/>
-        </w:rPr>
-        <w:t>50%</w:t>
-      </w:r>
-      <w:r>
-        <w:rPr>
-          <w:rFonts w:hint="eastAsia"/>
-        </w:rPr>
-        <w:t>，</w:t>
-      </w:r>
-      <w:r>
-        <w:rPr>
-          <w:rFonts w:hint="eastAsia"/>
-        </w:rPr>
-        <w:t>且結匯率達</w:t>
-      </w:r>
-      <w:r>
-        <w:rPr>
-          <w:rFonts w:hint="eastAsia"/>
-        </w:rPr>
-        <w:t>90%</w:t>
-      </w:r>
-      <w:r>
-        <w:rPr>
-          <w:rFonts w:hint="eastAsia"/>
-        </w:rPr>
-        <w:t>」等等），則會納入會議中進行討論</w:t>
-      </w:r>
-      <w:r>
-        <w:rPr>
-          <w:rFonts w:hint="eastAsia"/>
-        </w:rPr>
-        <w:t>，並做成會議資料，而這份會議資料也會定期提供給我。</w:t>
-      </w:r>
-    </w:p>
-    <w:p>
-      <w:r>
-        <w:rPr>
-          <w:rFonts w:hint="eastAsia"/>
-        </w:rPr>
-        <w:t>我會將這份會議資料整理成一份</w:t>
-      </w:r>
-      <w:r>
-        <w:rPr>
-          <w:rFonts w:hint="eastAsia"/>
-        </w:rPr>
-        <w:t>e</w:t>
-      </w:r>
-      <w:r>
-        <w:t>xcel</w:t>
-      </w:r>
-      <w:r>
-        <w:rPr>
-          <w:rFonts w:hint="eastAsia"/>
-        </w:rPr>
-        <w:t>檔案，欄位如下：</w:t>
-      </w:r>
-    </w:p>
-    <w:p>
-      <w:r>
-        <w:rPr>
-          <w:rFonts w:hint="eastAsia"/>
-        </w:rPr>
-        <w:t>1.</w:t>
-      </w:r>
-      <w:r>
-        <w:rPr>
-          <w:rFonts w:hint="eastAsia"/>
-        </w:rPr>
-        <w:t>檢討態樣</w:t>
-      </w:r>
-    </w:p>
-    <w:p>
-      <w:r>
-        <w:rPr>
-          <w:rFonts w:hint="eastAsia"/>
-        </w:rPr>
-        <w:t>2.</w:t>
-      </w:r>
-      <w:r>
-        <w:rPr>
-          <w:rFonts w:hint="eastAsia"/>
-        </w:rPr>
-        <w:t>案號</w:t>
-      </w:r>
-    </w:p>
-    <w:p>
-      <w:r>
-        <w:rPr>
-          <w:rFonts w:hint="eastAsia"/>
-        </w:rPr>
-        <w:t>3.</w:t>
-      </w:r>
-      <w:r>
-        <w:rPr>
-          <w:rFonts w:hint="eastAsia"/>
-        </w:rPr>
-        <w:t>案名</w:t>
-      </w:r>
-    </w:p>
-    <w:p>
-      <w:r>
-        <w:rPr>
-          <w:rFonts w:hint="eastAsia"/>
-        </w:rPr>
-        <w:t>4.</w:t>
-      </w:r>
-      <w:r>
-        <w:rPr>
-          <w:rFonts w:hint="eastAsia"/>
-        </w:rPr>
-        <w:t>說明或辦理情形</w:t>
-      </w:r>
-    </w:p>
-    <w:p/>
-    <w:p>
-      <w:r>
-        <w:rPr>
-          <w:rFonts w:hint="eastAsia"/>
-        </w:rPr>
-        <w:t>另外，由於國防部不只一個單位會召開這種會議，所以我定期會收到的會議資料也不止一份，做成的整理</w:t>
-      </w:r>
-      <w:r>
-        <w:rPr>
-          <w:rFonts w:hint="eastAsia"/>
-        </w:rPr>
-        <w:t>excel</w:t>
-      </w:r>
-      <w:r>
-        <w:rPr>
-          <w:rFonts w:hint="eastAsia"/>
-        </w:rPr>
-        <w:t>檔案也不只一個</w:t>
-      </w:r>
-      <w:r>
-        <w:rPr>
-          <w:rFonts w:hint="eastAsia"/>
-        </w:rPr>
-        <w:t>。</w:t>
-      </w:r>
-    </w:p>
-    <w:p/>
-    <w:p>
-      <w:r>
-        <w:rPr>
-          <w:rFonts w:hint="eastAsia"/>
-        </w:rPr>
-        <w:t>我想要新增以下功能</w:t>
-      </w:r>
-      <w:r>
-        <w:rPr>
-          <w:rFonts w:hint="eastAsia"/>
-        </w:rPr>
-        <w:t>，之前的設計我先稱為第一階段，現在新增的功能我稱為第二階段</w:t>
-      </w:r>
-      <w:r>
-        <w:rPr>
-          <w:rFonts w:hint="eastAsia"/>
-        </w:rPr>
-        <w:t>（而如果使用者沒有要進行第二階段，則</w:t>
-      </w:r>
-      <w:r>
-        <w:rPr>
-          <w:rFonts w:hint="eastAsia"/>
-        </w:rPr>
-        <w:t>停留在第一階段就好</w:t>
-      </w:r>
-      <w:r>
-        <w:rPr>
-          <w:rFonts w:hint="eastAsia"/>
-        </w:rPr>
-        <w:t>）</w:t>
-      </w:r>
-      <w:r>
-        <w:rPr>
-          <w:rFonts w:hint="eastAsia"/>
-        </w:rPr>
-        <w:t>：</w:t>
-      </w:r>
-    </w:p>
-    <w:p>
-      <w:r>
-        <w:rPr>
-          <w:rFonts w:hint="eastAsia"/>
-        </w:rPr>
-        <w:t>在現在版本中，</w:t>
-      </w:r>
-      <w:r>
-        <w:rPr>
-          <w:rFonts w:hint="eastAsia"/>
-        </w:rPr>
-        <w:t>第一階段</w:t>
-      </w:r>
-      <w:r>
-        <w:rPr>
-          <w:rFonts w:hint="eastAsia"/>
-        </w:rPr>
-        <w:t>分析結束後，提供一個地方上傳我整理的會議資料</w:t>
-      </w:r>
-      <w:r>
-        <w:rPr>
-          <w:rFonts w:hint="eastAsia"/>
-        </w:rPr>
-        <w:t>excel</w:t>
-      </w:r>
-      <w:r>
-        <w:rPr>
-          <w:rFonts w:hint="eastAsia"/>
-        </w:rPr>
-        <w:t>檔案</w:t>
-      </w:r>
-      <w:r>
-        <w:rPr>
-          <w:rFonts w:hint="eastAsia"/>
-        </w:rPr>
-        <w:t>（檔案可以只上傳一個，也可以上傳多個）</w:t>
-      </w:r>
-      <w:r>
-        <w:rPr>
-          <w:rFonts w:hint="eastAsia"/>
-        </w:rPr>
-        <w:t>，上傳之後，一樣先提供預覽功能，使用者確認之後再開始以下分析：</w:t>
-      </w:r>
-    </w:p>
-    <w:p>
-      <w:r>
-        <w:rPr>
-          <w:rFonts w:hint="eastAsia"/>
-        </w:rPr>
-        <w:t>在第一階段的各分析項目中篩選出來的案件，以「案號」欄位為</w:t>
-      </w:r>
-      <w:proofErr w:type="gramStart"/>
-      <w:r>
-        <w:rPr>
-          <w:rFonts w:hint="eastAsia"/>
-        </w:rPr>
-        <w:t>準</w:t>
-      </w:r>
-      <w:proofErr w:type="gramEnd"/>
-      <w:r>
-        <w:rPr>
-          <w:rFonts w:hint="eastAsia"/>
-        </w:rPr>
-        <w:t>，核對是否出現在我上傳的</w:t>
-      </w:r>
-      <w:r>
-        <w:rPr>
-          <w:rFonts w:hint="eastAsia"/>
-        </w:rPr>
-        <w:t>會議資料</w:t>
-      </w:r>
-      <w:r>
-        <w:rPr>
-          <w:rFonts w:hint="eastAsia"/>
-        </w:rPr>
-        <w:t>整理</w:t>
-      </w:r>
-      <w:r>
-        <w:rPr>
-          <w:rFonts w:hint="eastAsia"/>
-        </w:rPr>
-        <w:t>excel</w:t>
-      </w:r>
-      <w:r>
-        <w:rPr>
-          <w:rFonts w:hint="eastAsia"/>
-        </w:rPr>
-        <w:t>檔</w:t>
-      </w:r>
-      <w:r>
-        <w:rPr>
-          <w:rFonts w:hint="eastAsia"/>
-        </w:rPr>
-        <w:t>，無論這個案件在我整理的</w:t>
-      </w:r>
-      <w:r>
-        <w:rPr>
-          <w:rFonts w:hint="eastAsia"/>
-        </w:rPr>
-        <w:t>excel</w:t>
-      </w:r>
-      <w:r>
-        <w:rPr>
-          <w:rFonts w:hint="eastAsia"/>
-        </w:rPr>
-        <w:t>檔中，他的檢討態樣欄位顯示什麼，都算有出現。</w:t>
-      </w:r>
-    </w:p>
-    <w:p>
-      <w:pPr>
-        <w:rPr>
-          <w:rFonts w:hint="eastAsia"/>
-        </w:rPr>
-      </w:pPr>
-      <w:r>
-        <w:rPr>
-          <w:rFonts w:hint="eastAsia"/>
-        </w:rPr>
-        <w:t>如果使用者上傳多個整理檔案，則都要進行核對。</w:t>
-      </w:r>
-    </w:p>
-    <w:p/>
-    <w:p>
-      <w:r>
-        <w:rPr>
-          <w:rFonts w:hint="eastAsia"/>
-        </w:rPr>
-        <w:t>為了表示這個第二階段的分析結果，我決定修改第一階段</w:t>
-      </w:r>
-      <w:r>
-        <w:rPr>
-          <w:rFonts w:hint="eastAsia"/>
-        </w:rPr>
-        <w:t>「</w:t>
-      </w:r>
-      <w:r>
-        <w:rPr>
-          <w:rFonts w:hint="eastAsia"/>
-          <w:color w:val="FF0000"/>
-        </w:rPr>
-        <w:t>分析總表</w:t>
-      </w:r>
-      <w:r>
-        <w:rPr>
-          <w:rFonts w:hint="eastAsia"/>
-        </w:rPr>
-        <w:t>」</w:t>
-      </w:r>
-      <w:r>
-        <w:rPr>
-          <w:rFonts w:hint="eastAsia"/>
-        </w:rPr>
-        <w:t>的欄位，在</w:t>
-      </w:r>
-      <w:r>
-        <w:rPr>
-          <w:rFonts w:hint="eastAsia"/>
-        </w:rPr>
-        <w:t>「</w:t>
-      </w:r>
-      <w:r>
-        <w:rPr>
-          <w:rFonts w:hint="eastAsia"/>
-        </w:rPr>
-        <w:t>其他</w:t>
-      </w:r>
-      <w:r>
-        <w:rPr>
-          <w:rFonts w:hint="eastAsia"/>
-        </w:rPr>
-        <w:t>」</w:t>
-      </w:r>
-      <w:r>
-        <w:rPr>
-          <w:rFonts w:hint="eastAsia"/>
-        </w:rPr>
-        <w:t>和</w:t>
-      </w:r>
-      <w:r>
-        <w:rPr>
-          <w:rFonts w:hint="eastAsia"/>
-        </w:rPr>
-        <w:t>「</w:t>
-      </w:r>
-      <w:r>
-        <w:rPr>
-          <w:rFonts w:hint="eastAsia"/>
-        </w:rPr>
-        <w:t>詳細情形</w:t>
-      </w:r>
-      <w:r>
-        <w:rPr>
-          <w:rFonts w:hint="eastAsia"/>
-        </w:rPr>
-        <w:t>」</w:t>
-      </w:r>
-      <w:proofErr w:type="gramStart"/>
-      <w:r>
-        <w:rPr>
-          <w:rFonts w:hint="eastAsia"/>
-        </w:rPr>
-        <w:t>中間，</w:t>
-      </w:r>
-      <w:proofErr w:type="gramEnd"/>
-      <w:r>
-        <w:rPr>
-          <w:rFonts w:hint="eastAsia"/>
-        </w:rPr>
-        <w:t>新增「</w:t>
-      </w:r>
-      <w:r>
-        <w:rPr>
-          <w:rFonts w:hint="eastAsia"/>
-        </w:rPr>
-        <w:t>第二階段：核對會議紀錄</w:t>
-      </w:r>
-      <w:r>
-        <w:rPr>
-          <w:rFonts w:hint="eastAsia"/>
-        </w:rPr>
-        <w:t>」，如圖</w:t>
-      </w:r>
-      <w:r>
-        <w:rPr>
-          <w:rFonts w:hint="eastAsia"/>
-        </w:rPr>
-        <w:t>，該欄位預設空白</w:t>
-      </w:r>
-      <w:r>
-        <w:rPr>
-          <w:rFonts w:hint="eastAsia"/>
-        </w:rPr>
-        <w:t>。</w:t>
-      </w:r>
-    </w:p>
-    <w:p>
-      <w:r>
-        <w:rPr>
-          <w:rFonts w:hint="eastAsia"/>
-        </w:rPr>
-        <w:t>如果分析後，確實有</w:t>
-      </w:r>
-      <w:r>
-        <w:rPr>
-          <w:rFonts w:hint="eastAsia"/>
-        </w:rPr>
-        <w:t>第一階段分析結果的案件出現在所上傳的整理資料當中，則在</w:t>
-      </w:r>
-      <w:r>
-        <w:rPr>
-          <w:rFonts w:hint="eastAsia"/>
-        </w:rPr>
-        <w:t>「</w:t>
-      </w:r>
-      <w:r>
-        <w:rPr>
-          <w:rFonts w:hint="eastAsia"/>
-        </w:rPr>
-        <w:t>第二階段：核對會議紀錄</w:t>
-      </w:r>
-      <w:r>
-        <w:rPr>
-          <w:rFonts w:hint="eastAsia"/>
-        </w:rPr>
-        <w:t>」欄位顯示「有出現」。</w:t>
-      </w:r>
-    </w:p>
-    <w:p>
-      <w:r>
-        <w:rPr>
-          <w:rFonts w:hint="eastAsia"/>
-        </w:rPr>
-        <w:t>此時，使用者可以點</w:t>
-      </w:r>
-      <w:r>
-        <w:rPr>
-          <w:rFonts w:hint="eastAsia"/>
-        </w:rPr>
-        <w:t>「明細表」按鈕</w:t>
-      </w:r>
-      <w:r>
-        <w:rPr>
-          <w:rFonts w:hint="eastAsia"/>
-        </w:rPr>
-        <w:t>，</w:t>
-      </w:r>
-      <w:proofErr w:type="gramStart"/>
-      <w:r>
-        <w:rPr>
-          <w:rFonts w:hint="eastAsia"/>
-        </w:rPr>
-        <w:t>跳轉頁</w:t>
-      </w:r>
-      <w:proofErr w:type="gramEnd"/>
-      <w:r>
-        <w:rPr>
-          <w:rFonts w:hint="eastAsia"/>
-        </w:rPr>
-        <w:t>面，</w:t>
-      </w:r>
-      <w:proofErr w:type="gramStart"/>
-      <w:r>
-        <w:rPr>
-          <w:rFonts w:hint="eastAsia"/>
-        </w:rPr>
-        <w:t>而跳轉後</w:t>
-      </w:r>
-      <w:proofErr w:type="gramEnd"/>
-      <w:r>
-        <w:rPr>
-          <w:rFonts w:hint="eastAsia"/>
-        </w:rPr>
-        <w:t>顯示的明細表，需新增以下欄位於最後</w:t>
+        <w:t>另外，所有提供檔案下載的功能所下載的檔案，在第二階段執行後，也都要新增這</w:t>
       </w:r>
       <w:r>
         <w:rPr>
@@ -2893,113 +2220,7 @@
         <w:rPr>
           <w:rFonts w:hint="eastAsia"/>
         </w:rPr>
-        <w:t>欄，並依照第二階段分析核對結果填入：</w:t>
-      </w:r>
-    </w:p>
-    <w:p>
-      <w:r>
-        <w:rPr>
-          <w:rFonts w:hint="eastAsia"/>
-        </w:rPr>
-        <w:t>1.</w:t>
-      </w:r>
-      <w:r>
-        <w:rPr>
-          <w:rFonts w:hint="eastAsia"/>
-        </w:rPr>
-        <w:t>檢討態樣</w:t>
-      </w:r>
-    </w:p>
-    <w:p>
-      <w:r>
-        <w:rPr>
-          <w:rFonts w:hint="eastAsia"/>
-        </w:rPr>
-        <w:t>2.</w:t>
-      </w:r>
-      <w:r>
-        <w:rPr>
-          <w:rFonts w:hint="eastAsia"/>
-        </w:rPr>
-        <w:t>說明或辦理情形</w:t>
-      </w:r>
-    </w:p>
-    <w:p/>
-    <w:p>
-      <w:r>
-        <w:rPr>
-          <w:rFonts w:hint="eastAsia"/>
-        </w:rPr>
-        <w:t>考量同樣的案件，可能會有</w:t>
-      </w:r>
-      <w:r>
-        <w:rPr>
-          <w:rFonts w:hint="eastAsia"/>
-        </w:rPr>
-        <w:t>1</w:t>
-      </w:r>
-      <w:r>
-        <w:rPr>
-          <w:rFonts w:hint="eastAsia"/>
-        </w:rPr>
-        <w:t>個以上不同的檢討態樣，若有這種情形，則</w:t>
-      </w:r>
-      <w:r>
-        <w:rPr>
-          <w:rFonts w:hint="eastAsia"/>
-        </w:rPr>
-        <w:t>所有檢討態樣</w:t>
-      </w:r>
-      <w:r>
-        <w:rPr>
-          <w:rFonts w:hint="eastAsia"/>
-        </w:rPr>
-        <w:t>都要</w:t>
-      </w:r>
-      <w:r>
-        <w:rPr>
-          <w:rFonts w:hint="eastAsia"/>
-        </w:rPr>
-        <w:t>填入，</w:t>
-      </w:r>
-      <w:r>
-        <w:rPr>
-          <w:rFonts w:hint="eastAsia"/>
-        </w:rPr>
-        <w:t>說明或辦理情形</w:t>
-      </w:r>
-      <w:r>
-        <w:rPr>
-          <w:rFonts w:hint="eastAsia"/>
-        </w:rPr>
-        <w:t>也一樣。</w:t>
-      </w:r>
-    </w:p>
-    <w:p/>
-    <w:p>
-      <w:r>
-        <w:rPr>
-          <w:rFonts w:hint="eastAsia"/>
-        </w:rPr>
-        <w:t>另外，所有提供檔案下載的功能所下載的檔案，在第二階段執行後，也都要新增這</w:t>
-      </w:r>
-      <w:r>
-        <w:rPr>
-          <w:rFonts w:hint="eastAsia"/>
-        </w:rPr>
-        <w:t>2</w:t>
-      </w:r>
-      <w:r>
-        <w:rPr>
-          <w:rFonts w:hint="eastAsia"/>
-        </w:rPr>
-        <w:t>個欄位</w:t>
-      </w:r>
-      <w:r>
-        <w:rPr>
-          <w:rFonts w:hint="eastAsia"/>
-        </w:rPr>
-        <w:t>，並依照第二階段分析核對結果填入：</w:t>
+        <w:t>個欄位，並依照第二階段分析核對結果填入：</w:t>
       </w:r>
     </w:p>
     <w:p>
@@ -3033,6 +2254,188 @@
     </w:p>
     <w:p/>
     <w:p>
+      <w:r>
+        <w:rPr>
+          <w:rFonts w:hint="eastAsia"/>
+        </w:rPr>
+        <w:t>以上我的規劃可能有些不完善的地方，為了確保設計的品質，先針對以下</w:t>
+      </w:r>
+      <w:r>
+        <w:rPr>
+          <w:rFonts w:hint="eastAsia"/>
+        </w:rPr>
+        <w:t>6</w:t>
+      </w:r>
+      <w:r>
+        <w:rPr>
+          <w:rFonts w:hint="eastAsia"/>
+        </w:rPr>
+        <w:t>個面向對我提問，或提出其他問題，直到你完全確認我的需求：</w:t>
+      </w:r>
+    </w:p>
+    <w:p>
+      <w:r>
+        <w:rPr>
+          <w:rFonts w:hint="eastAsia"/>
+        </w:rPr>
+        <w:t>1.</w:t>
+      </w:r>
+      <w:r>
+        <w:rPr>
+          <w:rFonts w:hint="eastAsia"/>
+        </w:rPr>
+        <w:t>目標</w:t>
+      </w:r>
+    </w:p>
+    <w:p>
+      <w:r>
+        <w:rPr>
+          <w:rFonts w:hint="eastAsia"/>
+        </w:rPr>
+        <w:t>2.</w:t>
+      </w:r>
+      <w:r>
+        <w:rPr>
+          <w:rFonts w:hint="eastAsia"/>
+        </w:rPr>
+        <w:t>功能模組</w:t>
+      </w:r>
+    </w:p>
+    <w:p>
+      <w:r>
+        <w:rPr>
+          <w:rFonts w:hint="eastAsia"/>
+        </w:rPr>
+        <w:t>3.</w:t>
+      </w:r>
+      <w:r>
+        <w:rPr>
+          <w:rFonts w:hint="eastAsia"/>
+        </w:rPr>
+        <w:t>工具限制</w:t>
+      </w:r>
+    </w:p>
+    <w:p>
+      <w:r>
+        <w:rPr>
+          <w:rFonts w:hint="eastAsia"/>
+        </w:rPr>
+        <w:t>4.</w:t>
+      </w:r>
+      <w:r>
+        <w:rPr>
+          <w:rFonts w:hint="eastAsia"/>
+        </w:rPr>
+        <w:t>資料來源與去向</w:t>
+      </w:r>
+    </w:p>
+    <w:p>
+      <w:r>
+        <w:rPr>
+          <w:rFonts w:hint="eastAsia"/>
+        </w:rPr>
+        <w:t>5.</w:t>
+      </w:r>
+      <w:r>
+        <w:rPr>
+          <w:rFonts w:hint="eastAsia"/>
+        </w:rPr>
+        <w:t>外部依賴</w:t>
+      </w:r>
+    </w:p>
+    <w:p>
+      <w:r>
+        <w:rPr>
+          <w:rFonts w:hint="eastAsia"/>
+        </w:rPr>
+        <w:t>6.</w:t>
+      </w:r>
+      <w:r>
+        <w:rPr>
+          <w:rFonts w:hint="eastAsia"/>
+        </w:rPr>
+        <w:t>驗收標準</w:t>
+      </w:r>
+    </w:p>
+    <w:p/>
+    <w:p>
+      <w:r>
+        <w:rPr>
+          <w:rFonts w:hint="eastAsia"/>
+        </w:rPr>
+        <w:t>為了避免損壞之前的版本，這次的更動幫我存成新的</w:t>
+      </w:r>
+      <w:r>
+        <w:rPr>
+          <w:rFonts w:hint="eastAsia"/>
+        </w:rPr>
+        <w:t>html</w:t>
+      </w:r>
+      <w:r>
+        <w:rPr>
+          <w:rFonts w:hint="eastAsia"/>
+        </w:rPr>
+        <w:t>檔案「</w:t>
+      </w:r>
+      <w:r>
+        <w:rPr>
+          <w:rFonts w:hint="eastAsia"/>
+        </w:rPr>
+        <w:t>國軍軍購案分析系統</w:t>
+      </w:r>
+      <w:r>
+        <w:rPr>
+          <w:rFonts w:hint="eastAsia"/>
+        </w:rPr>
+        <w:t>v</w:t>
+      </w:r>
+      <w:r>
+        <w:t>1150710v2</w:t>
+      </w:r>
+      <w:r>
+        <w:rPr>
+          <w:rFonts w:hint="eastAsia"/>
+        </w:rPr>
+        <w:t>.html</w:t>
+      </w:r>
+      <w:r>
+        <w:rPr>
+          <w:rFonts w:hint="eastAsia"/>
+        </w:rPr>
+        <w:t>」</w:t>
+      </w:r>
+    </w:p>
+    <w:p/>
+    <w:p>
+      <w:r>
+        <w:rPr>
+          <w:rFonts w:hint="eastAsia"/>
+        </w:rPr>
+        <w:t>==================================================0715</w:t>
+      </w:r>
+    </w:p>
+    <w:p/>
+    <w:p>
+      <w:r>
+        <w:rPr>
+          <w:rFonts w:hint="eastAsia"/>
+        </w:rPr>
+        <w:t>經過在實體隔離不連網的設備上</w:t>
+      </w:r>
+      <w:r>
+        <w:rPr>
+          <w:rFonts w:hint="eastAsia"/>
+        </w:rPr>
+        <w:t>，</w:t>
+      </w:r>
+      <w:r>
+        <w:rPr>
+          <w:rFonts w:hint="eastAsia"/>
+        </w:rPr>
+        <w:t>以真實資料進行測試後，我想要進行以下更動：</w:t>
+      </w:r>
+    </w:p>
+    <w:p>
       <w:pPr>
         <w:rPr>
           <w:rFonts w:hint="eastAsia"/>
@@ -3042,19 +2445,141 @@
         <w:rPr>
           <w:rFonts w:hint="eastAsia"/>
         </w:rPr>
-        <w:t>以上我的規劃可能有些不完善的地方，為了確保設計的品質，先針對以下</w:t>
-      </w:r>
-      <w:r>
-        <w:rPr>
-          <w:rFonts w:hint="eastAsia"/>
-        </w:rPr>
-        <w:t>6</w:t>
-      </w:r>
-      <w:r>
-        <w:rPr>
-          <w:rFonts w:hint="eastAsia"/>
-        </w:rPr>
-        <w:t>個面向對我提問，或提出其他問題，直到你完全確認我的需求：</w:t>
+        <w:t>**</w:t>
+      </w:r>
+      <w:r>
+        <w:rPr>
+          <w:rFonts w:hint="eastAsia"/>
+        </w:rPr>
+        <w:t>*</w:t>
+      </w:r>
+      <w:r>
+        <w:rPr>
+          <w:rFonts w:hint="eastAsia"/>
+        </w:rPr>
+        <w:t>第</w:t>
+      </w:r>
+      <w:r>
+        <w:rPr>
+          <w:rFonts w:hint="eastAsia"/>
+        </w:rPr>
+        <w:t>1</w:t>
+      </w:r>
+      <w:r>
+        <w:rPr>
+          <w:rFonts w:hint="eastAsia"/>
+        </w:rPr>
+        <w:t>部分：新增分析項目</w:t>
+      </w:r>
+    </w:p>
+    <w:p>
+      <w:r>
+        <w:rPr>
+          <w:rFonts w:hint="eastAsia"/>
+        </w:rPr>
+        <w:t>新增分析項目「</w:t>
+      </w:r>
+      <w:r>
+        <w:rPr>
+          <w:rFonts w:hint="eastAsia"/>
+        </w:rPr>
+        <w:t>累計結匯率達</w:t>
+      </w:r>
+      <w:r>
+        <w:rPr>
+          <w:rFonts w:hint="eastAsia"/>
+        </w:rPr>
+        <w:t>90</w:t>
+      </w:r>
+      <w:r>
+        <w:rPr>
+          <w:rFonts w:hint="eastAsia"/>
+        </w:rPr>
+        <w:t>％，且累計交運率未達</w:t>
+      </w:r>
+      <w:r>
+        <w:rPr>
+          <w:rFonts w:hint="eastAsia"/>
+        </w:rPr>
+        <w:t>50</w:t>
+      </w:r>
+      <w:r>
+        <w:rPr>
+          <w:rFonts w:hint="eastAsia"/>
+        </w:rPr>
+        <w:t>％</w:t>
+      </w:r>
+      <w:r>
+        <w:rPr>
+          <w:rFonts w:hint="eastAsia"/>
+        </w:rPr>
+        <w:t>」，</w:t>
+      </w:r>
+      <w:r>
+        <w:rPr>
+          <w:rFonts w:hint="eastAsia"/>
+        </w:rPr>
+        <w:t>軍事投資建案（軍投，含特別預算）</w:t>
+      </w:r>
+      <w:r>
+        <w:rPr>
+          <w:rFonts w:hint="eastAsia"/>
+        </w:rPr>
+        <w:t>及</w:t>
+      </w:r>
+      <w:r>
+        <w:rPr>
+          <w:rFonts w:hint="eastAsia"/>
+        </w:rPr>
+        <w:t>作業維持案（作維）</w:t>
+      </w:r>
+      <w:r>
+        <w:rPr>
+          <w:rFonts w:hint="eastAsia"/>
+        </w:rPr>
+        <w:t>這</w:t>
+      </w:r>
+      <w:r>
+        <w:rPr>
+          <w:rFonts w:hint="eastAsia"/>
+        </w:rPr>
+        <w:t>2</w:t>
+      </w:r>
+      <w:r>
+        <w:rPr>
+          <w:rFonts w:hint="eastAsia"/>
+        </w:rPr>
+        <w:t>類型的案件都需要新增此分析項目。</w:t>
+      </w:r>
+      <w:r>
+        <w:rPr>
+          <w:rFonts w:hint="eastAsia"/>
+        </w:rPr>
+        <w:t>這個分析項目在分析總表上顯示的順序，放在各自分析類別（</w:t>
+      </w:r>
+      <w:r>
+        <w:rPr>
+          <w:rFonts w:hint="eastAsia"/>
+        </w:rPr>
+        <w:t>軍事投資建案（軍投，含特別預算）</w:t>
+      </w:r>
+      <w:r>
+        <w:rPr>
+          <w:rFonts w:hint="eastAsia"/>
+        </w:rPr>
+        <w:t>及</w:t>
+      </w:r>
+      <w:r>
+        <w:rPr>
+          <w:rFonts w:hint="eastAsia"/>
+        </w:rPr>
+        <w:t>作業維持案（作維）</w:t>
+      </w:r>
+      <w:r>
+        <w:rPr>
+          <w:rFonts w:hint="eastAsia"/>
+        </w:rPr>
+        <w:t>）的最後面。</w:t>
       </w:r>
     </w:p>
     <w:p>
@@ -3063,18 +2588,6 @@
           <w:rFonts w:hint="eastAsia"/>
         </w:rPr>
       </w:pPr>
-      <w:r>
-        <w:rPr>
-          <w:rFonts w:hint="eastAsia"/>
-        </w:rPr>
-        <w:t>1.</w:t>
-      </w:r>
-      <w:r>
-        <w:rPr>
-          <w:rFonts w:hint="eastAsia"/>
-        </w:rPr>
-        <w:t>目標</w:t>
-      </w:r>
     </w:p>
     <w:p>
       <w:pPr>
@@ -3086,32 +2599,241 @@
         <w:rPr>
           <w:rFonts w:hint="eastAsia"/>
         </w:rPr>
-        <w:t>2.</w:t>
-      </w:r>
-      <w:r>
-        <w:rPr>
-          <w:rFonts w:hint="eastAsia"/>
-        </w:rPr>
-        <w:t>功能模組</w:t>
-      </w:r>
-    </w:p>
+        <w:t>新增</w:t>
+      </w:r>
+      <w:r>
+        <w:rPr>
+          <w:rFonts w:hint="eastAsia"/>
+        </w:rPr>
+        <w:t>軍事投資建案（軍投，含特別預算）</w:t>
+      </w:r>
+      <w:r>
+        <w:rPr>
+          <w:rFonts w:hint="eastAsia"/>
+        </w:rPr>
+        <w:t>的</w:t>
+      </w:r>
+      <w:r>
+        <w:rPr>
+          <w:rFonts w:hint="eastAsia"/>
+        </w:rPr>
+        <w:t>分析項目「</w:t>
+      </w:r>
+      <w:bookmarkStart w:id="0" w:name="_Hlk235007692"/>
+      <w:r>
+        <w:rPr>
+          <w:rFonts w:hint="eastAsia"/>
+        </w:rPr>
+        <w:t>結匯率超過</w:t>
+      </w:r>
+      <w:r>
+        <w:rPr>
+          <w:rFonts w:hint="eastAsia"/>
+        </w:rPr>
+        <w:t>100</w:t>
+      </w:r>
+      <w:r>
+        <w:rPr>
+          <w:rFonts w:hint="eastAsia"/>
+        </w:rPr>
+        <w:t>％</w:t>
+      </w:r>
+      <w:bookmarkEnd w:id="0"/>
+      <w:r>
+        <w:rPr>
+          <w:rFonts w:hint="eastAsia"/>
+        </w:rPr>
+        <w:t>」，</w:t>
+      </w:r>
+      <w:r>
+        <w:rPr>
+          <w:rFonts w:hint="eastAsia"/>
+        </w:rPr>
+        <w:t>在分析總表上顯示的順序</w:t>
+      </w:r>
+      <w:r>
+        <w:rPr>
+          <w:rFonts w:hint="eastAsia"/>
+        </w:rPr>
+        <w:t>放在「編號</w:t>
+      </w:r>
+      <w:r>
+        <w:rPr>
+          <w:rFonts w:hint="eastAsia"/>
+        </w:rPr>
+        <w:t>1-6</w:t>
+      </w:r>
+      <w:r>
+        <w:rPr>
+          <w:rFonts w:hint="eastAsia"/>
+        </w:rPr>
+        <w:t>」，後續</w:t>
+      </w:r>
+      <w:r>
+        <w:rPr>
+          <w:rFonts w:hint="eastAsia"/>
+        </w:rPr>
+        <w:t>的分析項目順序往後推移</w:t>
+      </w:r>
+      <w:r>
+        <w:rPr>
+          <w:rFonts w:hint="eastAsia"/>
+        </w:rPr>
+        <w:t>。</w:t>
+      </w:r>
+    </w:p>
+    <w:p/>
     <w:p>
       <w:pPr>
         <w:rPr>
           <w:rFonts w:hint="eastAsia"/>
         </w:rPr>
       </w:pPr>
-      <w:r>
-        <w:rPr>
-          <w:rFonts w:hint="eastAsia"/>
-        </w:rPr>
-        <w:t>3.</w:t>
-      </w:r>
-      <w:r>
-        <w:rPr>
-          <w:rFonts w:hint="eastAsia"/>
-        </w:rPr>
-        <w:t>工具限制</w:t>
+    </w:p>
+    <w:p>
+      <w:r>
+        <w:rPr>
+          <w:rFonts w:hint="eastAsia"/>
+        </w:rPr>
+        <w:t>*</w:t>
+      </w:r>
+      <w:r>
+        <w:rPr>
+          <w:rFonts w:hint="eastAsia"/>
+        </w:rPr>
+        <w:t>*</w:t>
+      </w:r>
+      <w:r>
+        <w:rPr>
+          <w:rFonts w:hint="eastAsia"/>
+        </w:rPr>
+        <w:t>*</w:t>
+      </w:r>
+      <w:r>
+        <w:rPr>
+          <w:rFonts w:hint="eastAsia"/>
+        </w:rPr>
+        <w:t>第</w:t>
+      </w:r>
+      <w:r>
+        <w:rPr>
+          <w:rFonts w:hint="eastAsia"/>
+        </w:rPr>
+        <w:t>2</w:t>
+      </w:r>
+      <w:r>
+        <w:rPr>
+          <w:rFonts w:hint="eastAsia"/>
+        </w:rPr>
+        <w:t>部分：修正分析項目</w:t>
+      </w:r>
+    </w:p>
+    <w:p>
+      <w:r>
+        <w:rPr>
+          <w:rFonts w:hint="eastAsia"/>
+        </w:rPr>
+        <w:t>軍事投資建案（軍投，含特別預算）</w:t>
+      </w:r>
+      <w:r>
+        <w:rPr>
+          <w:rFonts w:hint="eastAsia"/>
+        </w:rPr>
+        <w:t>的分析項目「</w:t>
+      </w:r>
+      <w:r>
+        <w:rPr>
+          <w:rFonts w:hint="eastAsia"/>
+        </w:rPr>
+        <w:t>累計交運率未達</w:t>
+      </w:r>
+      <w:r>
+        <w:rPr>
+          <w:rFonts w:hint="eastAsia"/>
+        </w:rPr>
+        <w:t>50</w:t>
+      </w:r>
+      <w:r>
+        <w:rPr>
+          <w:rFonts w:hint="eastAsia"/>
+        </w:rPr>
+        <w:t>％</w:t>
+      </w:r>
+      <w:r>
+        <w:rPr>
+          <w:rFonts w:hint="eastAsia"/>
+        </w:rPr>
+        <w:t>」，修正為「</w:t>
+      </w:r>
+      <w:r>
+        <w:rPr>
+          <w:rFonts w:hint="eastAsia"/>
+        </w:rPr>
+        <w:t>累計交運率未達</w:t>
+      </w:r>
+      <w:r>
+        <w:rPr>
+          <w:rFonts w:hint="eastAsia"/>
+        </w:rPr>
+        <w:t>50</w:t>
+      </w:r>
+      <w:r>
+        <w:rPr>
+          <w:rFonts w:hint="eastAsia"/>
+        </w:rPr>
+        <w:t>％（不含</w:t>
+      </w:r>
+      <w:r>
+        <w:rPr>
+          <w:rFonts w:hint="eastAsia"/>
+        </w:rPr>
+        <w:t>0</w:t>
+      </w:r>
+      <w:r>
+        <w:rPr>
+          <w:rFonts w:hint="eastAsia"/>
+        </w:rPr>
+        <w:t>）</w:t>
+      </w:r>
+      <w:r>
+        <w:rPr>
+          <w:rFonts w:hint="eastAsia"/>
+        </w:rPr>
+        <w:t>」</w:t>
+      </w:r>
+      <w:r>
+        <w:rPr>
+          <w:rFonts w:hint="eastAsia"/>
+        </w:rPr>
+        <w:t>。</w:t>
+      </w:r>
+    </w:p>
+    <w:p/>
+    <w:p/>
+    <w:p>
+      <w:r>
+        <w:rPr>
+          <w:rFonts w:hint="eastAsia"/>
+        </w:rPr>
+        <w:t>***</w:t>
+      </w:r>
+      <w:r>
+        <w:rPr>
+          <w:rFonts w:hint="eastAsia"/>
+        </w:rPr>
+        <w:t>第</w:t>
+      </w:r>
+      <w:r>
+        <w:rPr>
+          <w:rFonts w:hint="eastAsia"/>
+        </w:rPr>
+        <w:t>3</w:t>
+      </w:r>
+      <w:r>
+        <w:rPr>
+          <w:rFonts w:hint="eastAsia"/>
+        </w:rPr>
+        <w:t>部分：修正「分析總表」格式</w:t>
       </w:r>
     </w:p>
     <w:p>
@@ -3124,15 +2846,258 @@
         <w:rPr>
           <w:rFonts w:hint="eastAsia"/>
         </w:rPr>
-        <w:t>4.</w:t>
-      </w:r>
-      <w:r>
-        <w:rPr>
-          <w:rFonts w:hint="eastAsia"/>
-        </w:rPr>
-        <w:t>資料來源與去向</w:t>
-      </w:r>
-    </w:p>
+        <w:t>在「</w:t>
+      </w:r>
+      <w:r>
+        <w:rPr>
+          <w:rFonts w:hint="eastAsia"/>
+        </w:rPr>
+        <w:t>其他（含中央或多軍種統建）</w:t>
+      </w:r>
+      <w:r>
+        <w:rPr>
+          <w:rFonts w:hint="eastAsia"/>
+        </w:rPr>
+        <w:t>」與「</w:t>
+      </w:r>
+      <w:r>
+        <w:rPr>
+          <w:rFonts w:hint="eastAsia"/>
+        </w:rPr>
+        <w:t>第二階段：核對會議紀錄</w:t>
+      </w:r>
+      <w:r>
+        <w:rPr>
+          <w:rFonts w:hint="eastAsia"/>
+        </w:rPr>
+        <w:t>」中間，新增「合計」欄位，顯示</w:t>
+      </w:r>
+      <w:r>
+        <w:rPr>
+          <w:rFonts w:hint="eastAsia"/>
+        </w:rPr>
+        <w:t>該分析項目</w:t>
+      </w:r>
+      <w:r>
+        <w:rPr>
+          <w:rFonts w:hint="eastAsia"/>
+        </w:rPr>
+        <w:t>「陸軍、海軍、空軍、</w:t>
+      </w:r>
+      <w:r>
+        <w:rPr>
+          <w:rFonts w:hint="eastAsia"/>
+        </w:rPr>
+        <w:t>其他（含中央或多軍種統建）</w:t>
+      </w:r>
+      <w:r>
+        <w:rPr>
+          <w:rFonts w:hint="eastAsia"/>
+        </w:rPr>
+        <w:t>」分析結果的筆數合計數。</w:t>
+      </w:r>
+    </w:p>
+    <w:p/>
+    <w:p>
+      <w:r>
+        <w:rPr>
+          <w:rFonts w:hint="eastAsia"/>
+        </w:rPr>
+        <w:t>***</w:t>
+      </w:r>
+      <w:r>
+        <w:rPr>
+          <w:rFonts w:hint="eastAsia"/>
+        </w:rPr>
+        <w:t>第</w:t>
+      </w:r>
+      <w:r>
+        <w:rPr>
+          <w:rFonts w:hint="eastAsia"/>
+        </w:rPr>
+        <w:t>4</w:t>
+      </w:r>
+      <w:r>
+        <w:rPr>
+          <w:rFonts w:hint="eastAsia"/>
+        </w:rPr>
+        <w:t>部分：修正上傳資料警語</w:t>
+      </w:r>
+    </w:p>
+    <w:p>
+      <w:r>
+        <w:rPr>
+          <w:rFonts w:hint="eastAsia"/>
+        </w:rPr>
+        <w:t>系統使用第一步驟「</w:t>
+      </w:r>
+      <w:r>
+        <w:rPr>
+          <w:rFonts w:hint="eastAsia"/>
+        </w:rPr>
+        <w:t>上傳執行中管制表</w:t>
+      </w:r>
+      <w:r>
+        <w:rPr>
+          <w:rFonts w:hint="eastAsia"/>
+        </w:rPr>
+        <w:t>」的警語，現況如下：</w:t>
+      </w:r>
+    </w:p>
+    <w:p>
+      <w:r>
+        <w:t>“</w:t>
+      </w:r>
+      <w:r>
+        <w:rPr>
+          <w:rFonts w:hint="eastAsia"/>
+        </w:rPr>
+        <w:t>請先手動刪除文件標題，讓檔案第一列即為欄位名稱（欄位</w:t>
+      </w:r>
+      <w:r>
+        <w:rPr>
+          <w:rFonts w:hint="eastAsia"/>
+        </w:rPr>
+        <w:t xml:space="preserve"> A~P </w:t>
+      </w:r>
+      <w:r>
+        <w:rPr>
+          <w:rFonts w:hint="eastAsia"/>
+        </w:rPr>
+        <w:t>共</w:t>
+      </w:r>
+      <w:r>
+        <w:rPr>
+          <w:rFonts w:hint="eastAsia"/>
+        </w:rPr>
+        <w:t xml:space="preserve"> 16 </w:t>
+      </w:r>
+      <w:r>
+        <w:rPr>
+          <w:rFonts w:hint="eastAsia"/>
+        </w:rPr>
+        <w:t>欄，含「待平衡支付值」）</w:t>
+      </w:r>
+      <w:r>
+        <w:t>”</w:t>
+      </w:r>
+    </w:p>
+    <w:p>
+      <w:r>
+        <w:rPr>
+          <w:rFonts w:hint="eastAsia"/>
+        </w:rPr>
+        <w:t>幫我修正成以下警語：</w:t>
+      </w:r>
+    </w:p>
+    <w:p>
+      <w:r>
+        <w:rPr>
+          <w:rFonts w:ascii="Segoe UI Emoji" w:hAnsi="Segoe UI Emoji" w:cs="Segoe UI Emoji"/>
+        </w:rPr>
+        <w:t>“</w:t>
+      </w:r>
+      <w:r>
+        <w:rPr>
+          <w:rFonts w:ascii="Segoe UI Emoji" w:hAnsi="Segoe UI Emoji" w:cs="Segoe UI Emoji"/>
+        </w:rPr>
+        <w:t>⚠</w:t>
+      </w:r>
+      <w:r>
+        <w:t>️</w:t>
+      </w:r>
+      <w:r>
+        <w:rPr>
+          <w:rFonts w:hint="eastAsia"/>
+        </w:rPr>
+        <w:t>請先手動刪除文件標題，讓檔案第一列即為欄位名稱（欄位</w:t>
+      </w:r>
+      <w:r>
+        <w:rPr>
+          <w:rFonts w:hint="eastAsia"/>
+        </w:rPr>
+        <w:t xml:space="preserve"> A~P </w:t>
+      </w:r>
+      <w:r>
+        <w:rPr>
+          <w:rFonts w:hint="eastAsia"/>
+        </w:rPr>
+        <w:t>共</w:t>
+      </w:r>
+      <w:r>
+        <w:rPr>
+          <w:rFonts w:hint="eastAsia"/>
+        </w:rPr>
+        <w:t xml:space="preserve"> 16 </w:t>
+      </w:r>
+      <w:r>
+        <w:rPr>
+          <w:rFonts w:hint="eastAsia"/>
+        </w:rPr>
+        <w:t>欄）</w:t>
+      </w:r>
+    </w:p>
+    <w:p>
+      <w:r>
+        <w:rPr>
+          <w:rFonts w:ascii="Segoe UI Emoji" w:hAnsi="Segoe UI Emoji" w:cs="Segoe UI Emoji"/>
+        </w:rPr>
+        <w:t>⚠</w:t>
+      </w:r>
+      <w:r>
+        <w:t>️</w:t>
+      </w:r>
+      <w:r>
+        <w:rPr>
+          <w:rFonts w:hint="eastAsia"/>
+        </w:rPr>
+        <w:t>請注意文件最末筆資料是否為「合計」，若是請先手動刪除，避免將該筆資料納入分析</w:t>
+      </w:r>
+      <w:r>
+        <w:t>”</w:t>
+      </w:r>
+    </w:p>
+    <w:p/>
+    <w:p>
+      <w:r>
+        <w:rPr>
+          <w:rFonts w:hint="eastAsia"/>
+        </w:rPr>
+        <w:t>***</w:t>
+      </w:r>
+      <w:r>
+        <w:rPr>
+          <w:rFonts w:hint="eastAsia"/>
+        </w:rPr>
+        <w:t>其他提醒</w:t>
+      </w:r>
+    </w:p>
+    <w:p>
+      <w:r>
+        <w:rPr>
+          <w:rFonts w:hint="eastAsia"/>
+        </w:rPr>
+        <w:t>以上更新可以參考檔案</w:t>
+      </w:r>
+      <w:proofErr w:type="spellStart"/>
+      <w:r>
+        <w:rPr>
+          <w:rFonts w:hint="eastAsia"/>
+        </w:rPr>
+        <w:t>xxxxxx</w:t>
+      </w:r>
+      <w:proofErr w:type="spellEnd"/>
+    </w:p>
+    <w:p/>
+    <w:p>
+      <w:r>
+        <w:rPr>
+          <w:rFonts w:hint="eastAsia"/>
+        </w:rPr>
+        <w:t>幫我一併更新「分析總表」、「明細表」、「第二階段：上傳會議資料，核對會議紀錄（選用）」等功能，以及產生檔案供使用者下載的功能。如果新增以上分析項目，我有什麼功能需要更新漏掉沒提及的話，也幫我列出來。</w:t>
+      </w:r>
+    </w:p>
+    <w:p/>
     <w:p>
       <w:pPr>
         <w:rPr>
@@ -3143,47 +3108,7 @@
         <w:rPr>
           <w:rFonts w:hint="eastAsia"/>
         </w:rPr>
-        <w:t>5.</w:t>
-      </w:r>
-      <w:r>
-        <w:rPr>
-          <w:rFonts w:hint="eastAsia"/>
-        </w:rPr>
-        <w:t>外部依賴</w:t>
-      </w:r>
-    </w:p>
-    <w:p>
-      <w:r>
-        <w:rPr>
-          <w:rFonts w:hint="eastAsia"/>
-        </w:rPr>
-        <w:t>6.</w:t>
-      </w:r>
-      <w:r>
-        <w:rPr>
-          <w:rFonts w:hint="eastAsia"/>
-        </w:rPr>
-        <w:t>驗收標準</w:t>
-      </w:r>
-    </w:p>
-    <w:p/>
-    <w:p>
-      <w:pPr>
-        <w:rPr>
-          <w:rFonts w:hint="eastAsia"/>
-        </w:rPr>
-      </w:pPr>
-      <w:r>
-        <w:rPr>
-          <w:rFonts w:hint="eastAsia"/>
-        </w:rPr>
-        <w:t>為了避免損壞之前的版本，這次的更動</w:t>
-      </w:r>
-      <w:r>
-        <w:rPr>
-          <w:rFonts w:hint="eastAsia"/>
-        </w:rPr>
-        <w:t>幫我存成新的</w:t>
+        <w:t>為了避免損壞之前的版本，這次的更動幫我存成新的</w:t>
       </w:r>
       <w:r>
         <w:rPr>
@@ -3201,21 +3126,7 @@
         <w:rPr>
           <w:rFonts w:hint="eastAsia"/>
         </w:rPr>
-        <w:t>國軍</w:t>
-      </w:r>
-      <w:proofErr w:type="gramStart"/>
-      <w:r>
-        <w:rPr>
-          <w:rFonts w:hint="eastAsia"/>
-        </w:rPr>
-        <w:t>軍</w:t>
-      </w:r>
-      <w:proofErr w:type="gramEnd"/>
-      <w:r>
-        <w:rPr>
-          <w:rFonts w:hint="eastAsia"/>
-        </w:rPr>
-        <w:t>購案分析系統</w:t>
+        <w:t>國軍軍購案分析系統</w:t>
       </w:r>
       <w:r>
         <w:rPr>
@@ -3224,10 +3135,13 @@
         <w:t>v</w:t>
       </w:r>
       <w:r>
-        <w:t>1150710</w:t>
-      </w:r>
-      <w:r>
-        <w:t>v2</w:t>
+        <w:t>11507</w:t>
+      </w:r>
+      <w:r>
+        <w:rPr>
+          <w:rFonts w:hint="eastAsia"/>
+        </w:rPr>
+        <w:t>15</w:t>
       </w:r>
       <w:r>
         <w:rPr>
@@ -3240,6 +3154,12 @@
           <w:rFonts w:hint="eastAsia"/>
         </w:rPr>
         <w:t>」</w:t>
+      </w:r>
+      <w:r>
+        <w:rPr>
+          <w:rFonts w:hint="eastAsia"/>
+        </w:rPr>
+        <w:t>。</w:t>
       </w:r>
     </w:p>
     <w:sectPr>
@@ -3250,6 +3170,44 @@
     </w:sectPr>
   </w:body>
 </w:document>
+</file>
+
+<file path=word/endnotes.xml><?xml version="1.0" encoding="utf-8"?>
+<w:endnotes xmlns:wpc="http://schemas.microsoft.com/office/word/2010/wordprocessingCanvas" xmlns:cx="http://schemas.microsoft.com/office/drawing/2014/chartex" xmlns:cx1="http://schemas.microsoft.com/office/drawing/2015/9/8/chartex" xmlns:cx2="http://schemas.microsoft.com/office/drawing/2015/10/21/chartex" xmlns:cx3="http://schemas.microsoft.com/office/drawing/2016/5/9/chartex" xmlns:cx4="http://schemas.microsoft.com/office/drawing/2016/5/10/chartex" xmlns:cx5="http://schemas.microsoft.com/office/drawing/2016/5/11/chartex" xmlns:cx6="http://schemas.microsoft.com/office/drawing/2016/5/12/chartex" xmlns:cx7="http://schemas.microsoft.com/office/drawing/2016/5/13/chartex" xmlns:cx8="http://schemas.microsoft.com/office/drawing/2016/5/14/chartex" xmlns:mc="http://schemas.openxmlformats.org/markup-compatibility/2006" xmlns:aink="http://schemas.microsoft.com/office/drawing/2016/ink" xmlns:am3d="http://schemas.microsoft.com/office/drawing/2017/model3d" xmlns:o="urn:schemas-microsoft-com:office:office" xmlns:r="http://schemas.openxmlformats.org/officeDocument/2006/relationships" xmlns:m="http://schemas.openxmlformats.org/officeDocument/2006/math" xmlns:v="urn:schemas-microsoft-com:vml" xmlns:wp14="http://schemas.microsoft.com/office/word/2010/wordprocessingDrawing" xmlns:wp="http://schemas.openxmlformats.org/drawingml/2006/wordprocessingDrawing" xmlns:w10="urn:schemas-microsoft-com:office:word" xmlns:w="http://schemas.openxmlformats.org/wordprocessingml/2006/main" xmlns:w14="http://schemas.microsoft.com/office/word/2010/wordml" xmlns:w15="http://schemas.microsoft.com/office/word/2012/wordml" xmlns:w16cex="http://schemas.microsoft.com/office/word/2018/wordml/cex" xmlns:w16cid="http://schemas.microsoft.com/office/word/2016/wordml/cid" xmlns:w16="http://schemas.microsoft.com/office/word/2018/wordml" xmlns:w16sdtdh="http://schemas.microsoft.com/office/word/2020/wordml/sdtdatahash" xmlns:w16se="http://schemas.microsoft.com/office/word/2015/wordml/symex" xmlns:wpg="http://schemas.microsoft.com/office/word/2010/wordprocessingGroup" xmlns:wpi="http://schemas.microsoft.com/office/word/2010/wordprocessingInk" xmlns:wne="http://schemas.microsoft.com/office/word/2006/wordml" xmlns:wps="http://schemas.microsoft.com/office/word/2010/wordprocessingShape" mc:Ignorable="w14 w15 w16se w16cid w16 w16cex w16sdtdh wp14">
+  <w:endnote w:type="separator" w:id="-1">
+    <w:p>
+      <w:r>
+        <w:separator/>
+      </w:r>
+    </w:p>
+  </w:endnote>
+  <w:endnote w:type="continuationSeparator" w:id="0">
+    <w:p>
+      <w:r>
+        <w:continuationSeparator/>
+      </w:r>
+    </w:p>
+  </w:endnote>
+</w:endnotes>
+</file>
+
+<file path=word/footnotes.xml><?xml version="1.0" encoding="utf-8"?>
+<w:footnotes xmlns:wpc="http://schemas.microsoft.com/office/word/2010/wordprocessingCanvas" xmlns:cx="http://schemas.microsoft.com/office/drawing/2014/chartex" xmlns:cx1="http://schemas.microsoft.com/office/drawing/2015/9/8/chartex" xmlns:cx2="http://schemas.microsoft.com/office/drawing/2015/10/21/chartex" xmlns:cx3="http://schemas.microsoft.com/office/drawing/2016/5/9/chartex" xmlns:cx4="http://schemas.microsoft.com/office/drawing/2016/5/10/chartex" xmlns:cx5="http://schemas.microsoft.com/office/drawing/2016/5/11/chartex" xmlns:cx6="http://schemas.microsoft.com/office/drawing/2016/5/12/chartex" xmlns:cx7="http://schemas.microsoft.com/office/drawing/2016/5/13/chartex" xmlns:cx8="http://schemas.microsoft.com/office/drawing/2016/5/14/chartex" xmlns:mc="http://schemas.openxmlformats.org/markup-compatibility/2006" xmlns:aink="http://schemas.microsoft.com/office/drawing/2016/ink" xmlns:am3d="http://schemas.microsoft.com/office/drawing/2017/model3d" xmlns:o="urn:schemas-microsoft-com:office:office" xmlns:r="http://schemas.openxmlformats.org/officeDocument/2006/relationships" xmlns:m="http://schemas.openxmlformats.org/officeDocument/2006/math" xmlns:v="urn:schemas-microsoft-com:vml" xmlns:wp14="http://schemas.microsoft.com/office/word/2010/wordprocessingDrawing" xmlns:wp="http://schemas.openxmlformats.org/drawingml/2006/wordprocessingDrawing" xmlns:w10="urn:schemas-microsoft-com:office:word" xmlns:w="http://schemas.openxmlformats.org/wordprocessingml/2006/main" xmlns:w14="http://schemas.microsoft.com/office/word/2010/wordml" xmlns:w15="http://schemas.microsoft.com/office/word/2012/wordml" xmlns:w16cex="http://schemas.microsoft.com/office/word/2018/wordml/cex" xmlns:w16cid="http://schemas.microsoft.com/office/word/2016/wordml/cid" xmlns:w16="http://schemas.microsoft.com/office/word/2018/wordml" xmlns:w16sdtdh="http://schemas.microsoft.com/office/word/2020/wordml/sdtdatahash" xmlns:w16se="http://schemas.microsoft.com/office/word/2015/wordml/symex" xmlns:wpg="http://schemas.microsoft.com/office/word/2010/wordprocessingGroup" xmlns:wpi="http://schemas.microsoft.com/office/word/2010/wordprocessingInk" xmlns:wne="http://schemas.microsoft.com/office/word/2006/wordml" xmlns:wps="http://schemas.microsoft.com/office/word/2010/wordprocessingShape" mc:Ignorable="w14 w15 w16se w16cid w16 w16cex w16sdtdh wp14">
+  <w:footnote w:type="separator" w:id="-1">
+    <w:p>
+      <w:r>
+        <w:separator/>
+      </w:r>
+    </w:p>
+  </w:footnote>
+  <w:footnote w:type="continuationSeparator" w:id="0">
+    <w:p>
+      <w:r>
+        <w:continuationSeparator/>
+      </w:r>
+    </w:p>
+  </w:footnote>
+</w:footnotes>
 </file>
 
 <file path=word/numbering.xml><?xml version="1.0" encoding="utf-8"?>
@@ -3948,6 +3906,66 @@
       <w:bCs/>
     </w:rPr>
   </w:style>
+  <w:style w:type="paragraph" w:styleId="aa">
+    <w:name w:val="header"/>
+    <w:basedOn w:val="a"/>
+    <w:link w:val="ab"/>
+    <w:uiPriority w:val="99"/>
+    <w:unhideWhenUsed/>
+    <w:rsid w:val="00EC60FA"/>
+    <w:pPr>
+      <w:tabs>
+        <w:tab w:val="center" w:pos="4153"/>
+        <w:tab w:val="right" w:pos="8306"/>
+      </w:tabs>
+      <w:snapToGrid w:val="0"/>
+    </w:pPr>
+    <w:rPr>
+      <w:sz w:val="20"/>
+      <w:szCs w:val="20"/>
+    </w:rPr>
+  </w:style>
+  <w:style w:type="character" w:customStyle="1" w:styleId="ab">
+    <w:name w:val="頁首 字元"/>
+    <w:basedOn w:val="a0"/>
+    <w:link w:val="aa"/>
+    <w:uiPriority w:val="99"/>
+    <w:rsid w:val="00EC60FA"/>
+    <w:rPr>
+      <w:sz w:val="20"/>
+      <w:szCs w:val="20"/>
+    </w:rPr>
+  </w:style>
+  <w:style w:type="paragraph" w:styleId="ac">
+    <w:name w:val="footer"/>
+    <w:basedOn w:val="a"/>
+    <w:link w:val="ad"/>
+    <w:uiPriority w:val="99"/>
+    <w:unhideWhenUsed/>
+    <w:rsid w:val="00EC60FA"/>
+    <w:pPr>
+      <w:tabs>
+        <w:tab w:val="center" w:pos="4153"/>
+        <w:tab w:val="right" w:pos="8306"/>
+      </w:tabs>
+      <w:snapToGrid w:val="0"/>
+    </w:pPr>
+    <w:rPr>
+      <w:sz w:val="20"/>
+      <w:szCs w:val="20"/>
+    </w:rPr>
+  </w:style>
+  <w:style w:type="character" w:customStyle="1" w:styleId="ad">
+    <w:name w:val="頁尾 字元"/>
+    <w:basedOn w:val="a0"/>
+    <w:link w:val="ac"/>
+    <w:uiPriority w:val="99"/>
+    <w:rsid w:val="00EC60FA"/>
+    <w:rPr>
+      <w:sz w:val="20"/>
+      <w:szCs w:val="20"/>
+    </w:rPr>
+  </w:style>
 </w:styles>
 </file>
 

--- a/筆記.docx
+++ b/筆記.docx
@@ -35,7 +35,43 @@
           <w:kern w:val="0"/>
           <w:szCs w:val="24"/>
         </w:rPr>
-        <w:t>在國防部與審計部的軍購帳務審核中，該數據通常與以下幾項指標搭配運用，以全面掌控軍購案的財務進度與預算執行狀況：</w:t>
+        <w:t>在國防部與</w:t>
+      </w:r>
+      <w:proofErr w:type="gramStart"/>
+      <w:r>
+        <w:rPr>
+          <w:rFonts w:ascii="Arial" w:eastAsia="新細明體" w:hAnsi="Arial" w:cs="Arial"/>
+          <w:kern w:val="0"/>
+          <w:szCs w:val="24"/>
+        </w:rPr>
+        <w:t>審計部的軍</w:t>
+      </w:r>
+      <w:proofErr w:type="gramEnd"/>
+      <w:r>
+        <w:rPr>
+          <w:rFonts w:ascii="Arial" w:eastAsia="新細明體" w:hAnsi="Arial" w:cs="Arial"/>
+          <w:kern w:val="0"/>
+          <w:szCs w:val="24"/>
+        </w:rPr>
+        <w:t>購帳</w:t>
+      </w:r>
+      <w:proofErr w:type="gramStart"/>
+      <w:r>
+        <w:rPr>
+          <w:rFonts w:ascii="Arial" w:eastAsia="新細明體" w:hAnsi="Arial" w:cs="Arial"/>
+          <w:kern w:val="0"/>
+          <w:szCs w:val="24"/>
+        </w:rPr>
+        <w:t>務</w:t>
+      </w:r>
+      <w:proofErr w:type="gramEnd"/>
+      <w:r>
+        <w:rPr>
+          <w:rFonts w:ascii="Arial" w:eastAsia="新細明體" w:hAnsi="Arial" w:cs="Arial"/>
+          <w:kern w:val="0"/>
+          <w:szCs w:val="24"/>
+        </w:rPr>
+        <w:t>審核中，該數據通常與以下幾項指標搭配運用，以全面掌控軍購案的財務進度與預算執行狀況：</w:t>
       </w:r>
       <w:r>
         <w:rPr>
@@ -87,8 +123,20 @@
           <w:kern w:val="0"/>
           <w:szCs w:val="24"/>
         </w:rPr>
-        <w:t>累計交運值</w:t>
-      </w:r>
+        <w:t>累計</w:t>
+      </w:r>
+      <w:proofErr w:type="gramStart"/>
+      <w:r>
+        <w:rPr>
+          <w:rFonts w:ascii="Arial" w:eastAsia="新細明體" w:hAnsi="Arial" w:cs="Arial"/>
+          <w:b/>
+          <w:bCs/>
+          <w:kern w:val="0"/>
+          <w:szCs w:val="24"/>
+        </w:rPr>
+        <w:t>交運值</w:t>
+      </w:r>
+      <w:proofErr w:type="gramEnd"/>
       <w:r>
         <w:rPr>
           <w:rFonts w:ascii="Arial" w:eastAsia="新細明體" w:hAnsi="Arial" w:cs="Arial"/>
@@ -207,8 +255,9 @@
           <w:kern w:val="0"/>
           <w:szCs w:val="24"/>
         </w:rPr>
-        <w:t>已下訂未交運值</w:t>
-      </w:r>
+        <w:t>已下</w:t>
+      </w:r>
+      <w:proofErr w:type="gramStart"/>
       <w:r>
         <w:rPr>
           <w:rFonts w:ascii="Arial" w:eastAsia="新細明體" w:hAnsi="Arial" w:cs="Arial"/>
@@ -217,8 +266,9 @@
           <w:kern w:val="0"/>
           <w:szCs w:val="24"/>
         </w:rPr>
-        <w:t xml:space="preserve"> (Unshipped Requisition Value)</w:t>
-      </w:r>
+        <w:t>訂未交運值</w:t>
+      </w:r>
+      <w:proofErr w:type="gramEnd"/>
       <w:r>
         <w:rPr>
           <w:rFonts w:ascii="Arial" w:eastAsia="新細明體" w:hAnsi="Arial" w:cs="Arial"/>
@@ -227,6 +277,16 @@
           <w:kern w:val="0"/>
           <w:szCs w:val="24"/>
         </w:rPr>
+        <w:t xml:space="preserve"> (Unshipped Requisition Value)</w:t>
+      </w:r>
+      <w:r>
+        <w:rPr>
+          <w:rFonts w:ascii="Arial" w:eastAsia="新細明體" w:hAnsi="Arial" w:cs="Arial"/>
+          <w:b/>
+          <w:bCs/>
+          <w:kern w:val="0"/>
+          <w:szCs w:val="24"/>
+        </w:rPr>
         <w:t>：</w:t>
       </w:r>
     </w:p>
@@ -284,7 +344,25 @@
           <w:kern w:val="0"/>
           <w:szCs w:val="24"/>
         </w:rPr>
-        <w:t>因為軍購作業期程長、金額龐大，通常會發生「我方已匯款，但美方尚未交貨」的時間差。為了讓決算數字合理，國軍會將這些已結匯、已列入預算支出卻「尚未驗收結清」的金額，以「在途物資」科目列帳。這筆款項在未交運前，會存放在美方帳戶中，待軍品交運且國軍驗收補證後，才會完成沖銷。</w:t>
+        <w:t>因為軍購作業期程長、金額龐大，通常會發生「我方已匯款，但美方尚未交貨」的時間差。為了讓決算數字合理，國軍會將這些已結匯、已列入預算支出卻「尚未驗收結清」的金額，以「在途物資」科目列帳。這筆款項在未交運前，會存放在美方帳戶中，</w:t>
+      </w:r>
+      <w:proofErr w:type="gramStart"/>
+      <w:r>
+        <w:rPr>
+          <w:rFonts w:ascii="Arial" w:eastAsia="新細明體" w:hAnsi="Arial" w:cs="Arial"/>
+          <w:kern w:val="0"/>
+          <w:szCs w:val="24"/>
+        </w:rPr>
+        <w:t>待軍品交運且國軍</w:t>
+      </w:r>
+      <w:proofErr w:type="gramEnd"/>
+      <w:r>
+        <w:rPr>
+          <w:rFonts w:ascii="Arial" w:eastAsia="新細明體" w:hAnsi="Arial" w:cs="Arial"/>
+          <w:kern w:val="0"/>
+          <w:szCs w:val="24"/>
+        </w:rPr>
+        <w:t>驗收補證後，才會完成沖銷。</w:t>
       </w:r>
       <w:r>
         <w:rPr>
@@ -453,7 +531,21 @@
         <w:rPr>
           <w:rFonts w:hint="eastAsia"/>
         </w:rPr>
-        <w:t>國軍軍購案分析系統</w:t>
+        <w:t>國軍</w:t>
+      </w:r>
+      <w:proofErr w:type="gramStart"/>
+      <w:r>
+        <w:rPr>
+          <w:rFonts w:hint="eastAsia"/>
+        </w:rPr>
+        <w:t>軍</w:t>
+      </w:r>
+      <w:proofErr w:type="gramEnd"/>
+      <w:r>
+        <w:rPr>
+          <w:rFonts w:hint="eastAsia"/>
+        </w:rPr>
+        <w:t>購案分析系統</w:t>
       </w:r>
       <w:r>
         <w:rPr>
@@ -483,7 +575,21 @@
         <w:rPr>
           <w:rFonts w:hint="eastAsia"/>
         </w:rPr>
-        <w:t>國軍軍購案分析系統</w:t>
+        <w:t>國軍</w:t>
+      </w:r>
+      <w:proofErr w:type="gramStart"/>
+      <w:r>
+        <w:rPr>
+          <w:rFonts w:hint="eastAsia"/>
+        </w:rPr>
+        <w:t>軍</w:t>
+      </w:r>
+      <w:proofErr w:type="gramEnd"/>
+      <w:r>
+        <w:rPr>
+          <w:rFonts w:hint="eastAsia"/>
+        </w:rPr>
+        <w:t>購案分析系統</w:t>
       </w:r>
       <w:r>
         <w:rPr>
@@ -576,7 +682,21 @@
         <w:rPr>
           <w:rFonts w:hint="eastAsia"/>
         </w:rPr>
-        <w:t>另外，考量現在分析項目的數量增加了很多，且又分為「軍投」與「作維」</w:t>
+        <w:t>另外，考量現在分析項目的數量增加了很多，且又分為「軍投」與「</w:t>
+      </w:r>
+      <w:proofErr w:type="gramStart"/>
+      <w:r>
+        <w:rPr>
+          <w:rFonts w:hint="eastAsia"/>
+        </w:rPr>
+        <w:t>作維</w:t>
+      </w:r>
+      <w:proofErr w:type="gramEnd"/>
+      <w:r>
+        <w:rPr>
+          <w:rFonts w:hint="eastAsia"/>
+        </w:rPr>
+        <w:t>」</w:t>
       </w:r>
       <w:r>
         <w:rPr>
@@ -647,13 +767,55 @@
         <w:rPr>
           <w:rFonts w:hint="eastAsia"/>
         </w:rPr>
-        <w:t>在詳細情形欄位，設計一個「明細表」按鈕，點按鈕可以跳轉到另一個頁面，顯示僅包含該分析項目的分析結果的工作表</w:t>
-      </w:r>
-      <w:r>
-        <w:rPr>
-          <w:rFonts w:hint="eastAsia"/>
-        </w:rPr>
-        <w:t>。換言之，每個分析項目都需要有它的跳轉頁面。</w:t>
+        <w:t>在詳細情形欄位，設計一個「明細表」按鈕，點按鈕</w:t>
+      </w:r>
+      <w:proofErr w:type="gramStart"/>
+      <w:r>
+        <w:rPr>
+          <w:rFonts w:hint="eastAsia"/>
+        </w:rPr>
+        <w:t>可以跳轉到</w:t>
+      </w:r>
+      <w:proofErr w:type="gramEnd"/>
+      <w:r>
+        <w:rPr>
+          <w:rFonts w:hint="eastAsia"/>
+        </w:rPr>
+        <w:t>另一個頁面，顯示僅包含該分析項目的分析結果的工作表</w:t>
+      </w:r>
+      <w:r>
+        <w:rPr>
+          <w:rFonts w:hint="eastAsia"/>
+        </w:rPr>
+        <w:t>。換言之，每</w:t>
+      </w:r>
+      <w:proofErr w:type="gramStart"/>
+      <w:r>
+        <w:rPr>
+          <w:rFonts w:hint="eastAsia"/>
+        </w:rPr>
+        <w:t>個</w:t>
+      </w:r>
+      <w:proofErr w:type="gramEnd"/>
+      <w:r>
+        <w:rPr>
+          <w:rFonts w:hint="eastAsia"/>
+        </w:rPr>
+        <w:t>分析項目都需要有它的</w:t>
+      </w:r>
+      <w:proofErr w:type="gramStart"/>
+      <w:r>
+        <w:rPr>
+          <w:rFonts w:hint="eastAsia"/>
+        </w:rPr>
+        <w:t>跳轉頁</w:t>
+      </w:r>
+      <w:proofErr w:type="gramEnd"/>
+      <w:r>
+        <w:rPr>
+          <w:rFonts w:hint="eastAsia"/>
+        </w:rPr>
+        <w:t>面。</w:t>
       </w:r>
     </w:p>
     <w:p/>
@@ -662,7 +824,35 @@
         <w:rPr>
           <w:rFonts w:hint="eastAsia"/>
         </w:rPr>
-        <w:t>以下稱跳轉前的頁面叫做「主頁面」，跳轉後各分析項目的頁面叫做「詳細頁面」。</w:t>
+        <w:t>以下</w:t>
+      </w:r>
+      <w:proofErr w:type="gramStart"/>
+      <w:r>
+        <w:rPr>
+          <w:rFonts w:hint="eastAsia"/>
+        </w:rPr>
+        <w:t>稱跳轉前</w:t>
+      </w:r>
+      <w:proofErr w:type="gramEnd"/>
+      <w:r>
+        <w:rPr>
+          <w:rFonts w:hint="eastAsia"/>
+        </w:rPr>
+        <w:t>的頁面叫做「主頁面」，</w:t>
+      </w:r>
+      <w:proofErr w:type="gramStart"/>
+      <w:r>
+        <w:rPr>
+          <w:rFonts w:hint="eastAsia"/>
+        </w:rPr>
+        <w:t>跳轉後</w:t>
+      </w:r>
+      <w:proofErr w:type="gramEnd"/>
+      <w:r>
+        <w:rPr>
+          <w:rFonts w:hint="eastAsia"/>
+        </w:rPr>
+        <w:t>各分析項目的頁面叫做「詳細頁面」。</w:t>
       </w:r>
     </w:p>
     <w:p>
@@ -819,8 +1009,16 @@
         <w:rPr>
           <w:rFonts w:hint="eastAsia"/>
         </w:rPr>
-        <w:t>全部分析結果明細表（</w:t>
-      </w:r>
+        <w:t>全部分析結果明細表</w:t>
+      </w:r>
+      <w:proofErr w:type="gramStart"/>
+      <w:r>
+        <w:rPr>
+          <w:rFonts w:hint="eastAsia"/>
+        </w:rPr>
+        <w:t>（</w:t>
+      </w:r>
+      <w:proofErr w:type="gramEnd"/>
       <w:r>
         <w:rPr>
           <w:rFonts w:hint="eastAsia"/>
@@ -867,7 +1065,21 @@
         <w:rPr>
           <w:rFonts w:hint="eastAsia"/>
         </w:rPr>
-        <w:t>國軍軍購案分析系統</w:t>
+        <w:t>國軍</w:t>
+      </w:r>
+      <w:proofErr w:type="gramStart"/>
+      <w:r>
+        <w:rPr>
+          <w:rFonts w:hint="eastAsia"/>
+        </w:rPr>
+        <w:t>軍</w:t>
+      </w:r>
+      <w:proofErr w:type="gramEnd"/>
+      <w:r>
+        <w:rPr>
+          <w:rFonts w:hint="eastAsia"/>
+        </w:rPr>
+        <w:t>購案分析系統</w:t>
       </w:r>
       <w:r>
         <w:rPr>
@@ -879,16 +1091,32 @@
         <w:rPr>
           <w:rFonts w:hint="eastAsia"/>
         </w:rPr>
-        <w:t>」的分析結果）</w:t>
-      </w:r>
-    </w:p>
-    <w:p>
-      <w:r>
-        <w:rPr>
-          <w:rFonts w:hint="eastAsia"/>
-        </w:rPr>
-        <w:t>每個</w:t>
-      </w:r>
+        <w:t>」的分析結果</w:t>
+      </w:r>
+      <w:proofErr w:type="gramStart"/>
+      <w:r>
+        <w:rPr>
+          <w:rFonts w:hint="eastAsia"/>
+        </w:rPr>
+        <w:t>）</w:t>
+      </w:r>
+      <w:proofErr w:type="gramEnd"/>
+    </w:p>
+    <w:p>
+      <w:r>
+        <w:rPr>
+          <w:rFonts w:hint="eastAsia"/>
+        </w:rPr>
+        <w:t>每</w:t>
+      </w:r>
+      <w:proofErr w:type="gramStart"/>
+      <w:r>
+        <w:rPr>
+          <w:rFonts w:hint="eastAsia"/>
+        </w:rPr>
+        <w:t>個</w:t>
+      </w:r>
+      <w:proofErr w:type="gramEnd"/>
       <w:r>
         <w:rPr>
           <w:rFonts w:hint="eastAsia"/>
@@ -919,12 +1147,14 @@
         </w:rPr>
         <w:t>.xlsx</w:t>
       </w:r>
+      <w:proofErr w:type="gramStart"/>
       <w:r>
         <w:rPr>
           <w:rFonts w:hint="eastAsia"/>
         </w:rPr>
         <w:t>（</w:t>
       </w:r>
+      <w:proofErr w:type="gramEnd"/>
       <w:r>
         <w:rPr>
           <w:rFonts w:hint="eastAsia"/>
@@ -941,8 +1171,13 @@
         <w:t>今天日期</w:t>
       </w:r>
       <w:r>
-        <w:t>””</w:t>
-      </w:r>
+        <w:t>”</w:t>
+      </w:r>
+      <w:proofErr w:type="gramStart"/>
+      <w:r>
+        <w:t>”</w:t>
+      </w:r>
+      <w:proofErr w:type="gramEnd"/>
       <w:r>
         <w:rPr>
           <w:rFonts w:hint="eastAsia"/>
@@ -950,8 +1185,13 @@
         <w:t>【軍投或作維】</w:t>
       </w:r>
       <w:r>
-        <w:t>””</w:t>
-      </w:r>
+        <w:t>”</w:t>
+      </w:r>
+      <w:proofErr w:type="gramStart"/>
+      <w:r>
+        <w:t>”</w:t>
+      </w:r>
+      <w:proofErr w:type="gramEnd"/>
       <w:r>
         <w:rPr>
           <w:rFonts w:hint="eastAsia"/>
@@ -959,8 +1199,13 @@
         <w:t>分析項目編號</w:t>
       </w:r>
       <w:r>
-        <w:t>””</w:t>
-      </w:r>
+        <w:t>”</w:t>
+      </w:r>
+      <w:proofErr w:type="gramStart"/>
+      <w:r>
+        <w:t>”</w:t>
+      </w:r>
+      <w:proofErr w:type="gramEnd"/>
       <w:r>
         <w:rPr>
           <w:rFonts w:hint="eastAsia"/>
@@ -1000,24 +1245,28 @@
         </w:rPr>
         <w:t>1-1</w:t>
       </w:r>
+      <w:proofErr w:type="gramStart"/>
       <w:r>
         <w:rPr>
           <w:rFonts w:hint="eastAsia"/>
         </w:rPr>
         <w:t>交運值為</w:t>
       </w:r>
+      <w:proofErr w:type="gramEnd"/>
       <w:r>
         <w:rPr>
           <w:rFonts w:hint="eastAsia"/>
         </w:rPr>
         <w:t>0</w:t>
       </w:r>
+      <w:proofErr w:type="gramStart"/>
       <w:r>
         <w:rPr>
           <w:rFonts w:hint="eastAsia"/>
         </w:rPr>
         <w:t>）</w:t>
       </w:r>
+      <w:proofErr w:type="gramEnd"/>
       <w:r>
         <w:rPr>
           <w:rFonts w:hint="eastAsia"/>
@@ -1133,12 +1382,14 @@
     <w:p/>
     <w:p/>
     <w:p>
+      <w:proofErr w:type="gramStart"/>
       <w:r>
         <w:rPr>
           <w:rFonts w:hint="eastAsia"/>
         </w:rPr>
         <w:t>加表名</w:t>
       </w:r>
+      <w:proofErr w:type="gramEnd"/>
     </w:p>
     <w:p>
       <w:r>
@@ -1154,7 +1405,21 @@
         <w:rPr>
           <w:rFonts w:hint="eastAsia"/>
         </w:rPr>
-        <w:t>在詳細頁面「下載僅包含該分析項目的分析結果工作表」的部分，為了讓使用者在列印時，紙本上可以顯示該分析項目的名稱，在產出每個分析項目的分析結果工作表時，在</w:t>
+        <w:t>在詳細頁面「下載僅包含該分析項目的分析結果工作表」的部分，為了讓使用者在列印時，紙本上可以顯示該分析項目的名稱，在產出每</w:t>
+      </w:r>
+      <w:proofErr w:type="gramStart"/>
+      <w:r>
+        <w:rPr>
+          <w:rFonts w:hint="eastAsia"/>
+        </w:rPr>
+        <w:t>個</w:t>
+      </w:r>
+      <w:proofErr w:type="gramEnd"/>
+      <w:r>
+        <w:rPr>
+          <w:rFonts w:hint="eastAsia"/>
+        </w:rPr>
+        <w:t>分析項目的分析結果工作表時，在</w:t>
       </w:r>
       <w:r>
         <w:rPr>
@@ -1176,18 +1441,22 @@
         </w:rPr>
         <w:t>檔案第一列加上標題「控制點</w:t>
       </w:r>
+      <w:proofErr w:type="gramStart"/>
       <w:r>
         <w:t>”</w:t>
       </w:r>
+      <w:proofErr w:type="gramEnd"/>
       <w:r>
         <w:rPr>
           <w:rFonts w:hint="eastAsia"/>
         </w:rPr>
         <w:t>編號</w:t>
       </w:r>
+      <w:proofErr w:type="gramStart"/>
       <w:r>
         <w:t>”</w:t>
       </w:r>
+      <w:proofErr w:type="gramEnd"/>
       <w:r>
         <w:rPr>
           <w:rFonts w:hint="eastAsia"/>
@@ -1203,9 +1472,11 @@
         </w:rPr>
         <w:t>控制點名稱</w:t>
       </w:r>
+      <w:proofErr w:type="gramStart"/>
       <w:r>
         <w:t>”</w:t>
       </w:r>
+      <w:proofErr w:type="gramEnd"/>
       <w:r>
         <w:rPr>
           <w:rFonts w:hint="eastAsia"/>
@@ -1224,12 +1495,14 @@
         </w:rPr>
         <w:t>：</w:t>
       </w:r>
+      <w:proofErr w:type="gramStart"/>
       <w:r>
         <w:rPr>
           <w:rFonts w:hint="eastAsia"/>
         </w:rPr>
         <w:t>交運值為</w:t>
       </w:r>
+      <w:proofErr w:type="gramEnd"/>
       <w:r>
         <w:rPr>
           <w:rFonts w:hint="eastAsia"/>
@@ -1273,7 +1546,21 @@
         <w:rPr>
           <w:rFonts w:hint="eastAsia"/>
         </w:rPr>
-        <w:t>」的顯示畫面，已經預設把表頭（第一列）刪掉進行顯示。</w:t>
+        <w:t>」的顯示畫面，已經預設把表頭（第一列）</w:t>
+      </w:r>
+      <w:proofErr w:type="gramStart"/>
+      <w:r>
+        <w:rPr>
+          <w:rFonts w:hint="eastAsia"/>
+        </w:rPr>
+        <w:t>刪</w:t>
+      </w:r>
+      <w:proofErr w:type="gramEnd"/>
+      <w:r>
+        <w:rPr>
+          <w:rFonts w:hint="eastAsia"/>
+        </w:rPr>
+        <w:t>掉進行顯示。</w:t>
       </w:r>
     </w:p>
     <w:p>
@@ -1323,7 +1610,21 @@
         <w:rPr>
           <w:rFonts w:hint="eastAsia"/>
         </w:rPr>
-        <w:t>」的顯示畫面就會因為預設把表頭（第一列）刪掉進行顯示而無法發現。</w:t>
+        <w:t>」的顯示畫面就會因為預設把表頭（第一列）</w:t>
+      </w:r>
+      <w:proofErr w:type="gramStart"/>
+      <w:r>
+        <w:rPr>
+          <w:rFonts w:hint="eastAsia"/>
+        </w:rPr>
+        <w:t>刪</w:t>
+      </w:r>
+      <w:proofErr w:type="gramEnd"/>
+      <w:r>
+        <w:rPr>
+          <w:rFonts w:hint="eastAsia"/>
+        </w:rPr>
+        <w:t>掉進行顯示而無法發現。</w:t>
       </w:r>
     </w:p>
     <w:p>
@@ -1346,9 +1647,11 @@
         </w:rPr>
         <w:t>」的顯示畫面，系統先顯示預設的欄位，然後再接著顯示所上傳的檔案內容（包括表頭欄位），並且加上「請先確認欄位是否正確在接續分析」的警語，這樣使用者就可以先確認欄位是否正確，避免上述</w:t>
       </w:r>
+      <w:proofErr w:type="gramStart"/>
       <w:r>
         <w:t>”</w:t>
       </w:r>
+      <w:proofErr w:type="gramEnd"/>
       <w:r>
         <w:rPr>
           <w:rFonts w:hint="eastAsia"/>
@@ -1365,11 +1668,27 @@
         <w:rPr>
           <w:rFonts w:hint="eastAsia"/>
         </w:rPr>
-        <w:t>」的顯示畫面就會因為預設把表頭（第一列）刪掉進行顯示而無法發現</w:t>
-      </w:r>
+        <w:t>」的顯示畫面就會因為預設把表頭（第一列）</w:t>
+      </w:r>
+      <w:proofErr w:type="gramStart"/>
+      <w:r>
+        <w:rPr>
+          <w:rFonts w:hint="eastAsia"/>
+        </w:rPr>
+        <w:t>刪</w:t>
+      </w:r>
+      <w:proofErr w:type="gramEnd"/>
+      <w:r>
+        <w:rPr>
+          <w:rFonts w:hint="eastAsia"/>
+        </w:rPr>
+        <w:t>掉進行顯示而無法發現</w:t>
+      </w:r>
+      <w:proofErr w:type="gramStart"/>
       <w:r>
         <w:t>”</w:t>
       </w:r>
+      <w:proofErr w:type="gramEnd"/>
       <w:r>
         <w:rPr>
           <w:rFonts w:hint="eastAsia"/>
@@ -1457,7 +1776,21 @@
         <w:rPr>
           <w:rFonts w:hint="eastAsia"/>
         </w:rPr>
-        <w:t>」等等），則會納入會議中進行討論，而在會議資料當中，也會記載此軍購案發生該特定態樣的說明或辦理情形</w:t>
+        <w:t>」等等），則會納入會議中進行討論，而在會議資料當中，也會記載此軍購案發生該</w:t>
+      </w:r>
+      <w:proofErr w:type="gramStart"/>
+      <w:r>
+        <w:rPr>
+          <w:rFonts w:hint="eastAsia"/>
+        </w:rPr>
+        <w:t>特定態</w:t>
+      </w:r>
+      <w:proofErr w:type="gramEnd"/>
+      <w:r>
+        <w:rPr>
+          <w:rFonts w:hint="eastAsia"/>
+        </w:rPr>
+        <w:t>樣的說明或辦理情形</w:t>
       </w:r>
       <w:r>
         <w:rPr>
@@ -1501,18 +1834,22 @@
         </w:rPr>
         <w:t>案號：如果會議資料中有</w:t>
       </w:r>
+      <w:proofErr w:type="gramStart"/>
       <w:r>
         <w:t>”</w:t>
       </w:r>
+      <w:proofErr w:type="gramEnd"/>
       <w:r>
         <w:rPr>
           <w:rFonts w:hint="eastAsia"/>
         </w:rPr>
         <w:t>-</w:t>
       </w:r>
+      <w:proofErr w:type="gramStart"/>
       <w:r>
         <w:t>”</w:t>
       </w:r>
+      <w:proofErr w:type="gramEnd"/>
       <w:r>
         <w:rPr>
           <w:rFonts w:hint="eastAsia"/>
@@ -1545,17 +1882,47 @@
         </w:rPr>
         <w:t>3.</w:t>
       </w:r>
-      <w:r>
-        <w:rPr>
-          <w:rFonts w:hint="eastAsia"/>
-        </w:rPr>
-        <w:t>案名：按會議資料內的案名表達</w:t>
-      </w:r>
-      <w:r>
-        <w:rPr>
-          <w:rFonts w:hint="eastAsia"/>
-        </w:rPr>
-        <w:t>，但如果會議資料中，案名有換行的情形，則在整理後的工作表則不得換行。</w:t>
+      <w:proofErr w:type="gramStart"/>
+      <w:r>
+        <w:rPr>
+          <w:rFonts w:hint="eastAsia"/>
+        </w:rPr>
+        <w:t>案名</w:t>
+      </w:r>
+      <w:proofErr w:type="gramEnd"/>
+      <w:r>
+        <w:rPr>
+          <w:rFonts w:hint="eastAsia"/>
+        </w:rPr>
+        <w:t>：按會議資料內</w:t>
+      </w:r>
+      <w:proofErr w:type="gramStart"/>
+      <w:r>
+        <w:rPr>
+          <w:rFonts w:hint="eastAsia"/>
+        </w:rPr>
+        <w:t>的案名表達</w:t>
+      </w:r>
+      <w:proofErr w:type="gramEnd"/>
+      <w:r>
+        <w:rPr>
+          <w:rFonts w:hint="eastAsia"/>
+        </w:rPr>
+        <w:t>，但如果會議資料中，</w:t>
+      </w:r>
+      <w:proofErr w:type="gramStart"/>
+      <w:r>
+        <w:rPr>
+          <w:rFonts w:hint="eastAsia"/>
+        </w:rPr>
+        <w:t>案名有</w:t>
+      </w:r>
+      <w:proofErr w:type="gramEnd"/>
+      <w:r>
+        <w:rPr>
+          <w:rFonts w:hint="eastAsia"/>
+        </w:rPr>
+        <w:t>換行的情形，則在整理後的工作表則不得換行。</w:t>
       </w:r>
     </w:p>
     <w:p>
@@ -1600,18 +1967,22 @@
         </w:rPr>
         <w:t>檔案，檔案名稱為「</w:t>
       </w:r>
+      <w:proofErr w:type="gramStart"/>
       <w:r>
         <w:t>”</w:t>
       </w:r>
+      <w:proofErr w:type="gramEnd"/>
       <w:r>
         <w:rPr>
           <w:rFonts w:hint="eastAsia"/>
         </w:rPr>
         <w:t>今天日期</w:t>
       </w:r>
+      <w:proofErr w:type="gramStart"/>
       <w:r>
         <w:t>”</w:t>
       </w:r>
+      <w:proofErr w:type="gramEnd"/>
       <w:r>
         <w:rPr>
           <w:rFonts w:hint="eastAsia"/>
@@ -1954,7 +2325,21 @@
         <w:rPr>
           <w:rFonts w:hint="eastAsia"/>
         </w:rPr>
-        <w:t>在第一階段的各分析項目中篩選出來的案件，以「案號」欄位為準，核對是否出現在我上傳的會議資料整理</w:t>
+        <w:t>在第一階段的各分析項目中篩選出來的案件，以「案號」欄位為</w:t>
+      </w:r>
+      <w:proofErr w:type="gramStart"/>
+      <w:r>
+        <w:rPr>
+          <w:rFonts w:hint="eastAsia"/>
+        </w:rPr>
+        <w:t>準</w:t>
+      </w:r>
+      <w:proofErr w:type="gramEnd"/>
+      <w:r>
+        <w:rPr>
+          <w:rFonts w:hint="eastAsia"/>
+        </w:rPr>
+        <w:t>，核對是否出現在我上傳的會議資料整理</w:t>
       </w:r>
       <w:r>
         <w:rPr>
@@ -2052,11 +2437,19 @@
         </w:rPr>
         <w:t>」</w:t>
       </w:r>
-      <w:r>
-        <w:rPr>
-          <w:rFonts w:hint="eastAsia"/>
-        </w:rPr>
-        <w:t>中間，新增「</w:t>
+      <w:proofErr w:type="gramStart"/>
+      <w:r>
+        <w:rPr>
+          <w:rFonts w:hint="eastAsia"/>
+        </w:rPr>
+        <w:t>中間，</w:t>
+      </w:r>
+      <w:proofErr w:type="gramEnd"/>
+      <w:r>
+        <w:rPr>
+          <w:rFonts w:hint="eastAsia"/>
+        </w:rPr>
+        <w:t>新增「</w:t>
       </w:r>
       <w:r>
         <w:rPr>
@@ -2120,7 +2513,35 @@
         <w:rPr>
           <w:rFonts w:hint="eastAsia"/>
         </w:rPr>
-        <w:t>此時，使用者可以點「明細表」按鈕，跳轉頁面，而跳轉後顯示的明細表，需新增以下欄位於最後</w:t>
+        <w:t>此時，使用者可以點「明細表」按鈕，</w:t>
+      </w:r>
+      <w:proofErr w:type="gramStart"/>
+      <w:r>
+        <w:rPr>
+          <w:rFonts w:hint="eastAsia"/>
+        </w:rPr>
+        <w:t>跳轉頁</w:t>
+      </w:r>
+      <w:proofErr w:type="gramEnd"/>
+      <w:r>
+        <w:rPr>
+          <w:rFonts w:hint="eastAsia"/>
+        </w:rPr>
+        <w:t>面，</w:t>
+      </w:r>
+      <w:proofErr w:type="gramStart"/>
+      <w:r>
+        <w:rPr>
+          <w:rFonts w:hint="eastAsia"/>
+        </w:rPr>
+        <w:t>而跳轉後</w:t>
+      </w:r>
+      <w:proofErr w:type="gramEnd"/>
+      <w:r>
+        <w:rPr>
+          <w:rFonts w:hint="eastAsia"/>
+        </w:rPr>
+        <w:t>顯示的明細表，需新增以下欄位於最後</w:t>
       </w:r>
       <w:r>
         <w:rPr>
@@ -2381,7 +2802,21 @@
         <w:rPr>
           <w:rFonts w:hint="eastAsia"/>
         </w:rPr>
-        <w:t>國軍軍購案分析系統</w:t>
+        <w:t>國軍</w:t>
+      </w:r>
+      <w:proofErr w:type="gramStart"/>
+      <w:r>
+        <w:rPr>
+          <w:rFonts w:hint="eastAsia"/>
+        </w:rPr>
+        <w:t>軍</w:t>
+      </w:r>
+      <w:proofErr w:type="gramEnd"/>
+      <w:r>
+        <w:rPr>
+          <w:rFonts w:hint="eastAsia"/>
+        </w:rPr>
+        <w:t>購案分析系統</w:t>
       </w:r>
       <w:r>
         <w:rPr>
@@ -2441,6 +2876,13 @@
           <w:rFonts w:hint="eastAsia"/>
         </w:rPr>
       </w:pPr>
+    </w:p>
+    <w:p>
+      <w:pPr>
+        <w:rPr>
+          <w:rFonts w:hint="eastAsia"/>
+        </w:rPr>
+      </w:pPr>
       <w:r>
         <w:rPr>
           <w:rFonts w:hint="eastAsia"/>
@@ -2495,7 +2937,21 @@
         <w:rPr>
           <w:rFonts w:hint="eastAsia"/>
         </w:rPr>
-        <w:t>％，且累計交運率未達</w:t>
+        <w:t>％，且累計</w:t>
+      </w:r>
+      <w:proofErr w:type="gramStart"/>
+      <w:r>
+        <w:rPr>
+          <w:rFonts w:hint="eastAsia"/>
+        </w:rPr>
+        <w:t>交運率未</w:t>
+      </w:r>
+      <w:proofErr w:type="gramEnd"/>
+      <w:r>
+        <w:rPr>
+          <w:rFonts w:hint="eastAsia"/>
+        </w:rPr>
+        <w:t>達</w:t>
       </w:r>
       <w:r>
         <w:rPr>
@@ -2555,7 +3011,89 @@
         <w:rPr>
           <w:rFonts w:hint="eastAsia"/>
         </w:rPr>
-        <w:t>這個分析項目在分析總表上顯示的順序，放在各自分析類別（</w:t>
+        <w:t>這個分析項目在分析總表上顯示的順序，放在各自分析類別</w:t>
+      </w:r>
+      <w:proofErr w:type="gramStart"/>
+      <w:r>
+        <w:rPr>
+          <w:rFonts w:hint="eastAsia"/>
+        </w:rPr>
+        <w:t>（</w:t>
+      </w:r>
+      <w:proofErr w:type="gramEnd"/>
+      <w:r>
+        <w:rPr>
+          <w:rFonts w:hint="eastAsia"/>
+        </w:rPr>
+        <w:t>軍事投資建案</w:t>
+      </w:r>
+      <w:proofErr w:type="gramStart"/>
+      <w:r>
+        <w:rPr>
+          <w:rFonts w:hint="eastAsia"/>
+        </w:rPr>
+        <w:t>（</w:t>
+      </w:r>
+      <w:proofErr w:type="gramEnd"/>
+      <w:r>
+        <w:rPr>
+          <w:rFonts w:hint="eastAsia"/>
+        </w:rPr>
+        <w:t>軍投，含特別預算</w:t>
+      </w:r>
+      <w:proofErr w:type="gramStart"/>
+      <w:r>
+        <w:rPr>
+          <w:rFonts w:hint="eastAsia"/>
+        </w:rPr>
+        <w:t>）</w:t>
+      </w:r>
+      <w:proofErr w:type="gramEnd"/>
+      <w:r>
+        <w:rPr>
+          <w:rFonts w:hint="eastAsia"/>
+        </w:rPr>
+        <w:t>及</w:t>
+      </w:r>
+      <w:r>
+        <w:rPr>
+          <w:rFonts w:hint="eastAsia"/>
+        </w:rPr>
+        <w:t>作業維持案（作維）</w:t>
+      </w:r>
+      <w:proofErr w:type="gramStart"/>
+      <w:r>
+        <w:rPr>
+          <w:rFonts w:hint="eastAsia"/>
+        </w:rPr>
+        <w:t>）</w:t>
+      </w:r>
+      <w:proofErr w:type="gramEnd"/>
+      <w:r>
+        <w:rPr>
+          <w:rFonts w:hint="eastAsia"/>
+        </w:rPr>
+        <w:t>的最後面。</w:t>
+      </w:r>
+    </w:p>
+    <w:p>
+      <w:pPr>
+        <w:rPr>
+          <w:rFonts w:hint="eastAsia"/>
+        </w:rPr>
+      </w:pPr>
+    </w:p>
+    <w:p>
+      <w:pPr>
+        <w:rPr>
+          <w:rFonts w:hint="eastAsia"/>
+        </w:rPr>
+      </w:pPr>
+      <w:r>
+        <w:rPr>
+          <w:rFonts w:hint="eastAsia"/>
+        </w:rPr>
+        <w:t>新增</w:t>
       </w:r>
       <w:r>
         <w:rPr>
@@ -2567,21 +3105,78 @@
         <w:rPr>
           <w:rFonts w:hint="eastAsia"/>
         </w:rPr>
-        <w:t>及</w:t>
-      </w:r>
-      <w:r>
-        <w:rPr>
-          <w:rFonts w:hint="eastAsia"/>
-        </w:rPr>
-        <w:t>作業維持案（作維）</w:t>
-      </w:r>
-      <w:r>
-        <w:rPr>
-          <w:rFonts w:hint="eastAsia"/>
-        </w:rPr>
-        <w:t>）的最後面。</w:t>
-      </w:r>
-    </w:p>
+        <w:t>的</w:t>
+      </w:r>
+      <w:r>
+        <w:rPr>
+          <w:rFonts w:hint="eastAsia"/>
+        </w:rPr>
+        <w:t>分析項目「</w:t>
+      </w:r>
+      <w:bookmarkStart w:id="0" w:name="_Hlk235007692"/>
+      <w:r>
+        <w:rPr>
+          <w:rFonts w:hint="eastAsia"/>
+        </w:rPr>
+        <w:t>結匯率超過</w:t>
+      </w:r>
+      <w:r>
+        <w:rPr>
+          <w:rFonts w:hint="eastAsia"/>
+        </w:rPr>
+        <w:t>100</w:t>
+      </w:r>
+      <w:r>
+        <w:rPr>
+          <w:rFonts w:hint="eastAsia"/>
+        </w:rPr>
+        <w:t>％</w:t>
+      </w:r>
+      <w:bookmarkEnd w:id="0"/>
+      <w:r>
+        <w:rPr>
+          <w:rFonts w:hint="eastAsia"/>
+        </w:rPr>
+        <w:t>」，</w:t>
+      </w:r>
+      <w:r>
+        <w:rPr>
+          <w:rFonts w:hint="eastAsia"/>
+        </w:rPr>
+        <w:t>在分析總表上顯示的順序</w:t>
+      </w:r>
+      <w:r>
+        <w:rPr>
+          <w:rFonts w:hint="eastAsia"/>
+        </w:rPr>
+        <w:t>放在「編號</w:t>
+      </w:r>
+      <w:r>
+        <w:rPr>
+          <w:rFonts w:hint="eastAsia"/>
+        </w:rPr>
+        <w:t>1-6</w:t>
+      </w:r>
+      <w:r>
+        <w:rPr>
+          <w:rFonts w:hint="eastAsia"/>
+        </w:rPr>
+        <w:t>」，後續</w:t>
+      </w:r>
+      <w:r>
+        <w:rPr>
+          <w:rFonts w:hint="eastAsia"/>
+        </w:rPr>
+        <w:t>的分析項目順序往後推移</w:t>
+      </w:r>
+      <w:r>
+        <w:rPr>
+          <w:rFonts w:hint="eastAsia"/>
+        </w:rPr>
+        <w:t>。</w:t>
+      </w:r>
+    </w:p>
+    <w:p/>
     <w:p>
       <w:pPr>
         <w:rPr>
@@ -2590,17 +3185,44 @@
       </w:pPr>
     </w:p>
     <w:p>
-      <w:pPr>
-        <w:rPr>
-          <w:rFonts w:hint="eastAsia"/>
-        </w:rPr>
-      </w:pPr>
-      <w:r>
-        <w:rPr>
-          <w:rFonts w:hint="eastAsia"/>
-        </w:rPr>
-        <w:t>新增</w:t>
-      </w:r>
+      <w:r>
+        <w:rPr>
+          <w:rFonts w:hint="eastAsia"/>
+        </w:rPr>
+        <w:t>*</w:t>
+      </w:r>
+      <w:r>
+        <w:rPr>
+          <w:rFonts w:hint="eastAsia"/>
+        </w:rPr>
+        <w:t>*</w:t>
+      </w:r>
+      <w:r>
+        <w:rPr>
+          <w:rFonts w:hint="eastAsia"/>
+        </w:rPr>
+        <w:t>*</w:t>
+      </w:r>
+      <w:r>
+        <w:rPr>
+          <w:rFonts w:hint="eastAsia"/>
+        </w:rPr>
+        <w:t>第</w:t>
+      </w:r>
+      <w:r>
+        <w:rPr>
+          <w:rFonts w:hint="eastAsia"/>
+        </w:rPr>
+        <w:t>2</w:t>
+      </w:r>
+      <w:r>
+        <w:rPr>
+          <w:rFonts w:hint="eastAsia"/>
+        </w:rPr>
+        <w:t>部分：修正分析項目</w:t>
+      </w:r>
+    </w:p>
+    <w:p>
       <w:r>
         <w:rPr>
           <w:rFonts w:hint="eastAsia"/>
@@ -2611,26 +3233,33 @@
         <w:rPr>
           <w:rFonts w:hint="eastAsia"/>
         </w:rPr>
-        <w:t>的</w:t>
-      </w:r>
-      <w:r>
-        <w:rPr>
-          <w:rFonts w:hint="eastAsia"/>
-        </w:rPr>
-        <w:t>分析項目「</w:t>
-      </w:r>
-      <w:bookmarkStart w:id="0" w:name="_Hlk235007692"/>
-      <w:r>
-        <w:rPr>
-          <w:rFonts w:hint="eastAsia"/>
-        </w:rPr>
-        <w:t>結匯率超過</w:t>
-      </w:r>
-      <w:r>
-        <w:rPr>
-          <w:rFonts w:hint="eastAsia"/>
-        </w:rPr>
-        <w:t>100</w:t>
+        <w:t>的分析項目「</w:t>
+      </w:r>
+      <w:r>
+        <w:rPr>
+          <w:rFonts w:hint="eastAsia"/>
+        </w:rPr>
+        <w:t>累計</w:t>
+      </w:r>
+      <w:proofErr w:type="gramStart"/>
+      <w:r>
+        <w:rPr>
+          <w:rFonts w:hint="eastAsia"/>
+        </w:rPr>
+        <w:t>交運率未</w:t>
+      </w:r>
+      <w:proofErr w:type="gramEnd"/>
+      <w:r>
+        <w:rPr>
+          <w:rFonts w:hint="eastAsia"/>
+        </w:rPr>
+        <w:t>達</w:t>
+      </w:r>
+      <w:r>
+        <w:rPr>
+          <w:rFonts w:hint="eastAsia"/>
+        </w:rPr>
+        <w:t>50</w:t>
       </w:r>
       <w:r>
         <w:rPr>
@@ -2638,127 +3267,6 @@
         </w:rPr>
         <w:t>％</w:t>
       </w:r>
-      <w:bookmarkEnd w:id="0"/>
-      <w:r>
-        <w:rPr>
-          <w:rFonts w:hint="eastAsia"/>
-        </w:rPr>
-        <w:t>」，</w:t>
-      </w:r>
-      <w:r>
-        <w:rPr>
-          <w:rFonts w:hint="eastAsia"/>
-        </w:rPr>
-        <w:t>在分析總表上顯示的順序</w:t>
-      </w:r>
-      <w:r>
-        <w:rPr>
-          <w:rFonts w:hint="eastAsia"/>
-        </w:rPr>
-        <w:t>放在「編號</w:t>
-      </w:r>
-      <w:r>
-        <w:rPr>
-          <w:rFonts w:hint="eastAsia"/>
-        </w:rPr>
-        <w:t>1-6</w:t>
-      </w:r>
-      <w:r>
-        <w:rPr>
-          <w:rFonts w:hint="eastAsia"/>
-        </w:rPr>
-        <w:t>」，後續</w:t>
-      </w:r>
-      <w:r>
-        <w:rPr>
-          <w:rFonts w:hint="eastAsia"/>
-        </w:rPr>
-        <w:t>的分析項目順序往後推移</w:t>
-      </w:r>
-      <w:r>
-        <w:rPr>
-          <w:rFonts w:hint="eastAsia"/>
-        </w:rPr>
-        <w:t>。</w:t>
-      </w:r>
-    </w:p>
-    <w:p/>
-    <w:p>
-      <w:pPr>
-        <w:rPr>
-          <w:rFonts w:hint="eastAsia"/>
-        </w:rPr>
-      </w:pPr>
-    </w:p>
-    <w:p>
-      <w:r>
-        <w:rPr>
-          <w:rFonts w:hint="eastAsia"/>
-        </w:rPr>
-        <w:t>*</w:t>
-      </w:r>
-      <w:r>
-        <w:rPr>
-          <w:rFonts w:hint="eastAsia"/>
-        </w:rPr>
-        <w:t>*</w:t>
-      </w:r>
-      <w:r>
-        <w:rPr>
-          <w:rFonts w:hint="eastAsia"/>
-        </w:rPr>
-        <w:t>*</w:t>
-      </w:r>
-      <w:r>
-        <w:rPr>
-          <w:rFonts w:hint="eastAsia"/>
-        </w:rPr>
-        <w:t>第</w:t>
-      </w:r>
-      <w:r>
-        <w:rPr>
-          <w:rFonts w:hint="eastAsia"/>
-        </w:rPr>
-        <w:t>2</w:t>
-      </w:r>
-      <w:r>
-        <w:rPr>
-          <w:rFonts w:hint="eastAsia"/>
-        </w:rPr>
-        <w:t>部分：修正分析項目</w:t>
-      </w:r>
-    </w:p>
-    <w:p>
-      <w:r>
-        <w:rPr>
-          <w:rFonts w:hint="eastAsia"/>
-        </w:rPr>
-        <w:t>軍事投資建案（軍投，含特別預算）</w:t>
-      </w:r>
-      <w:r>
-        <w:rPr>
-          <w:rFonts w:hint="eastAsia"/>
-        </w:rPr>
-        <w:t>的分析項目「</w:t>
-      </w:r>
-      <w:r>
-        <w:rPr>
-          <w:rFonts w:hint="eastAsia"/>
-        </w:rPr>
-        <w:t>累計交運率未達</w:t>
-      </w:r>
-      <w:r>
-        <w:rPr>
-          <w:rFonts w:hint="eastAsia"/>
-        </w:rPr>
-        <w:t>50</w:t>
-      </w:r>
-      <w:r>
-        <w:rPr>
-          <w:rFonts w:hint="eastAsia"/>
-        </w:rPr>
-        <w:t>％</w:t>
-      </w:r>
       <w:r>
         <w:rPr>
           <w:rFonts w:hint="eastAsia"/>
@@ -2769,7 +3277,21 @@
         <w:rPr>
           <w:rFonts w:hint="eastAsia"/>
         </w:rPr>
-        <w:t>累計交運率未達</w:t>
+        <w:t>累計</w:t>
+      </w:r>
+      <w:proofErr w:type="gramStart"/>
+      <w:r>
+        <w:rPr>
+          <w:rFonts w:hint="eastAsia"/>
+        </w:rPr>
+        <w:t>交運率未</w:t>
+      </w:r>
+      <w:proofErr w:type="gramEnd"/>
+      <w:r>
+        <w:rPr>
+          <w:rFonts w:hint="eastAsia"/>
+        </w:rPr>
+        <w:t>達</w:t>
       </w:r>
       <w:r>
         <w:rPr>
@@ -2870,7 +3392,21 @@
         <w:rPr>
           <w:rFonts w:hint="eastAsia"/>
         </w:rPr>
-        <w:t>」中間，新增「合計」欄位，顯示</w:t>
+        <w:t>」</w:t>
+      </w:r>
+      <w:proofErr w:type="gramStart"/>
+      <w:r>
+        <w:rPr>
+          <w:rFonts w:hint="eastAsia"/>
+        </w:rPr>
+        <w:t>中間，</w:t>
+      </w:r>
+      <w:proofErr w:type="gramEnd"/>
+      <w:r>
+        <w:rPr>
+          <w:rFonts w:hint="eastAsia"/>
+        </w:rPr>
+        <w:t>新增「合計」欄位，顯示</w:t>
       </w:r>
       <w:r>
         <w:rPr>
@@ -2888,7 +3424,14 @@
         <w:rPr>
           <w:rFonts w:hint="eastAsia"/>
         </w:rPr>
-        <w:t>其他（含中央或多軍種統建）</w:t>
+        <w:t>其他（含中央或多軍種</w:t>
+      </w:r>
+      <w:r>
+        <w:rPr>
+          <w:rFonts w:hint="eastAsia"/>
+        </w:rPr>
+        <w:lastRenderedPageBreak/>
+        <w:t>統建）</w:t>
       </w:r>
       <w:r>
         <w:rPr>
@@ -3077,16 +3620,86 @@
         <w:rPr>
           <w:rFonts w:hint="eastAsia"/>
         </w:rPr>
-        <w:t>以上更新可以參考檔案</w:t>
-      </w:r>
-      <w:proofErr w:type="spellStart"/>
-      <w:r>
-        <w:rPr>
-          <w:rFonts w:hint="eastAsia"/>
-        </w:rPr>
-        <w:t>xxxxxx</w:t>
-      </w:r>
-      <w:proofErr w:type="spellEnd"/>
+        <w:t>以上更新</w:t>
+      </w:r>
+      <w:r>
+        <w:rPr>
+          <w:rFonts w:hint="eastAsia"/>
+        </w:rPr>
+        <w:t>項目，</w:t>
+      </w:r>
+      <w:r>
+        <w:rPr>
+          <w:rFonts w:hint="eastAsia"/>
+        </w:rPr>
+        <w:t>可以參考檔案</w:t>
+      </w:r>
+      <w:r>
+        <w:rPr>
+          <w:rFonts w:hint="eastAsia"/>
+        </w:rPr>
+        <w:t>「</w:t>
+      </w:r>
+      <w:r>
+        <w:rPr>
+          <w:rFonts w:hint="eastAsia"/>
+        </w:rPr>
+        <w:t>控制點清單</w:t>
+      </w:r>
+      <w:r>
+        <w:rPr>
+          <w:rFonts w:hint="eastAsia"/>
+        </w:rPr>
+        <w:t>.docx</w:t>
+      </w:r>
+      <w:r>
+        <w:rPr>
+          <w:rFonts w:hint="eastAsia"/>
+        </w:rPr>
+        <w:t>」、「</w:t>
+      </w:r>
+      <w:r>
+        <w:rPr>
+          <w:rFonts w:hint="eastAsia"/>
+        </w:rPr>
+        <w:t>分析結果表</w:t>
+      </w:r>
+      <w:r>
+        <w:rPr>
+          <w:rFonts w:hint="eastAsia"/>
+        </w:rPr>
+        <w:t>(</w:t>
+      </w:r>
+      <w:r>
+        <w:rPr>
+          <w:rFonts w:hint="eastAsia"/>
+        </w:rPr>
+        <w:t>範例</w:t>
+      </w:r>
+      <w:r>
+        <w:rPr>
+          <w:rFonts w:hint="eastAsia"/>
+        </w:rPr>
+        <w:t>).xlsx</w:t>
+      </w:r>
+      <w:r>
+        <w:rPr>
+          <w:rFonts w:hint="eastAsia"/>
+        </w:rPr>
+        <w:t>」，我已將上述的更新項目，同步修正到這</w:t>
+      </w:r>
+      <w:r>
+        <w:rPr>
+          <w:rFonts w:hint="eastAsia"/>
+        </w:rPr>
+        <w:t>2</w:t>
+      </w:r>
+      <w:r>
+        <w:rPr>
+          <w:rFonts w:hint="eastAsia"/>
+        </w:rPr>
+        <w:t>個檔案當中了。</w:t>
+      </w:r>
     </w:p>
     <w:p/>
     <w:p>
@@ -3094,11 +3707,217 @@
         <w:rPr>
           <w:rFonts w:hint="eastAsia"/>
         </w:rPr>
+        <w:t>有關分析項目的新增或修正，</w:t>
+      </w:r>
+      <w:r>
+        <w:rPr>
+          <w:rFonts w:hint="eastAsia"/>
+        </w:rPr>
         <w:t>幫我一併更新「分析總表」、「明細表」、「第二階段：上傳會議資料，核對會議紀錄（選用）」等功能，以及產生檔案供使用者下載的功能。如果新增以上分析項目，我有什麼功能需要更新漏掉沒提及的話，也幫我列出來。</w:t>
       </w:r>
     </w:p>
     <w:p/>
     <w:p>
+      <w:r>
+        <w:rPr>
+          <w:rFonts w:hint="eastAsia"/>
+        </w:rPr>
+        <w:t>為了避免損壞之前的版本，這次的更動幫我存成新的</w:t>
+      </w:r>
+      <w:r>
+        <w:rPr>
+          <w:rFonts w:hint="eastAsia"/>
+        </w:rPr>
+        <w:t>html</w:t>
+      </w:r>
+      <w:r>
+        <w:rPr>
+          <w:rFonts w:hint="eastAsia"/>
+        </w:rPr>
+        <w:t>檔案「</w:t>
+      </w:r>
+      <w:r>
+        <w:rPr>
+          <w:rFonts w:hint="eastAsia"/>
+        </w:rPr>
+        <w:t>國軍</w:t>
+      </w:r>
+      <w:proofErr w:type="gramStart"/>
+      <w:r>
+        <w:rPr>
+          <w:rFonts w:hint="eastAsia"/>
+        </w:rPr>
+        <w:t>軍</w:t>
+      </w:r>
+      <w:proofErr w:type="gramEnd"/>
+      <w:r>
+        <w:rPr>
+          <w:rFonts w:hint="eastAsia"/>
+        </w:rPr>
+        <w:t>購案分析系統</w:t>
+      </w:r>
+      <w:r>
+        <w:rPr>
+          <w:rFonts w:hint="eastAsia"/>
+        </w:rPr>
+        <w:t>v</w:t>
+      </w:r>
+      <w:r>
+        <w:t>11507</w:t>
+      </w:r>
+      <w:r>
+        <w:rPr>
+          <w:rFonts w:hint="eastAsia"/>
+        </w:rPr>
+        <w:t>15</w:t>
+      </w:r>
+      <w:r>
+        <w:rPr>
+          <w:rFonts w:hint="eastAsia"/>
+        </w:rPr>
+        <w:t>.html</w:t>
+      </w:r>
+      <w:r>
+        <w:rPr>
+          <w:rFonts w:hint="eastAsia"/>
+        </w:rPr>
+        <w:t>」</w:t>
+      </w:r>
+      <w:r>
+        <w:rPr>
+          <w:rFonts w:hint="eastAsia"/>
+        </w:rPr>
+        <w:t>。</w:t>
+      </w:r>
+    </w:p>
+    <w:p/>
+    <w:p>
+      <w:r>
+        <w:rPr>
+          <w:rFonts w:hint="eastAsia"/>
+        </w:rPr>
+        <w:t>以上我的規劃可能有些不完善的地方，為了確保設計的品質，先針對以下</w:t>
+      </w:r>
+      <w:r>
+        <w:rPr>
+          <w:rFonts w:hint="eastAsia"/>
+        </w:rPr>
+        <w:t>6</w:t>
+      </w:r>
+      <w:r>
+        <w:rPr>
+          <w:rFonts w:hint="eastAsia"/>
+        </w:rPr>
+        <w:t>個面向對我提問，或提出其他問題，直到你完全確認我的需求：</w:t>
+      </w:r>
+    </w:p>
+    <w:p>
+      <w:r>
+        <w:rPr>
+          <w:rFonts w:hint="eastAsia"/>
+        </w:rPr>
+        <w:t>1.</w:t>
+      </w:r>
+      <w:r>
+        <w:rPr>
+          <w:rFonts w:hint="eastAsia"/>
+        </w:rPr>
+        <w:t>目標</w:t>
+      </w:r>
+    </w:p>
+    <w:p>
+      <w:r>
+        <w:rPr>
+          <w:rFonts w:hint="eastAsia"/>
+        </w:rPr>
+        <w:t>2.</w:t>
+      </w:r>
+      <w:r>
+        <w:rPr>
+          <w:rFonts w:hint="eastAsia"/>
+        </w:rPr>
+        <w:t>功能模組</w:t>
+      </w:r>
+    </w:p>
+    <w:p>
+      <w:r>
+        <w:rPr>
+          <w:rFonts w:hint="eastAsia"/>
+        </w:rPr>
+        <w:t>3.</w:t>
+      </w:r>
+      <w:r>
+        <w:rPr>
+          <w:rFonts w:hint="eastAsia"/>
+        </w:rPr>
+        <w:t>工具限制</w:t>
+      </w:r>
+    </w:p>
+    <w:p>
+      <w:r>
+        <w:rPr>
+          <w:rFonts w:hint="eastAsia"/>
+        </w:rPr>
+        <w:t>4.</w:t>
+      </w:r>
+      <w:r>
+        <w:rPr>
+          <w:rFonts w:hint="eastAsia"/>
+        </w:rPr>
+        <w:t>資料來源與去向</w:t>
+      </w:r>
+    </w:p>
+    <w:p>
+      <w:r>
+        <w:rPr>
+          <w:rFonts w:hint="eastAsia"/>
+        </w:rPr>
+        <w:t>5.</w:t>
+      </w:r>
+      <w:r>
+        <w:rPr>
+          <w:rFonts w:hint="eastAsia"/>
+        </w:rPr>
+        <w:t>外部依賴</w:t>
+      </w:r>
+    </w:p>
+    <w:p>
+      <w:r>
+        <w:rPr>
+          <w:rFonts w:hint="eastAsia"/>
+        </w:rPr>
+        <w:t>6.</w:t>
+      </w:r>
+      <w:r>
+        <w:rPr>
+          <w:rFonts w:hint="eastAsia"/>
+        </w:rPr>
+        <w:t>驗收標準</w:t>
+      </w:r>
+    </w:p>
+    <w:p/>
+    <w:p>
+      <w:r>
+        <w:rPr>
+          <w:rFonts w:hint="eastAsia"/>
+        </w:rPr>
+        <w:t>計畫沒問題，但我想切換成</w:t>
+      </w:r>
+      <w:r>
+        <w:rPr>
+          <w:rFonts w:hint="eastAsia"/>
+        </w:rPr>
+        <w:t>opus 4.8</w:t>
+      </w:r>
+      <w:r>
+        <w:rPr>
+          <w:rFonts w:hint="eastAsia"/>
+        </w:rPr>
+        <w:t>模型繼續工作</w:t>
+      </w:r>
+    </w:p>
+    <w:p/>
+    <w:p>
       <w:pPr>
         <w:rPr>
           <w:rFonts w:hint="eastAsia"/>
@@ -3108,58 +3927,205 @@
         <w:rPr>
           <w:rFonts w:hint="eastAsia"/>
         </w:rPr>
-        <w:t>為了避免損壞之前的版本，這次的更動幫我存成新的</w:t>
-      </w:r>
-      <w:r>
-        <w:rPr>
-          <w:rFonts w:hint="eastAsia"/>
-        </w:rPr>
-        <w:t>html</w:t>
-      </w:r>
-      <w:r>
-        <w:rPr>
-          <w:rFonts w:hint="eastAsia"/>
-        </w:rPr>
-        <w:t>檔案「</w:t>
-      </w:r>
-      <w:r>
-        <w:rPr>
-          <w:rFonts w:hint="eastAsia"/>
-        </w:rPr>
-        <w:t>國軍軍購案分析系統</w:t>
-      </w:r>
-      <w:r>
-        <w:rPr>
-          <w:rFonts w:hint="eastAsia"/>
-        </w:rPr>
-        <w:t>v</w:t>
-      </w:r>
-      <w:r>
-        <w:t>11507</w:t>
-      </w:r>
-      <w:r>
-        <w:rPr>
-          <w:rFonts w:hint="eastAsia"/>
-        </w:rPr>
-        <w:t>15</w:t>
-      </w:r>
-      <w:r>
-        <w:rPr>
-          <w:rFonts w:hint="eastAsia"/>
-        </w:rPr>
-        <w:t>.html</w:t>
-      </w:r>
-      <w:r>
-        <w:rPr>
-          <w:rFonts w:hint="eastAsia"/>
-        </w:rPr>
-        <w:t>」</w:t>
-      </w:r>
-      <w:r>
-        <w:rPr>
-          <w:rFonts w:hint="eastAsia"/>
-        </w:rPr>
-        <w:t>。</w:t>
+        <w:t>先前你幫我整理「</w:t>
+      </w:r>
+      <w:r>
+        <w:rPr>
+          <w:rFonts w:hint="eastAsia"/>
+        </w:rPr>
+        <w:t>國軍對美軍購案控制點分析項目說明</w:t>
+      </w:r>
+      <w:r>
+        <w:rPr>
+          <w:rFonts w:hint="eastAsia"/>
+        </w:rPr>
+        <w:t>.docx</w:t>
+      </w:r>
+      <w:r>
+        <w:rPr>
+          <w:rFonts w:hint="eastAsia"/>
+        </w:rPr>
+        <w:t>」當中提到：</w:t>
+      </w:r>
+    </w:p>
+    <w:p>
+      <w:r>
+        <w:t>“</w:t>
+      </w:r>
+      <w:r>
+        <w:rPr>
+          <w:rFonts w:hint="eastAsia"/>
+        </w:rPr>
+        <w:t>軍投</w:t>
+      </w:r>
+      <w:r>
+        <w:rPr>
+          <w:rFonts w:hint="eastAsia"/>
+        </w:rPr>
+        <w:t xml:space="preserve"> vs. </w:t>
+      </w:r>
+      <w:proofErr w:type="gramStart"/>
+      <w:r>
+        <w:rPr>
+          <w:rFonts w:hint="eastAsia"/>
+        </w:rPr>
+        <w:t>作維門檻</w:t>
+      </w:r>
+      <w:proofErr w:type="gramEnd"/>
+      <w:r>
+        <w:rPr>
+          <w:rFonts w:hint="eastAsia"/>
+        </w:rPr>
+        <w:t>差異：</w:t>
+      </w:r>
+      <w:proofErr w:type="gramStart"/>
+      <w:r>
+        <w:rPr>
+          <w:rFonts w:hint="eastAsia"/>
+        </w:rPr>
+        <w:t>作維類</w:t>
+      </w:r>
+      <w:proofErr w:type="gramEnd"/>
+      <w:r>
+        <w:rPr>
+          <w:rFonts w:hint="eastAsia"/>
+        </w:rPr>
+        <w:t>（開放式軍購、</w:t>
+      </w:r>
+      <w:r>
+        <w:rPr>
+          <w:rFonts w:hint="eastAsia"/>
+        </w:rPr>
+        <w:t xml:space="preserve">CLSSA </w:t>
+      </w:r>
+      <w:r>
+        <w:rPr>
+          <w:rFonts w:hint="eastAsia"/>
+        </w:rPr>
+        <w:t>一號／二號訂單）結匯先行、分批交運、案內常無實際</w:t>
+      </w:r>
+      <w:proofErr w:type="gramStart"/>
+      <w:r>
+        <w:rPr>
+          <w:rFonts w:hint="eastAsia"/>
+        </w:rPr>
+        <w:t>交運品項</w:t>
+      </w:r>
+      <w:proofErr w:type="gramEnd"/>
+      <w:r>
+        <w:rPr>
+          <w:rFonts w:hint="eastAsia"/>
+        </w:rPr>
+        <w:t>，落差屬常態，故門檻普遍放寬（差</w:t>
+      </w:r>
+      <w:r>
+        <w:rPr>
+          <w:rFonts w:hint="eastAsia"/>
+        </w:rPr>
+        <w:lastRenderedPageBreak/>
+        <w:t>異</w:t>
+      </w:r>
+      <w:r>
+        <w:rPr>
+          <w:rFonts w:hint="eastAsia"/>
+        </w:rPr>
+        <w:t xml:space="preserve"> 40%</w:t>
+      </w:r>
+      <w:r>
+        <w:rPr>
+          <w:rFonts w:hint="eastAsia"/>
+        </w:rPr>
+        <w:t>→</w:t>
+      </w:r>
+      <w:r>
+        <w:rPr>
+          <w:rFonts w:hint="eastAsia"/>
+        </w:rPr>
+        <w:t>50%</w:t>
+      </w:r>
+      <w:r>
+        <w:rPr>
+          <w:rFonts w:hint="eastAsia"/>
+        </w:rPr>
+        <w:t>）</w:t>
+      </w:r>
+      <w:proofErr w:type="gramStart"/>
+      <w:r>
+        <w:t>”</w:t>
+      </w:r>
+      <w:proofErr w:type="gramEnd"/>
+    </w:p>
+    <w:p>
+      <w:pPr>
+        <w:rPr>
+          <w:rFonts w:hint="eastAsia"/>
+        </w:rPr>
+      </w:pPr>
+      <w:r>
+        <w:rPr>
+          <w:rFonts w:hint="eastAsia"/>
+        </w:rPr>
+        <w:t>你是如何得出</w:t>
+      </w:r>
+      <w:proofErr w:type="gramStart"/>
+      <w:r>
+        <w:rPr>
+          <w:rFonts w:hint="eastAsia"/>
+        </w:rPr>
+        <w:t>作維類</w:t>
+      </w:r>
+      <w:proofErr w:type="gramEnd"/>
+      <w:r>
+        <w:rPr>
+          <w:rFonts w:hint="eastAsia"/>
+        </w:rPr>
+        <w:t>「</w:t>
+      </w:r>
+      <w:r>
+        <w:rPr>
+          <w:rFonts w:hint="eastAsia"/>
+        </w:rPr>
+        <w:t>結匯先行、分批交運、案內常無實際</w:t>
+      </w:r>
+      <w:proofErr w:type="gramStart"/>
+      <w:r>
+        <w:rPr>
+          <w:rFonts w:hint="eastAsia"/>
+        </w:rPr>
+        <w:t>交運品項</w:t>
+      </w:r>
+      <w:proofErr w:type="gramEnd"/>
+      <w:r>
+        <w:rPr>
+          <w:rFonts w:hint="eastAsia"/>
+        </w:rPr>
+        <w:t>，落差屬常態</w:t>
+      </w:r>
+      <w:r>
+        <w:rPr>
+          <w:rFonts w:hint="eastAsia"/>
+        </w:rPr>
+        <w:t>」的結論</w:t>
+      </w:r>
+      <w:r>
+        <w:rPr>
+          <w:rFonts w:hint="eastAsia"/>
+        </w:rPr>
+        <w:t>？向我說明。如果來源是我提供的哪</w:t>
+      </w:r>
+      <w:proofErr w:type="gramStart"/>
+      <w:r>
+        <w:rPr>
+          <w:rFonts w:hint="eastAsia"/>
+        </w:rPr>
+        <w:t>個</w:t>
+      </w:r>
+      <w:proofErr w:type="gramEnd"/>
+      <w:r>
+        <w:rPr>
+          <w:rFonts w:hint="eastAsia"/>
+        </w:rPr>
+        <w:t>檔案，或你自行搜尋的資料，請幫我列出來。</w:t>
       </w:r>
     </w:p>
     <w:sectPr>

--- a/筆記.docx
+++ b/筆記.docx
@@ -2870,19 +2870,8 @@
         <w:t>以真實資料進行測試後，我想要進行以下更動：</w:t>
       </w:r>
     </w:p>
-    <w:p>
-      <w:pPr>
-        <w:rPr>
-          <w:rFonts w:hint="eastAsia"/>
-        </w:rPr>
-      </w:pPr>
-    </w:p>
-    <w:p>
-      <w:pPr>
-        <w:rPr>
-          <w:rFonts w:hint="eastAsia"/>
-        </w:rPr>
-      </w:pPr>
+    <w:p/>
+    <w:p>
       <w:r>
         <w:rPr>
           <w:rFonts w:hint="eastAsia"/>
@@ -3076,19 +3065,8 @@
         <w:t>的最後面。</w:t>
       </w:r>
     </w:p>
-    <w:p>
-      <w:pPr>
-        <w:rPr>
-          <w:rFonts w:hint="eastAsia"/>
-        </w:rPr>
-      </w:pPr>
-    </w:p>
-    <w:p>
-      <w:pPr>
-        <w:rPr>
-          <w:rFonts w:hint="eastAsia"/>
-        </w:rPr>
-      </w:pPr>
+    <w:p/>
+    <w:p>
       <w:r>
         <w:rPr>
           <w:rFonts w:hint="eastAsia"/>
@@ -3105,13 +3083,7 @@
         <w:rPr>
           <w:rFonts w:hint="eastAsia"/>
         </w:rPr>
-        <w:t>的</w:t>
-      </w:r>
-      <w:r>
-        <w:rPr>
-          <w:rFonts w:hint="eastAsia"/>
-        </w:rPr>
-        <w:t>分析項目「</w:t>
+        <w:t>的分析項目「</w:t>
       </w:r>
       <w:bookmarkStart w:id="0" w:name="_Hlk235007692"/>
       <w:r>
@@ -3168,160 +3140,6 @@
           <w:rFonts w:hint="eastAsia"/>
         </w:rPr>
         <w:t>的分析項目順序往後推移</w:t>
-      </w:r>
-      <w:r>
-        <w:rPr>
-          <w:rFonts w:hint="eastAsia"/>
-        </w:rPr>
-        <w:t>。</w:t>
-      </w:r>
-    </w:p>
-    <w:p/>
-    <w:p>
-      <w:pPr>
-        <w:rPr>
-          <w:rFonts w:hint="eastAsia"/>
-        </w:rPr>
-      </w:pPr>
-    </w:p>
-    <w:p>
-      <w:r>
-        <w:rPr>
-          <w:rFonts w:hint="eastAsia"/>
-        </w:rPr>
-        <w:t>*</w:t>
-      </w:r>
-      <w:r>
-        <w:rPr>
-          <w:rFonts w:hint="eastAsia"/>
-        </w:rPr>
-        <w:t>*</w:t>
-      </w:r>
-      <w:r>
-        <w:rPr>
-          <w:rFonts w:hint="eastAsia"/>
-        </w:rPr>
-        <w:t>*</w:t>
-      </w:r>
-      <w:r>
-        <w:rPr>
-          <w:rFonts w:hint="eastAsia"/>
-        </w:rPr>
-        <w:t>第</w:t>
-      </w:r>
-      <w:r>
-        <w:rPr>
-          <w:rFonts w:hint="eastAsia"/>
-        </w:rPr>
-        <w:t>2</w:t>
-      </w:r>
-      <w:r>
-        <w:rPr>
-          <w:rFonts w:hint="eastAsia"/>
-        </w:rPr>
-        <w:t>部分：修正分析項目</w:t>
-      </w:r>
-    </w:p>
-    <w:p>
-      <w:r>
-        <w:rPr>
-          <w:rFonts w:hint="eastAsia"/>
-        </w:rPr>
-        <w:t>軍事投資建案（軍投，含特別預算）</w:t>
-      </w:r>
-      <w:r>
-        <w:rPr>
-          <w:rFonts w:hint="eastAsia"/>
-        </w:rPr>
-        <w:t>的分析項目「</w:t>
-      </w:r>
-      <w:r>
-        <w:rPr>
-          <w:rFonts w:hint="eastAsia"/>
-        </w:rPr>
-        <w:t>累計</w:t>
-      </w:r>
-      <w:proofErr w:type="gramStart"/>
-      <w:r>
-        <w:rPr>
-          <w:rFonts w:hint="eastAsia"/>
-        </w:rPr>
-        <w:t>交運率未</w:t>
-      </w:r>
-      <w:proofErr w:type="gramEnd"/>
-      <w:r>
-        <w:rPr>
-          <w:rFonts w:hint="eastAsia"/>
-        </w:rPr>
-        <w:t>達</w:t>
-      </w:r>
-      <w:r>
-        <w:rPr>
-          <w:rFonts w:hint="eastAsia"/>
-        </w:rPr>
-        <w:t>50</w:t>
-      </w:r>
-      <w:r>
-        <w:rPr>
-          <w:rFonts w:hint="eastAsia"/>
-        </w:rPr>
-        <w:t>％</w:t>
-      </w:r>
-      <w:r>
-        <w:rPr>
-          <w:rFonts w:hint="eastAsia"/>
-        </w:rPr>
-        <w:t>」，修正為「</w:t>
-      </w:r>
-      <w:r>
-        <w:rPr>
-          <w:rFonts w:hint="eastAsia"/>
-        </w:rPr>
-        <w:t>累計</w:t>
-      </w:r>
-      <w:proofErr w:type="gramStart"/>
-      <w:r>
-        <w:rPr>
-          <w:rFonts w:hint="eastAsia"/>
-        </w:rPr>
-        <w:t>交運率未</w:t>
-      </w:r>
-      <w:proofErr w:type="gramEnd"/>
-      <w:r>
-        <w:rPr>
-          <w:rFonts w:hint="eastAsia"/>
-        </w:rPr>
-        <w:t>達</w:t>
-      </w:r>
-      <w:r>
-        <w:rPr>
-          <w:rFonts w:hint="eastAsia"/>
-        </w:rPr>
-        <w:t>50</w:t>
-      </w:r>
-      <w:r>
-        <w:rPr>
-          <w:rFonts w:hint="eastAsia"/>
-        </w:rPr>
-        <w:t>％（不含</w:t>
-      </w:r>
-      <w:r>
-        <w:rPr>
-          <w:rFonts w:hint="eastAsia"/>
-        </w:rPr>
-        <w:t>0</w:t>
-      </w:r>
-      <w:r>
-        <w:rPr>
-          <w:rFonts w:hint="eastAsia"/>
-        </w:rPr>
-        <w:t>）</w:t>
-      </w:r>
-      <w:r>
-        <w:rPr>
-          <w:rFonts w:hint="eastAsia"/>
-        </w:rPr>
-        <w:t>」</w:t>
       </w:r>
       <w:r>
         <w:rPr>
@@ -3337,6 +3155,154 @@
         <w:rPr>
           <w:rFonts w:hint="eastAsia"/>
         </w:rPr>
+        <w:t>*</w:t>
+      </w:r>
+      <w:r>
+        <w:rPr>
+          <w:rFonts w:hint="eastAsia"/>
+        </w:rPr>
+        <w:t>*</w:t>
+      </w:r>
+      <w:r>
+        <w:rPr>
+          <w:rFonts w:hint="eastAsia"/>
+        </w:rPr>
+        <w:t>*</w:t>
+      </w:r>
+      <w:r>
+        <w:rPr>
+          <w:rFonts w:hint="eastAsia"/>
+        </w:rPr>
+        <w:t>第</w:t>
+      </w:r>
+      <w:r>
+        <w:rPr>
+          <w:rFonts w:hint="eastAsia"/>
+        </w:rPr>
+        <w:t>2</w:t>
+      </w:r>
+      <w:r>
+        <w:rPr>
+          <w:rFonts w:hint="eastAsia"/>
+        </w:rPr>
+        <w:t>部分：修正分析項目</w:t>
+      </w:r>
+    </w:p>
+    <w:p>
+      <w:r>
+        <w:rPr>
+          <w:rFonts w:hint="eastAsia"/>
+        </w:rPr>
+        <w:t>軍事投資建案（軍投，含特別預算）</w:t>
+      </w:r>
+      <w:r>
+        <w:rPr>
+          <w:rFonts w:hint="eastAsia"/>
+        </w:rPr>
+        <w:t>的分析項目「</w:t>
+      </w:r>
+      <w:r>
+        <w:rPr>
+          <w:rFonts w:hint="eastAsia"/>
+        </w:rPr>
+        <w:t>累計</w:t>
+      </w:r>
+      <w:proofErr w:type="gramStart"/>
+      <w:r>
+        <w:rPr>
+          <w:rFonts w:hint="eastAsia"/>
+        </w:rPr>
+        <w:t>交運率未</w:t>
+      </w:r>
+      <w:proofErr w:type="gramEnd"/>
+      <w:r>
+        <w:rPr>
+          <w:rFonts w:hint="eastAsia"/>
+        </w:rPr>
+        <w:t>達</w:t>
+      </w:r>
+      <w:r>
+        <w:rPr>
+          <w:rFonts w:hint="eastAsia"/>
+        </w:rPr>
+        <w:t>50</w:t>
+      </w:r>
+      <w:r>
+        <w:rPr>
+          <w:rFonts w:hint="eastAsia"/>
+        </w:rPr>
+        <w:t>％</w:t>
+      </w:r>
+      <w:r>
+        <w:rPr>
+          <w:rFonts w:hint="eastAsia"/>
+        </w:rPr>
+        <w:t>」，修正為「</w:t>
+      </w:r>
+      <w:r>
+        <w:rPr>
+          <w:rFonts w:hint="eastAsia"/>
+        </w:rPr>
+        <w:t>累計</w:t>
+      </w:r>
+      <w:proofErr w:type="gramStart"/>
+      <w:r>
+        <w:rPr>
+          <w:rFonts w:hint="eastAsia"/>
+        </w:rPr>
+        <w:t>交運率未</w:t>
+      </w:r>
+      <w:proofErr w:type="gramEnd"/>
+      <w:r>
+        <w:rPr>
+          <w:rFonts w:hint="eastAsia"/>
+        </w:rPr>
+        <w:t>達</w:t>
+      </w:r>
+      <w:r>
+        <w:rPr>
+          <w:rFonts w:hint="eastAsia"/>
+        </w:rPr>
+        <w:t>50</w:t>
+      </w:r>
+      <w:r>
+        <w:rPr>
+          <w:rFonts w:hint="eastAsia"/>
+        </w:rPr>
+        <w:t>％（不含</w:t>
+      </w:r>
+      <w:r>
+        <w:rPr>
+          <w:rFonts w:hint="eastAsia"/>
+        </w:rPr>
+        <w:t>0</w:t>
+      </w:r>
+      <w:r>
+        <w:rPr>
+          <w:rFonts w:hint="eastAsia"/>
+        </w:rPr>
+        <w:t>）</w:t>
+      </w:r>
+      <w:r>
+        <w:rPr>
+          <w:rFonts w:hint="eastAsia"/>
+        </w:rPr>
+        <w:t>」</w:t>
+      </w:r>
+      <w:r>
+        <w:rPr>
+          <w:rFonts w:hint="eastAsia"/>
+        </w:rPr>
+        <w:t>。</w:t>
+      </w:r>
+    </w:p>
+    <w:p/>
+    <w:p/>
+    <w:p>
+      <w:r>
+        <w:rPr>
+          <w:rFonts w:hint="eastAsia"/>
+        </w:rPr>
         <w:t>***</w:t>
       </w:r>
       <w:r>
@@ -3359,11 +3325,6 @@
       </w:r>
     </w:p>
     <w:p>
-      <w:pPr>
-        <w:rPr>
-          <w:rFonts w:hint="eastAsia"/>
-        </w:rPr>
-      </w:pPr>
       <w:r>
         <w:rPr>
           <w:rFonts w:hint="eastAsia"/>
@@ -3406,19 +3367,7 @@
         <w:rPr>
           <w:rFonts w:hint="eastAsia"/>
         </w:rPr>
-        <w:t>新增「合計」欄位，顯示</w:t>
-      </w:r>
-      <w:r>
-        <w:rPr>
-          <w:rFonts w:hint="eastAsia"/>
-        </w:rPr>
-        <w:t>該分析項目</w:t>
-      </w:r>
-      <w:r>
-        <w:rPr>
-          <w:rFonts w:hint="eastAsia"/>
-        </w:rPr>
-        <w:t>「陸軍、海軍、空軍、</w:t>
+        <w:t>新增「合計」欄位，顯示該分析項目「陸軍、海軍、空軍、</w:t>
       </w:r>
       <w:r>
         <w:rPr>
@@ -3781,13 +3730,7 @@
         <w:rPr>
           <w:rFonts w:hint="eastAsia"/>
         </w:rPr>
-        <w:t>」</w:t>
-      </w:r>
-      <w:r>
-        <w:rPr>
-          <w:rFonts w:hint="eastAsia"/>
-        </w:rPr>
-        <w:t>。</w:t>
+        <w:t>」。</w:t>
       </w:r>
     </w:p>
     <w:p/>
@@ -3918,11 +3861,6 @@
     </w:p>
     <w:p/>
     <w:p>
-      <w:pPr>
-        <w:rPr>
-          <w:rFonts w:hint="eastAsia"/>
-        </w:rPr>
-      </w:pPr>
       <w:r>
         <w:rPr>
           <w:rFonts w:hint="eastAsia"/>
@@ -4056,25 +3994,1027 @@
       <w:proofErr w:type="gramEnd"/>
     </w:p>
     <w:p>
+      <w:r>
+        <w:rPr>
+          <w:rFonts w:hint="eastAsia"/>
+        </w:rPr>
+        <w:t>你是如何得出</w:t>
+      </w:r>
+      <w:proofErr w:type="gramStart"/>
+      <w:r>
+        <w:rPr>
+          <w:rFonts w:hint="eastAsia"/>
+        </w:rPr>
+        <w:t>作維類</w:t>
+      </w:r>
+      <w:proofErr w:type="gramEnd"/>
+      <w:r>
+        <w:rPr>
+          <w:rFonts w:hint="eastAsia"/>
+        </w:rPr>
+        <w:t>「</w:t>
+      </w:r>
+      <w:r>
+        <w:rPr>
+          <w:rFonts w:hint="eastAsia"/>
+        </w:rPr>
+        <w:t>結匯先行、分批交運、案內常無實際</w:t>
+      </w:r>
+      <w:proofErr w:type="gramStart"/>
+      <w:r>
+        <w:rPr>
+          <w:rFonts w:hint="eastAsia"/>
+        </w:rPr>
+        <w:t>交運品項</w:t>
+      </w:r>
+      <w:proofErr w:type="gramEnd"/>
+      <w:r>
+        <w:rPr>
+          <w:rFonts w:hint="eastAsia"/>
+        </w:rPr>
+        <w:t>，落差屬常態</w:t>
+      </w:r>
+      <w:r>
+        <w:rPr>
+          <w:rFonts w:hint="eastAsia"/>
+        </w:rPr>
+        <w:t>」的結論</w:t>
+      </w:r>
+      <w:r>
+        <w:rPr>
+          <w:rFonts w:hint="eastAsia"/>
+        </w:rPr>
+        <w:t>？向我說明。如果來源是我提供的哪</w:t>
+      </w:r>
+      <w:proofErr w:type="gramStart"/>
+      <w:r>
+        <w:rPr>
+          <w:rFonts w:hint="eastAsia"/>
+        </w:rPr>
+        <w:t>個</w:t>
+      </w:r>
+      <w:proofErr w:type="gramEnd"/>
+      <w:r>
+        <w:rPr>
+          <w:rFonts w:hint="eastAsia"/>
+        </w:rPr>
+        <w:t>檔案，或你自行搜尋的資料，請幫我列出來。</w:t>
+      </w:r>
+    </w:p>
+    <w:p/>
+    <w:p/>
+    <w:p>
+      <w:r>
+        <w:rPr>
+          <w:rFonts w:hint="eastAsia"/>
+        </w:rPr>
+        <w:t>============================</w:t>
+      </w:r>
+    </w:p>
+    <w:p>
+      <w:r>
+        <w:rPr>
+          <w:rFonts w:hint="eastAsia"/>
+        </w:rPr>
+        <w:t>對使用說明文件進行以下修正</w:t>
+      </w:r>
+      <w:r>
+        <w:rPr>
+          <w:rFonts w:hint="eastAsia"/>
+        </w:rPr>
+        <w:t>，</w:t>
+      </w:r>
+      <w:r>
+        <w:rPr>
+          <w:rFonts w:hint="eastAsia"/>
+        </w:rPr>
+        <w:t>3</w:t>
+      </w:r>
+      <w:r>
+        <w:rPr>
+          <w:rFonts w:hint="eastAsia"/>
+        </w:rPr>
+        <w:t>種版本都要</w:t>
+      </w:r>
+      <w:r>
+        <w:rPr>
+          <w:rFonts w:hint="eastAsia"/>
+        </w:rPr>
+        <w:t>：</w:t>
+      </w:r>
+    </w:p>
+    <w:p>
+      <w:r>
+        <w:rPr>
+          <w:rFonts w:hint="eastAsia"/>
+        </w:rPr>
+        <w:t>**</w:t>
+      </w:r>
+      <w:r>
+        <w:rPr>
+          <w:rFonts w:hint="eastAsia"/>
+        </w:rPr>
+        <w:t>文件當中，「控制點說明」表格當中的「篩選條件」，現在為</w:t>
+      </w:r>
+      <w:proofErr w:type="gramStart"/>
+      <w:r>
+        <w:rPr>
+          <w:rFonts w:hint="eastAsia"/>
+        </w:rPr>
+        <w:t>欄位間的計算</w:t>
+      </w:r>
+      <w:proofErr w:type="gramEnd"/>
+      <w:r>
+        <w:rPr>
+          <w:rFonts w:hint="eastAsia"/>
+        </w:rPr>
+        <w:t>邏輯與篩選條件，幫我改成列出分析項目的名稱，如「</w:t>
+      </w:r>
+      <w:proofErr w:type="gramStart"/>
+      <w:r>
+        <w:rPr>
+          <w:rFonts w:hint="eastAsia"/>
+        </w:rPr>
+        <w:t>交運值為</w:t>
+      </w:r>
+      <w:proofErr w:type="gramEnd"/>
+      <w:r>
+        <w:rPr>
+          <w:rFonts w:hint="eastAsia"/>
+        </w:rPr>
+        <w:t>0</w:t>
+      </w:r>
+      <w:r>
+        <w:rPr>
+          <w:rFonts w:hint="eastAsia"/>
+        </w:rPr>
+        <w:t>」、「累計</w:t>
+      </w:r>
+      <w:proofErr w:type="gramStart"/>
+      <w:r>
+        <w:rPr>
+          <w:rFonts w:hint="eastAsia"/>
+        </w:rPr>
+        <w:t>交運率未</w:t>
+      </w:r>
+      <w:proofErr w:type="gramEnd"/>
+      <w:r>
+        <w:rPr>
+          <w:rFonts w:hint="eastAsia"/>
+        </w:rPr>
+        <w:t>達</w:t>
+      </w:r>
+      <w:r>
+        <w:rPr>
+          <w:rFonts w:hint="eastAsia"/>
+        </w:rPr>
+        <w:t>50</w:t>
+      </w:r>
+      <w:r>
+        <w:rPr>
+          <w:rFonts w:hint="eastAsia"/>
+        </w:rPr>
+        <w:t>％（不含</w:t>
+      </w:r>
+      <w:r>
+        <w:rPr>
+          <w:rFonts w:hint="eastAsia"/>
+        </w:rPr>
+        <w:t>0</w:t>
+      </w:r>
+      <w:r>
+        <w:rPr>
+          <w:rFonts w:hint="eastAsia"/>
+        </w:rPr>
+        <w:t>）」</w:t>
+      </w:r>
+      <w:r>
+        <w:rPr>
+          <w:rFonts w:hint="eastAsia"/>
+        </w:rPr>
+        <w:t>...</w:t>
+      </w:r>
+      <w:r>
+        <w:rPr>
+          <w:rFonts w:hint="eastAsia"/>
+        </w:rPr>
+        <w:t>等等</w:t>
+      </w:r>
+      <w:r>
+        <w:rPr>
+          <w:rFonts w:hint="eastAsia"/>
+        </w:rPr>
+        <w:t>。</w:t>
+      </w:r>
+    </w:p>
+    <w:p>
+      <w:r>
+        <w:rPr>
+          <w:rFonts w:hint="eastAsia"/>
+        </w:rPr>
+        <w:t>**</w:t>
+      </w:r>
+      <w:r>
+        <w:rPr>
+          <w:rFonts w:hint="eastAsia"/>
+        </w:rPr>
+        <w:t>文件當中，「操作步驟」的「步驟五</w:t>
+      </w:r>
+      <w:r>
+        <w:rPr>
+          <w:rFonts w:hint="eastAsia"/>
+        </w:rPr>
+        <w:t>（選用）　第二階段：會議紀錄核對</w:t>
+      </w:r>
+      <w:r>
+        <w:rPr>
+          <w:rFonts w:hint="eastAsia"/>
+        </w:rPr>
+        <w:t>」，其中幫我提及</w:t>
+      </w:r>
+      <w:r>
+        <w:rPr>
+          <w:rFonts w:hint="eastAsia"/>
+        </w:rPr>
+        <w:t>：</w:t>
+      </w:r>
+    </w:p>
+    <w:p>
+      <w:r>
+        <w:t>“</w:t>
+      </w:r>
+      <w:r>
+        <w:rPr>
+          <w:rFonts w:hint="eastAsia"/>
+        </w:rPr>
+        <w:t>請以各軍種定期提供的軍購案季管制會議資料（檔案可搜尋公開區公文系統來文關鍵字下載）為基礎，並利用「</w:t>
+      </w:r>
+      <w:r>
+        <w:rPr>
+          <w:rFonts w:hint="eastAsia"/>
+        </w:rPr>
+        <w:t>軍購管制會會議資料整理技能</w:t>
+      </w:r>
+      <w:r>
+        <w:rPr>
+          <w:rFonts w:hint="eastAsia"/>
+        </w:rPr>
+        <w:t>」的提示詞（</w:t>
+      </w:r>
+      <w:r>
+        <w:rPr>
+          <w:rFonts w:hint="eastAsia"/>
+        </w:rPr>
+        <w:t>p</w:t>
+      </w:r>
+      <w:r>
+        <w:t>rompt</w:t>
+      </w:r>
+      <w:r>
+        <w:rPr>
+          <w:rFonts w:hint="eastAsia"/>
+        </w:rPr>
+        <w:t>）範本，以</w:t>
+      </w:r>
+      <w:r>
+        <w:rPr>
+          <w:rFonts w:hint="eastAsia"/>
+        </w:rPr>
+        <w:t>AI</w:t>
+      </w:r>
+      <w:r>
+        <w:rPr>
+          <w:rFonts w:hint="eastAsia"/>
+        </w:rPr>
+        <w:t>工具協助</w:t>
+      </w:r>
+      <w:r>
+        <w:rPr>
+          <w:rFonts w:hint="eastAsia"/>
+        </w:rPr>
+        <w:t>產生可供分析之結構化會議資料，再匯入機密區利用此系統進行勾</w:t>
+      </w:r>
+      <w:proofErr w:type="gramStart"/>
+      <w:r>
+        <w:rPr>
+          <w:rFonts w:hint="eastAsia"/>
+        </w:rPr>
+        <w:t>稽</w:t>
+      </w:r>
+      <w:proofErr w:type="gramEnd"/>
+      <w:r>
+        <w:rPr>
+          <w:rFonts w:hint="eastAsia"/>
+        </w:rPr>
+        <w:t>。</w:t>
+      </w:r>
+      <w:r>
+        <w:t>”</w:t>
+      </w:r>
+    </w:p>
+    <w:p>
+      <w:r>
+        <w:rPr>
+          <w:rFonts w:hint="eastAsia"/>
+        </w:rPr>
+        <w:t>若想了解相關提示詞，可參閱專案「</w:t>
+      </w:r>
+      <w:r>
+        <w:rPr>
+          <w:rFonts w:hint="eastAsia"/>
+        </w:rPr>
+        <w:t>軍購管制會會議資料整理技能</w:t>
+      </w:r>
+      <w:r>
+        <w:rPr>
+          <w:rFonts w:hint="eastAsia"/>
+        </w:rPr>
+        <w:t>」資料夾當中的檔案。</w:t>
+      </w:r>
+    </w:p>
+    <w:p>
+      <w:r>
+        <w:rPr>
+          <w:rFonts w:hint="eastAsia"/>
+        </w:rPr>
+        <w:t>**</w:t>
+      </w:r>
+      <w:r>
+        <w:rPr>
+          <w:rFonts w:hint="eastAsia"/>
+        </w:rPr>
+        <w:t>不需要提及系統其他版本的情形，或最新版本與其他版本的差異。</w:t>
+      </w:r>
+    </w:p>
+    <w:p/>
+    <w:p>
+      <w:r>
+        <w:rPr>
+          <w:rFonts w:hint="eastAsia"/>
+        </w:rPr>
+        <w:t>如果有其他不確定的地方，向我提問，直到完全瞭解我的需求後，再動手。</w:t>
+      </w:r>
+    </w:p>
+    <w:p/>
+    <w:p>
+      <w:r>
+        <w:rPr>
+          <w:rFonts w:hint="eastAsia"/>
+        </w:rPr>
+        <w:t>===============================</w:t>
+      </w:r>
+    </w:p>
+    <w:p/>
+    <w:p>
+      <w:r>
+        <w:rPr>
+          <w:rFonts w:hint="eastAsia"/>
+        </w:rPr>
+        <w:t>檔案「</w:t>
+      </w:r>
+      <w:r>
+        <w:rPr>
+          <w:rFonts w:hint="eastAsia"/>
+        </w:rPr>
+        <w:t>分析結果</w:t>
+      </w:r>
+      <w:r>
+        <w:rPr>
+          <w:rFonts w:hint="eastAsia"/>
+        </w:rPr>
+        <w:t>0716.xlsx</w:t>
+      </w:r>
+      <w:r>
+        <w:rPr>
+          <w:rFonts w:hint="eastAsia"/>
+        </w:rPr>
+        <w:t>」是我利用「</w:t>
+      </w:r>
+      <w:r>
+        <w:rPr>
+          <w:rFonts w:hint="eastAsia"/>
+        </w:rPr>
+        <w:t>國軍</w:t>
+      </w:r>
+      <w:proofErr w:type="gramStart"/>
+      <w:r>
+        <w:rPr>
+          <w:rFonts w:hint="eastAsia"/>
+        </w:rPr>
+        <w:t>軍</w:t>
+      </w:r>
+      <w:proofErr w:type="gramEnd"/>
+      <w:r>
+        <w:rPr>
+          <w:rFonts w:hint="eastAsia"/>
+        </w:rPr>
+        <w:t>購案分析系統</w:t>
+      </w:r>
+      <w:r>
+        <w:rPr>
+          <w:rFonts w:hint="eastAsia"/>
+        </w:rPr>
+        <w:t>v1150715.html</w:t>
+      </w:r>
+      <w:r>
+        <w:rPr>
+          <w:rFonts w:hint="eastAsia"/>
+        </w:rPr>
+        <w:t>」在機密區的測試結果概述，內容資訊不涉及機敏資料，可以安心在公開區使用。</w:t>
+      </w:r>
+    </w:p>
+    <w:p>
+      <w:r>
+        <w:rPr>
+          <w:rFonts w:hint="eastAsia"/>
+        </w:rPr>
+        <w:t>我使用的分析材料是：</w:t>
+      </w:r>
+    </w:p>
+    <w:p>
+      <w:r>
+        <w:rPr>
+          <w:rFonts w:hint="eastAsia"/>
+        </w:rPr>
+        <w:t>1.</w:t>
+      </w:r>
+      <w:r>
+        <w:rPr>
+          <w:rFonts w:hint="eastAsia"/>
+        </w:rPr>
+        <w:t>執行中軍購案個案管制表</w:t>
+      </w:r>
+      <w:r>
+        <w:rPr>
+          <w:rFonts w:hint="eastAsia"/>
+        </w:rPr>
+        <w:t>（機密）</w:t>
+      </w:r>
+    </w:p>
+    <w:p>
+      <w:r>
+        <w:rPr>
+          <w:rFonts w:hint="eastAsia"/>
+        </w:rPr>
+        <w:t>2.</w:t>
+      </w:r>
+      <w:r>
+        <w:rPr>
+          <w:rFonts w:hint="eastAsia"/>
+        </w:rPr>
+        <w:t>海軍</w:t>
+      </w:r>
+      <w:r>
+        <w:rPr>
+          <w:rFonts w:hint="eastAsia"/>
+        </w:rPr>
+        <w:t>114-4</w:t>
+      </w:r>
+      <w:r>
+        <w:rPr>
+          <w:rFonts w:hint="eastAsia"/>
+        </w:rPr>
+        <w:t>會議資料整理</w:t>
+      </w:r>
+      <w:r>
+        <w:rPr>
+          <w:rFonts w:hint="eastAsia"/>
+        </w:rPr>
+        <w:t>.xlsx</w:t>
+      </w:r>
+      <w:r>
+        <w:rPr>
+          <w:rFonts w:hint="eastAsia"/>
+        </w:rPr>
+        <w:t>（公開，已存在此專案資料夾中）</w:t>
+      </w:r>
+    </w:p>
+    <w:p>
+      <w:r>
+        <w:rPr>
+          <w:rFonts w:hint="eastAsia"/>
+        </w:rPr>
+        <w:t>3.</w:t>
+      </w:r>
+      <w:r>
+        <w:rPr>
+          <w:rFonts w:hint="eastAsia"/>
+        </w:rPr>
+        <w:t>陸軍</w:t>
+      </w:r>
+      <w:r>
+        <w:rPr>
+          <w:rFonts w:hint="eastAsia"/>
+        </w:rPr>
+        <w:t>114-4</w:t>
+      </w:r>
+      <w:r>
+        <w:rPr>
+          <w:rFonts w:hint="eastAsia"/>
+        </w:rPr>
+        <w:t>會議資料整理</w:t>
+      </w:r>
+      <w:r>
+        <w:rPr>
+          <w:rFonts w:hint="eastAsia"/>
+        </w:rPr>
+        <w:t>.xlsx</w:t>
+      </w:r>
+      <w:r>
+        <w:rPr>
+          <w:rFonts w:hint="eastAsia"/>
+        </w:rPr>
+        <w:t>（公開，已存在此專案資料夾中）</w:t>
+      </w:r>
+    </w:p>
+    <w:p/>
+    <w:p>
+      <w:r>
+        <w:rPr>
+          <w:rFonts w:hint="eastAsia"/>
+        </w:rPr>
+        <w:t>為了向其他同事演示系統操作的流程（演示的環境在公開區），幫我產生一份虛構的「</w:t>
+      </w:r>
+      <w:r>
+        <w:rPr>
+          <w:rFonts w:hint="eastAsia"/>
+        </w:rPr>
+        <w:t>執行中軍購案個案管制表</w:t>
+      </w:r>
+      <w:r>
+        <w:rPr>
+          <w:rFonts w:hint="eastAsia"/>
+        </w:rPr>
+        <w:t>」，欄位參考「</w:t>
+      </w:r>
+      <w:r>
+        <w:rPr>
+          <w:rFonts w:hint="eastAsia"/>
+        </w:rPr>
+        <w:t>國軍</w:t>
+      </w:r>
+      <w:proofErr w:type="gramStart"/>
+      <w:r>
+        <w:rPr>
+          <w:rFonts w:hint="eastAsia"/>
+        </w:rPr>
+        <w:t>軍</w:t>
+      </w:r>
+      <w:proofErr w:type="gramEnd"/>
+      <w:r>
+        <w:rPr>
+          <w:rFonts w:hint="eastAsia"/>
+        </w:rPr>
+        <w:t>購案執行中個案管制表</w:t>
+      </w:r>
+      <w:r>
+        <w:rPr>
+          <w:rFonts w:hint="eastAsia"/>
+        </w:rPr>
+        <w:t>(</w:t>
+      </w:r>
+      <w:r>
+        <w:rPr>
+          <w:rFonts w:hint="eastAsia"/>
+        </w:rPr>
+        <w:t>範例</w:t>
+      </w:r>
+      <w:r>
+        <w:rPr>
+          <w:rFonts w:hint="eastAsia"/>
+        </w:rPr>
+        <w:t>).xlsx</w:t>
+      </w:r>
+      <w:r>
+        <w:rPr>
+          <w:rFonts w:hint="eastAsia"/>
+        </w:rPr>
+        <w:t>」。</w:t>
+      </w:r>
+    </w:p>
+    <w:p/>
+    <w:p>
+      <w:r>
+        <w:rPr>
+          <w:rFonts w:hint="eastAsia"/>
+        </w:rPr>
+        <w:t>如果有其他不確定的地方，向我提問，直到完全瞭解我的需求後，再動手。</w:t>
+      </w:r>
+    </w:p>
+    <w:p/>
+    <w:p>
+      <w:r>
+        <w:rPr>
+          <w:rFonts w:hint="eastAsia"/>
+        </w:rPr>
+        <w:lastRenderedPageBreak/>
+        <w:t>=============================</w:t>
+      </w:r>
+    </w:p>
+    <w:p>
+      <w:r>
+        <w:rPr>
+          <w:rFonts w:hint="eastAsia"/>
+        </w:rPr>
+        <w:t>以下先跟你討論，不要做任何專案上的實質更動：</w:t>
+      </w:r>
+    </w:p>
+    <w:p>
+      <w:r>
+        <w:rPr>
+          <w:rFonts w:hint="eastAsia"/>
+        </w:rPr>
+        <w:t>我想以分析系統的分析結果，對當次匯入系統分析的「</w:t>
+      </w:r>
+      <w:r>
+        <w:rPr>
+          <w:rFonts w:hint="eastAsia"/>
+        </w:rPr>
+        <w:t>執行中軍購案個案管制表</w:t>
+      </w:r>
+      <w:r>
+        <w:rPr>
+          <w:rFonts w:hint="eastAsia"/>
+        </w:rPr>
+        <w:t>」所列的全部軍購案進行風險分數評分，評分規則我已寫在</w:t>
+      </w:r>
+      <w:r>
+        <w:rPr>
+          <w:rFonts w:hint="eastAsia"/>
+        </w:rPr>
+        <w:t>專案資料夾的</w:t>
+      </w:r>
+      <w:r>
+        <w:rPr>
+          <w:rFonts w:hint="eastAsia"/>
+        </w:rPr>
+        <w:t>「</w:t>
+      </w:r>
+      <w:r>
+        <w:rPr>
+          <w:rFonts w:hint="eastAsia"/>
+        </w:rPr>
+        <w:t>控制點篩選結果為所有軍購案評分的標準</w:t>
+      </w:r>
+      <w:r>
+        <w:rPr>
+          <w:rFonts w:hint="eastAsia"/>
+        </w:rPr>
+        <w:t>.docx</w:t>
+      </w:r>
+      <w:r>
+        <w:rPr>
+          <w:rFonts w:hint="eastAsia"/>
+        </w:rPr>
+        <w:t>」當中。</w:t>
+      </w:r>
+    </w:p>
+    <w:p>
+      <w:r>
+        <w:rPr>
+          <w:rFonts w:hint="eastAsia"/>
+        </w:rPr>
+        <w:t>不過，我在設計部分控制點的評分標準時遭遇困難，因而無法確定該如何設計，主要疑慮在於該控制點分析項目的條件</w:t>
+      </w:r>
+      <w:r>
+        <w:rPr>
+          <w:rFonts w:hint="eastAsia"/>
+        </w:rPr>
+        <w:t>有</w:t>
+      </w:r>
+      <w:r>
+        <w:rPr>
+          <w:rFonts w:hint="eastAsia"/>
+        </w:rPr>
+        <w:t>2</w:t>
+      </w:r>
+      <w:r>
+        <w:rPr>
+          <w:rFonts w:hint="eastAsia"/>
+        </w:rPr>
+        <w:t>個以上。</w:t>
+      </w:r>
+    </w:p>
+    <w:p>
+      <w:r>
+        <w:rPr>
+          <w:rFonts w:hint="eastAsia"/>
+        </w:rPr>
+        <w:t>例如控制點軍投</w:t>
+      </w:r>
+      <w:r>
+        <w:rPr>
+          <w:rFonts w:hint="eastAsia"/>
+        </w:rPr>
+        <w:t>1-4</w:t>
+      </w:r>
+      <w:r>
+        <w:rPr>
+          <w:rFonts w:hint="eastAsia"/>
+        </w:rPr>
+        <w:t>「</w:t>
+      </w:r>
+      <w:r>
+        <w:rPr>
+          <w:rFonts w:hint="eastAsia"/>
+        </w:rPr>
+        <w:t>累計</w:t>
+      </w:r>
+      <w:proofErr w:type="gramStart"/>
+      <w:r>
+        <w:rPr>
+          <w:rFonts w:hint="eastAsia"/>
+        </w:rPr>
+        <w:t>交運值</w:t>
+      </w:r>
+      <w:proofErr w:type="gramEnd"/>
+      <w:r>
+        <w:rPr>
+          <w:rFonts w:hint="eastAsia"/>
+        </w:rPr>
+        <w:t>/</w:t>
+      </w:r>
+      <w:r>
+        <w:rPr>
+          <w:rFonts w:hint="eastAsia"/>
+        </w:rPr>
+        <w:t>發價值」與「累計結匯率」差異未達</w:t>
+      </w:r>
+      <w:r>
+        <w:rPr>
+          <w:rFonts w:hint="eastAsia"/>
+        </w:rPr>
+        <w:t>40</w:t>
+      </w:r>
+      <w:r>
+        <w:rPr>
+          <w:rFonts w:hint="eastAsia"/>
+        </w:rPr>
+        <w:t>％，</w:t>
+      </w:r>
+      <w:proofErr w:type="gramStart"/>
+      <w:r>
+        <w:rPr>
+          <w:rFonts w:hint="eastAsia"/>
+        </w:rPr>
+        <w:t>且軍購備</w:t>
+      </w:r>
+      <w:proofErr w:type="gramEnd"/>
+      <w:r>
+        <w:rPr>
+          <w:rFonts w:hint="eastAsia"/>
+        </w:rPr>
+        <w:t>查帳餘額達</w:t>
+      </w:r>
+      <w:r>
+        <w:rPr>
+          <w:rFonts w:hint="eastAsia"/>
+        </w:rPr>
+        <w:t>3,000</w:t>
+      </w:r>
+      <w:r>
+        <w:rPr>
+          <w:rFonts w:hint="eastAsia"/>
+        </w:rPr>
+        <w:t>萬美元以上</w:t>
+      </w:r>
+      <w:r>
+        <w:rPr>
+          <w:rFonts w:hint="eastAsia"/>
+        </w:rPr>
+        <w:t>」，其中有「</w:t>
+      </w:r>
+      <w:r>
+        <w:rPr>
+          <w:rFonts w:hint="eastAsia"/>
+        </w:rPr>
+        <w:t>2</w:t>
+      </w:r>
+      <w:r>
+        <w:rPr>
+          <w:rFonts w:hint="eastAsia"/>
+        </w:rPr>
+        <w:t>個比率差異未達</w:t>
+      </w:r>
+      <w:r>
+        <w:rPr>
+          <w:rFonts w:hint="eastAsia"/>
+        </w:rPr>
+        <w:t>40</w:t>
+      </w:r>
+      <w:r>
+        <w:rPr>
+          <w:rFonts w:hint="eastAsia"/>
+        </w:rPr>
+        <w:t>％」以及「</w:t>
+      </w:r>
+      <w:proofErr w:type="gramStart"/>
+      <w:r>
+        <w:rPr>
+          <w:rFonts w:hint="eastAsia"/>
+        </w:rPr>
+        <w:t>軍購備查帳</w:t>
+      </w:r>
+      <w:proofErr w:type="gramEnd"/>
+      <w:r>
+        <w:rPr>
+          <w:rFonts w:hint="eastAsia"/>
+        </w:rPr>
+        <w:t>餘額達</w:t>
+      </w:r>
+      <w:r>
+        <w:rPr>
+          <w:rFonts w:hint="eastAsia"/>
+        </w:rPr>
+        <w:t>3,000</w:t>
+      </w:r>
+      <w:r>
+        <w:rPr>
+          <w:rFonts w:hint="eastAsia"/>
+        </w:rPr>
+        <w:t>萬美元以上</w:t>
+      </w:r>
+      <w:r>
+        <w:rPr>
+          <w:rFonts w:hint="eastAsia"/>
+        </w:rPr>
+        <w:t>」</w:t>
+      </w:r>
+      <w:r>
+        <w:rPr>
+          <w:rFonts w:hint="eastAsia"/>
+        </w:rPr>
+        <w:t>2</w:t>
+      </w:r>
+      <w:r>
+        <w:rPr>
+          <w:rFonts w:hint="eastAsia"/>
+        </w:rPr>
+        <w:t>個條件：</w:t>
+      </w:r>
+    </w:p>
+    <w:p>
+      <w:r>
+        <w:rPr>
+          <w:rFonts w:hint="eastAsia"/>
+        </w:rPr>
+        <w:t>(A)</w:t>
+      </w:r>
+      <w:r>
+        <w:rPr>
+          <w:rFonts w:hint="eastAsia"/>
+        </w:rPr>
+        <w:t>在</w:t>
+      </w:r>
+      <w:r>
+        <w:rPr>
+          <w:rFonts w:hint="eastAsia"/>
+        </w:rPr>
+        <w:t>「</w:t>
+      </w:r>
+      <w:r>
+        <w:rPr>
+          <w:rFonts w:hint="eastAsia"/>
+        </w:rPr>
+        <w:t>2</w:t>
+      </w:r>
+      <w:r>
+        <w:rPr>
+          <w:rFonts w:hint="eastAsia"/>
+        </w:rPr>
+        <w:t>個比率差異未達</w:t>
+      </w:r>
+      <w:r>
+        <w:rPr>
+          <w:rFonts w:hint="eastAsia"/>
+        </w:rPr>
+        <w:t>40</w:t>
+      </w:r>
+      <w:r>
+        <w:rPr>
+          <w:rFonts w:hint="eastAsia"/>
+        </w:rPr>
+        <w:t>％」</w:t>
+      </w:r>
+      <w:r>
+        <w:rPr>
+          <w:rFonts w:hint="eastAsia"/>
+        </w:rPr>
+        <w:t>的部分，差異越大，風險越高，分數越高。</w:t>
+      </w:r>
+    </w:p>
+    <w:p>
+      <w:r>
+        <w:rPr>
+          <w:rFonts w:hint="eastAsia"/>
+        </w:rPr>
+        <w:t>(B)</w:t>
+      </w:r>
+      <w:r>
+        <w:rPr>
+          <w:rFonts w:hint="eastAsia"/>
+        </w:rPr>
+        <w:t>在</w:t>
+      </w:r>
+      <w:r>
+        <w:rPr>
+          <w:rFonts w:hint="eastAsia"/>
+        </w:rPr>
+        <w:t>「</w:t>
+      </w:r>
+      <w:proofErr w:type="gramStart"/>
+      <w:r>
+        <w:rPr>
+          <w:rFonts w:hint="eastAsia"/>
+        </w:rPr>
+        <w:t>軍購備查帳</w:t>
+      </w:r>
+      <w:proofErr w:type="gramEnd"/>
+      <w:r>
+        <w:rPr>
+          <w:rFonts w:hint="eastAsia"/>
+        </w:rPr>
+        <w:t>餘額達</w:t>
+      </w:r>
+      <w:r>
+        <w:rPr>
+          <w:rFonts w:hint="eastAsia"/>
+        </w:rPr>
+        <w:t>3,000</w:t>
+      </w:r>
+      <w:r>
+        <w:rPr>
+          <w:rFonts w:hint="eastAsia"/>
+        </w:rPr>
+        <w:t>萬美元以上</w:t>
+      </w:r>
+      <w:r>
+        <w:rPr>
+          <w:rFonts w:hint="eastAsia"/>
+        </w:rPr>
+        <w:t>」</w:t>
+      </w:r>
+      <w:r>
+        <w:rPr>
+          <w:rFonts w:hint="eastAsia"/>
+        </w:rPr>
+        <w:t>的部分，金額越高，風險越高，分數越高。</w:t>
+      </w:r>
+    </w:p>
+    <w:p>
+      <w:r>
+        <w:rPr>
+          <w:rFonts w:hint="eastAsia"/>
+        </w:rPr>
+        <w:t>不過要如何將條件</w:t>
+      </w:r>
+      <w:r>
+        <w:rPr>
+          <w:rFonts w:hint="eastAsia"/>
+        </w:rPr>
+        <w:t>(A)</w:t>
+      </w:r>
+      <w:r>
+        <w:rPr>
+          <w:rFonts w:hint="eastAsia"/>
+        </w:rPr>
+        <w:t>和</w:t>
+      </w:r>
+      <w:r>
+        <w:rPr>
+          <w:rFonts w:hint="eastAsia"/>
+        </w:rPr>
+        <w:t>(B)</w:t>
+      </w:r>
+      <w:proofErr w:type="gramStart"/>
+      <w:r>
+        <w:rPr>
+          <w:rFonts w:hint="eastAsia"/>
+        </w:rPr>
+        <w:t>彙整於同一個</w:t>
+      </w:r>
+      <w:proofErr w:type="gramEnd"/>
+      <w:r>
+        <w:rPr>
+          <w:rFonts w:hint="eastAsia"/>
+        </w:rPr>
+        <w:t>評分分數內，目前我還想不到。</w:t>
+      </w:r>
+    </w:p>
+    <w:p/>
+    <w:p>
       <w:pPr>
         <w:rPr>
-          <w:rFonts w:hint="eastAsia"/>
+          <w:rFonts w:asciiTheme="minorEastAsia" w:hAnsiTheme="minorEastAsia"/>
+          <w:szCs w:val="32"/>
         </w:rPr>
       </w:pPr>
       <w:r>
         <w:rPr>
           <w:rFonts w:hint="eastAsia"/>
         </w:rPr>
-        <w:t>你是如何得出</w:t>
-      </w:r>
-      <w:proofErr w:type="gramStart"/>
-      <w:r>
-        <w:rPr>
-          <w:rFonts w:hint="eastAsia"/>
-        </w:rPr>
-        <w:t>作維類</w:t>
-      </w:r>
-      <w:proofErr w:type="gramEnd"/>
+        <w:t>對於有疑慮的控制點評分標準，我在</w:t>
+      </w:r>
       <w:r>
         <w:rPr>
           <w:rFonts w:hint="eastAsia"/>
@@ -4085,33 +5025,104 @@
         <w:rPr>
           <w:rFonts w:hint="eastAsia"/>
         </w:rPr>
-        <w:t>結匯先行、分批交運、案內常無實際</w:t>
-      </w:r>
-      <w:proofErr w:type="gramStart"/>
-      <w:r>
-        <w:rPr>
-          <w:rFonts w:hint="eastAsia"/>
-        </w:rPr>
-        <w:t>交運品項</w:t>
-      </w:r>
-      <w:proofErr w:type="gramEnd"/>
-      <w:r>
-        <w:rPr>
-          <w:rFonts w:hint="eastAsia"/>
-        </w:rPr>
-        <w:t>，落差屬常態</w:t>
-      </w:r>
-      <w:r>
-        <w:rPr>
-          <w:rFonts w:hint="eastAsia"/>
-        </w:rPr>
-        <w:t>」的結論</w:t>
-      </w:r>
-      <w:r>
-        <w:rPr>
-          <w:rFonts w:hint="eastAsia"/>
-        </w:rPr>
-        <w:t>？向我說明。如果來源是我提供的哪</w:t>
+        <w:t>控制點篩選結果為所有軍購案評分的標準</w:t>
+      </w:r>
+      <w:r>
+        <w:rPr>
+          <w:rFonts w:hint="eastAsia"/>
+        </w:rPr>
+        <w:t>.docx</w:t>
+      </w:r>
+      <w:r>
+        <w:rPr>
+          <w:rFonts w:hint="eastAsia"/>
+        </w:rPr>
+        <w:t>」當中</w:t>
+      </w:r>
+      <w:r>
+        <w:rPr>
+          <w:rFonts w:hint="eastAsia"/>
+        </w:rPr>
+        <w:t>，以「</w:t>
+      </w:r>
+      <w:r>
+        <w:rPr>
+          <w:rFonts w:asciiTheme="minorEastAsia" w:hAnsiTheme="minorEastAsia" w:hint="eastAsia"/>
+          <w:szCs w:val="32"/>
+        </w:rPr>
+        <w:t>待定。</w:t>
+      </w:r>
+      <w:r>
+        <w:rPr>
+          <w:rFonts w:asciiTheme="minorEastAsia" w:hAnsiTheme="minorEastAsia" w:hint="eastAsia"/>
+          <w:szCs w:val="32"/>
+        </w:rPr>
+        <w:t>」表示。</w:t>
+      </w:r>
+    </w:p>
+    <w:p>
+      <w:pPr>
+        <w:rPr>
+          <w:rFonts w:asciiTheme="minorEastAsia" w:hAnsiTheme="minorEastAsia"/>
+          <w:szCs w:val="32"/>
+        </w:rPr>
+      </w:pPr>
+    </w:p>
+    <w:p>
+      <w:r>
+        <w:rPr>
+          <w:rFonts w:hint="eastAsia"/>
+        </w:rPr>
+        <w:t>對於上述評分標準設計的困難，給我建議，並提出適當的</w:t>
+      </w:r>
+      <w:r>
+        <w:rPr>
+          <w:rFonts w:hint="eastAsia"/>
+        </w:rPr>
+        <w:t>評分標準設計</w:t>
+      </w:r>
+      <w:r>
+        <w:rPr>
+          <w:rFonts w:hint="eastAsia"/>
+        </w:rPr>
+        <w:t>方案。</w:t>
+      </w:r>
+    </w:p>
+    <w:p/>
+    <w:p>
+      <w:r>
+        <w:rPr>
+          <w:rFonts w:hint="eastAsia"/>
+        </w:rPr>
+        <w:t>如果有</w:t>
+      </w:r>
+      <w:r>
+        <w:rPr>
+          <w:rFonts w:hint="eastAsia"/>
+        </w:rPr>
+        <w:t>其他不確定的地方，向我提問，直到完全瞭解我的需求</w:t>
+      </w:r>
+      <w:r>
+        <w:rPr>
+          <w:rFonts w:hint="eastAsia"/>
+        </w:rPr>
+        <w:t>。</w:t>
+      </w:r>
+    </w:p>
+    <w:p/>
+    <w:p/>
+    <w:p>
+      <w:r>
+        <w:rPr>
+          <w:rFonts w:hint="eastAsia"/>
+        </w:rPr>
+        <w:t>你有提到</w:t>
+      </w:r>
+      <w:r>
+        <w:rPr>
+          <w:rFonts w:hint="eastAsia"/>
+        </w:rPr>
+        <w:t xml:space="preserve">9 </w:t>
       </w:r>
       <w:proofErr w:type="gramStart"/>
       <w:r>
@@ -4125,7 +5136,2176 @@
         <w:rPr>
           <w:rFonts w:hint="eastAsia"/>
         </w:rPr>
-        <w:t>檔案，或你自行搜尋的資料，請幫我列出來。</w:t>
+        <w:t>「待定」裡有</w:t>
+      </w:r>
+      <w:r>
+        <w:rPr>
+          <w:rFonts w:hint="eastAsia"/>
+        </w:rPr>
+        <w:t xml:space="preserve"> 6 </w:t>
+      </w:r>
+      <w:proofErr w:type="gramStart"/>
+      <w:r>
+        <w:rPr>
+          <w:rFonts w:hint="eastAsia"/>
+        </w:rPr>
+        <w:t>個</w:t>
+      </w:r>
+      <w:proofErr w:type="gramEnd"/>
+      <w:r>
+        <w:rPr>
+          <w:rFonts w:hint="eastAsia"/>
+        </w:rPr>
+        <w:t>其實不用合成</w:t>
+      </w:r>
+      <w:r>
+        <w:rPr>
+          <w:rFonts w:hint="eastAsia"/>
+        </w:rPr>
+        <w:t>，因為</w:t>
+      </w:r>
+      <w:r>
+        <w:rPr>
+          <w:rFonts w:hint="eastAsia"/>
+        </w:rPr>
+        <w:t>表格裡的「風險意涵」欄就是答案</w:t>
+      </w:r>
+      <w:r>
+        <w:rPr>
+          <w:rFonts w:hint="eastAsia"/>
+        </w:rPr>
+        <w:t>，但是我認為還是要保留原本的篩選條件在評分規則當中，例如</w:t>
+      </w:r>
+      <w:r>
+        <w:rPr>
+          <w:rFonts w:hint="eastAsia"/>
+        </w:rPr>
+        <w:t>1-4</w:t>
+      </w:r>
+      <w:r>
+        <w:rPr>
+          <w:rFonts w:hint="eastAsia"/>
+        </w:rPr>
+        <w:t>，雖然這個控制點原本的設計精神是「即便差異未達</w:t>
+      </w:r>
+      <w:r>
+        <w:rPr>
+          <w:rFonts w:hint="eastAsia"/>
+        </w:rPr>
+        <w:t>40</w:t>
+      </w:r>
+      <w:r>
+        <w:rPr>
+          <w:rFonts w:hint="eastAsia"/>
+        </w:rPr>
+        <w:t>％，但考量重大性，</w:t>
+      </w:r>
+      <w:proofErr w:type="gramStart"/>
+      <w:r>
+        <w:t>軍購備查帳</w:t>
+      </w:r>
+      <w:proofErr w:type="gramEnd"/>
+      <w:r>
+        <w:t>餘額</w:t>
+      </w:r>
+      <w:r>
+        <w:rPr>
+          <w:rFonts w:hint="eastAsia"/>
+        </w:rPr>
+        <w:t>金額達</w:t>
+      </w:r>
+      <w:r>
+        <w:rPr>
+          <w:rFonts w:hint="eastAsia"/>
+        </w:rPr>
+        <w:t>3000</w:t>
+      </w:r>
+      <w:r>
+        <w:rPr>
+          <w:rFonts w:hint="eastAsia"/>
+        </w:rPr>
+        <w:t>萬美元的門檻，還是會被命中」，但被命中以後，除了金額大小（比</w:t>
+      </w:r>
+      <w:r>
+        <w:rPr>
+          <w:rFonts w:hint="eastAsia"/>
+        </w:rPr>
+        <w:t>3000</w:t>
+      </w:r>
+      <w:r>
+        <w:rPr>
+          <w:rFonts w:hint="eastAsia"/>
+        </w:rPr>
+        <w:t>萬多多少）</w:t>
+      </w:r>
+      <w:proofErr w:type="gramStart"/>
+      <w:r>
+        <w:rPr>
+          <w:rFonts w:hint="eastAsia"/>
+        </w:rPr>
+        <w:t>以外，</w:t>
+      </w:r>
+      <w:proofErr w:type="gramEnd"/>
+      <w:r>
+        <w:rPr>
+          <w:rFonts w:hint="eastAsia"/>
+        </w:rPr>
+        <w:t>我認為</w:t>
+      </w:r>
+      <w:r>
+        <w:rPr>
+          <w:rFonts w:hint="eastAsia"/>
+        </w:rPr>
+        <w:t>原本差異程度仍該被納入評分標準</w:t>
+      </w:r>
+      <w:proofErr w:type="gramStart"/>
+      <w:r>
+        <w:rPr>
+          <w:rFonts w:hint="eastAsia"/>
+        </w:rPr>
+        <w:t>（</w:t>
+      </w:r>
+      <w:proofErr w:type="gramEnd"/>
+      <w:r>
+        <w:rPr>
+          <w:rFonts w:hint="eastAsia"/>
+        </w:rPr>
+        <w:t>如：同樣都是</w:t>
+      </w:r>
+      <w:proofErr w:type="gramStart"/>
+      <w:r>
+        <w:t>軍購備查帳</w:t>
+      </w:r>
+      <w:proofErr w:type="gramEnd"/>
+      <w:r>
+        <w:t>餘額</w:t>
+      </w:r>
+      <w:r>
+        <w:rPr>
+          <w:rFonts w:hint="eastAsia"/>
+        </w:rPr>
+        <w:t>3500</w:t>
+      </w:r>
+      <w:r>
+        <w:rPr>
+          <w:rFonts w:hint="eastAsia"/>
+        </w:rPr>
+        <w:t>萬</w:t>
+      </w:r>
+      <w:r>
+        <w:rPr>
+          <w:rFonts w:hint="eastAsia"/>
+        </w:rPr>
+        <w:t>，但有一案比率差距</w:t>
+      </w:r>
+      <w:r>
+        <w:rPr>
+          <w:rFonts w:hint="eastAsia"/>
+        </w:rPr>
+        <w:t>34</w:t>
+      </w:r>
+      <w:r>
+        <w:rPr>
+          <w:rFonts w:hint="eastAsia"/>
+        </w:rPr>
+        <w:t>％，另一案</w:t>
+      </w:r>
+      <w:r>
+        <w:rPr>
+          <w:rFonts w:hint="eastAsia"/>
+        </w:rPr>
+        <w:t>10</w:t>
+      </w:r>
+      <w:r>
+        <w:rPr>
+          <w:rFonts w:hint="eastAsia"/>
+        </w:rPr>
+        <w:t>％，則</w:t>
+      </w:r>
+      <w:r>
+        <w:rPr>
+          <w:rFonts w:hint="eastAsia"/>
+        </w:rPr>
+        <w:t>差距</w:t>
+      </w:r>
+      <w:r>
+        <w:rPr>
+          <w:rFonts w:hint="eastAsia"/>
+        </w:rPr>
+        <w:t>34</w:t>
+      </w:r>
+      <w:r>
+        <w:rPr>
+          <w:rFonts w:hint="eastAsia"/>
+        </w:rPr>
+        <w:t>％</w:t>
+      </w:r>
+      <w:r>
+        <w:rPr>
+          <w:rFonts w:hint="eastAsia"/>
+        </w:rPr>
+        <w:t>的案件風險較高，評分應較高</w:t>
+      </w:r>
+      <w:proofErr w:type="gramStart"/>
+      <w:r>
+        <w:rPr>
+          <w:rFonts w:hint="eastAsia"/>
+        </w:rPr>
+        <w:t>）</w:t>
+      </w:r>
+      <w:proofErr w:type="gramEnd"/>
+      <w:r>
+        <w:rPr>
+          <w:rFonts w:hint="eastAsia"/>
+        </w:rPr>
+        <w:t>。</w:t>
+      </w:r>
+    </w:p>
+    <w:p>
+      <w:r>
+        <w:rPr>
+          <w:rFonts w:hint="eastAsia"/>
+        </w:rPr>
+        <w:t>還是你有別的考量或想法？</w:t>
+      </w:r>
+    </w:p>
+    <w:p/>
+    <w:p>
+      <w:r>
+        <w:rPr>
+          <w:rFonts w:hint="eastAsia"/>
+        </w:rPr>
+        <w:t>======================</w:t>
+      </w:r>
+    </w:p>
+    <w:p>
+      <w:r>
+        <w:rPr>
+          <w:rFonts w:hint="eastAsia"/>
+        </w:rPr>
+        <w:t>我已利用錨點操作工具完成分析，以下是結果：</w:t>
+      </w:r>
+    </w:p>
+    <w:p>
+      <w:r>
+        <w:rPr>
+          <w:rFonts w:hint="eastAsia"/>
+        </w:rPr>
+        <w:t>金額</w:t>
+      </w:r>
+      <w:proofErr w:type="gramStart"/>
+      <w:r>
+        <w:rPr>
+          <w:rFonts w:hint="eastAsia"/>
+        </w:rPr>
+        <w:t>上錨：</w:t>
+      </w:r>
+      <w:proofErr w:type="gramEnd"/>
+      <w:r>
+        <w:rPr>
+          <w:rFonts w:hint="eastAsia"/>
+        </w:rPr>
+        <w:t>100</w:t>
+      </w:r>
+      <w:r>
+        <w:rPr>
+          <w:rFonts w:hint="eastAsia"/>
+        </w:rPr>
+        <w:t>億美元</w:t>
+      </w:r>
+    </w:p>
+    <w:p>
+      <w:r>
+        <w:rPr>
+          <w:rFonts w:hint="eastAsia"/>
+        </w:rPr>
+        <w:t>金額下錨：</w:t>
+      </w:r>
+      <w:r>
+        <w:rPr>
+          <w:rFonts w:hint="eastAsia"/>
+        </w:rPr>
+        <w:t>1</w:t>
+      </w:r>
+      <w:r>
+        <w:rPr>
+          <w:rFonts w:hint="eastAsia"/>
+        </w:rPr>
+        <w:t>萬美元</w:t>
+      </w:r>
+    </w:p>
+    <w:p>
+      <w:r>
+        <w:rPr>
+          <w:rFonts w:hint="eastAsia"/>
+        </w:rPr>
+        <w:t>待平衡</w:t>
+      </w:r>
+      <w:proofErr w:type="gramStart"/>
+      <w:r>
+        <w:rPr>
+          <w:rFonts w:hint="eastAsia"/>
+        </w:rPr>
+        <w:t>支付值下錨</w:t>
+      </w:r>
+      <w:proofErr w:type="gramEnd"/>
+      <w:r>
+        <w:rPr>
+          <w:rFonts w:hint="eastAsia"/>
+        </w:rPr>
+        <w:t>：</w:t>
+      </w:r>
+      <w:r>
+        <w:rPr>
+          <w:rFonts w:hint="eastAsia"/>
+        </w:rPr>
+        <w:t>1</w:t>
+      </w:r>
+      <w:r>
+        <w:rPr>
+          <w:rFonts w:hint="eastAsia"/>
+        </w:rPr>
+        <w:t>萬美元</w:t>
+      </w:r>
+    </w:p>
+    <w:p>
+      <w:r>
+        <w:rPr>
+          <w:rFonts w:hint="eastAsia"/>
+        </w:rPr>
+        <w:t>待平衡支付值</w:t>
+      </w:r>
+      <w:proofErr w:type="gramStart"/>
+      <w:r>
+        <w:rPr>
+          <w:rFonts w:hint="eastAsia"/>
+        </w:rPr>
+        <w:t>上</w:t>
+      </w:r>
+      <w:r>
+        <w:rPr>
+          <w:rFonts w:hint="eastAsia"/>
+        </w:rPr>
+        <w:t>錨：</w:t>
+      </w:r>
+      <w:proofErr w:type="gramEnd"/>
+      <w:r>
+        <w:rPr>
+          <w:rFonts w:hint="eastAsia"/>
+        </w:rPr>
+        <w:t>2</w:t>
+      </w:r>
+      <w:r>
+        <w:rPr>
+          <w:rFonts w:hint="eastAsia"/>
+        </w:rPr>
+        <w:t>億美元</w:t>
+      </w:r>
+    </w:p>
+    <w:p>
+      <w:r>
+        <w:rPr>
+          <w:rFonts w:hint="eastAsia"/>
+        </w:rPr>
+        <w:lastRenderedPageBreak/>
+        <w:t>結匯率</w:t>
+      </w:r>
+      <w:proofErr w:type="gramStart"/>
+      <w:r>
+        <w:rPr>
+          <w:rFonts w:hint="eastAsia"/>
+        </w:rPr>
+        <w:t>上錨：</w:t>
+      </w:r>
+      <w:proofErr w:type="gramEnd"/>
+      <w:r>
+        <w:rPr>
+          <w:rFonts w:hint="eastAsia"/>
+        </w:rPr>
+        <w:t>300</w:t>
+      </w:r>
+      <w:r>
+        <w:rPr>
+          <w:rFonts w:hint="eastAsia"/>
+        </w:rPr>
+        <w:t>％</w:t>
+      </w:r>
+    </w:p>
+    <w:p>
+      <w:proofErr w:type="gramStart"/>
+      <w:r>
+        <w:rPr>
+          <w:rFonts w:hint="eastAsia"/>
+        </w:rPr>
+        <w:t>雙軸權重</w:t>
+      </w:r>
+      <w:proofErr w:type="gramEnd"/>
+      <w:r>
+        <w:rPr>
+          <w:rFonts w:hint="eastAsia"/>
+        </w:rPr>
+        <w:t>w</w:t>
+      </w:r>
+      <w:r>
+        <w:rPr>
+          <w:rFonts w:hint="eastAsia"/>
+        </w:rPr>
+        <w:t>：</w:t>
+      </w:r>
+      <w:r>
+        <w:rPr>
+          <w:rFonts w:hint="eastAsia"/>
+        </w:rPr>
+        <w:t>0.5</w:t>
+      </w:r>
+      <w:r>
+        <w:rPr>
+          <w:rFonts w:hint="eastAsia"/>
+        </w:rPr>
+        <w:t>（比率軸占比）</w:t>
+      </w:r>
+    </w:p>
+    <w:p/>
+    <w:p>
+      <w:r>
+        <w:rPr>
+          <w:rFonts w:hint="eastAsia"/>
+        </w:rPr>
+        <w:t>另外值得一提的是，工具顯示本期實際結匯率高於候選</w:t>
+      </w:r>
+      <w:r>
+        <w:rPr>
+          <w:rFonts w:hint="eastAsia"/>
+        </w:rPr>
+        <w:t>200</w:t>
+      </w:r>
+      <w:r>
+        <w:rPr>
+          <w:rFonts w:hint="eastAsia"/>
+        </w:rPr>
+        <w:t>％，無法給建議，因此我去看了一下實際資料，結匯率最高的前</w:t>
+      </w:r>
+      <w:r>
+        <w:rPr>
+          <w:rFonts w:hint="eastAsia"/>
+        </w:rPr>
+        <w:t>4</w:t>
+      </w:r>
+      <w:r>
+        <w:rPr>
+          <w:rFonts w:hint="eastAsia"/>
+        </w:rPr>
+        <w:t>名，第</w:t>
+      </w:r>
+      <w:r>
+        <w:rPr>
+          <w:rFonts w:hint="eastAsia"/>
+        </w:rPr>
+        <w:t>1</w:t>
+      </w:r>
+      <w:r>
+        <w:rPr>
+          <w:rFonts w:hint="eastAsia"/>
+        </w:rPr>
+        <w:t>名為</w:t>
+      </w:r>
+      <w:r>
+        <w:rPr>
+          <w:rFonts w:hint="eastAsia"/>
+        </w:rPr>
+        <w:t>1950</w:t>
+      </w:r>
+      <w:r>
+        <w:rPr>
+          <w:rFonts w:hint="eastAsia"/>
+        </w:rPr>
+        <w:t>％，其他</w:t>
+      </w:r>
+      <w:proofErr w:type="gramStart"/>
+      <w:r>
+        <w:rPr>
+          <w:rFonts w:hint="eastAsia"/>
+        </w:rPr>
+        <w:t>3</w:t>
+      </w:r>
+      <w:r>
+        <w:rPr>
+          <w:rFonts w:hint="eastAsia"/>
+        </w:rPr>
+        <w:t>名均在</w:t>
+      </w:r>
+      <w:proofErr w:type="gramEnd"/>
+      <w:r>
+        <w:rPr>
+          <w:rFonts w:hint="eastAsia"/>
+        </w:rPr>
+        <w:t>300</w:t>
+      </w:r>
+      <w:r>
+        <w:rPr>
+          <w:rFonts w:hint="eastAsia"/>
+        </w:rPr>
+        <w:t>％</w:t>
+      </w:r>
+      <w:proofErr w:type="gramStart"/>
+      <w:r>
+        <w:rPr>
+          <w:rFonts w:hint="eastAsia"/>
+        </w:rPr>
+        <w:t>以內，</w:t>
+      </w:r>
+      <w:proofErr w:type="gramEnd"/>
+      <w:r>
+        <w:rPr>
+          <w:rFonts w:hint="eastAsia"/>
+        </w:rPr>
+        <w:t>因此我給了</w:t>
+      </w:r>
+      <w:r>
+        <w:rPr>
+          <w:rFonts w:hint="eastAsia"/>
+        </w:rPr>
+        <w:t>300</w:t>
+      </w:r>
+      <w:r>
+        <w:rPr>
+          <w:rFonts w:hint="eastAsia"/>
+        </w:rPr>
+        <w:t>％。</w:t>
+      </w:r>
+    </w:p>
+    <w:p/>
+    <w:p/>
+    <w:p>
+      <w:r>
+        <w:rPr>
+          <w:rFonts w:hint="eastAsia"/>
+        </w:rPr>
+        <w:t>*1</w:t>
+      </w:r>
+    </w:p>
+    <w:p>
+      <w:proofErr w:type="gramStart"/>
+      <w:r>
+        <w:rPr>
+          <w:rFonts w:hint="eastAsia"/>
+        </w:rPr>
+        <w:t>金額上錨</w:t>
+      </w:r>
+      <w:proofErr w:type="gramEnd"/>
+      <w:r>
+        <w:rPr>
+          <w:rFonts w:hint="eastAsia"/>
+        </w:rPr>
+        <w:t xml:space="preserve"> 1000 </w:t>
+      </w:r>
+      <w:r>
+        <w:rPr>
+          <w:rFonts w:hint="eastAsia"/>
+        </w:rPr>
+        <w:t>億、金額下錨</w:t>
+      </w:r>
+      <w:r>
+        <w:rPr>
+          <w:rFonts w:hint="eastAsia"/>
+        </w:rPr>
+        <w:t xml:space="preserve"> 1 </w:t>
+      </w:r>
+      <w:r>
+        <w:rPr>
+          <w:rFonts w:hint="eastAsia"/>
+        </w:rPr>
+        <w:t>萬、</w:t>
+      </w:r>
+      <w:r>
+        <w:rPr>
+          <w:rFonts w:hint="eastAsia"/>
+        </w:rPr>
+        <w:t xml:space="preserve">P </w:t>
+      </w:r>
+      <w:r>
+        <w:rPr>
+          <w:rFonts w:hint="eastAsia"/>
+        </w:rPr>
+        <w:t>下錨</w:t>
+      </w:r>
+      <w:r>
+        <w:rPr>
+          <w:rFonts w:hint="eastAsia"/>
+        </w:rPr>
+        <w:t xml:space="preserve"> 1 </w:t>
+      </w:r>
+      <w:r>
+        <w:rPr>
+          <w:rFonts w:hint="eastAsia"/>
+        </w:rPr>
+        <w:t>萬</w:t>
+      </w:r>
+      <w:proofErr w:type="gramStart"/>
+      <w:r>
+        <w:rPr>
+          <w:rFonts w:hint="eastAsia"/>
+        </w:rPr>
+        <w:t>——</w:t>
+      </w:r>
+      <w:proofErr w:type="gramEnd"/>
+      <w:r>
+        <w:rPr>
+          <w:rFonts w:hint="eastAsia"/>
+        </w:rPr>
+        <w:t>這三</w:t>
+      </w:r>
+      <w:proofErr w:type="gramStart"/>
+      <w:r>
+        <w:rPr>
+          <w:rFonts w:hint="eastAsia"/>
+        </w:rPr>
+        <w:t>個</w:t>
+      </w:r>
+      <w:proofErr w:type="gramEnd"/>
+      <w:r>
+        <w:rPr>
+          <w:rFonts w:hint="eastAsia"/>
+        </w:rPr>
+        <w:t>是工具建議的，還是你自己填的？</w:t>
+      </w:r>
+      <w:proofErr w:type="gramStart"/>
+      <w:r>
+        <w:rPr>
+          <w:rFonts w:hint="eastAsia"/>
+        </w:rPr>
+        <w:t>（</w:t>
+      </w:r>
+      <w:proofErr w:type="gramEnd"/>
+      <w:r>
+        <w:rPr>
+          <w:rFonts w:hint="eastAsia"/>
+        </w:rPr>
+        <w:t>建議面板的「建議值」欄寫的是什麼？）</w:t>
+      </w:r>
+    </w:p>
+    <w:p>
+      <w:r>
+        <w:rPr>
+          <w:rFonts w:hint="eastAsia"/>
+        </w:rPr>
+        <w:t>回覆：我打錯字了，</w:t>
+      </w:r>
+      <w:proofErr w:type="gramStart"/>
+      <w:r>
+        <w:rPr>
+          <w:rFonts w:hint="eastAsia"/>
+        </w:rPr>
+        <w:t>金額上錨為</w:t>
+      </w:r>
+      <w:proofErr w:type="gramEnd"/>
+      <w:r>
+        <w:rPr>
+          <w:rFonts w:hint="eastAsia"/>
+        </w:rPr>
+        <w:t>100</w:t>
+      </w:r>
+      <w:r>
+        <w:rPr>
+          <w:rFonts w:hint="eastAsia"/>
+        </w:rPr>
+        <w:t>億美元</w:t>
+      </w:r>
+      <w:r>
+        <w:rPr>
+          <w:rFonts w:hint="eastAsia"/>
+        </w:rPr>
+        <w:t>。</w:t>
+      </w:r>
+      <w:r>
+        <w:rPr>
+          <w:rFonts w:hint="eastAsia"/>
+        </w:rPr>
+        <w:t>除了「</w:t>
+      </w:r>
+      <w:r>
+        <w:rPr>
+          <w:rFonts w:hint="eastAsia"/>
+        </w:rPr>
+        <w:t>結匯率</w:t>
+      </w:r>
+      <w:proofErr w:type="gramStart"/>
+      <w:r>
+        <w:rPr>
+          <w:rFonts w:hint="eastAsia"/>
+        </w:rPr>
+        <w:t>上錨：</w:t>
+      </w:r>
+      <w:proofErr w:type="gramEnd"/>
+      <w:r>
+        <w:rPr>
+          <w:rFonts w:hint="eastAsia"/>
+        </w:rPr>
+        <w:t>300</w:t>
+      </w:r>
+      <w:r>
+        <w:rPr>
+          <w:rFonts w:hint="eastAsia"/>
+        </w:rPr>
+        <w:t>％</w:t>
+      </w:r>
+      <w:r>
+        <w:rPr>
+          <w:rFonts w:hint="eastAsia"/>
+        </w:rPr>
+        <w:t>」，其餘都是套用工具建議。</w:t>
+      </w:r>
+    </w:p>
+    <w:p>
+      <w:r>
+        <w:rPr>
+          <w:rFonts w:hint="eastAsia"/>
+        </w:rPr>
+        <w:t>正確資訊如下：</w:t>
+      </w:r>
+    </w:p>
+    <w:p>
+      <w:r>
+        <w:rPr>
+          <w:rFonts w:hint="eastAsia"/>
+        </w:rPr>
+        <w:t>金額</w:t>
+      </w:r>
+      <w:proofErr w:type="gramStart"/>
+      <w:r>
+        <w:rPr>
+          <w:rFonts w:hint="eastAsia"/>
+        </w:rPr>
+        <w:t>上錨：</w:t>
+      </w:r>
+      <w:proofErr w:type="gramEnd"/>
+      <w:r>
+        <w:rPr>
+          <w:rFonts w:hint="eastAsia"/>
+        </w:rPr>
+        <w:t>100</w:t>
+      </w:r>
+      <w:r>
+        <w:rPr>
+          <w:rFonts w:hint="eastAsia"/>
+        </w:rPr>
+        <w:t>億美元</w:t>
+      </w:r>
+    </w:p>
+    <w:p>
+      <w:r>
+        <w:rPr>
+          <w:rFonts w:hint="eastAsia"/>
+        </w:rPr>
+        <w:t>金額下錨：</w:t>
+      </w:r>
+      <w:r>
+        <w:rPr>
+          <w:rFonts w:hint="eastAsia"/>
+        </w:rPr>
+        <w:t>1</w:t>
+      </w:r>
+      <w:r>
+        <w:rPr>
+          <w:rFonts w:hint="eastAsia"/>
+        </w:rPr>
+        <w:t>萬美元</w:t>
+      </w:r>
+    </w:p>
+    <w:p>
+      <w:r>
+        <w:rPr>
+          <w:rFonts w:hint="eastAsia"/>
+        </w:rPr>
+        <w:t>待平衡</w:t>
+      </w:r>
+      <w:proofErr w:type="gramStart"/>
+      <w:r>
+        <w:rPr>
+          <w:rFonts w:hint="eastAsia"/>
+        </w:rPr>
+        <w:t>支付值下錨</w:t>
+      </w:r>
+      <w:proofErr w:type="gramEnd"/>
+      <w:r>
+        <w:rPr>
+          <w:rFonts w:hint="eastAsia"/>
+        </w:rPr>
+        <w:t>：</w:t>
+      </w:r>
+      <w:r>
+        <w:rPr>
+          <w:rFonts w:hint="eastAsia"/>
+        </w:rPr>
+        <w:t>1</w:t>
+      </w:r>
+      <w:r>
+        <w:rPr>
+          <w:rFonts w:hint="eastAsia"/>
+        </w:rPr>
+        <w:t>萬美元</w:t>
+      </w:r>
+    </w:p>
+    <w:p>
+      <w:r>
+        <w:rPr>
+          <w:rFonts w:hint="eastAsia"/>
+        </w:rPr>
+        <w:t>待平衡支付值</w:t>
+      </w:r>
+      <w:proofErr w:type="gramStart"/>
+      <w:r>
+        <w:rPr>
+          <w:rFonts w:hint="eastAsia"/>
+        </w:rPr>
+        <w:t>上錨：</w:t>
+      </w:r>
+      <w:proofErr w:type="gramEnd"/>
+      <w:r>
+        <w:rPr>
+          <w:rFonts w:hint="eastAsia"/>
+        </w:rPr>
+        <w:t>2</w:t>
+      </w:r>
+      <w:r>
+        <w:rPr>
+          <w:rFonts w:hint="eastAsia"/>
+        </w:rPr>
+        <w:t>億美元</w:t>
+      </w:r>
+    </w:p>
+    <w:p>
+      <w:r>
+        <w:rPr>
+          <w:rFonts w:hint="eastAsia"/>
+        </w:rPr>
+        <w:t>結匯率</w:t>
+      </w:r>
+      <w:proofErr w:type="gramStart"/>
+      <w:r>
+        <w:rPr>
+          <w:rFonts w:hint="eastAsia"/>
+        </w:rPr>
+        <w:t>上錨：</w:t>
+      </w:r>
+      <w:proofErr w:type="gramEnd"/>
+      <w:r>
+        <w:rPr>
+          <w:rFonts w:hint="eastAsia"/>
+        </w:rPr>
+        <w:t>300</w:t>
+      </w:r>
+      <w:r>
+        <w:rPr>
+          <w:rFonts w:hint="eastAsia"/>
+        </w:rPr>
+        <w:t>％</w:t>
+      </w:r>
+    </w:p>
+    <w:p>
+      <w:pPr>
+        <w:rPr>
+          <w:rFonts w:hint="eastAsia"/>
+        </w:rPr>
+      </w:pPr>
+      <w:proofErr w:type="gramStart"/>
+      <w:r>
+        <w:rPr>
+          <w:rFonts w:hint="eastAsia"/>
+        </w:rPr>
+        <w:t>雙軸權重</w:t>
+      </w:r>
+      <w:proofErr w:type="gramEnd"/>
+      <w:r>
+        <w:rPr>
+          <w:rFonts w:hint="eastAsia"/>
+        </w:rPr>
+        <w:t>w</w:t>
+      </w:r>
+      <w:r>
+        <w:rPr>
+          <w:rFonts w:hint="eastAsia"/>
+        </w:rPr>
+        <w:t>：</w:t>
+      </w:r>
+      <w:r>
+        <w:rPr>
+          <w:rFonts w:hint="eastAsia"/>
+        </w:rPr>
+        <w:t>0.5</w:t>
+      </w:r>
+      <w:r>
+        <w:rPr>
+          <w:rFonts w:hint="eastAsia"/>
+        </w:rPr>
+        <w:t>（比率軸占比）</w:t>
+      </w:r>
+    </w:p>
+    <w:p>
+      <w:pPr>
+        <w:rPr>
+          <w:rFonts w:hint="eastAsia"/>
+        </w:rPr>
+      </w:pPr>
+      <w:r>
+        <w:rPr>
+          <w:rFonts w:hint="eastAsia"/>
+        </w:rPr>
+        <w:t>*2</w:t>
+      </w:r>
+    </w:p>
+    <w:p>
+      <w:r>
+        <w:rPr>
+          <w:rFonts w:hint="eastAsia"/>
+        </w:rPr>
+        <w:t>④</w:t>
+      </w:r>
+      <w:r>
+        <w:t>-C1</w:t>
+      </w:r>
+      <w:r>
+        <w:rPr>
+          <w:rFonts w:hint="eastAsia"/>
+        </w:rPr>
+        <w:t>「各維度分數統計」長什麼樣？</w:t>
+      </w:r>
+      <w:r>
+        <w:t xml:space="preserve"> </w:t>
+      </w:r>
+      <w:r>
+        <w:rPr>
+          <w:rFonts w:hint="eastAsia"/>
+        </w:rPr>
+        <w:t>這才是真正的驗收</w:t>
+      </w:r>
+      <w:proofErr w:type="gramStart"/>
+      <w:r>
+        <w:rPr>
+          <w:rFonts w:hint="eastAsia"/>
+        </w:rPr>
+        <w:t>——最右</w:t>
+      </w:r>
+      <w:proofErr w:type="gramEnd"/>
+      <w:r>
+        <w:rPr>
+          <w:rFonts w:hint="eastAsia"/>
+        </w:rPr>
+        <w:t>欄的「鋪開情形」是「良好」「尚可」還是「偏窄，錨點可能太寬」？</w:t>
+      </w:r>
+      <w:proofErr w:type="gramStart"/>
+      <w:r>
+        <w:rPr>
+          <w:rFonts w:hint="eastAsia"/>
+        </w:rPr>
+        <w:t>各維度</w:t>
+      </w:r>
+      <w:proofErr w:type="gramEnd"/>
+      <w:r>
+        <w:rPr>
+          <w:rFonts w:hint="eastAsia"/>
+        </w:rPr>
+        <w:t>的最高分大概落在多少？這張表是純分數、不含金額，可以直接抄出來。</w:t>
+      </w:r>
+    </w:p>
+    <w:p>
+      <w:pPr>
+        <w:rPr>
+          <w:rFonts w:hint="eastAsia"/>
+        </w:rPr>
+      </w:pPr>
+      <w:r>
+        <w:rPr>
+          <w:rFonts w:hint="eastAsia"/>
+        </w:rPr>
+        <w:t>回覆：</w:t>
+      </w:r>
+      <w:proofErr w:type="gramStart"/>
+      <w:r>
+        <w:rPr>
+          <w:rFonts w:hint="eastAsia"/>
+        </w:rPr>
+        <w:t>各維度</w:t>
+      </w:r>
+      <w:proofErr w:type="gramEnd"/>
+      <w:r>
+        <w:rPr>
+          <w:rFonts w:hint="eastAsia"/>
+        </w:rPr>
+        <w:t>分析結果如圖。</w:t>
+      </w:r>
+    </w:p>
+    <w:p>
+      <w:pPr>
+        <w:rPr>
+          <w:rFonts w:hint="eastAsia"/>
+        </w:rPr>
+      </w:pPr>
+      <w:r>
+        <w:rPr>
+          <w:rFonts w:hint="eastAsia"/>
+        </w:rPr>
+        <w:t>*3</w:t>
+      </w:r>
+    </w:p>
+    <w:p>
+      <w:r>
+        <w:rPr>
+          <w:rFonts w:hint="eastAsia"/>
+        </w:rPr>
+        <w:t>有沒有出現黃色警示「本期有案件金額低於最小候選，該</w:t>
+      </w:r>
+      <w:proofErr w:type="gramStart"/>
+      <w:r>
+        <w:rPr>
+          <w:rFonts w:hint="eastAsia"/>
+        </w:rPr>
+        <w:t>軸仍會貼底</w:t>
+      </w:r>
+      <w:proofErr w:type="gramEnd"/>
+      <w:r>
+        <w:rPr>
+          <w:rFonts w:hint="eastAsia"/>
+        </w:rPr>
+        <w:t>」？</w:t>
+      </w:r>
+    </w:p>
+    <w:p>
+      <w:r>
+        <w:rPr>
+          <w:rFonts w:hint="eastAsia"/>
+        </w:rPr>
+        <w:t>回覆：</w:t>
+      </w:r>
+      <w:r>
+        <w:rPr>
+          <w:rFonts w:hint="eastAsia"/>
+        </w:rPr>
+        <w:t>有，內容為「</w:t>
+      </w:r>
+      <w:r>
+        <w:rPr>
+          <w:rFonts w:hint="eastAsia"/>
+        </w:rPr>
+        <w:t>待平衡支付值</w:t>
+      </w:r>
+      <w:r>
+        <w:rPr>
+          <w:rFonts w:hint="eastAsia"/>
+        </w:rPr>
+        <w:t>低於最小候選（</w:t>
+      </w:r>
+      <w:r>
+        <w:rPr>
+          <w:rFonts w:hint="eastAsia"/>
+        </w:rPr>
+        <w:t>1</w:t>
+      </w:r>
+      <w:r>
+        <w:rPr>
+          <w:rFonts w:hint="eastAsia"/>
+        </w:rPr>
+        <w:t>萬），該</w:t>
+      </w:r>
+      <w:proofErr w:type="gramStart"/>
+      <w:r>
+        <w:rPr>
+          <w:rFonts w:hint="eastAsia"/>
+        </w:rPr>
+        <w:t>軸仍會貼底</w:t>
+      </w:r>
+      <w:proofErr w:type="gramEnd"/>
+      <w:r>
+        <w:rPr>
+          <w:rFonts w:hint="eastAsia"/>
+        </w:rPr>
+        <w:t>」，</w:t>
+      </w:r>
+      <w:r>
+        <w:rPr>
+          <w:rFonts w:hint="eastAsia"/>
+        </w:rPr>
+        <w:t>因此我去看了一下實際資料，</w:t>
+      </w:r>
+      <w:r>
+        <w:rPr>
+          <w:rFonts w:hint="eastAsia"/>
+        </w:rPr>
+        <w:t>確實有</w:t>
+      </w:r>
+      <w:r>
+        <w:rPr>
+          <w:rFonts w:hint="eastAsia"/>
+        </w:rPr>
+        <w:t>1</w:t>
+      </w:r>
+      <w:r>
+        <w:rPr>
+          <w:rFonts w:hint="eastAsia"/>
+        </w:rPr>
+        <w:t>筆</w:t>
+      </w:r>
+      <w:r>
+        <w:rPr>
+          <w:rFonts w:hint="eastAsia"/>
+        </w:rPr>
+        <w:t>待平衡支付值</w:t>
+      </w:r>
+      <w:r>
+        <w:rPr>
+          <w:rFonts w:hint="eastAsia"/>
+        </w:rPr>
+        <w:t>在</w:t>
+      </w:r>
+      <w:r>
+        <w:rPr>
+          <w:rFonts w:hint="eastAsia"/>
+        </w:rPr>
+        <w:t>0</w:t>
+      </w:r>
+      <w:r>
+        <w:rPr>
+          <w:rFonts w:hint="eastAsia"/>
+        </w:rPr>
+        <w:t>至</w:t>
+      </w:r>
+      <w:r>
+        <w:rPr>
+          <w:rFonts w:hint="eastAsia"/>
+        </w:rPr>
+        <w:t>1</w:t>
+      </w:r>
+      <w:r>
+        <w:rPr>
+          <w:rFonts w:hint="eastAsia"/>
+        </w:rPr>
+        <w:t>萬</w:t>
+      </w:r>
+      <w:proofErr w:type="gramStart"/>
+      <w:r>
+        <w:rPr>
+          <w:rFonts w:hint="eastAsia"/>
+        </w:rPr>
+        <w:t>之間，</w:t>
+      </w:r>
+      <w:proofErr w:type="gramEnd"/>
+      <w:r>
+        <w:rPr>
+          <w:rFonts w:hint="eastAsia"/>
+        </w:rPr>
+        <w:t>金額為</w:t>
+      </w:r>
+      <w:r>
+        <w:rPr>
+          <w:rFonts w:hint="eastAsia"/>
+        </w:rPr>
+        <w:t>74</w:t>
+      </w:r>
+      <w:r>
+        <w:rPr>
+          <w:rFonts w:hint="eastAsia"/>
+        </w:rPr>
+        <w:t>。</w:t>
+      </w:r>
+    </w:p>
+    <w:p>
+      <w:r>
+        <w:rPr>
+          <w:rFonts w:hint="eastAsia"/>
+        </w:rPr>
+        <w:t>===========================</w:t>
+      </w:r>
+    </w:p>
+    <w:p>
+      <w:r>
+        <w:rPr>
+          <w:rFonts w:hint="eastAsia"/>
+        </w:rPr>
+        <w:t>*1</w:t>
+      </w:r>
+    </w:p>
+    <w:p>
+      <w:r>
+        <w:rPr>
+          <w:rFonts w:hint="eastAsia"/>
+        </w:rPr>
+        <w:t>總分尺</w:t>
+      </w:r>
+      <w:proofErr w:type="gramStart"/>
+      <w:r>
+        <w:rPr>
+          <w:rFonts w:hint="eastAsia"/>
+        </w:rPr>
+        <w:t>規</w:t>
+      </w:r>
+      <w:proofErr w:type="gramEnd"/>
+      <w:r>
+        <w:rPr>
+          <w:rFonts w:hint="eastAsia"/>
+        </w:rPr>
+        <w:t xml:space="preserve"> </w:t>
+      </w:r>
+      <w:proofErr w:type="gramStart"/>
+      <w:r>
+        <w:rPr>
+          <w:rFonts w:hint="eastAsia"/>
+        </w:rPr>
+        <w:t>—</w:t>
+      </w:r>
+      <w:proofErr w:type="gramEnd"/>
+      <w:r>
+        <w:rPr>
+          <w:rFonts w:hint="eastAsia"/>
+        </w:rPr>
+        <w:t xml:space="preserve"> </w:t>
+      </w:r>
+      <w:proofErr w:type="gramStart"/>
+      <w:r>
+        <w:rPr>
+          <w:rFonts w:hint="eastAsia"/>
+        </w:rPr>
+        <w:t>單案最多</w:t>
+      </w:r>
+      <w:proofErr w:type="gramEnd"/>
+      <w:r>
+        <w:rPr>
+          <w:rFonts w:hint="eastAsia"/>
+        </w:rPr>
+        <w:t>命中</w:t>
+      </w:r>
+      <w:r>
+        <w:rPr>
+          <w:rFonts w:hint="eastAsia"/>
+        </w:rPr>
+        <w:t xml:space="preserve"> 7 </w:t>
+      </w:r>
+      <w:proofErr w:type="gramStart"/>
+      <w:r>
+        <w:rPr>
+          <w:rFonts w:hint="eastAsia"/>
+        </w:rPr>
+        <w:t>個</w:t>
+      </w:r>
+      <w:proofErr w:type="gramEnd"/>
+      <w:r>
+        <w:rPr>
+          <w:rFonts w:hint="eastAsia"/>
+        </w:rPr>
+        <w:t>維度，上限就是</w:t>
+      </w:r>
+      <w:r>
+        <w:rPr>
+          <w:rFonts w:hint="eastAsia"/>
+        </w:rPr>
+        <w:t xml:space="preserve"> 70</w:t>
+      </w:r>
+      <w:r>
+        <w:rPr>
+          <w:rFonts w:hint="eastAsia"/>
+        </w:rPr>
+        <w:t>。接受</w:t>
+      </w:r>
+      <w:r>
+        <w:rPr>
+          <w:rFonts w:hint="eastAsia"/>
+        </w:rPr>
+        <w:t xml:space="preserve"> 0~70</w:t>
+      </w:r>
+      <w:r>
+        <w:rPr>
+          <w:rFonts w:hint="eastAsia"/>
+        </w:rPr>
+        <w:t>，還是拉回</w:t>
+      </w:r>
+      <w:r>
+        <w:rPr>
+          <w:rFonts w:hint="eastAsia"/>
+        </w:rPr>
+        <w:t xml:space="preserve"> 0~100</w:t>
+      </w:r>
+      <w:r>
+        <w:rPr>
+          <w:rFonts w:hint="eastAsia"/>
+        </w:rPr>
+        <w:t>？</w:t>
+      </w:r>
+    </w:p>
+    <w:p>
+      <w:pPr>
+        <w:rPr>
+          <w:rFonts w:hint="eastAsia"/>
+        </w:rPr>
+      </w:pPr>
+      <w:r>
+        <w:rPr>
+          <w:rFonts w:hint="eastAsia"/>
+        </w:rPr>
+        <w:t>回覆：如果拉回</w:t>
+      </w:r>
+      <w:r>
+        <w:rPr>
+          <w:rFonts w:hint="eastAsia"/>
+        </w:rPr>
+        <w:t>100</w:t>
+      </w:r>
+      <w:r>
+        <w:rPr>
+          <w:rFonts w:hint="eastAsia"/>
+        </w:rPr>
+        <w:t>要怎麼處理？實際</w:t>
+      </w:r>
+      <w:r>
+        <w:rPr>
+          <w:rFonts w:hint="eastAsia"/>
+        </w:rPr>
+        <w:t>7</w:t>
+      </w:r>
+      <w:r>
+        <w:rPr>
+          <w:rFonts w:hint="eastAsia"/>
+        </w:rPr>
+        <w:t>個維度，每</w:t>
+      </w:r>
+      <w:proofErr w:type="gramStart"/>
+      <w:r>
+        <w:rPr>
+          <w:rFonts w:hint="eastAsia"/>
+        </w:rPr>
+        <w:t>個</w:t>
+      </w:r>
+      <w:proofErr w:type="gramEnd"/>
+      <w:r>
+        <w:rPr>
+          <w:rFonts w:hint="eastAsia"/>
+        </w:rPr>
+        <w:t>維度評分「</w:t>
+      </w:r>
+      <w:r>
+        <w:rPr>
+          <w:rFonts w:hint="eastAsia"/>
+        </w:rPr>
+        <w:t>100</w:t>
+      </w:r>
+      <w:r>
+        <w:rPr>
+          <w:rFonts w:hint="eastAsia"/>
+        </w:rPr>
+        <w:t>除以</w:t>
+      </w:r>
+      <w:r>
+        <w:rPr>
+          <w:rFonts w:hint="eastAsia"/>
+        </w:rPr>
+        <w:t>7</w:t>
+      </w:r>
+      <w:r>
+        <w:rPr>
+          <w:rFonts w:hint="eastAsia"/>
+        </w:rPr>
+        <w:t>」</w:t>
+      </w:r>
+      <w:proofErr w:type="gramStart"/>
+      <w:r>
+        <w:rPr>
+          <w:rFonts w:hint="eastAsia"/>
+        </w:rPr>
+        <w:t>分嗎</w:t>
+      </w:r>
+      <w:proofErr w:type="gramEnd"/>
+      <w:r>
+        <w:rPr>
+          <w:rFonts w:hint="eastAsia"/>
+        </w:rPr>
+        <w:t>？</w:t>
+      </w:r>
+    </w:p>
+    <w:p>
+      <w:pPr>
+        <w:rPr>
+          <w:rFonts w:hint="eastAsia"/>
+        </w:rPr>
+      </w:pPr>
+      <w:r>
+        <w:rPr>
+          <w:rFonts w:hint="eastAsia"/>
+        </w:rPr>
+        <w:t>*2</w:t>
+      </w:r>
+    </w:p>
+    <w:p>
+      <w:r>
+        <w:t xml:space="preserve">1-10 </w:t>
+      </w:r>
+      <w:r>
+        <w:rPr>
+          <w:rFonts w:hint="eastAsia"/>
+        </w:rPr>
+        <w:t>的重複計分</w:t>
+      </w:r>
+      <w:r>
+        <w:t xml:space="preserve"> </w:t>
+      </w:r>
+      <w:proofErr w:type="gramStart"/>
+      <w:r>
+        <w:t>—</w:t>
+      </w:r>
+      <w:proofErr w:type="gramEnd"/>
+      <w:r>
+        <w:t xml:space="preserve"> </w:t>
+      </w:r>
+      <w:r>
+        <w:rPr>
+          <w:rFonts w:hint="eastAsia"/>
+        </w:rPr>
+        <w:t>代數上必然同時命中</w:t>
+      </w:r>
+      <w:r>
+        <w:t xml:space="preserve"> 1-3</w:t>
+      </w:r>
+      <w:proofErr w:type="gramStart"/>
+      <w:r>
+        <w:rPr>
+          <w:rFonts w:hint="eastAsia"/>
+        </w:rPr>
+        <w:t>（</w:t>
+      </w:r>
+      <w:proofErr w:type="gramEnd"/>
+      <w:r>
+        <w:t xml:space="preserve">J≥0.9 </w:t>
+      </w:r>
+      <w:r>
+        <w:rPr>
+          <w:rFonts w:hint="eastAsia"/>
+        </w:rPr>
+        <w:t>且</w:t>
+      </w:r>
+      <w:r>
+        <w:t xml:space="preserve"> L&lt;0.5 </w:t>
+      </w:r>
+      <w:r>
+        <w:rPr>
+          <w:rFonts w:hint="eastAsia"/>
+        </w:rPr>
+        <w:t>→</w:t>
+      </w:r>
+      <w:r>
+        <w:t xml:space="preserve"> </w:t>
+      </w:r>
+      <w:r>
+        <w:lastRenderedPageBreak/>
+        <w:t>diff&gt;0.45&gt;0.4</w:t>
+      </w:r>
+      <w:r>
+        <w:rPr>
+          <w:rFonts w:hint="eastAsia"/>
+        </w:rPr>
+        <w:t>），</w:t>
+      </w:r>
+      <w:r>
+        <w:t xml:space="preserve">L&gt;0 </w:t>
+      </w:r>
+      <w:r>
+        <w:rPr>
+          <w:rFonts w:hint="eastAsia"/>
+        </w:rPr>
+        <w:t>時</w:t>
+      </w:r>
+      <w:r>
+        <w:t xml:space="preserve"> 1-2 </w:t>
+      </w:r>
+      <w:r>
+        <w:rPr>
+          <w:rFonts w:hint="eastAsia"/>
+        </w:rPr>
+        <w:t>也必中。同一</w:t>
+      </w:r>
+      <w:proofErr w:type="gramStart"/>
+      <w:r>
+        <w:rPr>
+          <w:rFonts w:hint="eastAsia"/>
+        </w:rPr>
+        <w:t>個</w:t>
+      </w:r>
+      <w:proofErr w:type="gramEnd"/>
+      <w:r>
+        <w:rPr>
+          <w:rFonts w:hint="eastAsia"/>
+        </w:rPr>
+        <w:t>「結匯快、</w:t>
+      </w:r>
+      <w:proofErr w:type="gramStart"/>
+      <w:r>
+        <w:rPr>
+          <w:rFonts w:hint="eastAsia"/>
+        </w:rPr>
+        <w:t>交運慢</w:t>
+      </w:r>
+      <w:proofErr w:type="gramEnd"/>
+      <w:r>
+        <w:rPr>
+          <w:rFonts w:hint="eastAsia"/>
+        </w:rPr>
+        <w:t>」被計三次分，接受嗎？</w:t>
+      </w:r>
+    </w:p>
+    <w:p>
+      <w:r>
+        <w:rPr>
+          <w:rFonts w:hint="eastAsia"/>
+        </w:rPr>
+        <w:t>回覆：不接受，幫我想辦法。</w:t>
+      </w:r>
+    </w:p>
+    <w:p>
+      <w:pPr>
+        <w:rPr>
+          <w:rFonts w:hint="eastAsia"/>
+        </w:rPr>
+      </w:pPr>
+      <w:r>
+        <w:rPr>
+          <w:rFonts w:hint="eastAsia"/>
+        </w:rPr>
+        <w:t>*3</w:t>
+      </w:r>
+    </w:p>
+    <w:p>
+      <w:r>
+        <w:rPr>
+          <w:rFonts w:hint="eastAsia"/>
+        </w:rPr>
+        <w:t xml:space="preserve">2-1 </w:t>
+      </w:r>
+      <w:r>
+        <w:rPr>
+          <w:rFonts w:hint="eastAsia"/>
+        </w:rPr>
+        <w:t>的計分方式</w:t>
+      </w:r>
+      <w:r>
+        <w:rPr>
+          <w:rFonts w:hint="eastAsia"/>
+        </w:rPr>
+        <w:t xml:space="preserve"> </w:t>
+      </w:r>
+      <w:proofErr w:type="gramStart"/>
+      <w:r>
+        <w:rPr>
+          <w:rFonts w:hint="eastAsia"/>
+        </w:rPr>
+        <w:t>—</w:t>
+      </w:r>
+      <w:proofErr w:type="gramEnd"/>
+      <w:r>
+        <w:rPr>
+          <w:rFonts w:hint="eastAsia"/>
+        </w:rPr>
+        <w:t xml:space="preserve"> </w:t>
+      </w:r>
+      <w:r>
+        <w:rPr>
+          <w:rFonts w:hint="eastAsia"/>
+        </w:rPr>
+        <w:t>你這期</w:t>
+      </w:r>
+      <w:r>
+        <w:rPr>
+          <w:rFonts w:hint="eastAsia"/>
+        </w:rPr>
+        <w:t xml:space="preserve"> 10 </w:t>
+      </w:r>
+      <w:r>
+        <w:rPr>
+          <w:rFonts w:hint="eastAsia"/>
+        </w:rPr>
+        <w:t>案全部固定</w:t>
+      </w:r>
+      <w:r>
+        <w:rPr>
+          <w:rFonts w:hint="eastAsia"/>
+        </w:rPr>
+        <w:t xml:space="preserve"> 10 </w:t>
+      </w:r>
+      <w:r>
+        <w:rPr>
+          <w:rFonts w:hint="eastAsia"/>
+        </w:rPr>
+        <w:t>分。要不要改成隨結匯值計分？</w:t>
+      </w:r>
+    </w:p>
+    <w:p>
+      <w:r>
+        <w:rPr>
+          <w:rFonts w:hint="eastAsia"/>
+        </w:rPr>
+        <w:t>回覆：</w:t>
+      </w:r>
+      <w:r>
+        <w:rPr>
+          <w:rFonts w:hint="eastAsia"/>
+        </w:rPr>
+        <w:t>不要，保留固定</w:t>
+      </w:r>
+      <w:r>
+        <w:rPr>
+          <w:rFonts w:hint="eastAsia"/>
+        </w:rPr>
+        <w:t>10</w:t>
+      </w:r>
+      <w:r>
+        <w:rPr>
+          <w:rFonts w:hint="eastAsia"/>
+        </w:rPr>
+        <w:t>分。</w:t>
+      </w:r>
+    </w:p>
+    <w:p/>
+    <w:p/>
+    <w:p>
+      <w:r>
+        <w:rPr>
+          <w:rFonts w:hint="eastAsia"/>
+        </w:rPr>
+        <w:t>我同意</w:t>
+      </w:r>
+      <w:r>
+        <w:rPr>
+          <w:rFonts w:hint="eastAsia"/>
+        </w:rPr>
+        <w:t>這三點（軍投</w:t>
+      </w:r>
+      <w:r>
+        <w:rPr>
+          <w:rFonts w:hint="eastAsia"/>
+        </w:rPr>
+        <w:t xml:space="preserve"> 1-10 </w:t>
+      </w:r>
+      <w:r>
+        <w:rPr>
+          <w:rFonts w:hint="eastAsia"/>
+        </w:rPr>
+        <w:t>併入</w:t>
+      </w:r>
+      <w:r>
+        <w:rPr>
+          <w:rFonts w:hint="eastAsia"/>
+        </w:rPr>
+        <w:t xml:space="preserve"> 1-3/1-4</w:t>
+      </w:r>
+      <w:r>
+        <w:rPr>
+          <w:rFonts w:hint="eastAsia"/>
+        </w:rPr>
+        <w:t>、作維</w:t>
+      </w:r>
+      <w:r>
+        <w:rPr>
+          <w:rFonts w:hint="eastAsia"/>
+        </w:rPr>
+        <w:t xml:space="preserve"> 2-10 </w:t>
+      </w:r>
+      <w:r>
+        <w:rPr>
+          <w:rFonts w:hint="eastAsia"/>
+        </w:rPr>
+        <w:t>保留、總分維持</w:t>
+      </w:r>
+      <w:r>
+        <w:rPr>
+          <w:rFonts w:hint="eastAsia"/>
+        </w:rPr>
+        <w:t xml:space="preserve"> 0~70 </w:t>
+      </w:r>
+      <w:r>
+        <w:rPr>
+          <w:rFonts w:hint="eastAsia"/>
+        </w:rPr>
+        <w:t>不換算）</w:t>
+      </w:r>
+      <w:r>
+        <w:rPr>
+          <w:rFonts w:hint="eastAsia"/>
+        </w:rPr>
+        <w:t>，但開始寫之前，先</w:t>
+      </w:r>
+      <w:r>
+        <w:rPr>
+          <w:rFonts w:hint="eastAsia"/>
+        </w:rPr>
+        <w:t>比照我「控制點篩選結果為所有軍購案評分的標準</w:t>
+      </w:r>
+      <w:r>
+        <w:rPr>
+          <w:rFonts w:hint="eastAsia"/>
+        </w:rPr>
+        <w:t>.docx</w:t>
+      </w:r>
+      <w:r>
+        <w:rPr>
+          <w:rFonts w:hint="eastAsia"/>
+        </w:rPr>
+        <w:t>」內表格的表達方式，裡面以文字的方式呈現給我看</w:t>
+      </w:r>
+      <w:proofErr w:type="gramStart"/>
+      <w:r>
+        <w:rPr>
+          <w:rFonts w:hint="eastAsia"/>
+        </w:rPr>
+        <w:t>（</w:t>
+      </w:r>
+      <w:proofErr w:type="gramEnd"/>
+      <w:r>
+        <w:rPr>
+          <w:rFonts w:hint="eastAsia"/>
+        </w:rPr>
+        <w:t>例如：「累計</w:t>
+      </w:r>
+      <w:proofErr w:type="gramStart"/>
+      <w:r>
+        <w:rPr>
+          <w:rFonts w:hint="eastAsia"/>
+        </w:rPr>
+        <w:t>交運值</w:t>
+      </w:r>
+      <w:proofErr w:type="gramEnd"/>
+      <w:r>
+        <w:rPr>
+          <w:rFonts w:hint="eastAsia"/>
+        </w:rPr>
+        <w:t>/</w:t>
+      </w:r>
+      <w:r>
+        <w:rPr>
+          <w:rFonts w:hint="eastAsia"/>
+        </w:rPr>
+        <w:t>發價值」與「累計結匯率」差異達</w:t>
+      </w:r>
+      <w:r>
+        <w:rPr>
+          <w:rFonts w:hint="eastAsia"/>
+        </w:rPr>
+        <w:t>40</w:t>
+      </w:r>
+      <w:r>
+        <w:rPr>
+          <w:rFonts w:hint="eastAsia"/>
+        </w:rPr>
+        <w:t>％以上，從</w:t>
+      </w:r>
+      <w:r>
+        <w:rPr>
+          <w:rFonts w:hint="eastAsia"/>
+        </w:rPr>
+        <w:t>1.00~10.00</w:t>
+      </w:r>
+      <w:r>
+        <w:rPr>
+          <w:rFonts w:hint="eastAsia"/>
+        </w:rPr>
+        <w:t>進行評分（接受非整數評分），差異越大，分數越高。），方便讓我判</w:t>
+      </w:r>
+      <w:r>
+        <w:rPr>
+          <w:rFonts w:hint="eastAsia"/>
+        </w:rPr>
+        <w:t>讀</w:t>
+      </w:r>
+      <w:r>
+        <w:rPr>
+          <w:rFonts w:hint="eastAsia"/>
+        </w:rPr>
+        <w:t>。表格先呈現在對話中即可。</w:t>
+      </w:r>
+    </w:p>
+    <w:p/>
+    <w:p/>
+    <w:p>
+      <w:r>
+        <w:rPr>
+          <w:rFonts w:hint="eastAsia"/>
+        </w:rPr>
+        <w:t>*1</w:t>
+      </w:r>
+    </w:p>
+    <w:p>
+      <w:r>
+        <w:rPr>
+          <w:rFonts w:hint="eastAsia"/>
+        </w:rPr>
+        <w:t>加入概述</w:t>
+      </w:r>
+    </w:p>
+    <w:p>
+      <w:r>
+        <w:rPr>
+          <w:rFonts w:hint="eastAsia"/>
+        </w:rPr>
+        <w:t>*2</w:t>
+      </w:r>
+    </w:p>
+    <w:p>
+      <w:r>
+        <w:rPr>
+          <w:rFonts w:hint="eastAsia"/>
+        </w:rPr>
+        <w:t>「本期」改成「建立評分標準時」</w:t>
+      </w:r>
+    </w:p>
+    <w:p>
+      <w:r>
+        <w:rPr>
+          <w:rFonts w:hint="eastAsia"/>
+        </w:rPr>
+        <w:t>*3</w:t>
+      </w:r>
+    </w:p>
+    <w:p>
+      <w:r>
+        <w:rPr>
+          <w:rFonts w:hint="eastAsia"/>
+        </w:rPr>
+        <w:t>乾脆拿掉、只留代數上的理由</w:t>
+      </w:r>
+    </w:p>
+    <w:p/>
+    <w:p>
+      <w:r>
+        <w:rPr>
+          <w:rFonts w:hint="eastAsia"/>
+        </w:rPr>
+        <w:t>另外</w:t>
+      </w:r>
+      <w:r>
+        <w:rPr>
+          <w:rFonts w:hint="eastAsia"/>
+        </w:rPr>
+        <w:t>，由於相對我原始的評分規劃文件「</w:t>
+      </w:r>
+      <w:r>
+        <w:rPr>
+          <w:rFonts w:hint="eastAsia"/>
+        </w:rPr>
+        <w:t>控制點篩選結果為所有軍購案評分的標準</w:t>
+      </w:r>
+      <w:r>
+        <w:rPr>
+          <w:rFonts w:hint="eastAsia"/>
+        </w:rPr>
+        <w:t>.docx</w:t>
+      </w:r>
+      <w:r>
+        <w:rPr>
+          <w:rFonts w:hint="eastAsia"/>
+        </w:rPr>
+        <w:t>」現在的評分機制已有很大的更動，直接幫我重寫一分</w:t>
+      </w:r>
+      <w:r>
+        <w:rPr>
+          <w:rFonts w:hint="eastAsia"/>
+        </w:rPr>
+        <w:t>d</w:t>
+      </w:r>
+      <w:r>
+        <w:t>ocx</w:t>
+      </w:r>
+      <w:r>
+        <w:rPr>
+          <w:rFonts w:hint="eastAsia"/>
+        </w:rPr>
+        <w:t>。</w:t>
+      </w:r>
+    </w:p>
+    <w:p/>
+    <w:p>
+      <w:r>
+        <w:rPr>
+          <w:rFonts w:hint="eastAsia"/>
+        </w:rPr>
+        <w:t>========================</w:t>
+      </w:r>
+    </w:p>
+    <w:p>
+      <w:r>
+        <w:rPr>
+          <w:rFonts w:hint="eastAsia"/>
+        </w:rPr>
+        <w:t>我的構想是這樣：</w:t>
+      </w:r>
+    </w:p>
+    <w:p>
+      <w:r>
+        <w:rPr>
+          <w:rFonts w:hint="eastAsia"/>
+        </w:rPr>
+        <w:t>*1</w:t>
+      </w:r>
+      <w:r>
+        <w:rPr>
+          <w:rFonts w:hint="eastAsia"/>
+        </w:rPr>
+        <w:t>：</w:t>
+      </w:r>
+      <w:r>
+        <w:rPr>
+          <w:rFonts w:hint="eastAsia"/>
+        </w:rPr>
+        <w:t>把評分機制寫入原本的分析系統當中，逐案為軍購案評分。</w:t>
+      </w:r>
+    </w:p>
+    <w:p>
+      <w:r>
+        <w:rPr>
+          <w:rFonts w:hint="eastAsia"/>
+        </w:rPr>
+        <w:t>*2</w:t>
+      </w:r>
+      <w:r>
+        <w:rPr>
+          <w:rFonts w:hint="eastAsia"/>
+        </w:rPr>
+        <w:t>：</w:t>
+      </w:r>
+      <w:r>
+        <w:rPr>
+          <w:rFonts w:hint="eastAsia"/>
+        </w:rPr>
+        <w:t>產出所有案件評分明細資料。</w:t>
+      </w:r>
+    </w:p>
+    <w:p>
+      <w:r>
+        <w:rPr>
+          <w:rFonts w:hint="eastAsia"/>
+        </w:rPr>
+        <w:t>*3</w:t>
+      </w:r>
+      <w:r>
+        <w:rPr>
+          <w:rFonts w:hint="eastAsia"/>
+        </w:rPr>
+        <w:t>：</w:t>
+      </w:r>
+      <w:r>
+        <w:rPr>
+          <w:rFonts w:hint="eastAsia"/>
+        </w:rPr>
+        <w:t>利用風險類別，將每一案的同類別評分得分，得出每</w:t>
+      </w:r>
+      <w:proofErr w:type="gramStart"/>
+      <w:r>
+        <w:rPr>
+          <w:rFonts w:hint="eastAsia"/>
+        </w:rPr>
+        <w:t>個</w:t>
+      </w:r>
+      <w:proofErr w:type="gramEnd"/>
+      <w:r>
+        <w:rPr>
+          <w:rFonts w:hint="eastAsia"/>
+        </w:rPr>
+        <w:t>軍購案的「執行風險分數」與「財務風險分數」。</w:t>
+      </w:r>
+    </w:p>
+    <w:p>
+      <w:r>
+        <w:rPr>
+          <w:rFonts w:hint="eastAsia"/>
+        </w:rPr>
+        <w:t>*4</w:t>
+      </w:r>
+      <w:r>
+        <w:rPr>
+          <w:rFonts w:hint="eastAsia"/>
+        </w:rPr>
+        <w:t>：</w:t>
+      </w:r>
+      <w:r>
+        <w:rPr>
+          <w:rFonts w:hint="eastAsia"/>
+        </w:rPr>
+        <w:t>以財務風險分數為</w:t>
+      </w:r>
+      <w:r>
+        <w:rPr>
+          <w:rFonts w:hint="eastAsia"/>
+        </w:rPr>
+        <w:t>x</w:t>
+      </w:r>
+      <w:r>
+        <w:rPr>
+          <w:rFonts w:hint="eastAsia"/>
+        </w:rPr>
+        <w:t>軸，</w:t>
+      </w:r>
+      <w:r>
+        <w:rPr>
+          <w:rFonts w:hint="eastAsia"/>
+        </w:rPr>
+        <w:t>執行風險分數為</w:t>
+      </w:r>
+      <w:r>
+        <w:rPr>
+          <w:rFonts w:hint="eastAsia"/>
+        </w:rPr>
+        <w:t>y</w:t>
+      </w:r>
+      <w:r>
+        <w:rPr>
+          <w:rFonts w:hint="eastAsia"/>
+        </w:rPr>
+        <w:t>軸，繪製軍購案風險分布圖，軍投案（含特別預算）與作為案分</w:t>
+      </w:r>
+      <w:r>
+        <w:rPr>
+          <w:rFonts w:hint="eastAsia"/>
+        </w:rPr>
+        <w:t>2</w:t>
+      </w:r>
+      <w:r>
+        <w:rPr>
+          <w:rFonts w:hint="eastAsia"/>
+        </w:rPr>
+        <w:t>張圖畫。</w:t>
+      </w:r>
+    </w:p>
+    <w:p>
+      <w:r>
+        <w:rPr>
+          <w:rFonts w:hint="eastAsia"/>
+        </w:rPr>
+        <w:t>*5</w:t>
+      </w:r>
+      <w:r>
+        <w:rPr>
+          <w:rFonts w:hint="eastAsia"/>
+        </w:rPr>
+        <w:t>：以上述</w:t>
+      </w:r>
+      <w:r>
+        <w:rPr>
+          <w:rFonts w:hint="eastAsia"/>
+        </w:rPr>
+        <w:t>(</w:t>
+      </w:r>
+      <w:proofErr w:type="spellStart"/>
+      <w:r>
+        <w:rPr>
+          <w:rFonts w:hint="eastAsia"/>
+        </w:rPr>
+        <w:t>x</w:t>
+      </w:r>
+      <w:r>
+        <w:t>,y</w:t>
+      </w:r>
+      <w:proofErr w:type="spellEnd"/>
+      <w:r>
+        <w:rPr>
+          <w:rFonts w:hint="eastAsia"/>
+        </w:rPr>
+        <w:t>)</w:t>
+      </w:r>
+      <w:r>
+        <w:rPr>
+          <w:rFonts w:hint="eastAsia"/>
+        </w:rPr>
+        <w:t>為圓心，再輔以該軍購案的發價值大小繪製圓形，最終成果呈現氣泡圖。</w:t>
+      </w:r>
+    </w:p>
+    <w:p>
+      <w:r>
+        <w:rPr>
+          <w:rFonts w:hint="eastAsia"/>
+        </w:rPr>
+        <w:t>可參考我上傳的圖片。</w:t>
+      </w:r>
+    </w:p>
+    <w:p>
+      <w:r>
+        <w:rPr>
+          <w:rFonts w:hint="eastAsia"/>
+        </w:rPr>
+        <w:lastRenderedPageBreak/>
+        <w:t>截至「</w:t>
+      </w:r>
+      <w:r>
+        <w:rPr>
+          <w:rFonts w:hint="eastAsia"/>
+        </w:rPr>
+        <w:t>產出所有案件評分明細資料</w:t>
+      </w:r>
+      <w:r>
+        <w:rPr>
+          <w:rFonts w:hint="eastAsia"/>
+        </w:rPr>
+        <w:t>」為止，我預測仍可於機密區以</w:t>
+      </w:r>
+      <w:r>
+        <w:rPr>
+          <w:rFonts w:hint="eastAsia"/>
+        </w:rPr>
+        <w:t>HTML</w:t>
+      </w:r>
+      <w:r>
+        <w:rPr>
+          <w:rFonts w:hint="eastAsia"/>
+        </w:rPr>
+        <w:t>的模式執行，但後續繪圖我不確定可不可以繼續靠</w:t>
+      </w:r>
+      <w:r>
+        <w:rPr>
+          <w:rFonts w:hint="eastAsia"/>
+        </w:rPr>
+        <w:t>HTML</w:t>
+      </w:r>
+      <w:r>
+        <w:rPr>
+          <w:rFonts w:hint="eastAsia"/>
+        </w:rPr>
+        <w:t>的模式</w:t>
+      </w:r>
+      <w:r>
+        <w:rPr>
+          <w:rFonts w:hint="eastAsia"/>
+        </w:rPr>
+        <w:t>完成。</w:t>
+      </w:r>
+    </w:p>
+    <w:p>
+      <w:pPr>
+        <w:rPr>
+          <w:rFonts w:hint="eastAsia"/>
+        </w:rPr>
+      </w:pPr>
+      <w:r>
+        <w:rPr>
+          <w:rFonts w:hint="eastAsia"/>
+        </w:rPr>
+        <w:t>如果不行，或很麻煩的話，我打算將評分結果匯出機密區（我會先徵得主管同意，並去識別化，例如只以序號代替案件編號之類的），再請其他</w:t>
+      </w:r>
+      <w:r>
+        <w:rPr>
+          <w:rFonts w:hint="eastAsia"/>
+        </w:rPr>
+        <w:t>AI</w:t>
+      </w:r>
+      <w:r>
+        <w:rPr>
+          <w:rFonts w:hint="eastAsia"/>
+        </w:rPr>
+        <w:t>工具協助繪圖。</w:t>
+      </w:r>
+    </w:p>
+    <w:p>
+      <w:pPr>
+        <w:rPr>
+          <w:rFonts w:hint="eastAsia"/>
+        </w:rPr>
+      </w:pPr>
+      <w:r>
+        <w:rPr>
+          <w:rFonts w:hint="eastAsia"/>
+        </w:rPr>
+        <w:t>以上構想，先別動手，幫我做可行性評估，並給我建議。</w:t>
       </w:r>
     </w:p>
     <w:sectPr>

--- a/筆記.docx
+++ b/筆記.docx
@@ -4864,13 +4864,7 @@
         <w:rPr>
           <w:rFonts w:hint="eastAsia"/>
         </w:rPr>
-        <w:t>在</w:t>
-      </w:r>
-      <w:r>
-        <w:rPr>
-          <w:rFonts w:hint="eastAsia"/>
-        </w:rPr>
-        <w:t>「</w:t>
+        <w:t>在「</w:t>
       </w:r>
       <w:r>
         <w:rPr>
@@ -4894,13 +4888,7 @@
         <w:rPr>
           <w:rFonts w:hint="eastAsia"/>
         </w:rPr>
-        <w:t>％」</w:t>
-      </w:r>
-      <w:r>
-        <w:rPr>
-          <w:rFonts w:hint="eastAsia"/>
-        </w:rPr>
-        <w:t>的部分，差異越大，風險越高，分數越高。</w:t>
+        <w:t>％」的部分，差異越大，風險越高，分數越高。</w:t>
       </w:r>
     </w:p>
     <w:p>
@@ -4914,13 +4902,7 @@
         <w:rPr>
           <w:rFonts w:hint="eastAsia"/>
         </w:rPr>
-        <w:t>在</w:t>
-      </w:r>
-      <w:r>
-        <w:rPr>
-          <w:rFonts w:hint="eastAsia"/>
-        </w:rPr>
-        <w:t>「</w:t>
+        <w:t>在「</w:t>
       </w:r>
       <w:proofErr w:type="gramStart"/>
       <w:r>
@@ -4952,13 +4934,7 @@
         <w:rPr>
           <w:rFonts w:hint="eastAsia"/>
         </w:rPr>
-        <w:t>」</w:t>
-      </w:r>
-      <w:r>
-        <w:rPr>
-          <w:rFonts w:hint="eastAsia"/>
-        </w:rPr>
-        <w:t>的部分，金額越高，風險越高，分數越高。</w:t>
+        <w:t>」的部分，金額越高，風險越高，分數越高。</w:t>
       </w:r>
     </w:p>
     <w:p>
@@ -5013,13 +4989,7 @@
         <w:rPr>
           <w:rFonts w:hint="eastAsia"/>
         </w:rPr>
-        <w:t>對於有疑慮的控制點評分標準，我在</w:t>
-      </w:r>
-      <w:r>
-        <w:rPr>
-          <w:rFonts w:hint="eastAsia"/>
-        </w:rPr>
-        <w:t>「</w:t>
+        <w:t>對於有疑慮的控制點評分標準，我在「</w:t>
       </w:r>
       <w:r>
         <w:rPr>
@@ -5037,27 +5007,14 @@
         <w:rPr>
           <w:rFonts w:hint="eastAsia"/>
         </w:rPr>
-        <w:t>」當中</w:t>
-      </w:r>
-      <w:r>
-        <w:rPr>
-          <w:rFonts w:hint="eastAsia"/>
-        </w:rPr>
-        <w:t>，以「</w:t>
+        <w:t>」當中，以「</w:t>
       </w:r>
       <w:r>
         <w:rPr>
           <w:rFonts w:asciiTheme="minorEastAsia" w:hAnsiTheme="minorEastAsia" w:hint="eastAsia"/>
           <w:szCs w:val="32"/>
         </w:rPr>
-        <w:t>待定。</w:t>
-      </w:r>
-      <w:r>
-        <w:rPr>
-          <w:rFonts w:asciiTheme="minorEastAsia" w:hAnsiTheme="minorEastAsia" w:hint="eastAsia"/>
-          <w:szCs w:val="32"/>
-        </w:rPr>
-        <w:t>」表示。</w:t>
+        <w:t>待定。」表示。</w:t>
       </w:r>
     </w:p>
     <w:p>
@@ -5073,19 +5030,7 @@
         <w:rPr>
           <w:rFonts w:hint="eastAsia"/>
         </w:rPr>
-        <w:t>對於上述評分標準設計的困難，給我建議，並提出適當的</w:t>
-      </w:r>
-      <w:r>
-        <w:rPr>
-          <w:rFonts w:hint="eastAsia"/>
-        </w:rPr>
-        <w:t>評分標準設計</w:t>
-      </w:r>
-      <w:r>
-        <w:rPr>
-          <w:rFonts w:hint="eastAsia"/>
-        </w:rPr>
-        <w:t>方案。</w:t>
+        <w:t>對於上述評分標準設計的困難，給我建議，並提出適當的評分標準設計方案。</w:t>
       </w:r>
     </w:p>
     <w:p/>
@@ -5094,19 +5039,7 @@
         <w:rPr>
           <w:rFonts w:hint="eastAsia"/>
         </w:rPr>
-        <w:t>如果有</w:t>
-      </w:r>
-      <w:r>
-        <w:rPr>
-          <w:rFonts w:hint="eastAsia"/>
-        </w:rPr>
-        <w:t>其他不確定的地方，向我提問，直到完全瞭解我的需求</w:t>
-      </w:r>
-      <w:r>
-        <w:rPr>
-          <w:rFonts w:hint="eastAsia"/>
-        </w:rPr>
-        <w:t>。</w:t>
+        <w:t>如果有其他不確定的地方，向我提問，直到完全瞭解我的需求。</w:t>
       </w:r>
     </w:p>
     <w:p/>
@@ -5320,13 +5253,7 @@
         <w:rPr>
           <w:rFonts w:hint="eastAsia"/>
         </w:rPr>
-        <w:t>％，則</w:t>
-      </w:r>
-      <w:r>
-        <w:rPr>
-          <w:rFonts w:hint="eastAsia"/>
-        </w:rPr>
-        <w:t>差距</w:t>
+        <w:t>％，則差距</w:t>
       </w:r>
       <w:r>
         <w:rPr>
@@ -5338,13 +5265,7 @@
         <w:rPr>
           <w:rFonts w:hint="eastAsia"/>
         </w:rPr>
-        <w:t>％</w:t>
-      </w:r>
-      <w:r>
-        <w:rPr>
-          <w:rFonts w:hint="eastAsia"/>
-        </w:rPr>
-        <w:t>的案件風險較高，評分應較高</w:t>
+        <w:t>％的案件風險較高，評分應較高</w:t>
       </w:r>
       <w:proofErr w:type="gramStart"/>
       <w:r>
@@ -5480,13 +5401,7 @@
         <w:rPr>
           <w:rFonts w:hint="eastAsia"/>
         </w:rPr>
-        <w:t>上</w:t>
-      </w:r>
-      <w:r>
-        <w:rPr>
-          <w:rFonts w:hint="eastAsia"/>
-        </w:rPr>
-        <w:t>錨：</w:t>
+        <w:t>上錨：</w:t>
       </w:r>
       <w:proofErr w:type="gramEnd"/>
       <w:r>
@@ -5821,8 +5736,148 @@
         <w:rPr>
           <w:rFonts w:hint="eastAsia"/>
         </w:rPr>
-        <w:t>除了「</w:t>
-      </w:r>
+        <w:t>除了「結匯率</w:t>
+      </w:r>
+      <w:proofErr w:type="gramStart"/>
+      <w:r>
+        <w:rPr>
+          <w:rFonts w:hint="eastAsia"/>
+        </w:rPr>
+        <w:t>上錨：</w:t>
+      </w:r>
+      <w:proofErr w:type="gramEnd"/>
+      <w:r>
+        <w:rPr>
+          <w:rFonts w:hint="eastAsia"/>
+        </w:rPr>
+        <w:t>300</w:t>
+      </w:r>
+      <w:r>
+        <w:rPr>
+          <w:rFonts w:hint="eastAsia"/>
+        </w:rPr>
+        <w:t>％」，其餘都是套用工具建議。</w:t>
+      </w:r>
+    </w:p>
+    <w:p>
+      <w:r>
+        <w:rPr>
+          <w:rFonts w:hint="eastAsia"/>
+        </w:rPr>
+        <w:t>正確資訊如下：</w:t>
+      </w:r>
+    </w:p>
+    <w:p>
+      <w:r>
+        <w:rPr>
+          <w:rFonts w:hint="eastAsia"/>
+        </w:rPr>
+        <w:t>金額</w:t>
+      </w:r>
+      <w:proofErr w:type="gramStart"/>
+      <w:r>
+        <w:rPr>
+          <w:rFonts w:hint="eastAsia"/>
+        </w:rPr>
+        <w:t>上錨：</w:t>
+      </w:r>
+      <w:proofErr w:type="gramEnd"/>
+      <w:r>
+        <w:rPr>
+          <w:rFonts w:hint="eastAsia"/>
+        </w:rPr>
+        <w:t>100</w:t>
+      </w:r>
+      <w:r>
+        <w:rPr>
+          <w:rFonts w:hint="eastAsia"/>
+        </w:rPr>
+        <w:t>億美元</w:t>
+      </w:r>
+    </w:p>
+    <w:p>
+      <w:r>
+        <w:rPr>
+          <w:rFonts w:hint="eastAsia"/>
+        </w:rPr>
+        <w:t>金額下錨：</w:t>
+      </w:r>
+      <w:r>
+        <w:rPr>
+          <w:rFonts w:hint="eastAsia"/>
+        </w:rPr>
+        <w:t>1</w:t>
+      </w:r>
+      <w:r>
+        <w:rPr>
+          <w:rFonts w:hint="eastAsia"/>
+        </w:rPr>
+        <w:t>萬美元</w:t>
+      </w:r>
+    </w:p>
+    <w:p>
+      <w:r>
+        <w:rPr>
+          <w:rFonts w:hint="eastAsia"/>
+        </w:rPr>
+        <w:t>待平衡</w:t>
+      </w:r>
+      <w:proofErr w:type="gramStart"/>
+      <w:r>
+        <w:rPr>
+          <w:rFonts w:hint="eastAsia"/>
+        </w:rPr>
+        <w:t>支付值下錨</w:t>
+      </w:r>
+      <w:proofErr w:type="gramEnd"/>
+      <w:r>
+        <w:rPr>
+          <w:rFonts w:hint="eastAsia"/>
+        </w:rPr>
+        <w:t>：</w:t>
+      </w:r>
+      <w:r>
+        <w:rPr>
+          <w:rFonts w:hint="eastAsia"/>
+        </w:rPr>
+        <w:t>1</w:t>
+      </w:r>
+      <w:r>
+        <w:rPr>
+          <w:rFonts w:hint="eastAsia"/>
+        </w:rPr>
+        <w:t>萬美元</w:t>
+      </w:r>
+    </w:p>
+    <w:p>
+      <w:r>
+        <w:rPr>
+          <w:rFonts w:hint="eastAsia"/>
+        </w:rPr>
+        <w:t>待平衡支付值</w:t>
+      </w:r>
+      <w:proofErr w:type="gramStart"/>
+      <w:r>
+        <w:rPr>
+          <w:rFonts w:hint="eastAsia"/>
+        </w:rPr>
+        <w:t>上錨：</w:t>
+      </w:r>
+      <w:proofErr w:type="gramEnd"/>
+      <w:r>
+        <w:rPr>
+          <w:rFonts w:hint="eastAsia"/>
+        </w:rPr>
+        <w:t>2</w:t>
+      </w:r>
+      <w:r>
+        <w:rPr>
+          <w:rFonts w:hint="eastAsia"/>
+        </w:rPr>
+        <w:t>億美元</w:t>
+      </w:r>
+    </w:p>
+    <w:p>
       <w:r>
         <w:rPr>
           <w:rFonts w:hint="eastAsia"/>
@@ -5849,36 +5904,380 @@
         </w:rPr>
         <w:t>％</w:t>
       </w:r>
-      <w:r>
-        <w:rPr>
-          <w:rFonts w:hint="eastAsia"/>
-        </w:rPr>
-        <w:t>」，其餘都是套用工具建議。</w:t>
-      </w:r>
-    </w:p>
-    <w:p>
-      <w:r>
-        <w:rPr>
-          <w:rFonts w:hint="eastAsia"/>
-        </w:rPr>
-        <w:t>正確資訊如下：</w:t>
-      </w:r>
-    </w:p>
-    <w:p>
-      <w:r>
-        <w:rPr>
-          <w:rFonts w:hint="eastAsia"/>
-        </w:rPr>
-        <w:t>金額</w:t>
-      </w:r>
-      <w:proofErr w:type="gramStart"/>
-      <w:r>
-        <w:rPr>
-          <w:rFonts w:hint="eastAsia"/>
-        </w:rPr>
-        <w:t>上錨：</w:t>
-      </w:r>
-      <w:proofErr w:type="gramEnd"/>
+    </w:p>
+    <w:p>
+      <w:proofErr w:type="gramStart"/>
+      <w:r>
+        <w:rPr>
+          <w:rFonts w:hint="eastAsia"/>
+        </w:rPr>
+        <w:t>雙軸權重</w:t>
+      </w:r>
+      <w:proofErr w:type="gramEnd"/>
+      <w:r>
+        <w:rPr>
+          <w:rFonts w:hint="eastAsia"/>
+        </w:rPr>
+        <w:t>w</w:t>
+      </w:r>
+      <w:r>
+        <w:rPr>
+          <w:rFonts w:hint="eastAsia"/>
+        </w:rPr>
+        <w:t>：</w:t>
+      </w:r>
+      <w:r>
+        <w:rPr>
+          <w:rFonts w:hint="eastAsia"/>
+        </w:rPr>
+        <w:t>0.5</w:t>
+      </w:r>
+      <w:r>
+        <w:rPr>
+          <w:rFonts w:hint="eastAsia"/>
+        </w:rPr>
+        <w:t>（比率軸占比）</w:t>
+      </w:r>
+    </w:p>
+    <w:p>
+      <w:r>
+        <w:rPr>
+          <w:rFonts w:hint="eastAsia"/>
+        </w:rPr>
+        <w:t>*2</w:t>
+      </w:r>
+    </w:p>
+    <w:p>
+      <w:r>
+        <w:rPr>
+          <w:rFonts w:hint="eastAsia"/>
+        </w:rPr>
+        <w:t>④</w:t>
+      </w:r>
+      <w:r>
+        <w:t>-C1</w:t>
+      </w:r>
+      <w:r>
+        <w:rPr>
+          <w:rFonts w:hint="eastAsia"/>
+        </w:rPr>
+        <w:t>「各維度分數統計」長什麼樣？</w:t>
+      </w:r>
+      <w:r>
+        <w:t xml:space="preserve"> </w:t>
+      </w:r>
+      <w:r>
+        <w:rPr>
+          <w:rFonts w:hint="eastAsia"/>
+        </w:rPr>
+        <w:t>這才是真正的驗收</w:t>
+      </w:r>
+      <w:proofErr w:type="gramStart"/>
+      <w:r>
+        <w:rPr>
+          <w:rFonts w:hint="eastAsia"/>
+        </w:rPr>
+        <w:t>——最右</w:t>
+      </w:r>
+      <w:proofErr w:type="gramEnd"/>
+      <w:r>
+        <w:rPr>
+          <w:rFonts w:hint="eastAsia"/>
+        </w:rPr>
+        <w:t>欄的「鋪開情形」是「良好」「尚可」還是「偏窄，錨點可能太寬」？</w:t>
+      </w:r>
+      <w:proofErr w:type="gramStart"/>
+      <w:r>
+        <w:rPr>
+          <w:rFonts w:hint="eastAsia"/>
+        </w:rPr>
+        <w:t>各維度</w:t>
+      </w:r>
+      <w:proofErr w:type="gramEnd"/>
+      <w:r>
+        <w:rPr>
+          <w:rFonts w:hint="eastAsia"/>
+        </w:rPr>
+        <w:t>的最高分大概落在多少？這張表是純分數、不含金額，可以直接抄出來。</w:t>
+      </w:r>
+    </w:p>
+    <w:p>
+      <w:r>
+        <w:rPr>
+          <w:rFonts w:hint="eastAsia"/>
+        </w:rPr>
+        <w:t>回覆：</w:t>
+      </w:r>
+      <w:proofErr w:type="gramStart"/>
+      <w:r>
+        <w:rPr>
+          <w:rFonts w:hint="eastAsia"/>
+        </w:rPr>
+        <w:t>各維度</w:t>
+      </w:r>
+      <w:proofErr w:type="gramEnd"/>
+      <w:r>
+        <w:rPr>
+          <w:rFonts w:hint="eastAsia"/>
+        </w:rPr>
+        <w:t>分析結果如圖。</w:t>
+      </w:r>
+    </w:p>
+    <w:p>
+      <w:r>
+        <w:rPr>
+          <w:rFonts w:hint="eastAsia"/>
+        </w:rPr>
+        <w:t>*3</w:t>
+      </w:r>
+    </w:p>
+    <w:p>
+      <w:r>
+        <w:rPr>
+          <w:rFonts w:hint="eastAsia"/>
+        </w:rPr>
+        <w:t>有沒有出現黃色警示「本期有案件金額低於最小候選，該</w:t>
+      </w:r>
+      <w:proofErr w:type="gramStart"/>
+      <w:r>
+        <w:rPr>
+          <w:rFonts w:hint="eastAsia"/>
+        </w:rPr>
+        <w:t>軸仍會貼底</w:t>
+      </w:r>
+      <w:proofErr w:type="gramEnd"/>
+      <w:r>
+        <w:rPr>
+          <w:rFonts w:hint="eastAsia"/>
+        </w:rPr>
+        <w:t>」？</w:t>
+      </w:r>
+    </w:p>
+    <w:p>
+      <w:r>
+        <w:rPr>
+          <w:rFonts w:hint="eastAsia"/>
+        </w:rPr>
+        <w:t>回覆：有，內容為「待平衡支付值低於最小候選（</w:t>
+      </w:r>
+      <w:r>
+        <w:rPr>
+          <w:rFonts w:hint="eastAsia"/>
+        </w:rPr>
+        <w:t>1</w:t>
+      </w:r>
+      <w:r>
+        <w:rPr>
+          <w:rFonts w:hint="eastAsia"/>
+        </w:rPr>
+        <w:t>萬），該</w:t>
+      </w:r>
+      <w:proofErr w:type="gramStart"/>
+      <w:r>
+        <w:rPr>
+          <w:rFonts w:hint="eastAsia"/>
+        </w:rPr>
+        <w:t>軸仍會貼底</w:t>
+      </w:r>
+      <w:proofErr w:type="gramEnd"/>
+      <w:r>
+        <w:rPr>
+          <w:rFonts w:hint="eastAsia"/>
+        </w:rPr>
+        <w:t>」，因此我去看了一下實際資料，確實有</w:t>
+      </w:r>
+      <w:r>
+        <w:rPr>
+          <w:rFonts w:hint="eastAsia"/>
+        </w:rPr>
+        <w:t>1</w:t>
+      </w:r>
+      <w:r>
+        <w:rPr>
+          <w:rFonts w:hint="eastAsia"/>
+        </w:rPr>
+        <w:t>筆待平衡支付值在</w:t>
+      </w:r>
+      <w:r>
+        <w:rPr>
+          <w:rFonts w:hint="eastAsia"/>
+        </w:rPr>
+        <w:t>0</w:t>
+      </w:r>
+      <w:r>
+        <w:rPr>
+          <w:rFonts w:hint="eastAsia"/>
+        </w:rPr>
+        <w:t>至</w:t>
+      </w:r>
+      <w:r>
+        <w:rPr>
+          <w:rFonts w:hint="eastAsia"/>
+        </w:rPr>
+        <w:t>1</w:t>
+      </w:r>
+      <w:r>
+        <w:rPr>
+          <w:rFonts w:hint="eastAsia"/>
+        </w:rPr>
+        <w:t>萬</w:t>
+      </w:r>
+      <w:proofErr w:type="gramStart"/>
+      <w:r>
+        <w:rPr>
+          <w:rFonts w:hint="eastAsia"/>
+        </w:rPr>
+        <w:t>之間，</w:t>
+      </w:r>
+      <w:proofErr w:type="gramEnd"/>
+      <w:r>
+        <w:rPr>
+          <w:rFonts w:hint="eastAsia"/>
+        </w:rPr>
+        <w:t>金額為</w:t>
+      </w:r>
+      <w:r>
+        <w:rPr>
+          <w:rFonts w:hint="eastAsia"/>
+        </w:rPr>
+        <w:t>74</w:t>
+      </w:r>
+      <w:r>
+        <w:rPr>
+          <w:rFonts w:hint="eastAsia"/>
+        </w:rPr>
+        <w:t>。</w:t>
+      </w:r>
+    </w:p>
+    <w:p>
+      <w:r>
+        <w:rPr>
+          <w:rFonts w:hint="eastAsia"/>
+        </w:rPr>
+        <w:t>===========================</w:t>
+      </w:r>
+    </w:p>
+    <w:p>
+      <w:r>
+        <w:rPr>
+          <w:rFonts w:hint="eastAsia"/>
+        </w:rPr>
+        <w:t>*1</w:t>
+      </w:r>
+    </w:p>
+    <w:p>
+      <w:r>
+        <w:rPr>
+          <w:rFonts w:hint="eastAsia"/>
+        </w:rPr>
+        <w:t>總分尺</w:t>
+      </w:r>
+      <w:proofErr w:type="gramStart"/>
+      <w:r>
+        <w:rPr>
+          <w:rFonts w:hint="eastAsia"/>
+        </w:rPr>
+        <w:t>規</w:t>
+      </w:r>
+      <w:proofErr w:type="gramEnd"/>
+      <w:r>
+        <w:rPr>
+          <w:rFonts w:hint="eastAsia"/>
+        </w:rPr>
+        <w:t xml:space="preserve"> </w:t>
+      </w:r>
+      <w:proofErr w:type="gramStart"/>
+      <w:r>
+        <w:rPr>
+          <w:rFonts w:hint="eastAsia"/>
+        </w:rPr>
+        <w:t>—</w:t>
+      </w:r>
+      <w:proofErr w:type="gramEnd"/>
+      <w:r>
+        <w:rPr>
+          <w:rFonts w:hint="eastAsia"/>
+        </w:rPr>
+        <w:t xml:space="preserve"> </w:t>
+      </w:r>
+      <w:proofErr w:type="gramStart"/>
+      <w:r>
+        <w:rPr>
+          <w:rFonts w:hint="eastAsia"/>
+        </w:rPr>
+        <w:t>單案最多</w:t>
+      </w:r>
+      <w:proofErr w:type="gramEnd"/>
+      <w:r>
+        <w:rPr>
+          <w:rFonts w:hint="eastAsia"/>
+        </w:rPr>
+        <w:t>命中</w:t>
+      </w:r>
+      <w:r>
+        <w:rPr>
+          <w:rFonts w:hint="eastAsia"/>
+        </w:rPr>
+        <w:t xml:space="preserve"> 7 </w:t>
+      </w:r>
+      <w:proofErr w:type="gramStart"/>
+      <w:r>
+        <w:rPr>
+          <w:rFonts w:hint="eastAsia"/>
+        </w:rPr>
+        <w:t>個</w:t>
+      </w:r>
+      <w:proofErr w:type="gramEnd"/>
+      <w:r>
+        <w:rPr>
+          <w:rFonts w:hint="eastAsia"/>
+        </w:rPr>
+        <w:t>維度，上限就是</w:t>
+      </w:r>
+      <w:r>
+        <w:rPr>
+          <w:rFonts w:hint="eastAsia"/>
+        </w:rPr>
+        <w:t xml:space="preserve"> 70</w:t>
+      </w:r>
+      <w:r>
+        <w:rPr>
+          <w:rFonts w:hint="eastAsia"/>
+        </w:rPr>
+        <w:t>。接受</w:t>
+      </w:r>
+      <w:r>
+        <w:rPr>
+          <w:rFonts w:hint="eastAsia"/>
+        </w:rPr>
+        <w:t xml:space="preserve"> 0~70</w:t>
+      </w:r>
+      <w:r>
+        <w:rPr>
+          <w:rFonts w:hint="eastAsia"/>
+        </w:rPr>
+        <w:t>，還是拉回</w:t>
+      </w:r>
+      <w:r>
+        <w:rPr>
+          <w:rFonts w:hint="eastAsia"/>
+        </w:rPr>
+        <w:t xml:space="preserve"> 0~100</w:t>
+      </w:r>
+      <w:r>
+        <w:rPr>
+          <w:rFonts w:hint="eastAsia"/>
+        </w:rPr>
+        <w:t>？</w:t>
+      </w:r>
+    </w:p>
+    <w:p>
+      <w:r>
+        <w:rPr>
+          <w:rFonts w:hint="eastAsia"/>
+        </w:rPr>
+        <w:t>回覆：如果拉回</w:t>
+      </w:r>
       <w:r>
         <w:rPr>
           <w:rFonts w:hint="eastAsia"/>
@@ -5889,495 +6288,19 @@
         <w:rPr>
           <w:rFonts w:hint="eastAsia"/>
         </w:rPr>
-        <w:t>億美元</w:t>
-      </w:r>
-    </w:p>
-    <w:p>
-      <w:r>
-        <w:rPr>
-          <w:rFonts w:hint="eastAsia"/>
-        </w:rPr>
-        <w:t>金額下錨：</w:t>
-      </w:r>
-      <w:r>
-        <w:rPr>
-          <w:rFonts w:hint="eastAsia"/>
-        </w:rPr>
-        <w:t>1</w:t>
-      </w:r>
-      <w:r>
-        <w:rPr>
-          <w:rFonts w:hint="eastAsia"/>
-        </w:rPr>
-        <w:t>萬美元</w:t>
-      </w:r>
-    </w:p>
-    <w:p>
-      <w:r>
-        <w:rPr>
-          <w:rFonts w:hint="eastAsia"/>
-        </w:rPr>
-        <w:t>待平衡</w:t>
-      </w:r>
-      <w:proofErr w:type="gramStart"/>
-      <w:r>
-        <w:rPr>
-          <w:rFonts w:hint="eastAsia"/>
-        </w:rPr>
-        <w:t>支付值下錨</w:t>
-      </w:r>
-      <w:proofErr w:type="gramEnd"/>
-      <w:r>
-        <w:rPr>
-          <w:rFonts w:hint="eastAsia"/>
-        </w:rPr>
-        <w:t>：</w:t>
-      </w:r>
-      <w:r>
-        <w:rPr>
-          <w:rFonts w:hint="eastAsia"/>
-        </w:rPr>
-        <w:t>1</w:t>
-      </w:r>
-      <w:r>
-        <w:rPr>
-          <w:rFonts w:hint="eastAsia"/>
-        </w:rPr>
-        <w:t>萬美元</w:t>
-      </w:r>
-    </w:p>
-    <w:p>
-      <w:r>
-        <w:rPr>
-          <w:rFonts w:hint="eastAsia"/>
-        </w:rPr>
-        <w:t>待平衡支付值</w:t>
-      </w:r>
-      <w:proofErr w:type="gramStart"/>
-      <w:r>
-        <w:rPr>
-          <w:rFonts w:hint="eastAsia"/>
-        </w:rPr>
-        <w:t>上錨：</w:t>
-      </w:r>
-      <w:proofErr w:type="gramEnd"/>
-      <w:r>
-        <w:rPr>
-          <w:rFonts w:hint="eastAsia"/>
-        </w:rPr>
-        <w:t>2</w:t>
-      </w:r>
-      <w:r>
-        <w:rPr>
-          <w:rFonts w:hint="eastAsia"/>
-        </w:rPr>
-        <w:t>億美元</w:t>
-      </w:r>
-    </w:p>
-    <w:p>
-      <w:r>
-        <w:rPr>
-          <w:rFonts w:hint="eastAsia"/>
-        </w:rPr>
-        <w:t>結匯率</w:t>
-      </w:r>
-      <w:proofErr w:type="gramStart"/>
-      <w:r>
-        <w:rPr>
-          <w:rFonts w:hint="eastAsia"/>
-        </w:rPr>
-        <w:t>上錨：</w:t>
-      </w:r>
-      <w:proofErr w:type="gramEnd"/>
-      <w:r>
-        <w:rPr>
-          <w:rFonts w:hint="eastAsia"/>
-        </w:rPr>
-        <w:t>300</w:t>
-      </w:r>
-      <w:r>
-        <w:rPr>
-          <w:rFonts w:hint="eastAsia"/>
-        </w:rPr>
-        <w:t>％</w:t>
-      </w:r>
-    </w:p>
-    <w:p>
-      <w:pPr>
-        <w:rPr>
-          <w:rFonts w:hint="eastAsia"/>
-        </w:rPr>
-      </w:pPr>
-      <w:proofErr w:type="gramStart"/>
-      <w:r>
-        <w:rPr>
-          <w:rFonts w:hint="eastAsia"/>
-        </w:rPr>
-        <w:t>雙軸權重</w:t>
-      </w:r>
-      <w:proofErr w:type="gramEnd"/>
-      <w:r>
-        <w:rPr>
-          <w:rFonts w:hint="eastAsia"/>
-        </w:rPr>
-        <w:t>w</w:t>
-      </w:r>
-      <w:r>
-        <w:rPr>
-          <w:rFonts w:hint="eastAsia"/>
-        </w:rPr>
-        <w:t>：</w:t>
-      </w:r>
-      <w:r>
-        <w:rPr>
-          <w:rFonts w:hint="eastAsia"/>
-        </w:rPr>
-        <w:t>0.5</w:t>
-      </w:r>
-      <w:r>
-        <w:rPr>
-          <w:rFonts w:hint="eastAsia"/>
-        </w:rPr>
-        <w:t>（比率軸占比）</w:t>
-      </w:r>
-    </w:p>
-    <w:p>
-      <w:pPr>
-        <w:rPr>
-          <w:rFonts w:hint="eastAsia"/>
-        </w:rPr>
-      </w:pPr>
-      <w:r>
-        <w:rPr>
-          <w:rFonts w:hint="eastAsia"/>
-        </w:rPr>
-        <w:t>*2</w:t>
-      </w:r>
-    </w:p>
-    <w:p>
-      <w:r>
-        <w:rPr>
-          <w:rFonts w:hint="eastAsia"/>
-        </w:rPr>
-        <w:t>④</w:t>
-      </w:r>
-      <w:r>
-        <w:t>-C1</w:t>
-      </w:r>
-      <w:r>
-        <w:rPr>
-          <w:rFonts w:hint="eastAsia"/>
-        </w:rPr>
-        <w:t>「各維度分數統計」長什麼樣？</w:t>
-      </w:r>
-      <w:r>
-        <w:t xml:space="preserve"> </w:t>
-      </w:r>
-      <w:r>
-        <w:rPr>
-          <w:rFonts w:hint="eastAsia"/>
-        </w:rPr>
-        <w:t>這才是真正的驗收</w:t>
-      </w:r>
-      <w:proofErr w:type="gramStart"/>
-      <w:r>
-        <w:rPr>
-          <w:rFonts w:hint="eastAsia"/>
-        </w:rPr>
-        <w:t>——最右</w:t>
-      </w:r>
-      <w:proofErr w:type="gramEnd"/>
-      <w:r>
-        <w:rPr>
-          <w:rFonts w:hint="eastAsia"/>
-        </w:rPr>
-        <w:t>欄的「鋪開情形」是「良好」「尚可」還是「偏窄，錨點可能太寬」？</w:t>
-      </w:r>
-      <w:proofErr w:type="gramStart"/>
-      <w:r>
-        <w:rPr>
-          <w:rFonts w:hint="eastAsia"/>
-        </w:rPr>
-        <w:t>各維度</w:t>
-      </w:r>
-      <w:proofErr w:type="gramEnd"/>
-      <w:r>
-        <w:rPr>
-          <w:rFonts w:hint="eastAsia"/>
-        </w:rPr>
-        <w:t>的最高分大概落在多少？這張表是純分數、不含金額，可以直接抄出來。</w:t>
-      </w:r>
-    </w:p>
-    <w:p>
-      <w:pPr>
-        <w:rPr>
-          <w:rFonts w:hint="eastAsia"/>
-        </w:rPr>
-      </w:pPr>
-      <w:r>
-        <w:rPr>
-          <w:rFonts w:hint="eastAsia"/>
-        </w:rPr>
-        <w:t>回覆：</w:t>
-      </w:r>
-      <w:proofErr w:type="gramStart"/>
-      <w:r>
-        <w:rPr>
-          <w:rFonts w:hint="eastAsia"/>
-        </w:rPr>
-        <w:t>各維度</w:t>
-      </w:r>
-      <w:proofErr w:type="gramEnd"/>
-      <w:r>
-        <w:rPr>
-          <w:rFonts w:hint="eastAsia"/>
-        </w:rPr>
-        <w:t>分析結果如圖。</w:t>
-      </w:r>
-    </w:p>
-    <w:p>
-      <w:pPr>
-        <w:rPr>
-          <w:rFonts w:hint="eastAsia"/>
-        </w:rPr>
-      </w:pPr>
-      <w:r>
-        <w:rPr>
-          <w:rFonts w:hint="eastAsia"/>
-        </w:rPr>
-        <w:t>*3</w:t>
-      </w:r>
-    </w:p>
-    <w:p>
-      <w:r>
-        <w:rPr>
-          <w:rFonts w:hint="eastAsia"/>
-        </w:rPr>
-        <w:t>有沒有出現黃色警示「本期有案件金額低於最小候選，該</w:t>
-      </w:r>
-      <w:proofErr w:type="gramStart"/>
-      <w:r>
-        <w:rPr>
-          <w:rFonts w:hint="eastAsia"/>
-        </w:rPr>
-        <w:t>軸仍會貼底</w:t>
-      </w:r>
-      <w:proofErr w:type="gramEnd"/>
-      <w:r>
-        <w:rPr>
-          <w:rFonts w:hint="eastAsia"/>
-        </w:rPr>
-        <w:t>」？</w:t>
-      </w:r>
-    </w:p>
-    <w:p>
-      <w:r>
-        <w:rPr>
-          <w:rFonts w:hint="eastAsia"/>
-        </w:rPr>
-        <w:t>回覆：</w:t>
-      </w:r>
-      <w:r>
-        <w:rPr>
-          <w:rFonts w:hint="eastAsia"/>
-        </w:rPr>
-        <w:t>有，內容為「</w:t>
-      </w:r>
-      <w:r>
-        <w:rPr>
-          <w:rFonts w:hint="eastAsia"/>
-        </w:rPr>
-        <w:t>待平衡支付值</w:t>
-      </w:r>
-      <w:r>
-        <w:rPr>
-          <w:rFonts w:hint="eastAsia"/>
-        </w:rPr>
-        <w:t>低於最小候選（</w:t>
-      </w:r>
-      <w:r>
-        <w:rPr>
-          <w:rFonts w:hint="eastAsia"/>
-        </w:rPr>
-        <w:t>1</w:t>
-      </w:r>
-      <w:r>
-        <w:rPr>
-          <w:rFonts w:hint="eastAsia"/>
-        </w:rPr>
-        <w:t>萬），該</w:t>
-      </w:r>
-      <w:proofErr w:type="gramStart"/>
-      <w:r>
-        <w:rPr>
-          <w:rFonts w:hint="eastAsia"/>
-        </w:rPr>
-        <w:t>軸仍會貼底</w:t>
-      </w:r>
-      <w:proofErr w:type="gramEnd"/>
-      <w:r>
-        <w:rPr>
-          <w:rFonts w:hint="eastAsia"/>
-        </w:rPr>
-        <w:t>」，</w:t>
-      </w:r>
-      <w:r>
-        <w:rPr>
-          <w:rFonts w:hint="eastAsia"/>
-        </w:rPr>
-        <w:t>因此我去看了一下實際資料，</w:t>
-      </w:r>
-      <w:r>
-        <w:rPr>
-          <w:rFonts w:hint="eastAsia"/>
-        </w:rPr>
-        <w:t>確實有</w:t>
-      </w:r>
-      <w:r>
-        <w:rPr>
-          <w:rFonts w:hint="eastAsia"/>
-        </w:rPr>
-        <w:t>1</w:t>
-      </w:r>
-      <w:r>
-        <w:rPr>
-          <w:rFonts w:hint="eastAsia"/>
-        </w:rPr>
-        <w:t>筆</w:t>
-      </w:r>
-      <w:r>
-        <w:rPr>
-          <w:rFonts w:hint="eastAsia"/>
-        </w:rPr>
-        <w:t>待平衡支付值</w:t>
-      </w:r>
-      <w:r>
-        <w:rPr>
-          <w:rFonts w:hint="eastAsia"/>
-        </w:rPr>
-        <w:t>在</w:t>
-      </w:r>
-      <w:r>
-        <w:rPr>
-          <w:rFonts w:hint="eastAsia"/>
-        </w:rPr>
-        <w:t>0</w:t>
-      </w:r>
-      <w:r>
-        <w:rPr>
-          <w:rFonts w:hint="eastAsia"/>
-        </w:rPr>
-        <w:t>至</w:t>
-      </w:r>
-      <w:r>
-        <w:rPr>
-          <w:rFonts w:hint="eastAsia"/>
-        </w:rPr>
-        <w:t>1</w:t>
-      </w:r>
-      <w:r>
-        <w:rPr>
-          <w:rFonts w:hint="eastAsia"/>
-        </w:rPr>
-        <w:t>萬</w:t>
-      </w:r>
-      <w:proofErr w:type="gramStart"/>
-      <w:r>
-        <w:rPr>
-          <w:rFonts w:hint="eastAsia"/>
-        </w:rPr>
-        <w:t>之間，</w:t>
-      </w:r>
-      <w:proofErr w:type="gramEnd"/>
-      <w:r>
-        <w:rPr>
-          <w:rFonts w:hint="eastAsia"/>
-        </w:rPr>
-        <w:t>金額為</w:t>
-      </w:r>
-      <w:r>
-        <w:rPr>
-          <w:rFonts w:hint="eastAsia"/>
-        </w:rPr>
-        <w:t>74</w:t>
-      </w:r>
-      <w:r>
-        <w:rPr>
-          <w:rFonts w:hint="eastAsia"/>
-        </w:rPr>
-        <w:t>。</w:t>
-      </w:r>
-    </w:p>
-    <w:p>
-      <w:r>
-        <w:rPr>
-          <w:rFonts w:hint="eastAsia"/>
-        </w:rPr>
-        <w:t>===========================</w:t>
-      </w:r>
-    </w:p>
-    <w:p>
-      <w:r>
-        <w:rPr>
-          <w:rFonts w:hint="eastAsia"/>
-        </w:rPr>
-        <w:t>*1</w:t>
-      </w:r>
-    </w:p>
-    <w:p>
-      <w:r>
-        <w:rPr>
-          <w:rFonts w:hint="eastAsia"/>
-        </w:rPr>
-        <w:t>總分尺</w:t>
-      </w:r>
-      <w:proofErr w:type="gramStart"/>
-      <w:r>
-        <w:rPr>
-          <w:rFonts w:hint="eastAsia"/>
-        </w:rPr>
-        <w:t>規</w:t>
-      </w:r>
-      <w:proofErr w:type="gramEnd"/>
-      <w:r>
-        <w:rPr>
-          <w:rFonts w:hint="eastAsia"/>
-        </w:rPr>
-        <w:t xml:space="preserve"> </w:t>
-      </w:r>
-      <w:proofErr w:type="gramStart"/>
-      <w:r>
-        <w:rPr>
-          <w:rFonts w:hint="eastAsia"/>
-        </w:rPr>
-        <w:t>—</w:t>
-      </w:r>
-      <w:proofErr w:type="gramEnd"/>
-      <w:r>
-        <w:rPr>
-          <w:rFonts w:hint="eastAsia"/>
-        </w:rPr>
-        <w:t xml:space="preserve"> </w:t>
-      </w:r>
-      <w:proofErr w:type="gramStart"/>
-      <w:r>
-        <w:rPr>
-          <w:rFonts w:hint="eastAsia"/>
-        </w:rPr>
-        <w:t>單案最多</w:t>
-      </w:r>
-      <w:proofErr w:type="gramEnd"/>
-      <w:r>
-        <w:rPr>
-          <w:rFonts w:hint="eastAsia"/>
-        </w:rPr>
-        <w:t>命中</w:t>
-      </w:r>
-      <w:r>
-        <w:rPr>
-          <w:rFonts w:hint="eastAsia"/>
-        </w:rPr>
-        <w:t xml:space="preserve"> 7 </w:t>
+        <w:t>要怎麼處理？實際</w:t>
+      </w:r>
+      <w:r>
+        <w:rPr>
+          <w:rFonts w:hint="eastAsia"/>
+        </w:rPr>
+        <w:t>7</w:t>
+      </w:r>
+      <w:r>
+        <w:rPr>
+          <w:rFonts w:hint="eastAsia"/>
+        </w:rPr>
+        <w:t>個維度，每</w:t>
       </w:r>
       <w:proofErr w:type="gramStart"/>
       <w:r>
@@ -6391,38 +6314,40 @@
         <w:rPr>
           <w:rFonts w:hint="eastAsia"/>
         </w:rPr>
-        <w:t>維度，上限就是</w:t>
-      </w:r>
-      <w:r>
-        <w:rPr>
-          <w:rFonts w:hint="eastAsia"/>
-        </w:rPr>
-        <w:t xml:space="preserve"> 70</w:t>
-      </w:r>
-      <w:r>
-        <w:rPr>
-          <w:rFonts w:hint="eastAsia"/>
-        </w:rPr>
-        <w:t>。接受</w:t>
-      </w:r>
-      <w:r>
-        <w:rPr>
-          <w:rFonts w:hint="eastAsia"/>
-        </w:rPr>
-        <w:t xml:space="preserve"> 0~70</w:t>
-      </w:r>
-      <w:r>
-        <w:rPr>
-          <w:rFonts w:hint="eastAsia"/>
-        </w:rPr>
-        <w:t>，還是拉回</w:t>
-      </w:r>
-      <w:r>
-        <w:rPr>
-          <w:rFonts w:hint="eastAsia"/>
-        </w:rPr>
-        <w:t xml:space="preserve"> 0~100</w:t>
-      </w:r>
+        <w:t>維度評分「</w:t>
+      </w:r>
+      <w:r>
+        <w:rPr>
+          <w:rFonts w:hint="eastAsia"/>
+        </w:rPr>
+        <w:t>100</w:t>
+      </w:r>
+      <w:r>
+        <w:rPr>
+          <w:rFonts w:hint="eastAsia"/>
+        </w:rPr>
+        <w:t>除以</w:t>
+      </w:r>
+      <w:r>
+        <w:rPr>
+          <w:rFonts w:hint="eastAsia"/>
+        </w:rPr>
+        <w:t>7</w:t>
+      </w:r>
+      <w:r>
+        <w:rPr>
+          <w:rFonts w:hint="eastAsia"/>
+        </w:rPr>
+        <w:t>」</w:t>
+      </w:r>
+      <w:proofErr w:type="gramStart"/>
+      <w:r>
+        <w:rPr>
+          <w:rFonts w:hint="eastAsia"/>
+        </w:rPr>
+        <w:t>分嗎</w:t>
+      </w:r>
+      <w:proofErr w:type="gramEnd"/>
       <w:r>
         <w:rPr>
           <w:rFonts w:hint="eastAsia"/>
@@ -6431,100 +6356,6 @@
       </w:r>
     </w:p>
     <w:p>
-      <w:pPr>
-        <w:rPr>
-          <w:rFonts w:hint="eastAsia"/>
-        </w:rPr>
-      </w:pPr>
-      <w:r>
-        <w:rPr>
-          <w:rFonts w:hint="eastAsia"/>
-        </w:rPr>
-        <w:t>回覆：如果拉回</w:t>
-      </w:r>
-      <w:r>
-        <w:rPr>
-          <w:rFonts w:hint="eastAsia"/>
-        </w:rPr>
-        <w:t>100</w:t>
-      </w:r>
-      <w:r>
-        <w:rPr>
-          <w:rFonts w:hint="eastAsia"/>
-        </w:rPr>
-        <w:t>要怎麼處理？實際</w:t>
-      </w:r>
-      <w:r>
-        <w:rPr>
-          <w:rFonts w:hint="eastAsia"/>
-        </w:rPr>
-        <w:t>7</w:t>
-      </w:r>
-      <w:r>
-        <w:rPr>
-          <w:rFonts w:hint="eastAsia"/>
-        </w:rPr>
-        <w:t>個維度，每</w:t>
-      </w:r>
-      <w:proofErr w:type="gramStart"/>
-      <w:r>
-        <w:rPr>
-          <w:rFonts w:hint="eastAsia"/>
-        </w:rPr>
-        <w:t>個</w:t>
-      </w:r>
-      <w:proofErr w:type="gramEnd"/>
-      <w:r>
-        <w:rPr>
-          <w:rFonts w:hint="eastAsia"/>
-        </w:rPr>
-        <w:t>維度評分「</w:t>
-      </w:r>
-      <w:r>
-        <w:rPr>
-          <w:rFonts w:hint="eastAsia"/>
-        </w:rPr>
-        <w:t>100</w:t>
-      </w:r>
-      <w:r>
-        <w:rPr>
-          <w:rFonts w:hint="eastAsia"/>
-        </w:rPr>
-        <w:t>除以</w:t>
-      </w:r>
-      <w:r>
-        <w:rPr>
-          <w:rFonts w:hint="eastAsia"/>
-        </w:rPr>
-        <w:t>7</w:t>
-      </w:r>
-      <w:r>
-        <w:rPr>
-          <w:rFonts w:hint="eastAsia"/>
-        </w:rPr>
-        <w:t>」</w:t>
-      </w:r>
-      <w:proofErr w:type="gramStart"/>
-      <w:r>
-        <w:rPr>
-          <w:rFonts w:hint="eastAsia"/>
-        </w:rPr>
-        <w:t>分嗎</w:t>
-      </w:r>
-      <w:proofErr w:type="gramEnd"/>
-      <w:r>
-        <w:rPr>
-          <w:rFonts w:hint="eastAsia"/>
-        </w:rPr>
-        <w:t>？</w:t>
-      </w:r>
-    </w:p>
-    <w:p>
-      <w:pPr>
-        <w:rPr>
-          <w:rFonts w:hint="eastAsia"/>
-        </w:rPr>
-      </w:pPr>
       <w:r>
         <w:rPr>
           <w:rFonts w:hint="eastAsia"/>
@@ -6657,11 +6488,6 @@
       </w:r>
     </w:p>
     <w:p>
-      <w:pPr>
-        <w:rPr>
-          <w:rFonts w:hint="eastAsia"/>
-        </w:rPr>
-      </w:pPr>
       <w:r>
         <w:rPr>
           <w:rFonts w:hint="eastAsia"/>
@@ -6738,13 +6564,7 @@
         <w:rPr>
           <w:rFonts w:hint="eastAsia"/>
         </w:rPr>
-        <w:t>回覆：</w:t>
-      </w:r>
-      <w:r>
-        <w:rPr>
-          <w:rFonts w:hint="eastAsia"/>
-        </w:rPr>
-        <w:t>不要，保留固定</w:t>
+        <w:t>回覆：不要，保留固定</w:t>
       </w:r>
       <w:r>
         <w:rPr>
@@ -7029,7 +6849,19 @@
         <w:rPr>
           <w:rFonts w:hint="eastAsia"/>
         </w:rPr>
-        <w:t>我的構想是這樣：</w:t>
+        <w:t>我</w:t>
+      </w:r>
+      <w:r>
+        <w:rPr>
+          <w:rFonts w:hint="eastAsia"/>
+        </w:rPr>
+        <w:t>接下來</w:t>
+      </w:r>
+      <w:r>
+        <w:rPr>
+          <w:rFonts w:hint="eastAsia"/>
+        </w:rPr>
+        <w:t>的構想是這樣：</w:t>
       </w:r>
     </w:p>
     <w:p>
@@ -7225,19 +7057,7 @@
           <w:rFonts w:hint="eastAsia"/>
         </w:rPr>
         <w:lastRenderedPageBreak/>
-        <w:t>截至「</w:t>
-      </w:r>
-      <w:r>
-        <w:rPr>
-          <w:rFonts w:hint="eastAsia"/>
-        </w:rPr>
-        <w:t>產出所有案件評分明細資料</w:t>
-      </w:r>
-      <w:r>
-        <w:rPr>
-          <w:rFonts w:hint="eastAsia"/>
-        </w:rPr>
-        <w:t>」為止，我預測仍可於機密區以</w:t>
+        <w:t>截至「產出所有案件評分明細資料」為止，我預測仍可於機密區以</w:t>
       </w:r>
       <w:r>
         <w:rPr>
@@ -7261,15 +7081,3153 @@
         <w:rPr>
           <w:rFonts w:hint="eastAsia"/>
         </w:rPr>
-        <w:t>的模式</w:t>
-      </w:r>
-      <w:r>
-        <w:rPr>
-          <w:rFonts w:hint="eastAsia"/>
-        </w:rPr>
-        <w:t>完成。</w:t>
-      </w:r>
-    </w:p>
+        <w:t>的模式完成。</w:t>
+      </w:r>
+    </w:p>
+    <w:p>
+      <w:r>
+        <w:rPr>
+          <w:rFonts w:hint="eastAsia"/>
+        </w:rPr>
+        <w:t>如果不行，或很麻煩的話，我打算將評分結果匯出機密區（我會先徵得主管同意，並去識別化，例如只以序號代替案件編號之類的），再請其他</w:t>
+      </w:r>
+      <w:r>
+        <w:rPr>
+          <w:rFonts w:hint="eastAsia"/>
+        </w:rPr>
+        <w:t>AI</w:t>
+      </w:r>
+      <w:r>
+        <w:rPr>
+          <w:rFonts w:hint="eastAsia"/>
+        </w:rPr>
+        <w:t>工具協助繪圖。</w:t>
+      </w:r>
+    </w:p>
+    <w:p>
+      <w:r>
+        <w:rPr>
+          <w:rFonts w:hint="eastAsia"/>
+        </w:rPr>
+        <w:t>以上構想，先別動手，幫我做可行性評估，並給我建議。</w:t>
+      </w:r>
+    </w:p>
+    <w:p/>
+    <w:p/>
+    <w:p>
+      <w:r>
+        <w:rPr>
+          <w:rFonts w:hint="eastAsia"/>
+        </w:rPr>
+        <w:t>====================</w:t>
+      </w:r>
+    </w:p>
+    <w:p>
+      <w:r>
+        <w:rPr>
+          <w:rFonts w:hint="eastAsia"/>
+        </w:rPr>
+        <w:t>我確認現在這些控制點和評分機制沒有問題。</w:t>
+      </w:r>
+    </w:p>
+    <w:p>
+      <w:r>
+        <w:rPr>
+          <w:rFonts w:hint="eastAsia"/>
+        </w:rPr>
+        <w:t>簡報上只是示意圖或示意文字，作者可能是從別的地方拿到簡報上你新看到的</w:t>
+      </w:r>
+      <w:r>
+        <w:rPr>
+          <w:rFonts w:hint="eastAsia"/>
+        </w:rPr>
+        <w:t>控制點</w:t>
+      </w:r>
+      <w:r>
+        <w:rPr>
+          <w:rFonts w:hint="eastAsia"/>
+        </w:rPr>
+        <w:t>指標的相關資料，但在現行取得資料的模式當中</w:t>
+      </w:r>
+      <w:r>
+        <w:rPr>
+          <w:rFonts w:hint="eastAsia"/>
+        </w:rPr>
+        <w:t>，我沒辦法取得那麼多資料，至少就我所知相關的定期資料就只有「</w:t>
+      </w:r>
+      <w:r>
+        <w:rPr>
+          <w:rFonts w:hint="eastAsia"/>
+        </w:rPr>
+        <w:t>執行中軍購案個案管制表</w:t>
+      </w:r>
+      <w:r>
+        <w:rPr>
+          <w:rFonts w:hint="eastAsia"/>
+        </w:rPr>
+        <w:t>」而已</w:t>
+      </w:r>
+      <w:r>
+        <w:rPr>
+          <w:rFonts w:hint="eastAsia"/>
+        </w:rPr>
+        <w:t>。因此，只需要把簡報當作示意圖就好，讓你清楚我最後想要的效果是什麼，至於控制點與分析策略由我之前講的軍投、</w:t>
+      </w:r>
+      <w:proofErr w:type="gramStart"/>
+      <w:r>
+        <w:rPr>
+          <w:rFonts w:hint="eastAsia"/>
+        </w:rPr>
+        <w:t>作維共</w:t>
+      </w:r>
+      <w:proofErr w:type="gramEnd"/>
+      <w:r>
+        <w:rPr>
+          <w:rFonts w:hint="eastAsia"/>
+        </w:rPr>
+        <w:t>20</w:t>
+      </w:r>
+      <w:r>
+        <w:rPr>
+          <w:rFonts w:hint="eastAsia"/>
+        </w:rPr>
+        <w:t>個控制點為主。</w:t>
+      </w:r>
+    </w:p>
+    <w:p/>
+    <w:p>
+      <w:r>
+        <w:rPr>
+          <w:rFonts w:hint="eastAsia"/>
+        </w:rPr>
+        <w:t>評分機制已完成，如檔案「</w:t>
+      </w:r>
+      <w:r>
+        <w:rPr>
+          <w:rFonts w:hint="eastAsia"/>
+        </w:rPr>
+        <w:t>控制點篩選結果為所有軍購案評分的標準</w:t>
+      </w:r>
+      <w:r>
+        <w:rPr>
+          <w:rFonts w:hint="eastAsia"/>
+        </w:rPr>
+        <w:t>.docx</w:t>
+      </w:r>
+      <w:r>
+        <w:rPr>
+          <w:rFonts w:hint="eastAsia"/>
+        </w:rPr>
+        <w:t>」。</w:t>
+      </w:r>
+    </w:p>
+    <w:p>
+      <w:r>
+        <w:rPr>
+          <w:rFonts w:hint="eastAsia"/>
+        </w:rPr>
+        <w:t>開始進行第</w:t>
+      </w:r>
+      <w:r>
+        <w:rPr>
+          <w:rFonts w:hint="eastAsia"/>
+        </w:rPr>
+        <w:t>1</w:t>
+      </w:r>
+      <w:r>
+        <w:rPr>
+          <w:rFonts w:hint="eastAsia"/>
+        </w:rPr>
+        <w:t>部分</w:t>
+      </w:r>
+      <w:r>
+        <w:rPr>
+          <w:rFonts w:hint="eastAsia"/>
+        </w:rPr>
+        <w:t>（第</w:t>
+      </w:r>
+      <w:r>
+        <w:rPr>
+          <w:rFonts w:hint="eastAsia"/>
+        </w:rPr>
+        <w:t xml:space="preserve"> 1~3 </w:t>
+      </w:r>
+      <w:r>
+        <w:rPr>
+          <w:rFonts w:hint="eastAsia"/>
+        </w:rPr>
+        <w:t>步）。</w:t>
+      </w:r>
+    </w:p>
+    <w:p>
+      <w:r>
+        <w:rPr>
+          <w:rFonts w:hint="eastAsia"/>
+        </w:rPr>
+        <w:t>*1</w:t>
+      </w:r>
+      <w:r>
+        <w:rPr>
+          <w:rFonts w:hint="eastAsia"/>
+        </w:rPr>
+        <w:t>：把評分機制寫入原本的分析系統當中，逐案為軍購案評分。</w:t>
+      </w:r>
+    </w:p>
+    <w:p>
+      <w:r>
+        <w:rPr>
+          <w:rFonts w:hint="eastAsia"/>
+        </w:rPr>
+        <w:t>*2</w:t>
+      </w:r>
+      <w:r>
+        <w:rPr>
+          <w:rFonts w:hint="eastAsia"/>
+        </w:rPr>
+        <w:t>：產出所有案件評分明細資料。</w:t>
+      </w:r>
+    </w:p>
+    <w:p>
+      <w:r>
+        <w:rPr>
+          <w:rFonts w:hint="eastAsia"/>
+        </w:rPr>
+        <w:t>*3</w:t>
+      </w:r>
+      <w:r>
+        <w:rPr>
+          <w:rFonts w:hint="eastAsia"/>
+        </w:rPr>
+        <w:t>：利用風險類別，將每一案的同類別評分得分，得出每</w:t>
+      </w:r>
+      <w:proofErr w:type="gramStart"/>
+      <w:r>
+        <w:rPr>
+          <w:rFonts w:hint="eastAsia"/>
+        </w:rPr>
+        <w:t>個</w:t>
+      </w:r>
+      <w:proofErr w:type="gramEnd"/>
+      <w:r>
+        <w:rPr>
+          <w:rFonts w:hint="eastAsia"/>
+        </w:rPr>
+        <w:t>軍購案的「執行風險分數」與「財務風險分數」。</w:t>
+      </w:r>
+    </w:p>
+    <w:p>
+      <w:r>
+        <w:rPr>
+          <w:rFonts w:hint="eastAsia"/>
+        </w:rPr>
+        <w:t>就是你之前提到的「</w:t>
+      </w:r>
+      <w:r>
+        <w:rPr>
+          <w:rFonts w:hint="eastAsia"/>
+        </w:rPr>
+        <w:t>總表加風險分數欄、明細加分數、匯出跟隨，順便加「執行</w:t>
+      </w:r>
+      <w:r>
+        <w:rPr>
+          <w:rFonts w:hint="eastAsia"/>
+        </w:rPr>
+        <w:t>/</w:t>
+      </w:r>
+      <w:r>
+        <w:rPr>
+          <w:rFonts w:hint="eastAsia"/>
+        </w:rPr>
+        <w:t>財務分數」兩欄。這一版可以先進機密區驗收，確認錨點在真實資料上算出來的分數合理。</w:t>
+      </w:r>
+      <w:r>
+        <w:rPr>
+          <w:rFonts w:hint="eastAsia"/>
+        </w:rPr>
+        <w:t>」</w:t>
+      </w:r>
+    </w:p>
+    <w:p/>
+    <w:p>
+      <w:r>
+        <w:rPr>
+          <w:rFonts w:hint="eastAsia"/>
+        </w:rPr>
+        <w:t>我想把這個評分的部分（包括後面下一階段畫圖的功能），與現在版本「第二階段：上傳會議資料，核對會議紀錄（選用）」的順序平行，換言之，執行完控制點分析之後「評分</w:t>
+      </w:r>
+      <w:proofErr w:type="gramStart"/>
+      <w:r>
+        <w:rPr>
+          <w:rFonts w:hint="eastAsia"/>
+        </w:rPr>
+        <w:t>─</w:t>
+      </w:r>
+      <w:proofErr w:type="gramEnd"/>
+      <w:r>
+        <w:rPr>
+          <w:rFonts w:hint="eastAsia"/>
+        </w:rPr>
+        <w:t>畫圖」或是「核對會議資料」，都是選用，使用者可以</w:t>
+      </w:r>
+      <w:r>
+        <w:rPr>
+          <w:rFonts w:hint="eastAsia"/>
+        </w:rPr>
+        <w:t>2</w:t>
+      </w:r>
+      <w:r>
+        <w:rPr>
+          <w:rFonts w:hint="eastAsia"/>
+        </w:rPr>
+        <w:t>個都執行，先後順序不拘，也可以只選</w:t>
+      </w:r>
+      <w:r>
+        <w:rPr>
+          <w:rFonts w:hint="eastAsia"/>
+        </w:rPr>
+        <w:t>1</w:t>
+      </w:r>
+      <w:r>
+        <w:rPr>
+          <w:rFonts w:hint="eastAsia"/>
+        </w:rPr>
+        <w:t>個執行；也可以都不執行，只取得控制點分析結果即停手（畢竟現在工作上只要求我做到這裡，核對會議資料或評分畫圖都是我自創的）。</w:t>
+      </w:r>
+    </w:p>
+    <w:p/>
+    <w:p>
+      <w:r>
+        <w:rPr>
+          <w:rFonts w:hint="eastAsia"/>
+        </w:rPr>
+        <w:t>為了避免損壞之前的版本，這次的更動幫我存成新的</w:t>
+      </w:r>
+      <w:r>
+        <w:rPr>
+          <w:rFonts w:hint="eastAsia"/>
+        </w:rPr>
+        <w:t>html</w:t>
+      </w:r>
+      <w:r>
+        <w:rPr>
+          <w:rFonts w:hint="eastAsia"/>
+        </w:rPr>
+        <w:t>檔案「</w:t>
+      </w:r>
+      <w:r>
+        <w:rPr>
+          <w:rFonts w:hint="eastAsia"/>
+        </w:rPr>
+        <w:t>國軍</w:t>
+      </w:r>
+      <w:proofErr w:type="gramStart"/>
+      <w:r>
+        <w:rPr>
+          <w:rFonts w:hint="eastAsia"/>
+        </w:rPr>
+        <w:t>軍</w:t>
+      </w:r>
+      <w:proofErr w:type="gramEnd"/>
+      <w:r>
+        <w:rPr>
+          <w:rFonts w:hint="eastAsia"/>
+        </w:rPr>
+        <w:t>購案分析系統</w:t>
+      </w:r>
+      <w:r>
+        <w:rPr>
+          <w:rFonts w:hint="eastAsia"/>
+        </w:rPr>
+        <w:t>v</w:t>
+      </w:r>
+      <w:r>
+        <w:t>115071</w:t>
+      </w:r>
+      <w:r>
+        <w:t>7</w:t>
+      </w:r>
+      <w:r>
+        <w:rPr>
+          <w:rFonts w:hint="eastAsia"/>
+        </w:rPr>
+        <w:t>.html</w:t>
+      </w:r>
+      <w:r>
+        <w:rPr>
+          <w:rFonts w:hint="eastAsia"/>
+        </w:rPr>
+        <w:t>」。</w:t>
+      </w:r>
+    </w:p>
+    <w:p/>
+    <w:p>
+      <w:r>
+        <w:rPr>
+          <w:rFonts w:hint="eastAsia"/>
+        </w:rPr>
+        <w:t>以上我的規劃可能有些不完善的地方，為了確保設計的品質，先針對以下</w:t>
+      </w:r>
+      <w:r>
+        <w:rPr>
+          <w:rFonts w:hint="eastAsia"/>
+        </w:rPr>
+        <w:t>6</w:t>
+      </w:r>
+      <w:r>
+        <w:rPr>
+          <w:rFonts w:hint="eastAsia"/>
+        </w:rPr>
+        <w:t>個面向對我提問，或提出其他問題，直到你完全確認我的需求：</w:t>
+      </w:r>
+    </w:p>
+    <w:p>
+      <w:r>
+        <w:rPr>
+          <w:rFonts w:hint="eastAsia"/>
+        </w:rPr>
+        <w:lastRenderedPageBreak/>
+        <w:t>1.</w:t>
+      </w:r>
+      <w:r>
+        <w:rPr>
+          <w:rFonts w:hint="eastAsia"/>
+        </w:rPr>
+        <w:t>目標</w:t>
+      </w:r>
+    </w:p>
+    <w:p>
+      <w:r>
+        <w:rPr>
+          <w:rFonts w:hint="eastAsia"/>
+        </w:rPr>
+        <w:t>2.</w:t>
+      </w:r>
+      <w:r>
+        <w:rPr>
+          <w:rFonts w:hint="eastAsia"/>
+        </w:rPr>
+        <w:t>功能模組</w:t>
+      </w:r>
+    </w:p>
+    <w:p>
+      <w:r>
+        <w:rPr>
+          <w:rFonts w:hint="eastAsia"/>
+        </w:rPr>
+        <w:t>3.</w:t>
+      </w:r>
+      <w:r>
+        <w:rPr>
+          <w:rFonts w:hint="eastAsia"/>
+        </w:rPr>
+        <w:t>工具限制</w:t>
+      </w:r>
+    </w:p>
+    <w:p>
+      <w:r>
+        <w:rPr>
+          <w:rFonts w:hint="eastAsia"/>
+        </w:rPr>
+        <w:t>4.</w:t>
+      </w:r>
+      <w:r>
+        <w:rPr>
+          <w:rFonts w:hint="eastAsia"/>
+        </w:rPr>
+        <w:t>資料來源與去向</w:t>
+      </w:r>
+    </w:p>
+    <w:p>
+      <w:r>
+        <w:rPr>
+          <w:rFonts w:hint="eastAsia"/>
+        </w:rPr>
+        <w:t>5.</w:t>
+      </w:r>
+      <w:r>
+        <w:rPr>
+          <w:rFonts w:hint="eastAsia"/>
+        </w:rPr>
+        <w:t>外部依賴</w:t>
+      </w:r>
+    </w:p>
+    <w:p>
+      <w:r>
+        <w:rPr>
+          <w:rFonts w:hint="eastAsia"/>
+        </w:rPr>
+        <w:t>6.</w:t>
+      </w:r>
+      <w:r>
+        <w:rPr>
+          <w:rFonts w:hint="eastAsia"/>
+        </w:rPr>
+        <w:t>驗收標準</w:t>
+      </w:r>
+    </w:p>
+    <w:p/>
+    <w:p>
+      <w:r>
+        <w:rPr>
+          <w:rFonts w:hint="eastAsia"/>
+        </w:rPr>
+        <w:t>===================</w:t>
+      </w:r>
+    </w:p>
+    <w:p>
+      <w:r>
+        <w:rPr>
+          <w:rFonts w:hint="eastAsia"/>
+        </w:rPr>
+        <w:t>現在開始規劃畫圖的功能，我想先分</w:t>
+      </w:r>
+      <w:r>
+        <w:rPr>
+          <w:rFonts w:hint="eastAsia"/>
+        </w:rPr>
+        <w:t>2</w:t>
+      </w:r>
+      <w:r>
+        <w:rPr>
+          <w:rFonts w:hint="eastAsia"/>
+        </w:rPr>
+        <w:t>部分逐步規劃：</w:t>
+      </w:r>
+    </w:p>
+    <w:p>
+      <w:r>
+        <w:rPr>
+          <w:rFonts w:hint="eastAsia"/>
+        </w:rPr>
+        <w:t>*</w:t>
+      </w:r>
+      <w:r>
+        <w:rPr>
+          <w:rFonts w:hint="eastAsia"/>
+        </w:rPr>
+        <w:t>第</w:t>
+      </w:r>
+      <w:r>
+        <w:t>1</w:t>
+      </w:r>
+      <w:r>
+        <w:rPr>
+          <w:rFonts w:hint="eastAsia"/>
+        </w:rPr>
+        <w:t>步</w:t>
+      </w:r>
+    </w:p>
+    <w:p>
+      <w:r>
+        <w:rPr>
+          <w:rFonts w:hint="eastAsia"/>
+        </w:rPr>
+        <w:t>圖的畫法、架構與意義：包括之前提到的</w:t>
+      </w:r>
+      <w:proofErr w:type="spellStart"/>
+      <w:r>
+        <w:rPr>
+          <w:rFonts w:hint="eastAsia"/>
+        </w:rPr>
+        <w:t>x,y</w:t>
+      </w:r>
+      <w:proofErr w:type="spellEnd"/>
+      <w:proofErr w:type="gramStart"/>
+      <w:r>
+        <w:rPr>
+          <w:rFonts w:hint="eastAsia"/>
+        </w:rPr>
+        <w:t>軸分別是</w:t>
+      </w:r>
+      <w:proofErr w:type="gramEnd"/>
+      <w:r>
+        <w:rPr>
+          <w:rFonts w:hint="eastAsia"/>
+        </w:rPr>
+        <w:t>什麼指標</w:t>
+      </w:r>
+      <w:r>
+        <w:rPr>
+          <w:rFonts w:hint="eastAsia"/>
+        </w:rPr>
+        <w:t>、坐標軸最小值與最大值</w:t>
+      </w:r>
+      <w:r>
+        <w:rPr>
+          <w:rFonts w:hint="eastAsia"/>
+        </w:rPr>
+        <w:t>、評為</w:t>
+      </w:r>
+      <w:r>
+        <w:rPr>
+          <w:rFonts w:hint="eastAsia"/>
+        </w:rPr>
+        <w:t>0</w:t>
+      </w:r>
+      <w:r>
+        <w:rPr>
+          <w:rFonts w:hint="eastAsia"/>
+        </w:rPr>
+        <w:t>分的案件是否也要納入、氣泡圖的畫法與定義、紅區</w:t>
+      </w:r>
+      <w:proofErr w:type="gramStart"/>
+      <w:r>
+        <w:rPr>
+          <w:rFonts w:hint="eastAsia"/>
+        </w:rPr>
+        <w:t>─綠區</w:t>
+      </w:r>
+      <w:proofErr w:type="gramEnd"/>
+      <w:r>
+        <w:rPr>
+          <w:rFonts w:hint="eastAsia"/>
+        </w:rPr>
+        <w:t>的門檻</w:t>
+      </w:r>
+      <w:r>
+        <w:t>…</w:t>
+      </w:r>
+      <w:r>
+        <w:rPr>
+          <w:rFonts w:hint="eastAsia"/>
+        </w:rPr>
+        <w:t>等等，與圖形表達方式有關的議題。</w:t>
+      </w:r>
+    </w:p>
+    <w:p>
+      <w:r>
+        <w:rPr>
+          <w:rFonts w:hint="eastAsia"/>
+        </w:rPr>
+        <w:t>*</w:t>
+      </w:r>
+      <w:r>
+        <w:rPr>
+          <w:rFonts w:hint="eastAsia"/>
+        </w:rPr>
+        <w:t>第</w:t>
+      </w:r>
+      <w:r>
+        <w:t>2</w:t>
+      </w:r>
+      <w:r>
+        <w:rPr>
+          <w:rFonts w:hint="eastAsia"/>
+        </w:rPr>
+        <w:t>步</w:t>
+      </w:r>
+    </w:p>
+    <w:p>
+      <w:r>
+        <w:rPr>
+          <w:rFonts w:hint="eastAsia"/>
+        </w:rPr>
+        <w:t>程式設計與使用者需求：包括要怎樣讓使用者操作、最後輸出結果，以及其他程式設計技術面的問題。</w:t>
+      </w:r>
+    </w:p>
+    <w:p/>
+    <w:p>
+      <w:r>
+        <w:rPr>
+          <w:rFonts w:hint="eastAsia"/>
+        </w:rPr>
+        <w:t>這</w:t>
+      </w:r>
+      <w:r>
+        <w:rPr>
+          <w:rFonts w:hint="eastAsia"/>
+        </w:rPr>
+        <w:t>2</w:t>
+      </w:r>
+      <w:r>
+        <w:rPr>
+          <w:rFonts w:hint="eastAsia"/>
+        </w:rPr>
+        <w:t>個部分逐步規劃好，再一併產出計畫增加畫圖功能的程式設計計畫（</w:t>
+      </w:r>
+      <w:r>
+        <w:rPr>
+          <w:rFonts w:hint="eastAsia"/>
+        </w:rPr>
+        <w:t>p</w:t>
+      </w:r>
+      <w:r>
+        <w:t>lan</w:t>
+      </w:r>
+      <w:r>
+        <w:rPr>
+          <w:rFonts w:hint="eastAsia"/>
+        </w:rPr>
+        <w:t>）。</w:t>
+      </w:r>
+    </w:p>
+    <w:p/>
+    <w:p>
+      <w:r>
+        <w:rPr>
+          <w:rFonts w:hint="eastAsia"/>
+        </w:rPr>
+        <w:t>實際作業上，第</w:t>
+      </w:r>
+      <w:r>
+        <w:rPr>
+          <w:rFonts w:hint="eastAsia"/>
+        </w:rPr>
+        <w:t>1</w:t>
+      </w:r>
+      <w:r>
+        <w:rPr>
+          <w:rFonts w:hint="eastAsia"/>
+        </w:rPr>
+        <w:t>步規劃好後，先讓我審閱一次，沒問題後，再開始第</w:t>
+      </w:r>
+      <w:r>
+        <w:rPr>
+          <w:rFonts w:hint="eastAsia"/>
+        </w:rPr>
+        <w:t>2</w:t>
+      </w:r>
+      <w:r>
+        <w:rPr>
+          <w:rFonts w:hint="eastAsia"/>
+        </w:rPr>
+        <w:t>步規劃。</w:t>
+      </w:r>
+    </w:p>
+    <w:p/>
+    <w:p>
+      <w:r>
+        <w:rPr>
+          <w:rFonts w:hint="eastAsia"/>
+        </w:rPr>
+        <w:t>為了避免損壞之前的版本，這次的更動幫我存成新的</w:t>
+      </w:r>
+      <w:r>
+        <w:rPr>
+          <w:rFonts w:hint="eastAsia"/>
+        </w:rPr>
+        <w:t>html</w:t>
+      </w:r>
+      <w:r>
+        <w:rPr>
+          <w:rFonts w:hint="eastAsia"/>
+        </w:rPr>
+        <w:t>檔案「</w:t>
+      </w:r>
+      <w:r>
+        <w:rPr>
+          <w:rFonts w:hint="eastAsia"/>
+        </w:rPr>
+        <w:t>國軍</w:t>
+      </w:r>
+      <w:proofErr w:type="gramStart"/>
+      <w:r>
+        <w:rPr>
+          <w:rFonts w:hint="eastAsia"/>
+        </w:rPr>
+        <w:t>軍</w:t>
+      </w:r>
+      <w:proofErr w:type="gramEnd"/>
+      <w:r>
+        <w:rPr>
+          <w:rFonts w:hint="eastAsia"/>
+        </w:rPr>
+        <w:t>購案分析系統</w:t>
+      </w:r>
+      <w:r>
+        <w:rPr>
+          <w:rFonts w:hint="eastAsia"/>
+        </w:rPr>
+        <w:t>v</w:t>
+      </w:r>
+      <w:r>
+        <w:t>1150718</w:t>
+      </w:r>
+      <w:r>
+        <w:rPr>
+          <w:rFonts w:hint="eastAsia"/>
+        </w:rPr>
+        <w:t>.html</w:t>
+      </w:r>
+      <w:r>
+        <w:rPr>
+          <w:rFonts w:hint="eastAsia"/>
+        </w:rPr>
+        <w:t>」。</w:t>
+      </w:r>
+    </w:p>
+    <w:p/>
+    <w:p>
+      <w:r>
+        <w:rPr>
+          <w:rFonts w:hint="eastAsia"/>
+        </w:rPr>
+        <w:t>以上我的規劃可能有些不完善的地方，為了確保設計的品質，無論是整體畫圖功能</w:t>
+      </w:r>
+      <w:r>
+        <w:rPr>
+          <w:rFonts w:hint="eastAsia"/>
+        </w:rPr>
+        <w:t>，或</w:t>
+      </w:r>
+      <w:r>
+        <w:rPr>
+          <w:rFonts w:hint="eastAsia"/>
+        </w:rPr>
+        <w:t>上述的第</w:t>
+      </w:r>
+      <w:r>
+        <w:rPr>
+          <w:rFonts w:hint="eastAsia"/>
+        </w:rPr>
+        <w:t>1</w:t>
+      </w:r>
+      <w:r>
+        <w:rPr>
+          <w:rFonts w:hint="eastAsia"/>
+        </w:rPr>
+        <w:t>步、第</w:t>
+      </w:r>
+      <w:r>
+        <w:rPr>
+          <w:rFonts w:hint="eastAsia"/>
+        </w:rPr>
+        <w:t>2</w:t>
+      </w:r>
+      <w:r>
+        <w:rPr>
+          <w:rFonts w:hint="eastAsia"/>
+        </w:rPr>
+        <w:t>步進行逐步規劃時，都要先針對以下</w:t>
+      </w:r>
+      <w:r>
+        <w:rPr>
+          <w:rFonts w:hint="eastAsia"/>
+        </w:rPr>
+        <w:t>6</w:t>
+      </w:r>
+      <w:r>
+        <w:rPr>
+          <w:rFonts w:hint="eastAsia"/>
+        </w:rPr>
+        <w:t>個面向對我提問，或提出其他問題，直到你完全確認我的需求：</w:t>
+      </w:r>
+    </w:p>
+    <w:p>
+      <w:r>
+        <w:rPr>
+          <w:rFonts w:hint="eastAsia"/>
+        </w:rPr>
+        <w:t>1.</w:t>
+      </w:r>
+      <w:r>
+        <w:rPr>
+          <w:rFonts w:hint="eastAsia"/>
+        </w:rPr>
+        <w:t>目標</w:t>
+      </w:r>
+    </w:p>
+    <w:p>
+      <w:r>
+        <w:rPr>
+          <w:rFonts w:hint="eastAsia"/>
+        </w:rPr>
+        <w:t>2.</w:t>
+      </w:r>
+      <w:r>
+        <w:rPr>
+          <w:rFonts w:hint="eastAsia"/>
+        </w:rPr>
+        <w:t>功能模組</w:t>
+      </w:r>
+    </w:p>
+    <w:p>
+      <w:r>
+        <w:rPr>
+          <w:rFonts w:hint="eastAsia"/>
+        </w:rPr>
+        <w:t>3.</w:t>
+      </w:r>
+      <w:r>
+        <w:rPr>
+          <w:rFonts w:hint="eastAsia"/>
+        </w:rPr>
+        <w:t>工具限制</w:t>
+      </w:r>
+    </w:p>
+    <w:p>
+      <w:r>
+        <w:rPr>
+          <w:rFonts w:hint="eastAsia"/>
+        </w:rPr>
+        <w:t>4.</w:t>
+      </w:r>
+      <w:r>
+        <w:rPr>
+          <w:rFonts w:hint="eastAsia"/>
+        </w:rPr>
+        <w:t>資料來源與去向</w:t>
+      </w:r>
+    </w:p>
+    <w:p>
+      <w:r>
+        <w:rPr>
+          <w:rFonts w:hint="eastAsia"/>
+        </w:rPr>
+        <w:t>5.</w:t>
+      </w:r>
+      <w:r>
+        <w:rPr>
+          <w:rFonts w:hint="eastAsia"/>
+        </w:rPr>
+        <w:t>外部依賴</w:t>
+      </w:r>
+    </w:p>
+    <w:p>
+      <w:r>
+        <w:rPr>
+          <w:rFonts w:hint="eastAsia"/>
+        </w:rPr>
+        <w:t>6.</w:t>
+      </w:r>
+      <w:r>
+        <w:rPr>
+          <w:rFonts w:hint="eastAsia"/>
+        </w:rPr>
+        <w:t>驗收標準</w:t>
+      </w:r>
+    </w:p>
+    <w:p/>
+    <w:p>
+      <w:r>
+        <w:rPr>
+          <w:rFonts w:hint="eastAsia"/>
+        </w:rPr>
+        <w:t>再次檢查是否有漏洞、寫錯、有疑慮的地方</w:t>
+      </w:r>
+    </w:p>
+    <w:p/>
+    <w:p>
+      <w:r>
+        <w:rPr>
+          <w:rFonts w:hint="eastAsia"/>
+        </w:rPr>
+        <w:lastRenderedPageBreak/>
+        <w:t>剛剛有問我「泡泡大小（代表發價值）的換算基準怎麼定？」，我選的是</w:t>
+      </w:r>
+      <w:r>
+        <w:rPr>
+          <w:rFonts w:hint="eastAsia"/>
+        </w:rPr>
+        <w:t>「</w:t>
+      </w:r>
+      <w:r>
+        <w:rPr>
+          <w:rFonts w:hint="eastAsia"/>
+        </w:rPr>
+        <w:t>沿用金額</w:t>
+      </w:r>
+      <w:proofErr w:type="gramStart"/>
+      <w:r>
+        <w:rPr>
+          <w:rFonts w:hint="eastAsia"/>
+        </w:rPr>
+        <w:t>錨</w:t>
+      </w:r>
+      <w:proofErr w:type="gramEnd"/>
+      <w:r>
+        <w:rPr>
+          <w:rFonts w:hint="eastAsia"/>
+        </w:rPr>
+        <w:t>37</w:t>
+      </w:r>
+      <w:r>
+        <w:rPr>
+          <w:rFonts w:hint="eastAsia"/>
+        </w:rPr>
+        <w:t>點</w:t>
+      </w:r>
+      <w:r>
+        <w:rPr>
+          <w:rFonts w:hint="eastAsia"/>
+        </w:rPr>
+        <w:t xml:space="preserve"> 1</w:t>
+      </w:r>
+      <w:r>
+        <w:rPr>
+          <w:rFonts w:hint="eastAsia"/>
+        </w:rPr>
+        <w:t>萬</w:t>
+      </w:r>
+      <w:r>
+        <w:rPr>
+          <w:rFonts w:hint="eastAsia"/>
+        </w:rPr>
+        <w:t>~100</w:t>
+      </w:r>
+      <w:r>
+        <w:rPr>
+          <w:rFonts w:hint="eastAsia"/>
+        </w:rPr>
+        <w:t>億</w:t>
+      </w:r>
+      <w:r>
+        <w:rPr>
+          <w:rFonts w:hint="eastAsia"/>
+        </w:rPr>
+        <w:t xml:space="preserve"> (Recommended)</w:t>
+      </w:r>
+      <w:r>
+        <w:rPr>
+          <w:rFonts w:hint="eastAsia"/>
+        </w:rPr>
+        <w:t>」，我想再看一下其他選項</w:t>
+      </w:r>
+    </w:p>
+    <w:p/>
+    <w:p>
+      <w:r>
+        <w:rPr>
+          <w:rFonts w:hint="eastAsia"/>
+        </w:rPr>
+        <w:t>另外有關「</w:t>
+      </w:r>
+      <w:r>
+        <w:rPr>
+          <w:rFonts w:hint="eastAsia"/>
+        </w:rPr>
+        <w:t>淡色底</w:t>
+      </w:r>
+      <w:r>
+        <w:rPr>
+          <w:rFonts w:hint="eastAsia"/>
+        </w:rPr>
+        <w:t xml:space="preserve"> vs </w:t>
+      </w:r>
+      <w:r>
+        <w:rPr>
+          <w:rFonts w:hint="eastAsia"/>
+        </w:rPr>
+        <w:t>照示意圖的深色霓虹風</w:t>
+      </w:r>
+      <w:r>
+        <w:rPr>
+          <w:rFonts w:hint="eastAsia"/>
+        </w:rPr>
+        <w:t>」的問題，可以先在對話區中給我預計使用顏色作參考再選擇嗎？</w:t>
+      </w:r>
+    </w:p>
+    <w:p/>
+    <w:p>
+      <w:r>
+        <w:rPr>
+          <w:rFonts w:hint="eastAsia"/>
+        </w:rPr>
+        <w:t>評分完自動畫圖。</w:t>
+      </w:r>
+    </w:p>
+    <w:p>
+      <w:r>
+        <w:rPr>
+          <w:rFonts w:hint="eastAsia"/>
+        </w:rPr>
+        <w:t>另外回報一下其他問題：</w:t>
+      </w:r>
+    </w:p>
+    <w:p>
+      <w:r>
+        <w:rPr>
+          <w:rFonts w:hint="eastAsia"/>
+        </w:rPr>
+        <w:t>*</w:t>
+      </w:r>
+      <w:r>
+        <w:t>1</w:t>
+      </w:r>
+    </w:p>
+    <w:p>
+      <w:r>
+        <w:rPr>
+          <w:rFonts w:hint="eastAsia"/>
+        </w:rPr>
+        <w:t>在之前「</w:t>
+      </w:r>
+      <w:r>
+        <w:rPr>
+          <w:rFonts w:hint="eastAsia"/>
+        </w:rPr>
+        <w:t>風險評分（選用）</w:t>
+      </w:r>
+      <w:r>
+        <w:rPr>
+          <w:rFonts w:hint="eastAsia"/>
+        </w:rPr>
+        <w:t>」的設計當中，我實際試用發現按下「執行評分後」，「</w:t>
+      </w:r>
+      <w:r>
+        <w:rPr>
+          <w:rFonts w:hint="eastAsia"/>
+        </w:rPr>
+        <w:t>軍事投資建案（軍投，含特別預算）風險排名</w:t>
+      </w:r>
+      <w:r>
+        <w:rPr>
+          <w:rFonts w:hint="eastAsia"/>
+        </w:rPr>
+        <w:t>」和「</w:t>
+      </w:r>
+      <w:r>
+        <w:rPr>
+          <w:rFonts w:hint="eastAsia"/>
+        </w:rPr>
+        <w:t>作業維持案（作維）風險排名</w:t>
+      </w:r>
+      <w:r>
+        <w:rPr>
+          <w:rFonts w:hint="eastAsia"/>
+        </w:rPr>
+        <w:t>」</w:t>
+      </w:r>
+      <w:r>
+        <w:rPr>
+          <w:rFonts w:hint="eastAsia"/>
+        </w:rPr>
+        <w:t>2</w:t>
+      </w:r>
+      <w:r>
+        <w:rPr>
+          <w:rFonts w:hint="eastAsia"/>
+        </w:rPr>
+        <w:t>張表會整個展開，</w:t>
+      </w:r>
+      <w:proofErr w:type="gramStart"/>
+      <w:r>
+        <w:rPr>
+          <w:rFonts w:hint="eastAsia"/>
+        </w:rPr>
+        <w:t>太占版面</w:t>
+      </w:r>
+      <w:proofErr w:type="gramEnd"/>
+      <w:r>
+        <w:rPr>
+          <w:rFonts w:hint="eastAsia"/>
+        </w:rPr>
+        <w:t>了。我想改成</w:t>
+      </w:r>
+      <w:r>
+        <w:rPr>
+          <w:rFonts w:hint="eastAsia"/>
+        </w:rPr>
+        <w:t>2</w:t>
+      </w:r>
+      <w:r>
+        <w:rPr>
+          <w:rFonts w:hint="eastAsia"/>
+        </w:rPr>
+        <w:t>張表摺疊只剩下前</w:t>
+      </w:r>
+      <w:r>
+        <w:rPr>
+          <w:rFonts w:hint="eastAsia"/>
+        </w:rPr>
+        <w:t>10</w:t>
+      </w:r>
+      <w:r>
+        <w:rPr>
+          <w:rFonts w:hint="eastAsia"/>
+        </w:rPr>
+        <w:t>名，剩下可以按按鈕展開，讓使用者選擇。</w:t>
+      </w:r>
+    </w:p>
+    <w:p>
+      <w:r>
+        <w:t>*2</w:t>
+      </w:r>
+    </w:p>
+    <w:p>
+      <w:r>
+        <w:rPr>
+          <w:rFonts w:hint="eastAsia"/>
+        </w:rPr>
+        <w:t>既然你把「</w:t>
+      </w:r>
+      <w:r>
+        <w:t>6</w:t>
+      </w:r>
+      <w:r>
+        <w:rPr>
+          <w:rFonts w:hint="eastAsia"/>
+        </w:rPr>
+        <w:t xml:space="preserve"> </w:t>
+      </w:r>
+      <w:r>
+        <w:rPr>
+          <w:rFonts w:hint="eastAsia"/>
+        </w:rPr>
+        <w:t>風險評分（選用）」放在，「</w:t>
+      </w:r>
+      <w:r>
+        <w:t>5</w:t>
+      </w:r>
+      <w:r>
+        <w:rPr>
+          <w:rFonts w:hint="eastAsia"/>
+        </w:rPr>
+        <w:t xml:space="preserve"> </w:t>
+      </w:r>
+      <w:r>
+        <w:rPr>
+          <w:rFonts w:hint="eastAsia"/>
+        </w:rPr>
+        <w:t>第二階段：上傳會議資料，核對會議紀錄（選用）」後面，那就把標題加上「第三階段」好了。</w:t>
+      </w:r>
+    </w:p>
+    <w:p/>
+    <w:p>
+      <w:r>
+        <w:rPr>
+          <w:rFonts w:hint="eastAsia"/>
+        </w:rPr>
+        <w:t>步驟⑥標題</w:t>
+      </w:r>
+      <w:r>
+        <w:rPr>
+          <w:rFonts w:hint="eastAsia"/>
+        </w:rPr>
+        <w:t>幫我改成「</w:t>
+      </w:r>
+      <w:r>
+        <w:rPr>
+          <w:rFonts w:hint="eastAsia"/>
+        </w:rPr>
+        <w:t>第三階段：風險評分與風險分布圖（選用）</w:t>
+      </w:r>
+      <w:r>
+        <w:rPr>
+          <w:rFonts w:hint="eastAsia"/>
+        </w:rPr>
+        <w:t>」</w:t>
+      </w:r>
+    </w:p>
+    <w:p/>
+    <w:p>
+      <w:r>
+        <w:rPr>
+          <w:rFonts w:hint="eastAsia"/>
+        </w:rPr>
+        <w:t>另外，剛剛有問我「滑鼠點泡泡要不要有動作？（懸停顯示案號／案名／執行／財務／總分／發價值已確定會做）」，我回答「點擊顯示命中明細小卡</w:t>
+      </w:r>
+      <w:r>
+        <w:rPr>
+          <w:rFonts w:hint="eastAsia"/>
+        </w:rPr>
+        <w:t xml:space="preserve"> (Recommended)</w:t>
+      </w:r>
+      <w:r>
+        <w:rPr>
+          <w:rFonts w:hint="eastAsia"/>
+        </w:rPr>
+        <w:t>」，我想再看一下其他選項</w:t>
+      </w:r>
+    </w:p>
+    <w:p/>
+    <w:p>
+      <w:r>
+        <w:rPr>
+          <w:rFonts w:hint="eastAsia"/>
+        </w:rPr>
+        <w:t>點泡泡在</w:t>
+      </w:r>
+      <w:proofErr w:type="gramStart"/>
+      <w:r>
+        <w:rPr>
+          <w:rFonts w:hint="eastAsia"/>
+        </w:rPr>
+        <w:t>旁邊彈</w:t>
+      </w:r>
+      <w:proofErr w:type="gramEnd"/>
+      <w:r>
+        <w:rPr>
+          <w:rFonts w:hint="eastAsia"/>
+        </w:rPr>
+        <w:t>出小卡：該案命中的每</w:t>
+      </w:r>
+      <w:proofErr w:type="gramStart"/>
+      <w:r>
+        <w:rPr>
+          <w:rFonts w:hint="eastAsia"/>
+        </w:rPr>
+        <w:t>個</w:t>
+      </w:r>
+      <w:proofErr w:type="gramEnd"/>
+      <w:r>
+        <w:rPr>
+          <w:rFonts w:hint="eastAsia"/>
+        </w:rPr>
+        <w:t>評分維度＋各得幾分</w:t>
+      </w:r>
+      <w:proofErr w:type="gramStart"/>
+      <w:r>
+        <w:rPr>
+          <w:rFonts w:hint="eastAsia"/>
+        </w:rPr>
+        <w:t>（</w:t>
+      </w:r>
+      <w:proofErr w:type="gramEnd"/>
+      <w:r>
+        <w:rPr>
+          <w:rFonts w:hint="eastAsia"/>
+        </w:rPr>
+        <w:t>如「</w:t>
+      </w:r>
+      <w:r>
+        <w:t xml:space="preserve">1-3/1-4 </w:t>
+      </w:r>
+      <w:r>
+        <w:rPr>
+          <w:rFonts w:hint="eastAsia"/>
+        </w:rPr>
+        <w:t>在途物資：</w:t>
+      </w:r>
+      <w:r>
+        <w:t>7.16</w:t>
+      </w:r>
+      <w:r>
+        <w:rPr>
+          <w:rFonts w:hint="eastAsia"/>
+        </w:rPr>
+        <w:t>」</w:t>
+      </w:r>
+      <w:proofErr w:type="gramStart"/>
+      <w:r>
+        <w:rPr>
+          <w:rFonts w:hint="eastAsia"/>
+        </w:rPr>
+        <w:t>）</w:t>
+      </w:r>
+      <w:proofErr w:type="gramEnd"/>
+      <w:r>
+        <w:rPr>
+          <w:rFonts w:hint="eastAsia"/>
+        </w:rPr>
+        <w:t>＋執行</w:t>
+      </w:r>
+      <w:r>
+        <w:t>/</w:t>
+      </w:r>
+      <w:r>
+        <w:rPr>
+          <w:rFonts w:hint="eastAsia"/>
+        </w:rPr>
+        <w:t>財務</w:t>
+      </w:r>
+      <w:r>
+        <w:t>/</w:t>
+      </w:r>
+      <w:r>
+        <w:rPr>
+          <w:rFonts w:hint="eastAsia"/>
+        </w:rPr>
+        <w:t>總分小計，</w:t>
+      </w:r>
+      <w:r>
+        <w:rPr>
+          <w:rFonts w:ascii="MS Gothic" w:eastAsia="MS Gothic" w:hAnsi="MS Gothic" w:cs="MS Gothic" w:hint="eastAsia"/>
+        </w:rPr>
+        <w:t>✕</w:t>
+      </w:r>
+      <w:r>
+        <w:t xml:space="preserve"> </w:t>
+      </w:r>
+      <w:r>
+        <w:rPr>
+          <w:rFonts w:hint="eastAsia"/>
+        </w:rPr>
+        <w:t>或點卡外關閉。</w:t>
+      </w:r>
+    </w:p>
+    <w:p/>
+    <w:p>
+      <w:r>
+        <w:rPr>
+          <w:rFonts w:hint="eastAsia"/>
+        </w:rPr>
+        <w:t>這個小卡會顯示所有得分嗎？</w:t>
+      </w:r>
+    </w:p>
+    <w:p>
+      <w:r>
+        <w:rPr>
+          <w:rFonts w:hint="eastAsia"/>
+        </w:rPr>
+        <w:t>例如該軍購案：</w:t>
+      </w:r>
+    </w:p>
+    <w:p>
+      <w:r>
+        <w:t>1-3/1-4</w:t>
+      </w:r>
+      <w:r>
+        <w:rPr>
+          <w:rFonts w:hint="eastAsia"/>
+        </w:rPr>
+        <w:t>得分</w:t>
+      </w:r>
+      <w:r>
+        <w:rPr>
+          <w:rFonts w:hint="eastAsia"/>
+        </w:rPr>
+        <w:t>7</w:t>
+      </w:r>
+      <w:r>
+        <w:t>.16</w:t>
+      </w:r>
+    </w:p>
+    <w:p>
+      <w:r>
+        <w:rPr>
+          <w:rFonts w:hint="eastAsia"/>
+        </w:rPr>
+        <w:t>1</w:t>
+      </w:r>
+      <w:r>
+        <w:t>-5</w:t>
+      </w:r>
+      <w:r>
+        <w:rPr>
+          <w:rFonts w:hint="eastAsia"/>
+        </w:rPr>
+        <w:t>得分</w:t>
+      </w:r>
+      <w:r>
+        <w:rPr>
+          <w:rFonts w:hint="eastAsia"/>
+        </w:rPr>
+        <w:t>6</w:t>
+      </w:r>
+    </w:p>
+    <w:p>
+      <w:r>
+        <w:rPr>
+          <w:rFonts w:hint="eastAsia"/>
+        </w:rPr>
+        <w:t>1</w:t>
+      </w:r>
+      <w:r>
+        <w:t>-6</w:t>
+      </w:r>
+      <w:r>
+        <w:rPr>
+          <w:rFonts w:hint="eastAsia"/>
+        </w:rPr>
+        <w:t>得分</w:t>
+      </w:r>
+      <w:r>
+        <w:rPr>
+          <w:rFonts w:hint="eastAsia"/>
+        </w:rPr>
+        <w:t>6.2</w:t>
+      </w:r>
+    </w:p>
+    <w:p>
+      <w:r>
+        <w:rPr>
+          <w:rFonts w:hint="eastAsia"/>
+        </w:rPr>
+        <w:t>那他會怎麼呈現？幫我舉例說明，能實際再對話區作圖更好</w:t>
+      </w:r>
+    </w:p>
+    <w:p/>
+    <w:p>
+      <w:r>
+        <w:rPr>
+          <w:rFonts w:hint="eastAsia"/>
+        </w:rPr>
+        <w:t>==============================</w:t>
+      </w:r>
+    </w:p>
+    <w:p>
+      <w:r>
+        <w:rPr>
+          <w:rFonts w:hint="eastAsia"/>
+        </w:rPr>
+        <w:t>回報一些實際於機密區利用</w:t>
+      </w:r>
+      <w:r>
+        <w:rPr>
+          <w:rFonts w:hint="eastAsia"/>
+        </w:rPr>
+        <w:t>v1150718</w:t>
+      </w:r>
+      <w:r>
+        <w:rPr>
+          <w:rFonts w:hint="eastAsia"/>
+        </w:rPr>
+        <w:t>版本分析真實資料的情況</w:t>
+      </w:r>
+      <w:r>
+        <w:rPr>
+          <w:rFonts w:hint="eastAsia"/>
+        </w:rPr>
+        <w:t>，以及圖片（機敏部分皆已經遮蔽處理，可安心使用）</w:t>
+      </w:r>
+      <w:r>
+        <w:rPr>
+          <w:rFonts w:hint="eastAsia"/>
+        </w:rPr>
+        <w:t>，有些狀況需要修正或新增功能：</w:t>
+      </w:r>
+    </w:p>
+    <w:p>
+      <w:r>
+        <w:rPr>
+          <w:rFonts w:hint="eastAsia"/>
+        </w:rPr>
+        <w:t>*1</w:t>
+      </w:r>
+    </w:p>
+    <w:p>
+      <w:r>
+        <w:rPr>
+          <w:rFonts w:hint="eastAsia"/>
+        </w:rPr>
+        <w:t>軍投案評分排名第一名為</w:t>
+      </w:r>
+      <w:r>
+        <w:rPr>
+          <w:rFonts w:hint="eastAsia"/>
+        </w:rPr>
+        <w:t>29.28</w:t>
+      </w:r>
+      <w:r>
+        <w:rPr>
+          <w:rFonts w:hint="eastAsia"/>
+        </w:rPr>
+        <w:t>分，</w:t>
+      </w:r>
+      <w:proofErr w:type="gramStart"/>
+      <w:r>
+        <w:rPr>
+          <w:rFonts w:hint="eastAsia"/>
+        </w:rPr>
+        <w:t>作維案</w:t>
+      </w:r>
+      <w:proofErr w:type="gramEnd"/>
+      <w:r>
+        <w:rPr>
+          <w:rFonts w:hint="eastAsia"/>
+        </w:rPr>
+        <w:t>評分排名第一名為</w:t>
+      </w:r>
+      <w:r>
+        <w:rPr>
+          <w:rFonts w:hint="eastAsia"/>
+        </w:rPr>
+        <w:t>45.05</w:t>
+      </w:r>
+      <w:r>
+        <w:rPr>
+          <w:rFonts w:hint="eastAsia"/>
+        </w:rPr>
+        <w:t>分，供你參</w:t>
+      </w:r>
+      <w:r>
+        <w:rPr>
+          <w:rFonts w:hint="eastAsia"/>
+        </w:rPr>
+        <w:lastRenderedPageBreak/>
+        <w:t>考</w:t>
+      </w:r>
+      <w:r>
+        <w:rPr>
+          <w:rFonts w:hint="eastAsia"/>
+        </w:rPr>
+        <w:t>，如果因此有任何建議，幫我提出來。</w:t>
+      </w:r>
+    </w:p>
+    <w:p>
+      <w:r>
+        <w:rPr>
+          <w:rFonts w:hint="eastAsia"/>
+        </w:rPr>
+        <w:t>*2</w:t>
+      </w:r>
+    </w:p>
+    <w:p>
+      <w:r>
+        <w:rPr>
+          <w:rFonts w:hint="eastAsia"/>
+        </w:rPr>
+        <w:t>氣泡圖圖例的部分，幫我新增單位「美元」。</w:t>
+      </w:r>
+    </w:p>
+    <w:p>
+      <w:r>
+        <w:rPr>
+          <w:rFonts w:hint="eastAsia"/>
+        </w:rPr>
+        <w:t>*3</w:t>
+      </w:r>
+    </w:p>
+    <w:p>
+      <w:r>
+        <w:rPr>
+          <w:rFonts w:hint="eastAsia"/>
+        </w:rPr>
+        <w:t>參考我上傳的圖片</w:t>
+      </w:r>
+      <w:r>
+        <w:rPr>
+          <w:rFonts w:hint="eastAsia"/>
+        </w:rPr>
+        <w:t>，你會建議更動之前規劃畫圖功能當中「第</w:t>
+      </w:r>
+      <w:r>
+        <w:rPr>
+          <w:rFonts w:hint="eastAsia"/>
+        </w:rPr>
+        <w:t>1</w:t>
+      </w:r>
+      <w:r>
+        <w:rPr>
+          <w:rFonts w:hint="eastAsia"/>
+        </w:rPr>
+        <w:t>步：圖的畫法、架構與意義」的相關設計嗎？</w:t>
+      </w:r>
+    </w:p>
+    <w:p>
+      <w:r>
+        <w:rPr>
+          <w:rFonts w:hint="eastAsia"/>
+        </w:rPr>
+        <w:t>*4</w:t>
+      </w:r>
+    </w:p>
+    <w:p>
+      <w:r>
+        <w:rPr>
+          <w:rFonts w:hint="eastAsia"/>
+        </w:rPr>
+        <w:t>氣泡圖有點太密集了，我想要新增縮放功能</w:t>
+      </w:r>
+      <w:r>
+        <w:rPr>
+          <w:rFonts w:hint="eastAsia"/>
+        </w:rPr>
+        <w:t>，也就是可以針對圖中某一個區塊放大看裡面氣泡分布情形的功能。</w:t>
+      </w:r>
+    </w:p>
+    <w:p>
+      <w:r>
+        <w:rPr>
+          <w:rFonts w:hint="eastAsia"/>
+        </w:rPr>
+        <w:t>*5</w:t>
+      </w:r>
+    </w:p>
+    <w:p>
+      <w:r>
+        <w:rPr>
+          <w:rFonts w:hint="eastAsia"/>
+        </w:rPr>
+        <w:t>在使用「</w:t>
+      </w:r>
+      <w:r>
+        <w:rPr>
+          <w:rFonts w:hint="eastAsia"/>
+        </w:rPr>
+        <w:t>點泡泡在</w:t>
+      </w:r>
+      <w:proofErr w:type="gramStart"/>
+      <w:r>
+        <w:rPr>
+          <w:rFonts w:hint="eastAsia"/>
+        </w:rPr>
+        <w:t>旁邊彈</w:t>
+      </w:r>
+      <w:proofErr w:type="gramEnd"/>
+      <w:r>
+        <w:rPr>
+          <w:rFonts w:hint="eastAsia"/>
+        </w:rPr>
+        <w:t>出小卡</w:t>
+      </w:r>
+      <w:r>
+        <w:rPr>
+          <w:rFonts w:hint="eastAsia"/>
+        </w:rPr>
+        <w:t>」功能時，</w:t>
+      </w:r>
+      <w:r>
+        <w:rPr>
+          <w:rFonts w:hint="eastAsia"/>
+        </w:rPr>
+        <w:t>發現小卡的資訊不能完整顯示出來，靠右的部分欄位會被切掉，參考我上傳的圖片。</w:t>
+      </w:r>
+    </w:p>
+    <w:p>
+      <w:r>
+        <w:rPr>
+          <w:rFonts w:hint="eastAsia"/>
+        </w:rPr>
+        <w:t>*6</w:t>
+      </w:r>
+    </w:p>
+    <w:p>
+      <w:r>
+        <w:rPr>
+          <w:rFonts w:hint="eastAsia"/>
+        </w:rPr>
+        <w:t>泡泡顯示資訊的內容，我想增加這個軍購案的評分排名。</w:t>
+      </w:r>
+    </w:p>
+    <w:p/>
+    <w:p>
+      <w:r>
+        <w:rPr>
+          <w:rFonts w:hint="eastAsia"/>
+        </w:rPr>
+        <w:t>針對我回報的情況，先別動手修正，逐一說明可行性與你的建議。</w:t>
+      </w:r>
+    </w:p>
+    <w:p>
+      <w:r>
+        <w:rPr>
+          <w:rFonts w:hint="eastAsia"/>
+        </w:rPr>
+        <w:t>等我</w:t>
+      </w:r>
+      <w:r>
+        <w:rPr>
+          <w:rFonts w:hint="eastAsia"/>
+        </w:rPr>
+        <w:t>確定修正方向之後，</w:t>
+      </w:r>
+      <w:r>
+        <w:rPr>
+          <w:rFonts w:hint="eastAsia"/>
+        </w:rPr>
+        <w:t>再</w:t>
+      </w:r>
+      <w:r>
+        <w:rPr>
+          <w:rFonts w:hint="eastAsia"/>
+        </w:rPr>
+        <w:t>開始修正</w:t>
+      </w:r>
+      <w:r>
+        <w:rPr>
+          <w:rFonts w:hint="eastAsia"/>
+        </w:rPr>
+        <w:t>。</w:t>
+      </w:r>
+      <w:r>
+        <w:rPr>
+          <w:rFonts w:hint="eastAsia"/>
+        </w:rPr>
+        <w:t>為了避免損壞之前的版本</w:t>
+      </w:r>
+      <w:r>
+        <w:rPr>
+          <w:rFonts w:hint="eastAsia"/>
+        </w:rPr>
+        <w:t>，開始修正後</w:t>
+      </w:r>
+      <w:r>
+        <w:rPr>
+          <w:rFonts w:hint="eastAsia"/>
+        </w:rPr>
+        <w:t>，這次的更動幫我存成新的</w:t>
+      </w:r>
+      <w:r>
+        <w:rPr>
+          <w:rFonts w:hint="eastAsia"/>
+        </w:rPr>
+        <w:t>html</w:t>
+      </w:r>
+      <w:r>
+        <w:rPr>
+          <w:rFonts w:hint="eastAsia"/>
+        </w:rPr>
+        <w:t>檔案「</w:t>
+      </w:r>
+      <w:r>
+        <w:rPr>
+          <w:rFonts w:hint="eastAsia"/>
+        </w:rPr>
+        <w:t>國軍</w:t>
+      </w:r>
+      <w:proofErr w:type="gramStart"/>
+      <w:r>
+        <w:rPr>
+          <w:rFonts w:hint="eastAsia"/>
+        </w:rPr>
+        <w:t>軍</w:t>
+      </w:r>
+      <w:proofErr w:type="gramEnd"/>
+      <w:r>
+        <w:rPr>
+          <w:rFonts w:hint="eastAsia"/>
+        </w:rPr>
+        <w:t>購案分析系統</w:t>
+      </w:r>
+      <w:r>
+        <w:rPr>
+          <w:rFonts w:hint="eastAsia"/>
+        </w:rPr>
+        <w:t>v</w:t>
+      </w:r>
+      <w:r>
+        <w:t>11507</w:t>
+      </w:r>
+      <w:r>
+        <w:rPr>
+          <w:rFonts w:hint="eastAsia"/>
+        </w:rPr>
+        <w:t>19</w:t>
+      </w:r>
+      <w:r>
+        <w:rPr>
+          <w:rFonts w:hint="eastAsia"/>
+        </w:rPr>
+        <w:t>.html</w:t>
+      </w:r>
+      <w:r>
+        <w:rPr>
+          <w:rFonts w:hint="eastAsia"/>
+        </w:rPr>
+        <w:t>」。</w:t>
+      </w:r>
+    </w:p>
+    <w:p>
+      <w:r>
+        <w:rPr>
+          <w:rFonts w:hint="eastAsia"/>
+        </w:rPr>
+        <w:t>以上我的規劃可能有些不完善的地方，為了確保設計的品質，先針對以下</w:t>
+      </w:r>
+      <w:r>
+        <w:rPr>
+          <w:rFonts w:hint="eastAsia"/>
+        </w:rPr>
+        <w:t>6</w:t>
+      </w:r>
+      <w:r>
+        <w:rPr>
+          <w:rFonts w:hint="eastAsia"/>
+        </w:rPr>
+        <w:t>個面向對我提問，或提出其他問題，直到你完全確認我的需求：</w:t>
+      </w:r>
+    </w:p>
+    <w:p>
+      <w:r>
+        <w:rPr>
+          <w:rFonts w:hint="eastAsia"/>
+        </w:rPr>
+        <w:t>1.</w:t>
+      </w:r>
+      <w:r>
+        <w:rPr>
+          <w:rFonts w:hint="eastAsia"/>
+        </w:rPr>
+        <w:t>目標</w:t>
+      </w:r>
+    </w:p>
+    <w:p>
+      <w:r>
+        <w:rPr>
+          <w:rFonts w:hint="eastAsia"/>
+        </w:rPr>
+        <w:t>2.</w:t>
+      </w:r>
+      <w:r>
+        <w:rPr>
+          <w:rFonts w:hint="eastAsia"/>
+        </w:rPr>
+        <w:t>功能模組</w:t>
+      </w:r>
+    </w:p>
+    <w:p>
+      <w:r>
+        <w:rPr>
+          <w:rFonts w:hint="eastAsia"/>
+        </w:rPr>
+        <w:t>3.</w:t>
+      </w:r>
+      <w:r>
+        <w:rPr>
+          <w:rFonts w:hint="eastAsia"/>
+        </w:rPr>
+        <w:t>工具限制</w:t>
+      </w:r>
+    </w:p>
+    <w:p>
+      <w:r>
+        <w:rPr>
+          <w:rFonts w:hint="eastAsia"/>
+        </w:rPr>
+        <w:t>4.</w:t>
+      </w:r>
+      <w:r>
+        <w:rPr>
+          <w:rFonts w:hint="eastAsia"/>
+        </w:rPr>
+        <w:t>資料來源與去向</w:t>
+      </w:r>
+    </w:p>
+    <w:p>
+      <w:r>
+        <w:rPr>
+          <w:rFonts w:hint="eastAsia"/>
+        </w:rPr>
+        <w:t>5.</w:t>
+      </w:r>
+      <w:r>
+        <w:rPr>
+          <w:rFonts w:hint="eastAsia"/>
+        </w:rPr>
+        <w:t>外部依賴</w:t>
+      </w:r>
+    </w:p>
+    <w:p>
+      <w:r>
+        <w:rPr>
+          <w:rFonts w:hint="eastAsia"/>
+        </w:rPr>
+        <w:t>6.</w:t>
+      </w:r>
+      <w:r>
+        <w:rPr>
+          <w:rFonts w:hint="eastAsia"/>
+        </w:rPr>
+        <w:t>驗收標準</w:t>
+      </w:r>
+    </w:p>
+    <w:p/>
+    <w:p>
+      <w:r>
+        <w:rPr>
+          <w:rFonts w:hint="eastAsia"/>
+        </w:rPr>
+        <w:t>==========================</w:t>
+      </w:r>
+    </w:p>
+    <w:p>
+      <w:r>
+        <w:rPr>
+          <w:rFonts w:hint="eastAsia"/>
+        </w:rPr>
+        <w:t>回報一些實際於機密區利用</w:t>
+      </w:r>
+      <w:r>
+        <w:rPr>
+          <w:rFonts w:hint="eastAsia"/>
+        </w:rPr>
+        <w:t>v1150719</w:t>
+      </w:r>
+      <w:r>
+        <w:rPr>
+          <w:rFonts w:hint="eastAsia"/>
+        </w:rPr>
+        <w:t>版本分析真實資料的情況，以及圖片（機敏部分皆已經遮蔽處理，可安心使用），有些狀況需要修正或新增功能：</w:t>
+      </w:r>
+    </w:p>
+    <w:p>
+      <w:r>
+        <w:rPr>
+          <w:rFonts w:hint="eastAsia"/>
+        </w:rPr>
+        <w:t>*1</w:t>
+      </w:r>
+    </w:p>
+    <w:p>
+      <w:r>
+        <w:rPr>
+          <w:rFonts w:hint="eastAsia"/>
+        </w:rPr>
+        <w:t>在繪圖功能當中，目前以「維度」來代表控制點或評分項目（包括</w:t>
+      </w:r>
+      <w:proofErr w:type="spellStart"/>
+      <w:r>
+        <w:rPr>
+          <w:rFonts w:hint="eastAsia"/>
+        </w:rPr>
+        <w:t>x</w:t>
+      </w:r>
+      <w:r>
+        <w:t>,y</w:t>
+      </w:r>
+      <w:proofErr w:type="spellEnd"/>
+      <w:r>
+        <w:rPr>
+          <w:rFonts w:hint="eastAsia"/>
+        </w:rPr>
+        <w:t>軸的說明文字「資金滯留相關維度加總」、小卡內容「命中維度」、「其餘幾個評分維度尚未命中」</w:t>
+      </w:r>
+      <w:r>
+        <w:t>…</w:t>
+      </w:r>
+      <w:r>
+        <w:rPr>
+          <w:rFonts w:hint="eastAsia"/>
+        </w:rPr>
+        <w:t>等等），為了避免其他使用者的疑惑，一律使用「評分項目」的字眼替代。如果分析程式中有其他地方以「維度」來代表控制點或評分項目，幫我</w:t>
+      </w:r>
+      <w:proofErr w:type="gramStart"/>
+      <w:r>
+        <w:rPr>
+          <w:rFonts w:hint="eastAsia"/>
+        </w:rPr>
+        <w:t>一</w:t>
+      </w:r>
+      <w:proofErr w:type="gramEnd"/>
+      <w:r>
+        <w:rPr>
+          <w:rFonts w:hint="eastAsia"/>
+        </w:rPr>
+        <w:t>並進行修正。</w:t>
+      </w:r>
+    </w:p>
+    <w:p>
+      <w:r>
+        <w:rPr>
+          <w:rFonts w:hint="eastAsia"/>
+        </w:rPr>
+        <w:t>*2</w:t>
+      </w:r>
+    </w:p>
+    <w:p>
+      <w:r>
+        <w:rPr>
+          <w:rFonts w:hint="eastAsia"/>
+        </w:rPr>
+        <w:lastRenderedPageBreak/>
+        <w:t>小卡的顯示仍有問題，參考我上傳的圖片，發生評分項目名稱超出欄位，與其他欄位重疊顯示的情況，幫我進行修正。</w:t>
+      </w:r>
+    </w:p>
+    <w:p>
+      <w:r>
+        <w:rPr>
+          <w:rFonts w:hint="eastAsia"/>
+        </w:rPr>
+        <w:t>*3</w:t>
+      </w:r>
+    </w:p>
+    <w:p>
+      <w:r>
+        <w:rPr>
+          <w:rFonts w:hint="eastAsia"/>
+        </w:rPr>
+        <w:t>圖的縮放功能</w:t>
+      </w:r>
+      <w:r>
+        <w:rPr>
+          <w:rFonts w:hint="eastAsia"/>
+        </w:rPr>
+        <w:t>目前以「</w:t>
+      </w:r>
+      <w:proofErr w:type="gramStart"/>
+      <w:r>
+        <w:rPr>
+          <w:rFonts w:hint="eastAsia"/>
+        </w:rPr>
+        <w:t>拖框</w:t>
+      </w:r>
+      <w:proofErr w:type="gramEnd"/>
+      <w:r>
+        <w:rPr>
+          <w:rFonts w:hint="eastAsia"/>
+        </w:rPr>
+        <w:t>→自動擴正方形→重繪</w:t>
+      </w:r>
+      <w:r>
+        <w:rPr>
+          <w:rFonts w:hint="eastAsia"/>
+        </w:rPr>
+        <w:t>」的方式，參考我上傳的</w:t>
+      </w:r>
+      <w:r>
+        <w:rPr>
+          <w:rFonts w:hint="eastAsia"/>
+        </w:rPr>
+        <w:t>地圖</w:t>
+      </w:r>
+      <w:r>
+        <w:rPr>
+          <w:rFonts w:hint="eastAsia"/>
+        </w:rPr>
+        <w:t>圖片，是否能以地圖顯示一樣用「</w:t>
+      </w:r>
+      <w:r>
+        <w:rPr>
+          <w:rFonts w:hint="eastAsia"/>
+        </w:rPr>
+        <w:t>+</w:t>
+      </w:r>
+      <w:r>
+        <w:rPr>
+          <w:rFonts w:hint="eastAsia"/>
+        </w:rPr>
+        <w:t>號、</w:t>
+      </w:r>
+      <w:r>
+        <w:rPr>
+          <w:rFonts w:hint="eastAsia"/>
+        </w:rPr>
+        <w:t>-</w:t>
+      </w:r>
+      <w:r>
+        <w:rPr>
+          <w:rFonts w:hint="eastAsia"/>
+        </w:rPr>
+        <w:t>號」的方式</w:t>
+      </w:r>
+      <w:proofErr w:type="gramStart"/>
+      <w:r>
+        <w:rPr>
+          <w:rFonts w:hint="eastAsia"/>
+        </w:rPr>
+        <w:t>操控縮放</w:t>
+      </w:r>
+      <w:proofErr w:type="gramEnd"/>
+      <w:r>
+        <w:rPr>
+          <w:rFonts w:hint="eastAsia"/>
+        </w:rPr>
+        <w:t>幅度，並可以用滑鼠拖曳</w:t>
+      </w:r>
+      <w:proofErr w:type="gramStart"/>
+      <w:r>
+        <w:rPr>
+          <w:rFonts w:hint="eastAsia"/>
+        </w:rPr>
+        <w:t>操控縮放</w:t>
+      </w:r>
+      <w:proofErr w:type="gramEnd"/>
+      <w:r>
+        <w:rPr>
+          <w:rFonts w:hint="eastAsia"/>
+        </w:rPr>
+        <w:t>顯示範圍</w:t>
+      </w:r>
+      <w:r>
+        <w:rPr>
+          <w:rFonts w:hint="eastAsia"/>
+        </w:rPr>
+        <w:t>？另外，</w:t>
+      </w:r>
+      <w:proofErr w:type="gramStart"/>
+      <w:r>
+        <w:rPr>
+          <w:rFonts w:hint="eastAsia"/>
+        </w:rPr>
+        <w:t>於縮放</w:t>
+      </w:r>
+      <w:proofErr w:type="gramEnd"/>
+      <w:r>
+        <w:rPr>
+          <w:rFonts w:hint="eastAsia"/>
+        </w:rPr>
+        <w:t>後，在旁邊顯示「縮放的區域位於全圖的哪</w:t>
+      </w:r>
+      <w:proofErr w:type="gramStart"/>
+      <w:r>
+        <w:rPr>
+          <w:rFonts w:hint="eastAsia"/>
+        </w:rPr>
+        <w:t>個</w:t>
+      </w:r>
+      <w:proofErr w:type="gramEnd"/>
+      <w:r>
+        <w:rPr>
+          <w:rFonts w:hint="eastAsia"/>
+        </w:rPr>
+        <w:t>區塊」的示意圖，讓使用者可以快速了解自己在觀察全圖中的哪</w:t>
+      </w:r>
+      <w:proofErr w:type="gramStart"/>
+      <w:r>
+        <w:rPr>
+          <w:rFonts w:hint="eastAsia"/>
+        </w:rPr>
+        <w:t>個</w:t>
+      </w:r>
+      <w:proofErr w:type="gramEnd"/>
+      <w:r>
+        <w:rPr>
+          <w:rFonts w:hint="eastAsia"/>
+        </w:rPr>
+        <w:t>位置。</w:t>
+      </w:r>
+      <w:r>
+        <w:rPr>
+          <w:rFonts w:hint="eastAsia"/>
+        </w:rPr>
+        <w:t>（參考我上傳圖片的手繪草稿，在縮放圖旁邊放</w:t>
+      </w:r>
+      <w:proofErr w:type="gramStart"/>
+      <w:r>
+        <w:rPr>
+          <w:rFonts w:hint="eastAsia"/>
+        </w:rPr>
+        <w:t>一</w:t>
+      </w:r>
+      <w:proofErr w:type="gramEnd"/>
+      <w:r>
+        <w:rPr>
+          <w:rFonts w:hint="eastAsia"/>
+        </w:rPr>
+        <w:t>張全圖，以方框在全圖上顯示縮放的區域，並以網點的方式遮住除了方框以外的全圖）</w:t>
+      </w:r>
+    </w:p>
+    <w:p>
+      <w:r>
+        <w:rPr>
+          <w:rFonts w:hint="eastAsia"/>
+        </w:rPr>
+        <w:t>如果你不建議以地圖顯示一樣用「</w:t>
+      </w:r>
+      <w:r>
+        <w:rPr>
+          <w:rFonts w:hint="eastAsia"/>
+        </w:rPr>
+        <w:t>+</w:t>
+      </w:r>
+      <w:r>
+        <w:rPr>
+          <w:rFonts w:hint="eastAsia"/>
+        </w:rPr>
+        <w:t>號、</w:t>
+      </w:r>
+      <w:r>
+        <w:rPr>
+          <w:rFonts w:hint="eastAsia"/>
+        </w:rPr>
+        <w:t>-</w:t>
+      </w:r>
+      <w:r>
+        <w:rPr>
+          <w:rFonts w:hint="eastAsia"/>
+        </w:rPr>
+        <w:t>號」的方式</w:t>
+      </w:r>
+      <w:proofErr w:type="gramStart"/>
+      <w:r>
+        <w:rPr>
+          <w:rFonts w:hint="eastAsia"/>
+        </w:rPr>
+        <w:t>操控縮放</w:t>
+      </w:r>
+      <w:proofErr w:type="gramEnd"/>
+      <w:r>
+        <w:rPr>
+          <w:rFonts w:hint="eastAsia"/>
+        </w:rPr>
+        <w:t>功能，那是否至少可以把上述在旁邊顯示「縮放的區域位於全圖的哪</w:t>
+      </w:r>
+      <w:proofErr w:type="gramStart"/>
+      <w:r>
+        <w:rPr>
+          <w:rFonts w:hint="eastAsia"/>
+        </w:rPr>
+        <w:t>個</w:t>
+      </w:r>
+      <w:proofErr w:type="gramEnd"/>
+      <w:r>
+        <w:rPr>
+          <w:rFonts w:hint="eastAsia"/>
+        </w:rPr>
+        <w:t>區塊」的示意圖的功能加入系統中</w:t>
+      </w:r>
+      <w:r>
+        <w:rPr>
+          <w:rFonts w:hint="eastAsia"/>
+        </w:rPr>
+        <w:t>？（參考我上傳圖片的手繪草稿，在縮放圖旁邊放</w:t>
+      </w:r>
+      <w:proofErr w:type="gramStart"/>
+      <w:r>
+        <w:rPr>
+          <w:rFonts w:hint="eastAsia"/>
+        </w:rPr>
+        <w:t>一</w:t>
+      </w:r>
+      <w:proofErr w:type="gramEnd"/>
+      <w:r>
+        <w:rPr>
+          <w:rFonts w:hint="eastAsia"/>
+        </w:rPr>
+        <w:t>張全圖，以方框在全圖上顯示縮放的區域，並以網點的方式遮住除了方框以外的全圖）</w:t>
+      </w:r>
+    </w:p>
+    <w:p/>
+    <w:p>
+      <w:r>
+        <w:rPr>
+          <w:rFonts w:hint="eastAsia"/>
+        </w:rPr>
+        <w:t>針對我回報的情況，先別動手修正，逐一說明可行性與你的建議。</w:t>
+      </w:r>
+    </w:p>
+    <w:p>
+      <w:r>
+        <w:rPr>
+          <w:rFonts w:hint="eastAsia"/>
+        </w:rPr>
+        <w:t>等我確定修正方向之後，再開始修正。為了避免損壞之前的版本，開始修正後，這次的更動幫我存成新的</w:t>
+      </w:r>
+      <w:r>
+        <w:rPr>
+          <w:rFonts w:hint="eastAsia"/>
+        </w:rPr>
+        <w:t>html</w:t>
+      </w:r>
+      <w:r>
+        <w:rPr>
+          <w:rFonts w:hint="eastAsia"/>
+        </w:rPr>
+        <w:t>檔案「</w:t>
+      </w:r>
+      <w:r>
+        <w:rPr>
+          <w:rFonts w:hint="eastAsia"/>
+        </w:rPr>
+        <w:t>國軍</w:t>
+      </w:r>
+      <w:proofErr w:type="gramStart"/>
+      <w:r>
+        <w:rPr>
+          <w:rFonts w:hint="eastAsia"/>
+        </w:rPr>
+        <w:t>軍</w:t>
+      </w:r>
+      <w:proofErr w:type="gramEnd"/>
+      <w:r>
+        <w:rPr>
+          <w:rFonts w:hint="eastAsia"/>
+        </w:rPr>
+        <w:t>購案分析系統</w:t>
+      </w:r>
+      <w:r>
+        <w:rPr>
+          <w:rFonts w:hint="eastAsia"/>
+        </w:rPr>
+        <w:t>v</w:t>
+      </w:r>
+      <w:r>
+        <w:t>11507</w:t>
+      </w:r>
+      <w:r>
+        <w:rPr>
+          <w:rFonts w:hint="eastAsia"/>
+        </w:rPr>
+        <w:t>20</w:t>
+      </w:r>
+      <w:r>
+        <w:rPr>
+          <w:rFonts w:hint="eastAsia"/>
+        </w:rPr>
+        <w:t>.html</w:t>
+      </w:r>
+      <w:r>
+        <w:rPr>
+          <w:rFonts w:hint="eastAsia"/>
+        </w:rPr>
+        <w:t>」。</w:t>
+      </w:r>
+    </w:p>
+    <w:p>
+      <w:r>
+        <w:rPr>
+          <w:rFonts w:hint="eastAsia"/>
+        </w:rPr>
+        <w:t>以上我的規劃可能有些不完善的地方，為了確保設計的品質，先針對以下</w:t>
+      </w:r>
+      <w:r>
+        <w:rPr>
+          <w:rFonts w:hint="eastAsia"/>
+        </w:rPr>
+        <w:t>6</w:t>
+      </w:r>
+      <w:r>
+        <w:rPr>
+          <w:rFonts w:hint="eastAsia"/>
+        </w:rPr>
+        <w:t>個面向對我提問，或提出其他問題，直到你完全確認我的需求：</w:t>
+      </w:r>
+    </w:p>
+    <w:p>
+      <w:r>
+        <w:rPr>
+          <w:rFonts w:hint="eastAsia"/>
+        </w:rPr>
+        <w:t>1.</w:t>
+      </w:r>
+      <w:r>
+        <w:rPr>
+          <w:rFonts w:hint="eastAsia"/>
+        </w:rPr>
+        <w:t>目標</w:t>
+      </w:r>
+    </w:p>
+    <w:p>
+      <w:r>
+        <w:rPr>
+          <w:rFonts w:hint="eastAsia"/>
+        </w:rPr>
+        <w:t>2.</w:t>
+      </w:r>
+      <w:r>
+        <w:rPr>
+          <w:rFonts w:hint="eastAsia"/>
+        </w:rPr>
+        <w:t>功能模組</w:t>
+      </w:r>
+    </w:p>
+    <w:p>
+      <w:r>
+        <w:rPr>
+          <w:rFonts w:hint="eastAsia"/>
+        </w:rPr>
+        <w:t>3.</w:t>
+      </w:r>
+      <w:r>
+        <w:rPr>
+          <w:rFonts w:hint="eastAsia"/>
+        </w:rPr>
+        <w:t>工具限制</w:t>
+      </w:r>
+    </w:p>
+    <w:p>
+      <w:r>
+        <w:rPr>
+          <w:rFonts w:hint="eastAsia"/>
+        </w:rPr>
+        <w:t>4.</w:t>
+      </w:r>
+      <w:r>
+        <w:rPr>
+          <w:rFonts w:hint="eastAsia"/>
+        </w:rPr>
+        <w:t>資料來源與去向</w:t>
+      </w:r>
+    </w:p>
+    <w:p>
+      <w:r>
+        <w:rPr>
+          <w:rFonts w:hint="eastAsia"/>
+        </w:rPr>
+        <w:t>5.</w:t>
+      </w:r>
+      <w:r>
+        <w:rPr>
+          <w:rFonts w:hint="eastAsia"/>
+        </w:rPr>
+        <w:t>外部依賴</w:t>
+      </w:r>
+    </w:p>
+    <w:p>
+      <w:r>
+        <w:rPr>
+          <w:rFonts w:hint="eastAsia"/>
+        </w:rPr>
+        <w:t>6.</w:t>
+      </w:r>
+      <w:r>
+        <w:rPr>
+          <w:rFonts w:hint="eastAsia"/>
+        </w:rPr>
+        <w:t>驗收標準</w:t>
+      </w:r>
+    </w:p>
+    <w:p/>
+    <w:p>
+      <w:r>
+        <w:rPr>
+          <w:rFonts w:hint="eastAsia"/>
+        </w:rPr>
+        <w:t>================================</w:t>
+      </w:r>
+    </w:p>
+    <w:p/>
+    <w:p>
+      <w:r>
+        <w:rPr>
+          <w:rFonts w:hint="eastAsia"/>
+        </w:rPr>
+        <w:t>幫我計算以下章節的字數，以及文件總字數（若是以表格的方式呈現，則表格內的數字不計算）：</w:t>
+      </w:r>
+    </w:p>
+    <w:p>
+      <w:r>
+        <w:rPr>
+          <w:rFonts w:hint="eastAsia"/>
+        </w:rPr>
+        <w:t>緣起</w:t>
+      </w:r>
+    </w:p>
+    <w:p>
+      <w:r>
+        <w:rPr>
+          <w:rFonts w:hint="eastAsia"/>
+        </w:rPr>
+        <w:t>推動過程遭遇挑戰</w:t>
+      </w:r>
+    </w:p>
+    <w:p>
+      <w:r>
+        <w:rPr>
+          <w:rFonts w:hint="eastAsia"/>
+        </w:rPr>
+        <w:t>對應策略</w:t>
+      </w:r>
+    </w:p>
+    <w:p>
+      <w:r>
+        <w:rPr>
+          <w:rFonts w:hint="eastAsia"/>
+        </w:rPr>
+        <w:t>發展現況</w:t>
+      </w:r>
+    </w:p>
+    <w:p>
+      <w:r>
+        <w:rPr>
+          <w:rFonts w:hint="eastAsia"/>
+        </w:rPr>
+        <w:t>審計策進作為</w:t>
+      </w:r>
+    </w:p>
+    <w:p>
+      <w:r>
+        <w:rPr>
+          <w:rFonts w:hint="eastAsia"/>
+        </w:rPr>
+        <w:t>結語</w:t>
+      </w:r>
+    </w:p>
+    <w:p/>
+    <w:p>
+      <w:r>
+        <w:rPr>
+          <w:rFonts w:hint="eastAsia"/>
+        </w:rPr>
+        <w:lastRenderedPageBreak/>
+        <w:t>幫我把這份文件也轉成</w:t>
+      </w:r>
+      <w:r>
+        <w:rPr>
+          <w:rFonts w:hint="eastAsia"/>
+        </w:rPr>
+        <w:t>md</w:t>
+      </w:r>
+      <w:r>
+        <w:rPr>
+          <w:rFonts w:hint="eastAsia"/>
+        </w:rPr>
+        <w:t>檔，並幫我計算以下章節的字數，以及文件總字數（若是以表格的方式呈現，則表格內的數字不計算）：</w:t>
+      </w:r>
+    </w:p>
+    <w:p>
+      <w:r>
+        <w:rPr>
+          <w:rFonts w:hint="eastAsia"/>
+        </w:rPr>
+        <w:t>前言</w:t>
+      </w:r>
+    </w:p>
+    <w:p>
+      <w:r>
+        <w:rPr>
+          <w:rFonts w:hint="eastAsia"/>
+        </w:rPr>
+        <w:t>本條例內容</w:t>
+      </w:r>
+    </w:p>
+    <w:p>
+      <w:r>
+        <w:rPr>
+          <w:rFonts w:hint="eastAsia"/>
+        </w:rPr>
+        <w:t>本部近年查核成果</w:t>
+      </w:r>
+    </w:p>
+    <w:p>
+      <w:r>
+        <w:rPr>
+          <w:rFonts w:hint="eastAsia"/>
+        </w:rPr>
+        <w:t>未來審計精進作為</w:t>
+      </w:r>
+    </w:p>
+    <w:p>
+      <w:r>
+        <w:rPr>
+          <w:rFonts w:hint="eastAsia"/>
+        </w:rPr>
+        <w:t>結語</w:t>
+      </w:r>
+    </w:p>
+    <w:p/>
+    <w:p>
+      <w:r>
+        <w:rPr>
+          <w:rFonts w:hint="eastAsia"/>
+        </w:rPr>
+        <w:t>=========================</w:t>
+      </w:r>
+    </w:p>
+    <w:p>
+      <w:r>
+        <w:rPr>
+          <w:rFonts w:hint="eastAsia"/>
+        </w:rPr>
+        <w:t>我需要在正式會議場合向辦公室的同仁和主管報告這次軍購案分析系統的開發緣起與經過</w:t>
+      </w:r>
+      <w:r>
+        <w:rPr>
+          <w:rFonts w:hint="eastAsia"/>
+        </w:rPr>
+        <w:t>，在報告時，會需要提供書面會議資料。</w:t>
+      </w:r>
+    </w:p>
+    <w:p/>
+    <w:p>
+      <w:r>
+        <w:rPr>
+          <w:rFonts w:hint="eastAsia"/>
+        </w:rPr>
+        <w:t>以下是我這次「軍購案分析系統」書面會議資料的章節安排：</w:t>
+      </w:r>
+    </w:p>
+    <w:p>
+      <w:r>
+        <w:rPr>
+          <w:rFonts w:hint="eastAsia"/>
+        </w:rPr>
+        <w:t>*1</w:t>
+      </w:r>
+      <w:r>
+        <w:rPr>
+          <w:rFonts w:hint="eastAsia"/>
+        </w:rPr>
+        <w:t>：緣起</w:t>
+      </w:r>
+    </w:p>
+    <w:p>
+      <w:r>
+        <w:rPr>
+          <w:rFonts w:hint="eastAsia"/>
+        </w:rPr>
+        <w:t>*2</w:t>
+      </w:r>
+      <w:r>
+        <w:rPr>
+          <w:rFonts w:hint="eastAsia"/>
+        </w:rPr>
+        <w:t>：現況及挑戰</w:t>
+      </w:r>
+    </w:p>
+    <w:p>
+      <w:r>
+        <w:rPr>
+          <w:rFonts w:hint="eastAsia"/>
+        </w:rPr>
+        <w:t>*3</w:t>
+      </w:r>
+      <w:r>
+        <w:rPr>
+          <w:rFonts w:hint="eastAsia"/>
+        </w:rPr>
+        <w:t>：因應對策</w:t>
+      </w:r>
+    </w:p>
+    <w:p>
+      <w:r>
+        <w:rPr>
+          <w:rFonts w:hint="eastAsia"/>
+        </w:rPr>
+        <w:t>*4</w:t>
+      </w:r>
+      <w:r>
+        <w:rPr>
+          <w:rFonts w:hint="eastAsia"/>
+        </w:rPr>
+        <w:t>：結語</w:t>
+      </w:r>
+    </w:p>
+    <w:p/>
+    <w:p/>
+    <w:p>
+      <w:r>
+        <w:rPr>
+          <w:rFonts w:hint="eastAsia"/>
+        </w:rPr>
+        <w:t>「</w:t>
+      </w:r>
+      <w:r>
+        <w:rPr>
+          <w:rFonts w:hint="eastAsia"/>
+        </w:rPr>
+        <w:t>報告會議資料</w:t>
+      </w:r>
+      <w:r>
+        <w:rPr>
+          <w:rFonts w:hint="eastAsia"/>
+        </w:rPr>
+        <w:t>md</w:t>
+      </w:r>
+      <w:r>
+        <w:rPr>
+          <w:rFonts w:hint="eastAsia"/>
+        </w:rPr>
+        <w:t>檔</w:t>
+      </w:r>
+      <w:r>
+        <w:rPr>
+          <w:rFonts w:hint="eastAsia"/>
+        </w:rPr>
+        <w:t>」資料夾當中，「</w:t>
+      </w:r>
+      <w:r>
+        <w:rPr>
+          <w:rFonts w:hint="eastAsia"/>
+        </w:rPr>
+        <w:t>【參考</w:t>
+      </w:r>
+      <w:r>
+        <w:rPr>
+          <w:rFonts w:hint="eastAsia"/>
+        </w:rPr>
+        <w:t>1</w:t>
+      </w:r>
+      <w:r>
+        <w:rPr>
+          <w:rFonts w:hint="eastAsia"/>
+        </w:rPr>
+        <w:t>】非營業特種基金歲計會計資訊</w:t>
+      </w:r>
+      <w:r>
+        <w:rPr>
+          <w:rFonts w:hint="eastAsia"/>
+        </w:rPr>
+        <w:t>(NBA)</w:t>
+      </w:r>
+      <w:r>
+        <w:rPr>
+          <w:rFonts w:hint="eastAsia"/>
+        </w:rPr>
+        <w:t>審核分析系統發展現況及展望</w:t>
+      </w:r>
+      <w:r>
+        <w:rPr>
+          <w:rFonts w:hint="eastAsia"/>
+        </w:rPr>
+        <w:t>.md</w:t>
+      </w:r>
+      <w:r>
+        <w:rPr>
+          <w:rFonts w:hint="eastAsia"/>
+        </w:rPr>
+        <w:t>」以及「</w:t>
+      </w:r>
+      <w:r>
+        <w:rPr>
+          <w:rFonts w:hint="eastAsia"/>
+        </w:rPr>
+        <w:t>【參考</w:t>
+      </w:r>
+      <w:r>
+        <w:rPr>
+          <w:rFonts w:hint="eastAsia"/>
+        </w:rPr>
+        <w:t>2</w:t>
+      </w:r>
+      <w:r>
+        <w:rPr>
+          <w:rFonts w:hint="eastAsia"/>
+        </w:rPr>
+        <w:t>】保衛國家安全及強化不對稱戰力計畫採購特別條例內容及審計作為</w:t>
+      </w:r>
+      <w:r>
+        <w:rPr>
+          <w:rFonts w:hint="eastAsia"/>
+        </w:rPr>
+        <w:t>.md</w:t>
+      </w:r>
+      <w:r>
+        <w:rPr>
+          <w:rFonts w:hint="eastAsia"/>
+        </w:rPr>
+        <w:t>」是其他會議場次的會議資料參考範本，</w:t>
+      </w:r>
+      <w:r>
+        <w:rPr>
+          <w:rFonts w:hint="eastAsia"/>
+        </w:rPr>
+        <w:t>「</w:t>
+      </w:r>
+      <w:r>
+        <w:rPr>
+          <w:rFonts w:hint="eastAsia"/>
+        </w:rPr>
+        <w:t>【發想文件】國軍</w:t>
+      </w:r>
+      <w:proofErr w:type="gramStart"/>
+      <w:r>
+        <w:rPr>
+          <w:rFonts w:hint="eastAsia"/>
+        </w:rPr>
+        <w:t>軍</w:t>
+      </w:r>
+      <w:proofErr w:type="gramEnd"/>
+      <w:r>
+        <w:rPr>
+          <w:rFonts w:hint="eastAsia"/>
+        </w:rPr>
+        <w:t>購案相關數據分析精進作為</w:t>
+      </w:r>
+      <w:r>
+        <w:rPr>
+          <w:rFonts w:hint="eastAsia"/>
+        </w:rPr>
+        <w:t>.md</w:t>
+      </w:r>
+      <w:r>
+        <w:rPr>
+          <w:rFonts w:hint="eastAsia"/>
+        </w:rPr>
+        <w:t>」是我當初向主管提案表示我預計會開發一個軍購管理系統的提案發想資料。</w:t>
+      </w:r>
+    </w:p>
+    <w:p/>
+    <w:p>
+      <w:r>
+        <w:rPr>
+          <w:rFonts w:hint="eastAsia"/>
+        </w:rPr>
+        <w:t>參考「</w:t>
+      </w:r>
+      <w:r>
+        <w:rPr>
+          <w:rFonts w:hint="eastAsia"/>
+        </w:rPr>
+        <w:t>報告會議資料</w:t>
+      </w:r>
+      <w:r>
+        <w:rPr>
+          <w:rFonts w:hint="eastAsia"/>
+        </w:rPr>
+        <w:t>md</w:t>
+      </w:r>
+      <w:r>
+        <w:rPr>
+          <w:rFonts w:hint="eastAsia"/>
+        </w:rPr>
+        <w:t>檔</w:t>
+      </w:r>
+      <w:r>
+        <w:rPr>
+          <w:rFonts w:hint="eastAsia"/>
+        </w:rPr>
+        <w:t>」資料夾當中的資料，先分析其他會議場次的會議資料的寫作</w:t>
+      </w:r>
+      <w:r>
+        <w:rPr>
+          <w:rFonts w:hint="eastAsia"/>
+        </w:rPr>
+        <w:t>方法、規則、習慣、邏輯、語氣，得出一個</w:t>
+      </w:r>
+      <w:r>
+        <w:rPr>
+          <w:rFonts w:hint="eastAsia"/>
+        </w:rPr>
+        <w:t>寫作</w:t>
+      </w:r>
+      <w:r>
+        <w:rPr>
+          <w:rFonts w:hint="eastAsia"/>
+        </w:rPr>
+        <w:t>模式</w:t>
+      </w:r>
+      <w:r>
+        <w:rPr>
+          <w:rFonts w:hint="eastAsia"/>
+        </w:rPr>
+        <w:t>，依此寫作模式，</w:t>
+      </w:r>
+      <w:r>
+        <w:rPr>
+          <w:rFonts w:hint="eastAsia"/>
+        </w:rPr>
+        <w:t>將我這次「軍購案分析系統」的開發緣起、過程、重點，寫成</w:t>
+      </w:r>
+      <w:r>
+        <w:rPr>
+          <w:rFonts w:hint="eastAsia"/>
+        </w:rPr>
+        <w:t>會議資料。</w:t>
+      </w:r>
+    </w:p>
+    <w:p/>
+    <w:p>
+      <w:r>
+        <w:rPr>
+          <w:rFonts w:hint="eastAsia"/>
+        </w:rPr>
+        <w:t>技術性的細節可以簡單帶過，以系統的審核分析精神、理念為主。</w:t>
+      </w:r>
+    </w:p>
+    <w:p>
+      <w:r>
+        <w:rPr>
+          <w:rFonts w:hint="eastAsia"/>
+        </w:rPr>
+        <w:t>全文篇幅在</w:t>
+      </w:r>
+      <w:r>
+        <w:rPr>
+          <w:rFonts w:hint="eastAsia"/>
+        </w:rPr>
+        <w:t>5000~6000</w:t>
+      </w:r>
+      <w:r>
+        <w:rPr>
+          <w:rFonts w:hint="eastAsia"/>
+        </w:rPr>
+        <w:t>字。</w:t>
+      </w:r>
+    </w:p>
+    <w:p>
+      <w:r>
+        <w:rPr>
+          <w:rFonts w:hint="eastAsia"/>
+        </w:rPr>
+        <w:t>產出格式為</w:t>
+      </w:r>
+      <w:r>
+        <w:rPr>
+          <w:rFonts w:hint="eastAsia"/>
+        </w:rPr>
+        <w:t>md</w:t>
+      </w:r>
+      <w:r>
+        <w:rPr>
+          <w:rFonts w:hint="eastAsia"/>
+        </w:rPr>
+        <w:t>檔。</w:t>
+      </w:r>
+    </w:p>
+    <w:p/>
+    <w:p>
+      <w:r>
+        <w:rPr>
+          <w:rFonts w:hint="eastAsia"/>
+        </w:rPr>
+        <w:t>=========================</w:t>
+      </w:r>
+    </w:p>
+    <w:p>
+      <w:r>
+        <w:rPr>
+          <w:rFonts w:hint="eastAsia"/>
+        </w:rPr>
+        <w:t>我已依據你提供的</w:t>
+      </w:r>
+      <w:r>
+        <w:rPr>
+          <w:rFonts w:hint="eastAsia"/>
+        </w:rPr>
+        <w:t>m</w:t>
+      </w:r>
+      <w:r>
+        <w:t>d</w:t>
+      </w:r>
+      <w:r>
+        <w:rPr>
+          <w:rFonts w:hint="eastAsia"/>
+        </w:rPr>
+        <w:t>檔，整理成</w:t>
+      </w:r>
+      <w:r>
+        <w:rPr>
+          <w:rFonts w:hint="eastAsia"/>
+        </w:rPr>
+        <w:t>d</w:t>
+      </w:r>
+      <w:r>
+        <w:t>ocx</w:t>
+      </w:r>
+      <w:r>
+        <w:rPr>
+          <w:rFonts w:hint="eastAsia"/>
+        </w:rPr>
+        <w:t>檔，在「</w:t>
+      </w:r>
+      <w:r>
+        <w:rPr>
+          <w:rFonts w:hint="eastAsia"/>
+        </w:rPr>
+        <w:t>報告會議資料</w:t>
+      </w:r>
+      <w:r>
+        <w:rPr>
+          <w:rFonts w:hint="eastAsia"/>
+        </w:rPr>
+        <w:t>md</w:t>
+      </w:r>
+      <w:r>
+        <w:rPr>
+          <w:rFonts w:hint="eastAsia"/>
+        </w:rPr>
+        <w:t>檔</w:t>
+      </w:r>
+      <w:r>
+        <w:rPr>
+          <w:rFonts w:hint="eastAsia"/>
+        </w:rPr>
+        <w:t>」資料夾中的「</w:t>
+      </w:r>
+      <w:r>
+        <w:rPr>
+          <w:rFonts w:hint="eastAsia"/>
+        </w:rPr>
+        <w:t>國軍</w:t>
+      </w:r>
+      <w:proofErr w:type="gramStart"/>
+      <w:r>
+        <w:rPr>
+          <w:rFonts w:hint="eastAsia"/>
+        </w:rPr>
+        <w:t>軍</w:t>
+      </w:r>
+      <w:proofErr w:type="gramEnd"/>
+      <w:r>
+        <w:rPr>
+          <w:rFonts w:hint="eastAsia"/>
+        </w:rPr>
+        <w:t>購案分析系統之研發歷程與審核應用</w:t>
+      </w:r>
+      <w:r>
+        <w:rPr>
+          <w:rFonts w:hint="eastAsia"/>
+        </w:rPr>
+        <w:t>.docx</w:t>
+      </w:r>
+      <w:r>
+        <w:rPr>
+          <w:rFonts w:hint="eastAsia"/>
+        </w:rPr>
+        <w:t>」，其中有部分調整，供你參考。</w:t>
+      </w:r>
+    </w:p>
+    <w:p>
+      <w:r>
+        <w:rPr>
+          <w:rFonts w:hint="eastAsia"/>
+        </w:rPr>
+        <w:t>不過我現在需要在因應對策與結語</w:t>
+      </w:r>
+      <w:proofErr w:type="gramStart"/>
+      <w:r>
+        <w:rPr>
+          <w:rFonts w:hint="eastAsia"/>
+        </w:rPr>
+        <w:t>中間，</w:t>
+      </w:r>
+      <w:proofErr w:type="gramEnd"/>
+      <w:r>
+        <w:rPr>
+          <w:rFonts w:hint="eastAsia"/>
+        </w:rPr>
+        <w:t>新增「未來精進作為」章節，其中有</w:t>
+      </w:r>
+      <w:r>
+        <w:rPr>
+          <w:rFonts w:hint="eastAsia"/>
+        </w:rPr>
+        <w:lastRenderedPageBreak/>
+        <w:t>2</w:t>
+      </w:r>
+      <w:r>
+        <w:rPr>
+          <w:rFonts w:hint="eastAsia"/>
+        </w:rPr>
+        <w:t>個小標題，分別是：</w:t>
+      </w:r>
+    </w:p>
+    <w:p>
+      <w:r>
+        <w:rPr>
+          <w:rFonts w:hint="eastAsia"/>
+        </w:rPr>
+        <w:t>*</w:t>
+      </w:r>
+      <w:r>
+        <w:rPr>
+          <w:rFonts w:hint="eastAsia"/>
+        </w:rPr>
+        <w:t>1</w:t>
+      </w:r>
+    </w:p>
+    <w:p>
+      <w:r>
+        <w:rPr>
+          <w:rFonts w:hint="eastAsia"/>
+        </w:rPr>
+        <w:t>持續</w:t>
+      </w:r>
+      <w:proofErr w:type="gramStart"/>
+      <w:r>
+        <w:rPr>
+          <w:rFonts w:hint="eastAsia"/>
+        </w:rPr>
+        <w:t>發想可供</w:t>
+      </w:r>
+      <w:proofErr w:type="gramEnd"/>
+      <w:r>
+        <w:rPr>
+          <w:rFonts w:hint="eastAsia"/>
+        </w:rPr>
+        <w:t>勾</w:t>
+      </w:r>
+      <w:proofErr w:type="gramStart"/>
+      <w:r>
+        <w:rPr>
+          <w:rFonts w:hint="eastAsia"/>
+        </w:rPr>
+        <w:t>稽</w:t>
+      </w:r>
+      <w:proofErr w:type="gramEnd"/>
+      <w:r>
+        <w:rPr>
+          <w:rFonts w:hint="eastAsia"/>
+        </w:rPr>
+        <w:t>之資料類型及來源</w:t>
+      </w:r>
+    </w:p>
+    <w:p>
+      <w:r>
+        <w:rPr>
+          <w:rFonts w:hint="eastAsia"/>
+        </w:rPr>
+        <w:t>*2</w:t>
+      </w:r>
+    </w:p>
+    <w:p>
+      <w:r>
+        <w:rPr>
+          <w:rFonts w:hint="eastAsia"/>
+        </w:rPr>
+        <w:t>2.</w:t>
+      </w:r>
+      <w:r>
+        <w:rPr>
+          <w:rFonts w:hint="eastAsia"/>
+        </w:rPr>
+        <w:t>以本系統分析結果為基礎，加強對美軍購審計作為</w:t>
+      </w:r>
+    </w:p>
+    <w:p/>
     <w:p>
       <w:pPr>
         <w:rPr>
@@ -7280,32 +10238,42 @@
         <w:rPr>
           <w:rFonts w:hint="eastAsia"/>
         </w:rPr>
-        <w:t>如果不行，或很麻煩的話，我打算將評分結果匯出機密區（我會先徵得主管同意，並去識別化，例如只以序號代替案件編號之類的），再請其他</w:t>
-      </w:r>
-      <w:r>
-        <w:rPr>
-          <w:rFonts w:hint="eastAsia"/>
-        </w:rPr>
-        <w:t>AI</w:t>
-      </w:r>
-      <w:r>
-        <w:rPr>
-          <w:rFonts w:hint="eastAsia"/>
-        </w:rPr>
-        <w:t>工具協助繪圖。</w:t>
-      </w:r>
-    </w:p>
-    <w:p>
-      <w:pPr>
-        <w:rPr>
-          <w:rFonts w:hint="eastAsia"/>
-        </w:rPr>
-      </w:pPr>
-      <w:r>
-        <w:rPr>
-          <w:rFonts w:hint="eastAsia"/>
-        </w:rPr>
-        <w:t>以上構想，先別動手，幫我做可行性評估，並給我建議。</w:t>
+        <w:t>幫我</w:t>
+      </w:r>
+      <w:proofErr w:type="gramStart"/>
+      <w:r>
+        <w:rPr>
+          <w:rFonts w:hint="eastAsia"/>
+        </w:rPr>
+        <w:t>研</w:t>
+      </w:r>
+      <w:proofErr w:type="gramEnd"/>
+      <w:r>
+        <w:rPr>
+          <w:rFonts w:hint="eastAsia"/>
+        </w:rPr>
+        <w:t>擬這</w:t>
+      </w:r>
+      <w:r>
+        <w:rPr>
+          <w:rFonts w:hint="eastAsia"/>
+        </w:rPr>
+        <w:t>2</w:t>
+      </w:r>
+      <w:r>
+        <w:rPr>
+          <w:rFonts w:hint="eastAsia"/>
+        </w:rPr>
+        <w:t>個小標題的內文，直接在對話中顯示給我看就好，不需要動到</w:t>
+      </w:r>
+      <w:r>
+        <w:t>docx</w:t>
+      </w:r>
+      <w:r>
+        <w:rPr>
+          <w:rFonts w:hint="eastAsia"/>
+        </w:rPr>
+        <w:t>檔。</w:t>
       </w:r>
     </w:p>
     <w:sectPr>
@@ -8112,6 +11080,43 @@
       <w:szCs w:val="20"/>
     </w:rPr>
   </w:style>
+  <w:style w:type="paragraph" w:styleId="ae">
+    <w:name w:val="Note Heading"/>
+    <w:basedOn w:val="a"/>
+    <w:next w:val="a"/>
+    <w:link w:val="af"/>
+    <w:uiPriority w:val="99"/>
+    <w:unhideWhenUsed/>
+    <w:rsid w:val="004E1266"/>
+    <w:pPr>
+      <w:jc w:val="center"/>
+    </w:pPr>
+  </w:style>
+  <w:style w:type="character" w:customStyle="1" w:styleId="af">
+    <w:name w:val="註釋標題 字元"/>
+    <w:basedOn w:val="a0"/>
+    <w:link w:val="ae"/>
+    <w:uiPriority w:val="99"/>
+    <w:rsid w:val="004E1266"/>
+  </w:style>
+  <w:style w:type="paragraph" w:styleId="af0">
+    <w:name w:val="Closing"/>
+    <w:basedOn w:val="a"/>
+    <w:link w:val="af1"/>
+    <w:uiPriority w:val="99"/>
+    <w:unhideWhenUsed/>
+    <w:rsid w:val="004E1266"/>
+    <w:pPr>
+      <w:ind w:leftChars="1800" w:left="100"/>
+    </w:pPr>
+  </w:style>
+  <w:style w:type="character" w:customStyle="1" w:styleId="af1">
+    <w:name w:val="結語 字元"/>
+    <w:basedOn w:val="a0"/>
+    <w:link w:val="af0"/>
+    <w:uiPriority w:val="99"/>
+    <w:rsid w:val="004E1266"/>
+  </w:style>
 </w:styles>
 </file>
 
